--- a/4.质量管理/1.流程制度规范类文件/TXHS-04-08-运维服务验收管理制度.docx
+++ b/4.质量管理/1.流程制度规范类文件/TXHS-04-08-运维服务验收管理制度.docx
@@ -619,8 +619,6 @@
               </w:rPr>
               <w:t>审核时间</w:t>
             </w:r>
-            <w:bookmarkStart w:id="21" w:name="_GoBack"/>
-            <w:bookmarkEnd w:id="21"/>
             <w:r>
               <w:rPr>
                 <w:rFonts w:hint="eastAsia" w:asciiTheme="minorAscii" w:hAnsiTheme="minorAscii" w:eastAsiaTheme="minorEastAsia"/>
@@ -3713,7 +3711,7 @@
           <w:rFonts w:hint="default"/>
           <w:lang w:val="en-US" w:eastAsia="zh-CN"/>
         </w:rPr>
-        <w:t>为规范公司软件运维服务交付成果的确认过程，确保服务满足合同约定、服务级别协议（SLA）及客户要求，明确验收各方的职责、流程与标准，保障服务交付质量，控制服务风险，特制定本制度。</w:t>
+        <w:t>为规范公司运维服务交付成果的确认过程，确保服务满足合同约定、服务级别协议（SLA）及客户要求，明确验收各方的职责、流程与标准，保障服务交付质量，控制服务风险，特制定本制度。</w:t>
       </w:r>
     </w:p>
     <w:p>
@@ -3775,7 +3773,16 @@
           <w:rFonts w:hint="default"/>
           <w:lang w:val="en-US" w:eastAsia="zh-CN"/>
         </w:rPr>
-        <w:t>本制度适用于公司所有软件运维服务项目的阶段性交付验收、合同周期结束验收、新增服务功能上线验收及其他约定的专项服务成果验收。</w:t>
+        <w:t>本制度适用于公司所有</w:t>
+      </w:r>
+      <w:bookmarkStart w:id="21" w:name="_GoBack"/>
+      <w:bookmarkEnd w:id="21"/>
+      <w:r>
+        <w:rPr>
+          <w:rFonts w:hint="default"/>
+          <w:lang w:val="en-US" w:eastAsia="zh-CN"/>
+        </w:rPr>
+        <w:t>运维服务项目的阶段性交付验收、合同周期结束验收、新增服务功能上线验收及其他约定的专项服务成果验收。</w:t>
       </w:r>
     </w:p>
     <w:p>

--- a/4.质量管理/1.流程制度规范类文件/TXHS-04-08-运维服务验收管理制度.docx
+++ b/4.质量管理/1.流程制度规范类文件/TXHS-04-08-运维服务验收管理制度.docx
@@ -1,10 +1,11 @@
 
 <file path=word/document.xml><?xml version="1.0" encoding="utf-8"?>
-<w:document xmlns:wpc="http://schemas.microsoft.com/office/word/2010/wordprocessingCanvas" xmlns:mc="http://schemas.openxmlformats.org/markup-compatibility/2006" xmlns:o="urn:schemas-microsoft-com:office:office" xmlns:r="http://schemas.openxmlformats.org/officeDocument/2006/relationships" xmlns:m="http://schemas.openxmlformats.org/officeDocument/2006/math" xmlns:v="urn:schemas-microsoft-com:vml" xmlns:wp14="http://schemas.microsoft.com/office/word/2010/wordprocessingDrawing" xmlns:wp="http://schemas.openxmlformats.org/drawingml/2006/wordprocessingDrawing" xmlns:w="http://schemas.openxmlformats.org/wordprocessingml/2006/main" xmlns:w14="http://schemas.microsoft.com/office/word/2010/wordml" xmlns:w10="urn:schemas-microsoft-com:office:word" xmlns:w15="http://schemas.microsoft.com/office/word/2012/wordml" xmlns:wpg="http://schemas.microsoft.com/office/word/2010/wordprocessingGroup" xmlns:wpi="http://schemas.microsoft.com/office/word/2010/wordprocessingInk" xmlns:wne="http://schemas.microsoft.com/office/word/2006/wordml" xmlns:wps="http://schemas.microsoft.com/office/word/2010/wordprocessingShape" xmlns:wpsCustomData="http://www.wps.cn/officeDocument/2013/wpsCustomData" mc:Ignorable="w14 w15 wp14">
+<w:document xmlns:wpc="http://schemas.microsoft.com/office/word/2010/wordprocessingCanvas" xmlns:mc="http://schemas.openxmlformats.org/markup-compatibility/2006" xmlns:o="urn:schemas-microsoft-com:office:office" xmlns:r="http://schemas.openxmlformats.org/officeDocument/2006/relationships" xmlns:m="http://schemas.openxmlformats.org/officeDocument/2006/math" xmlns:v="urn:schemas-microsoft-com:vml" xmlns:wp14="http://schemas.microsoft.com/office/word/2010/wordprocessingDrawing" xmlns:wp="http://schemas.openxmlformats.org/drawingml/2006/wordprocessingDrawing" xmlns:w10="urn:schemas-microsoft-com:office:word" xmlns:w="http://schemas.openxmlformats.org/wordprocessingml/2006/main" xmlns:w14="http://schemas.microsoft.com/office/word/2010/wordml" xmlns:w15="http://schemas.microsoft.com/office/word/2012/wordml" xmlns:wne="http://schemas.microsoft.com/office/word/2006/wordml" xmlns:wpg="http://schemas.microsoft.com/office/word/2010/wordprocessingGroup" xmlns:wpi="http://schemas.microsoft.com/office/word/2010/wordprocessingInk" xmlns:wps="http://schemas.microsoft.com/office/word/2010/wordprocessingShape" mc:Ignorable="w14 w15 wp14">
+  <!-- Generated by Aspose.Words for .NET 13.3.0.1 -->
   <w:body>
     <w:p>
       <w:pPr>
-        <w:pStyle w:val="24"/>
+        <w:pStyle w:val="a"/>
         <w:keepNext w:val="0"/>
         <w:keepLines w:val="0"/>
         <w:pageBreakBefore w:val="0"/>
@@ -24,7 +25,7 @@
       <w:bookmarkStart w:id="0" w:name="_Toc26646"/>
       <w:r>
         <w:drawing>
-          <wp:anchor distT="0" distB="0" distL="114300" distR="114300" simplePos="0" relativeHeight="251661312" behindDoc="1" locked="0" layoutInCell="1" allowOverlap="1">
+          <wp:anchor distT="0" distB="0" distL="114300" distR="114300" simplePos="0" relativeHeight="251660288" behindDoc="1" locked="0" layoutInCell="1" allowOverlap="1">
             <wp:simplePos x="0" y="0"/>
             <wp:positionH relativeFrom="column">
               <wp:posOffset>-19050</wp:posOffset>
@@ -49,7 +50,7 @@
                     </pic:cNvPicPr>
                   </pic:nvPicPr>
                   <pic:blipFill>
-                    <a:blip r:embed="rId7"/>
+                    <a:blip xmlns:r="http://schemas.openxmlformats.org/officeDocument/2006/relationships" r:embed="rId4"/>
                     <a:stretch>
                       <a:fillRect/>
                     </a:stretch>
@@ -75,7 +76,7 @@
       </w:r>
       <w:r>
         <w:drawing>
-          <wp:anchor distT="0" distB="0" distL="114300" distR="114300" simplePos="0" relativeHeight="251660288" behindDoc="1" locked="0" layoutInCell="1" allowOverlap="1">
+          <wp:anchor distT="0" distB="0" distL="114300" distR="114300" simplePos="0" relativeHeight="251659264" behindDoc="1" locked="0" layoutInCell="1" allowOverlap="1">
             <wp:simplePos x="0" y="0"/>
             <wp:positionH relativeFrom="column">
               <wp:posOffset>0</wp:posOffset>
@@ -100,7 +101,7 @@
                     </pic:cNvPicPr>
                   </pic:nvPicPr>
                   <pic:blipFill>
-                    <a:blip r:embed="rId8"/>
+                    <a:blip xmlns:r="http://schemas.openxmlformats.org/officeDocument/2006/relationships" r:embed="rId5"/>
                     <a:stretch>
                       <a:fillRect/>
                     </a:stretch>
@@ -130,7 +131,7 @@
           <w:lang w:val="en-US" w:eastAsia="zh-CN"/>
         </w:rPr>
         <w:drawing>
-          <wp:anchor distT="0" distB="0" distL="114300" distR="114300" simplePos="0" relativeHeight="251659264" behindDoc="1" locked="0" layoutInCell="1" allowOverlap="1">
+          <wp:anchor distT="0" distB="0" distL="114300" distR="114300" simplePos="0" relativeHeight="251658240" behindDoc="1" locked="0" layoutInCell="1" allowOverlap="1">
             <wp:simplePos x="0" y="0"/>
             <wp:positionH relativeFrom="column">
               <wp:posOffset>635</wp:posOffset>
@@ -155,7 +156,7 @@
                     </pic:cNvPicPr>
                   </pic:nvPicPr>
                   <pic:blipFill>
-                    <a:blip r:embed="rId9">
+                    <a:blip xmlns:r="http://schemas.openxmlformats.org/officeDocument/2006/relationships" r:embed="rId6">
                       <a:alphaModFix amt="58000"/>
                       <a:lum contrast="-52000"/>
                     </a:blip>
@@ -189,7 +190,7 @@
     </w:p>
     <w:p>
       <w:pPr>
-        <w:pStyle w:val="25"/>
+        <w:pStyle w:val="a0"/>
         <w:keepNext w:val="0"/>
         <w:keepLines w:val="0"/>
         <w:pageBreakBefore w:val="0"/>
@@ -236,11 +237,11 @@
         <w:adjustRightInd w:val="0"/>
         <w:snapToGrid w:val="0"/>
         <w:spacing w:after="624" w:afterLines="200" w:line="219" w:lineRule="auto"/>
-        <w:ind w:left="0" w:leftChars="0" w:right="0" w:rightChars="0" w:firstLine="0" w:firstLineChars="0"/>
+        <w:ind w:left="0" w:right="0" w:firstLine="0" w:leftChars="0" w:rightChars="0" w:firstLineChars="0"/>
         <w:jc w:val="center"/>
         <w:textAlignment w:val="baseline"/>
         <w:rPr>
-          <w:rFonts w:hint="eastAsia" w:ascii="宋体" w:hAnsi="宋体" w:eastAsia="宋体" w:cs="宋体"/>
+          <w:rFonts w:ascii="宋体" w:eastAsia="宋体" w:hAnsi="宋体" w:cs="宋体" w:hint="eastAsia"/>
           <w:sz w:val="24"/>
           <w:szCs w:val="24"/>
           <w:lang w:val="en-US" w:eastAsia="zh-CN"/>
@@ -248,7 +249,7 @@
       </w:pPr>
       <w:r>
         <w:rPr>
-          <w:rFonts w:ascii="宋体" w:hAnsi="宋体" w:eastAsia="宋体" w:cs="宋体"/>
+          <w:rFonts w:ascii="宋体" w:eastAsia="宋体" w:hAnsi="宋体" w:cs="宋体"/>
           <w:b/>
           <w:bCs/>
           <w:spacing w:val="-3"/>
@@ -259,7 +260,7 @@
       </w:r>
       <w:r>
         <w:rPr>
-          <w:rFonts w:hint="eastAsia" w:ascii="宋体" w:hAnsi="宋体" w:eastAsia="宋体" w:cs="宋体"/>
+          <w:rFonts w:ascii="宋体" w:eastAsia="宋体" w:hAnsi="宋体" w:cs="宋体" w:hint="eastAsia"/>
           <w:b/>
           <w:bCs/>
           <w:spacing w:val="-3"/>
@@ -271,7 +272,7 @@
       </w:r>
       <w:r>
         <w:rPr>
-          <w:rFonts w:ascii="宋体" w:hAnsi="宋体" w:eastAsia="宋体" w:cs="宋体"/>
+          <w:rFonts w:ascii="宋体" w:eastAsia="宋体" w:hAnsi="宋体" w:cs="宋体"/>
           <w:b/>
           <w:bCs/>
           <w:spacing w:val="-3"/>
@@ -282,7 +283,7 @@
       </w:r>
       <w:r>
         <w:rPr>
-          <w:rFonts w:hint="eastAsia" w:ascii="宋体" w:hAnsi="宋体" w:cs="宋体"/>
+          <w:rFonts w:ascii="宋体" w:hAnsi="宋体" w:cs="宋体" w:hint="eastAsia"/>
           <w:b/>
           <w:bCs/>
           <w:spacing w:val="-3"/>
@@ -294,7 +295,7 @@
       </w:r>
       <w:r>
         <w:rPr>
-          <w:rFonts w:ascii="宋体" w:hAnsi="宋体" w:eastAsia="宋体" w:cs="宋体"/>
+          <w:rFonts w:ascii="宋体" w:eastAsia="宋体" w:hAnsi="宋体" w:cs="宋体"/>
           <w:b/>
           <w:bCs/>
           <w:spacing w:val="-3"/>
@@ -305,7 +306,7 @@
       </w:r>
       <w:r>
         <w:rPr>
-          <w:rFonts w:hint="eastAsia" w:ascii="宋体" w:hAnsi="宋体" w:cs="宋体"/>
+          <w:rFonts w:ascii="宋体" w:hAnsi="宋体" w:cs="宋体" w:hint="eastAsia"/>
           <w:b/>
           <w:bCs/>
           <w:spacing w:val="-3"/>
@@ -318,18 +319,17 @@
     </w:p>
     <w:tbl>
       <w:tblPr>
-        <w:tblStyle w:val="21"/>
+        <w:tblStyle w:val="TableGrid"/>
         <w:tblW w:w="0" w:type="auto"/>
         <w:jc w:val="center"/>
         <w:tblBorders>
-          <w:top w:val="none" w:color="auto" w:sz="0" w:space="0"/>
-          <w:left w:val="none" w:color="auto" w:sz="0" w:space="0"/>
-          <w:bottom w:val="none" w:color="auto" w:sz="0" w:space="0"/>
-          <w:right w:val="none" w:color="auto" w:sz="0" w:space="0"/>
-          <w:insideH w:val="none" w:color="auto" w:sz="0" w:space="0"/>
-          <w:insideV w:val="none" w:color="auto" w:sz="0" w:space="0"/>
+          <w:top w:val="nil"/>
+          <w:left w:val="nil"/>
+          <w:bottom w:val="nil"/>
+          <w:right w:val="nil"/>
+          <w:insideH w:val="nil"/>
+          <w:insideV w:val="nil"/>
         </w:tblBorders>
-        <w:tblLayout w:type="autofit"/>
         <w:tblCellMar>
           <w:top w:w="0" w:type="dxa"/>
           <w:left w:w="108" w:type="dxa"/>
@@ -343,13 +343,15 @@
       </w:tblGrid>
       <w:tr>
         <w:tblPrEx>
+          <w:tblW w:w="0" w:type="auto"/>
+          <w:jc w:val="center"/>
           <w:tblBorders>
-            <w:top w:val="none" w:color="auto" w:sz="0" w:space="0"/>
-            <w:left w:val="none" w:color="auto" w:sz="0" w:space="0"/>
-            <w:bottom w:val="none" w:color="auto" w:sz="0" w:space="0"/>
-            <w:right w:val="none" w:color="auto" w:sz="0" w:space="0"/>
-            <w:insideH w:val="none" w:color="auto" w:sz="0" w:space="0"/>
-            <w:insideV w:val="none" w:color="auto" w:sz="0" w:space="0"/>
+            <w:top w:val="nil"/>
+            <w:left w:val="nil"/>
+            <w:bottom w:val="nil"/>
+            <w:right w:val="nil"/>
+            <w:insideH w:val="nil"/>
+            <w:insideV w:val="nil"/>
           </w:tblBorders>
           <w:tblCellMar>
             <w:top w:w="0" w:type="dxa"/>
@@ -359,7 +361,7 @@
           </w:tblCellMar>
         </w:tblPrEx>
         <w:trPr>
-          <w:trHeight w:val="810" w:hRule="atLeast"/>
+          <w:trHeight w:val="810"/>
           <w:jc w:val="center"/>
         </w:trPr>
         <w:tc>
@@ -398,7 +400,7 @@
             </w:r>
             <w:r>
               <w:rPr>
-                <w:rFonts w:hint="default" w:asciiTheme="minorAscii" w:hAnsiTheme="minorAscii" w:eastAsiaTheme="minorEastAsia"/>
+                <w:rFonts w:asciiTheme="minorAscii" w:eastAsiaTheme="minorEastAsia" w:hAnsiTheme="minorAscii" w:hint="default"/>
                 <w:spacing w:val="227"/>
                 <w:sz w:val="21"/>
                 <w:vertAlign w:val="baseline"/>
@@ -452,7 +454,7 @@
             </w:r>
             <w:r>
               <w:rPr>
-                <w:rFonts w:hint="eastAsia" w:asciiTheme="minorAscii" w:hAnsiTheme="minorAscii" w:eastAsiaTheme="minorEastAsia"/>
+                <w:rFonts w:asciiTheme="minorAscii" w:eastAsiaTheme="minorEastAsia" w:hAnsiTheme="minorAscii" w:hint="eastAsia"/>
                 <w:spacing w:val="227"/>
                 <w:sz w:val="21"/>
                 <w:vertAlign w:val="baseline"/>
@@ -474,14 +476,8 @@
       </w:tr>
       <w:tr>
         <w:tblPrEx>
-          <w:tblBorders>
-            <w:top w:val="none" w:color="auto" w:sz="0" w:space="0"/>
-            <w:left w:val="none" w:color="auto" w:sz="0" w:space="0"/>
-            <w:bottom w:val="none" w:color="auto" w:sz="0" w:space="0"/>
-            <w:right w:val="none" w:color="auto" w:sz="0" w:space="0"/>
-            <w:insideH w:val="none" w:color="auto" w:sz="0" w:space="0"/>
-            <w:insideV w:val="none" w:color="auto" w:sz="0" w:space="0"/>
-          </w:tblBorders>
+          <w:tblW w:w="0" w:type="auto"/>
+          <w:jc w:val="center"/>
           <w:tblCellMar>
             <w:top w:w="0" w:type="dxa"/>
             <w:left w:w="108" w:type="dxa"/>
@@ -490,7 +486,7 @@
           </w:tblCellMar>
         </w:tblPrEx>
         <w:trPr>
-          <w:trHeight w:val="810" w:hRule="atLeast"/>
+          <w:trHeight w:val="810"/>
           <w:jc w:val="center"/>
         </w:trPr>
         <w:tc>
@@ -515,7 +511,7 @@
               <w:snapToGrid w:val="0"/>
               <w:textAlignment w:val="baseline"/>
               <w:rPr>
-                <w:rFonts w:hint="default" w:ascii="Arial" w:hAnsi="Arial" w:eastAsia="Arial" w:cs="Arial"/>
+                <w:rFonts w:ascii="Arial" w:eastAsia="Arial" w:hAnsi="Arial" w:cs="Arial" w:hint="default"/>
                 <w:snapToGrid w:val="0"/>
                 <w:color w:val="000000"/>
                 <w:kern w:val="0"/>
@@ -547,7 +543,7 @@
             </w:r>
             <w:r>
               <w:rPr>
-                <w:rFonts w:hint="default" w:asciiTheme="minorAscii" w:hAnsiTheme="minorAscii" w:eastAsiaTheme="minorEastAsia"/>
+                <w:rFonts w:asciiTheme="minorAscii" w:eastAsiaTheme="minorEastAsia" w:hAnsiTheme="minorAscii" w:hint="default"/>
                 <w:spacing w:val="227"/>
                 <w:sz w:val="21"/>
                 <w:vertAlign w:val="baseline"/>
@@ -564,18 +560,7 @@
                 <w:vertAlign w:val="baseline"/>
                 <w:lang w:val="en-US" w:eastAsia="zh-CN"/>
               </w:rPr>
-              <w:t>V2.</w:t>
-            </w:r>
-            <w:r>
-              <w:rPr>
-                <w:rFonts w:hint="eastAsia"/>
-                <w:spacing w:val="0"/>
-                <w:kern w:val="0"/>
-                <w:u w:val="single"/>
-                <w:vertAlign w:val="baseline"/>
-                <w:lang w:val="en-US" w:eastAsia="zh-CN"/>
-              </w:rPr>
-              <w:t>0</w:t>
+              <w:t>V1.0</w:t>
             </w:r>
           </w:p>
         </w:tc>
@@ -601,7 +586,7 @@
               <w:snapToGrid w:val="0"/>
               <w:textAlignment w:val="baseline"/>
               <w:rPr>
-                <w:rFonts w:hint="default" w:ascii="Arial" w:hAnsi="Arial" w:eastAsia="Arial" w:cs="Arial"/>
+                <w:rFonts w:ascii="Arial" w:eastAsia="Arial" w:hAnsi="Arial" w:cs="Arial" w:hint="default"/>
                 <w:snapToGrid w:val="0"/>
                 <w:color w:val="000000"/>
                 <w:kern w:val="0"/>
@@ -621,7 +606,7 @@
             </w:r>
             <w:r>
               <w:rPr>
-                <w:rFonts w:hint="eastAsia" w:asciiTheme="minorAscii" w:hAnsiTheme="minorAscii" w:eastAsiaTheme="minorEastAsia"/>
+                <w:rFonts w:asciiTheme="minorAscii" w:eastAsiaTheme="minorEastAsia" w:hAnsiTheme="minorAscii" w:hint="eastAsia"/>
                 <w:spacing w:val="227"/>
                 <w:sz w:val="21"/>
                 <w:vertAlign w:val="baseline"/>
@@ -643,14 +628,8 @@
       </w:tr>
       <w:tr>
         <w:tblPrEx>
-          <w:tblBorders>
-            <w:top w:val="none" w:color="auto" w:sz="0" w:space="0"/>
-            <w:left w:val="none" w:color="auto" w:sz="0" w:space="0"/>
-            <w:bottom w:val="none" w:color="auto" w:sz="0" w:space="0"/>
-            <w:right w:val="none" w:color="auto" w:sz="0" w:space="0"/>
-            <w:insideH w:val="none" w:color="auto" w:sz="0" w:space="0"/>
-            <w:insideV w:val="none" w:color="auto" w:sz="0" w:space="0"/>
-          </w:tblBorders>
+          <w:tblW w:w="0" w:type="auto"/>
+          <w:jc w:val="center"/>
           <w:tblCellMar>
             <w:top w:w="0" w:type="dxa"/>
             <w:left w:w="108" w:type="dxa"/>
@@ -659,7 +638,7 @@
           </w:tblCellMar>
         </w:tblPrEx>
         <w:trPr>
-          <w:trHeight w:val="635" w:hRule="atLeast"/>
+          <w:trHeight w:val="635"/>
           <w:jc w:val="center"/>
         </w:trPr>
         <w:tc>
@@ -710,7 +689,7 @@
             </w:r>
             <w:r>
               <w:rPr>
-                <w:rFonts w:hint="eastAsia" w:asciiTheme="minorAscii" w:hAnsiTheme="minorAscii" w:eastAsiaTheme="minorEastAsia"/>
+                <w:rFonts w:asciiTheme="minorAscii" w:eastAsiaTheme="minorEastAsia" w:hAnsiTheme="minorAscii" w:hint="eastAsia"/>
                 <w:spacing w:val="227"/>
                 <w:sz w:val="21"/>
                 <w:vertAlign w:val="baseline"/>
@@ -764,7 +743,7 @@
             </w:r>
             <w:r>
               <w:rPr>
-                <w:rFonts w:hint="eastAsia" w:asciiTheme="minorAscii" w:hAnsiTheme="minorAscii" w:eastAsiaTheme="minorEastAsia"/>
+                <w:rFonts w:asciiTheme="minorAscii" w:eastAsiaTheme="minorEastAsia" w:hAnsiTheme="minorAscii" w:hint="eastAsia"/>
                 <w:spacing w:val="227"/>
                 <w:sz w:val="21"/>
                 <w:vertAlign w:val="baseline"/>
@@ -825,14 +804,14 @@
         <w:ind w:left="3634"/>
         <w:textAlignment w:val="baseline"/>
         <w:rPr>
-          <w:rFonts w:ascii="宋体" w:hAnsi="宋体" w:eastAsia="宋体" w:cs="宋体"/>
+          <w:rFonts w:ascii="宋体" w:eastAsia="宋体" w:hAnsi="宋体" w:cs="宋体"/>
           <w:sz w:val="31"/>
           <w:szCs w:val="31"/>
         </w:rPr>
       </w:pPr>
       <w:r>
         <w:rPr>
-          <w:rFonts w:ascii="宋体" w:hAnsi="宋体" w:eastAsia="宋体" w:cs="宋体"/>
+          <w:rFonts w:ascii="宋体" w:eastAsia="宋体" w:hAnsi="宋体" w:cs="宋体"/>
           <w:b/>
           <w:bCs/>
           <w:spacing w:val="4"/>
@@ -844,16 +823,16 @@
     </w:p>
     <w:tbl>
       <w:tblPr>
-        <w:tblStyle w:val="26"/>
+        <w:tblStyle w:val="TableNormal0"/>
         <w:tblW w:w="8214" w:type="dxa"/>
         <w:jc w:val="center"/>
         <w:tblBorders>
-          <w:top w:val="single" w:color="000000" w:sz="2" w:space="0"/>
-          <w:left w:val="single" w:color="000000" w:sz="2" w:space="0"/>
-          <w:bottom w:val="single" w:color="000000" w:sz="2" w:space="0"/>
-          <w:right w:val="single" w:color="000000" w:sz="2" w:space="0"/>
-          <w:insideH w:val="single" w:color="000000" w:sz="2" w:space="0"/>
-          <w:insideV w:val="single" w:color="000000" w:sz="2" w:space="0"/>
+          <w:top w:val="single" w:sz="2" w:space="0" w:color="000000"/>
+          <w:left w:val="single" w:sz="2" w:space="0" w:color="000000"/>
+          <w:bottom w:val="single" w:sz="2" w:space="0" w:color="000000"/>
+          <w:right w:val="single" w:sz="2" w:space="0" w:color="000000"/>
+          <w:insideH w:val="single" w:sz="2" w:space="0" w:color="000000"/>
+          <w:insideV w:val="single" w:sz="2" w:space="0" w:color="000000"/>
         </w:tblBorders>
         <w:tblLayout w:type="fixed"/>
         <w:tblCellMar>
@@ -873,14 +852,17 @@
       </w:tblGrid>
       <w:tr>
         <w:tblPrEx>
+          <w:tblW w:w="8214" w:type="dxa"/>
+          <w:jc w:val="center"/>
           <w:tblBorders>
-            <w:top w:val="single" w:color="000000" w:sz="2" w:space="0"/>
-            <w:left w:val="single" w:color="000000" w:sz="2" w:space="0"/>
-            <w:bottom w:val="single" w:color="000000" w:sz="2" w:space="0"/>
-            <w:right w:val="single" w:color="000000" w:sz="2" w:space="0"/>
-            <w:insideH w:val="single" w:color="000000" w:sz="2" w:space="0"/>
-            <w:insideV w:val="single" w:color="000000" w:sz="2" w:space="0"/>
+            <w:top w:val="single" w:sz="2" w:space="0" w:color="000000"/>
+            <w:left w:val="single" w:sz="2" w:space="0" w:color="000000"/>
+            <w:bottom w:val="single" w:sz="2" w:space="0" w:color="000000"/>
+            <w:right w:val="single" w:sz="2" w:space="0" w:color="000000"/>
+            <w:insideH w:val="single" w:sz="2" w:space="0" w:color="000000"/>
+            <w:insideV w:val="single" w:sz="2" w:space="0" w:color="000000"/>
           </w:tblBorders>
+          <w:tblLayout w:type="fixed"/>
           <w:tblCellMar>
             <w:top w:w="0" w:type="dxa"/>
             <w:left w:w="0" w:type="dxa"/>
@@ -889,7 +871,7 @@
           </w:tblCellMar>
         </w:tblPrEx>
         <w:trPr>
-          <w:trHeight w:val="593" w:hRule="atLeast"/>
+          <w:trHeight w:val="593"/>
           <w:jc w:val="center"/>
         </w:trPr>
         <w:tc>
@@ -912,18 +894,18 @@
               <w:adjustRightInd w:val="0"/>
               <w:snapToGrid w:val="0"/>
               <w:spacing w:before="176" w:line="228" w:lineRule="auto"/>
-              <w:ind w:left="0" w:leftChars="0" w:right="0" w:rightChars="0" w:firstLine="0" w:firstLineChars="0"/>
+              <w:ind w:left="0" w:right="0" w:firstLine="0" w:leftChars="0" w:rightChars="0" w:firstLineChars="0"/>
               <w:jc w:val="center"/>
               <w:textAlignment w:val="baseline"/>
               <w:rPr>
-                <w:rFonts w:ascii="宋体" w:hAnsi="宋体" w:eastAsia="宋体" w:cs="宋体"/>
+                <w:rFonts w:ascii="宋体" w:eastAsia="宋体" w:hAnsi="宋体" w:cs="宋体"/>
                 <w:sz w:val="20"/>
                 <w:szCs w:val="20"/>
               </w:rPr>
             </w:pPr>
             <w:r>
               <w:rPr>
-                <w:rFonts w:hint="eastAsia" w:ascii="宋体" w:hAnsi="宋体" w:cs="宋体"/>
+                <w:rFonts w:ascii="宋体" w:hAnsi="宋体" w:cs="宋体" w:hint="eastAsia"/>
                 <w:spacing w:val="-14"/>
                 <w:sz w:val="20"/>
                 <w:szCs w:val="20"/>
@@ -933,7 +915,7 @@
             </w:r>
             <w:r>
               <w:rPr>
-                <w:rFonts w:ascii="宋体" w:hAnsi="宋体" w:eastAsia="宋体" w:cs="宋体"/>
+                <w:rFonts w:ascii="宋体" w:eastAsia="宋体" w:hAnsi="宋体" w:cs="宋体"/>
                 <w:spacing w:val="-14"/>
                 <w:sz w:val="20"/>
                 <w:szCs w:val="20"/>
@@ -962,18 +944,18 @@
               <w:adjustRightInd w:val="0"/>
               <w:snapToGrid w:val="0"/>
               <w:spacing w:before="175" w:line="227" w:lineRule="auto"/>
-              <w:ind w:left="0" w:leftChars="0" w:right="0" w:rightChars="0" w:firstLine="0" w:firstLineChars="0"/>
+              <w:ind w:left="0" w:right="0" w:firstLine="0" w:leftChars="0" w:rightChars="0" w:firstLineChars="0"/>
               <w:jc w:val="center"/>
               <w:textAlignment w:val="baseline"/>
               <w:rPr>
-                <w:rFonts w:ascii="宋体" w:hAnsi="宋体" w:eastAsia="宋体" w:cs="宋体"/>
+                <w:rFonts w:ascii="宋体" w:eastAsia="宋体" w:hAnsi="宋体" w:cs="宋体"/>
                 <w:sz w:val="20"/>
                 <w:szCs w:val="20"/>
               </w:rPr>
             </w:pPr>
             <w:r>
               <w:rPr>
-                <w:rFonts w:ascii="宋体" w:hAnsi="宋体" w:eastAsia="宋体" w:cs="宋体"/>
+                <w:rFonts w:ascii="宋体" w:eastAsia="宋体" w:hAnsi="宋体" w:cs="宋体"/>
                 <w:spacing w:val="4"/>
                 <w:sz w:val="20"/>
                 <w:szCs w:val="20"/>
@@ -1002,18 +984,18 @@
               <w:adjustRightInd w:val="0"/>
               <w:snapToGrid w:val="0"/>
               <w:spacing w:before="175" w:line="228" w:lineRule="auto"/>
-              <w:ind w:left="0" w:leftChars="0" w:right="0" w:rightChars="0" w:firstLine="0" w:firstLineChars="0"/>
+              <w:ind w:left="0" w:right="0" w:firstLine="0" w:leftChars="0" w:rightChars="0" w:firstLineChars="0"/>
               <w:jc w:val="center"/>
               <w:textAlignment w:val="baseline"/>
               <w:rPr>
-                <w:rFonts w:ascii="宋体" w:hAnsi="宋体" w:eastAsia="宋体" w:cs="宋体"/>
+                <w:rFonts w:ascii="宋体" w:eastAsia="宋体" w:hAnsi="宋体" w:cs="宋体"/>
                 <w:sz w:val="20"/>
                 <w:szCs w:val="20"/>
               </w:rPr>
             </w:pPr>
             <w:r>
               <w:rPr>
-                <w:rFonts w:ascii="宋体" w:hAnsi="宋体" w:eastAsia="宋体" w:cs="宋体"/>
+                <w:rFonts w:ascii="宋体" w:eastAsia="宋体" w:hAnsi="宋体" w:cs="宋体"/>
                 <w:spacing w:val="7"/>
                 <w:sz w:val="20"/>
                 <w:szCs w:val="20"/>
@@ -1042,11 +1024,11 @@
               <w:adjustRightInd w:val="0"/>
               <w:snapToGrid w:val="0"/>
               <w:spacing w:before="175" w:line="228" w:lineRule="auto"/>
-              <w:ind w:left="0" w:leftChars="0" w:right="0" w:rightChars="0" w:firstLine="0" w:firstLineChars="0"/>
+              <w:ind w:left="0" w:right="0" w:firstLine="0" w:leftChars="0" w:rightChars="0" w:firstLineChars="0"/>
               <w:jc w:val="center"/>
               <w:textAlignment w:val="baseline"/>
               <w:rPr>
-                <w:rFonts w:hint="eastAsia" w:ascii="宋体" w:hAnsi="宋体" w:eastAsia="宋体" w:cs="宋体"/>
+                <w:rFonts w:ascii="宋体" w:eastAsia="宋体" w:hAnsi="宋体" w:cs="宋体" w:hint="eastAsia"/>
                 <w:spacing w:val="7"/>
                 <w:sz w:val="20"/>
                 <w:szCs w:val="20"/>
@@ -1055,7 +1037,7 @@
             </w:pPr>
             <w:r>
               <w:rPr>
-                <w:rFonts w:hint="eastAsia" w:ascii="宋体" w:hAnsi="宋体" w:cs="宋体"/>
+                <w:rFonts w:ascii="宋体" w:hAnsi="宋体" w:cs="宋体" w:hint="eastAsia"/>
                 <w:spacing w:val="7"/>
                 <w:sz w:val="20"/>
                 <w:szCs w:val="20"/>
@@ -1085,11 +1067,11 @@
               <w:adjustRightInd w:val="0"/>
               <w:snapToGrid w:val="0"/>
               <w:spacing w:before="175" w:line="228" w:lineRule="auto"/>
-              <w:ind w:left="0" w:leftChars="0" w:right="0" w:rightChars="0" w:firstLine="0" w:firstLineChars="0"/>
+              <w:ind w:left="0" w:right="0" w:firstLine="0" w:leftChars="0" w:rightChars="0" w:firstLineChars="0"/>
               <w:jc w:val="center"/>
               <w:textAlignment w:val="baseline"/>
               <w:rPr>
-                <w:rFonts w:hint="default" w:ascii="宋体" w:hAnsi="宋体" w:cs="宋体"/>
+                <w:rFonts w:ascii="宋体" w:hAnsi="宋体" w:cs="宋体" w:hint="default"/>
                 <w:spacing w:val="7"/>
                 <w:sz w:val="20"/>
                 <w:szCs w:val="20"/>
@@ -1098,7 +1080,7 @@
             </w:pPr>
             <w:r>
               <w:rPr>
-                <w:rFonts w:hint="eastAsia" w:ascii="宋体" w:hAnsi="宋体" w:cs="宋体"/>
+                <w:rFonts w:ascii="宋体" w:hAnsi="宋体" w:cs="宋体" w:hint="eastAsia"/>
                 <w:spacing w:val="7"/>
                 <w:sz w:val="20"/>
                 <w:szCs w:val="20"/>
@@ -1128,18 +1110,18 @@
               <w:adjustRightInd w:val="0"/>
               <w:snapToGrid w:val="0"/>
               <w:spacing w:before="176" w:line="229" w:lineRule="auto"/>
-              <w:ind w:left="0" w:leftChars="0" w:right="0" w:rightChars="0" w:firstLine="0" w:firstLineChars="0"/>
+              <w:ind w:left="0" w:right="0" w:firstLine="0" w:leftChars="0" w:rightChars="0" w:firstLineChars="0"/>
               <w:jc w:val="center"/>
               <w:textAlignment w:val="baseline"/>
               <w:rPr>
-                <w:rFonts w:ascii="宋体" w:hAnsi="宋体" w:eastAsia="宋体" w:cs="宋体"/>
+                <w:rFonts w:ascii="宋体" w:eastAsia="宋体" w:hAnsi="宋体" w:cs="宋体"/>
                 <w:sz w:val="20"/>
                 <w:szCs w:val="20"/>
               </w:rPr>
             </w:pPr>
             <w:r>
               <w:rPr>
-                <w:rFonts w:ascii="宋体" w:hAnsi="宋体" w:eastAsia="宋体" w:cs="宋体"/>
+                <w:rFonts w:ascii="宋体" w:eastAsia="宋体" w:hAnsi="宋体" w:cs="宋体"/>
                 <w:spacing w:val="7"/>
                 <w:sz w:val="20"/>
                 <w:szCs w:val="20"/>
@@ -1151,14 +1133,9 @@
       </w:tr>
       <w:tr>
         <w:tblPrEx>
-          <w:tblBorders>
-            <w:top w:val="single" w:color="000000" w:sz="2" w:space="0"/>
-            <w:left w:val="single" w:color="000000" w:sz="2" w:space="0"/>
-            <w:bottom w:val="single" w:color="000000" w:sz="2" w:space="0"/>
-            <w:right w:val="single" w:color="000000" w:sz="2" w:space="0"/>
-            <w:insideH w:val="single" w:color="000000" w:sz="2" w:space="0"/>
-            <w:insideV w:val="single" w:color="000000" w:sz="2" w:space="0"/>
-          </w:tblBorders>
+          <w:tblW w:w="8214" w:type="dxa"/>
+          <w:jc w:val="center"/>
+          <w:tblLayout w:type="fixed"/>
           <w:tblCellMar>
             <w:top w:w="0" w:type="dxa"/>
             <w:left w:w="0" w:type="dxa"/>
@@ -1167,7 +1144,7 @@
           </w:tblCellMar>
         </w:tblPrEx>
         <w:trPr>
-          <w:trHeight w:val="516" w:hRule="atLeast"/>
+          <w:trHeight w:val="516"/>
           <w:jc w:val="center"/>
         </w:trPr>
         <w:tc>
@@ -1191,11 +1168,11 @@
               <w:adjustRightInd w:val="0"/>
               <w:snapToGrid w:val="0"/>
               <w:spacing w:before="173" w:line="267" w:lineRule="exact"/>
-              <w:ind w:left="0" w:leftChars="0" w:right="0" w:rightChars="0" w:firstLine="0" w:firstLineChars="0"/>
+              <w:ind w:left="0" w:right="0" w:firstLine="0" w:leftChars="0" w:rightChars="0" w:firstLineChars="0"/>
               <w:jc w:val="center"/>
               <w:textAlignment w:val="baseline"/>
               <w:rPr>
-                <w:rFonts w:hint="default" w:ascii="宋体" w:hAnsi="宋体" w:eastAsia="宋体" w:cs="宋体"/>
+                <w:rFonts w:ascii="宋体" w:eastAsia="宋体" w:hAnsi="宋体" w:cs="宋体" w:hint="default"/>
                 <w:snapToGrid w:val="0"/>
                 <w:color w:val="000000"/>
                 <w:kern w:val="0"/>
@@ -1206,13 +1183,24 @@
             </w:pPr>
             <w:r>
               <w:rPr>
-                <w:rFonts w:ascii="宋体" w:hAnsi="宋体" w:eastAsia="宋体" w:cs="宋体"/>
+                <w:rFonts w:ascii="宋体" w:eastAsia="宋体" w:hAnsi="宋体" w:cs="宋体"/>
                 <w:spacing w:val="3"/>
                 <w:position w:val="1"/>
                 <w:sz w:val="20"/>
                 <w:szCs w:val="20"/>
               </w:rPr>
-              <w:t>2022.06.20</w:t>
+              <w:t>2025.01.</w:t>
+            </w:r>
+            <w:r>
+              <w:rPr>
+                <w:rFonts w:ascii="宋体" w:hAnsi="宋体" w:cs="宋体" w:hint="eastAsia"/>
+                <w:spacing w:val="3"/>
+                <w:position w:val="1"/>
+                <w:sz w:val="20"/>
+                <w:szCs w:val="20"/>
+                <w:lang w:val="en-US" w:eastAsia="zh-CN"/>
+              </w:rPr>
+              <w:t>10</w:t>
             </w:r>
           </w:p>
         </w:tc>
@@ -1237,11 +1225,11 @@
               <w:adjustRightInd w:val="0"/>
               <w:snapToGrid w:val="0"/>
               <w:spacing w:before="173" w:line="267" w:lineRule="exact"/>
-              <w:ind w:left="0" w:leftChars="0" w:right="0" w:rightChars="0" w:firstLine="0" w:firstLineChars="0"/>
+              <w:ind w:left="0" w:right="0" w:firstLine="0" w:leftChars="0" w:rightChars="0" w:firstLineChars="0"/>
               <w:jc w:val="center"/>
               <w:textAlignment w:val="baseline"/>
               <w:rPr>
-                <w:rFonts w:ascii="宋体" w:hAnsi="宋体" w:eastAsia="宋体" w:cs="宋体"/>
+                <w:rFonts w:ascii="宋体" w:eastAsia="宋体" w:hAnsi="宋体" w:cs="宋体"/>
                 <w:snapToGrid w:val="0"/>
                 <w:color w:val="000000"/>
                 <w:kern w:val="0"/>
@@ -1252,7 +1240,7 @@
             </w:pPr>
             <w:r>
               <w:rPr>
-                <w:rFonts w:ascii="宋体" w:hAnsi="宋体" w:eastAsia="宋体" w:cs="宋体"/>
+                <w:rFonts w:ascii="宋体" w:eastAsia="宋体" w:hAnsi="宋体" w:cs="宋体"/>
                 <w:spacing w:val="4"/>
                 <w:position w:val="1"/>
                 <w:sz w:val="20"/>
@@ -1283,11 +1271,11 @@
               <w:adjustRightInd w:val="0"/>
               <w:snapToGrid w:val="0"/>
               <w:spacing w:before="172" w:line="228" w:lineRule="auto"/>
-              <w:ind w:left="0" w:leftChars="0" w:right="0" w:rightChars="0" w:firstLine="0" w:firstLineChars="0"/>
+              <w:ind w:left="0" w:right="0" w:firstLine="0" w:leftChars="0" w:rightChars="0" w:firstLineChars="0"/>
               <w:jc w:val="center"/>
               <w:textAlignment w:val="baseline"/>
               <w:rPr>
-                <w:rFonts w:ascii="宋体" w:hAnsi="宋体" w:eastAsia="宋体" w:cs="宋体"/>
+                <w:rFonts w:ascii="宋体" w:eastAsia="宋体" w:hAnsi="宋体" w:cs="宋体"/>
                 <w:snapToGrid w:val="0"/>
                 <w:color w:val="000000"/>
                 <w:kern w:val="0"/>
@@ -1298,7 +1286,7 @@
             </w:pPr>
             <w:r>
               <w:rPr>
-                <w:rFonts w:ascii="宋体" w:hAnsi="宋体" w:eastAsia="宋体" w:cs="宋体"/>
+                <w:rFonts w:ascii="宋体" w:eastAsia="宋体" w:hAnsi="宋体" w:cs="宋体"/>
                 <w:spacing w:val="200"/>
                 <w:kern w:val="0"/>
                 <w:sz w:val="20"/>
@@ -1308,7 +1296,7 @@
             </w:r>
             <w:r>
               <w:rPr>
-                <w:rFonts w:ascii="宋体" w:hAnsi="宋体" w:eastAsia="宋体" w:cs="宋体"/>
+                <w:rFonts w:ascii="宋体" w:eastAsia="宋体" w:hAnsi="宋体" w:cs="宋体"/>
                 <w:spacing w:val="0"/>
                 <w:kern w:val="0"/>
                 <w:sz w:val="20"/>
@@ -1339,11 +1327,11 @@
               <w:adjustRightInd w:val="0"/>
               <w:snapToGrid w:val="0"/>
               <w:spacing w:before="173" w:line="229" w:lineRule="auto"/>
-              <w:ind w:left="0" w:leftChars="0" w:right="0" w:rightChars="0" w:firstLine="0" w:firstLineChars="0"/>
+              <w:ind w:left="0" w:right="0" w:firstLine="0" w:leftChars="0" w:rightChars="0" w:firstLineChars="0"/>
               <w:jc w:val="center"/>
               <w:textAlignment w:val="baseline"/>
               <w:rPr>
-                <w:rFonts w:ascii="宋体" w:hAnsi="宋体" w:eastAsia="宋体" w:cs="宋体"/>
+                <w:rFonts w:ascii="宋体" w:eastAsia="宋体" w:hAnsi="宋体" w:cs="宋体"/>
                 <w:snapToGrid w:val="0"/>
                 <w:color w:val="000000"/>
                 <w:spacing w:val="200"/>
@@ -1355,14 +1343,14 @@
             </w:pPr>
             <w:r>
               <w:rPr>
-                <w:rFonts w:hint="eastAsia" w:asciiTheme="minorAscii" w:hAnsiTheme="minorAscii" w:eastAsiaTheme="minorEastAsia"/>
+                <w:rFonts w:asciiTheme="minorAscii" w:eastAsiaTheme="minorEastAsia" w:hAnsiTheme="minorAscii" w:hint="eastAsia"/>
                 <w:spacing w:val="0"/>
                 <w:kern w:val="0"/>
                 <w:sz w:val="21"/>
                 <w:vertAlign w:val="baseline"/>
                 <w:lang w:val="en-US" w:eastAsia="zh-CN"/>
               </w:rPr>
-              <w:t>沈坚</w:t>
+              <w:t>李伟</w:t>
             </w:r>
           </w:p>
         </w:tc>
@@ -1387,11 +1375,11 @@
               <w:adjustRightInd w:val="0"/>
               <w:snapToGrid w:val="0"/>
               <w:spacing w:before="172" w:line="228" w:lineRule="auto"/>
-              <w:ind w:left="0" w:leftChars="0" w:right="0" w:rightChars="0" w:firstLine="0" w:firstLineChars="0"/>
+              <w:ind w:left="0" w:right="0" w:firstLine="0" w:leftChars="0" w:rightChars="0" w:firstLineChars="0"/>
               <w:jc w:val="center"/>
               <w:textAlignment w:val="baseline"/>
               <w:rPr>
-                <w:rFonts w:ascii="宋体" w:hAnsi="宋体" w:eastAsia="宋体" w:cs="宋体"/>
+                <w:rFonts w:ascii="宋体" w:eastAsia="宋体" w:hAnsi="宋体" w:cs="宋体"/>
                 <w:snapToGrid w:val="0"/>
                 <w:color w:val="000000"/>
                 <w:spacing w:val="200"/>
@@ -1403,14 +1391,14 @@
             </w:pPr>
             <w:r>
               <w:rPr>
-                <w:rFonts w:hint="eastAsia" w:asciiTheme="minorAscii" w:hAnsiTheme="minorAscii" w:eastAsiaTheme="minorEastAsia"/>
+                <w:rFonts w:asciiTheme="minorAscii" w:eastAsiaTheme="minorEastAsia" w:hAnsiTheme="minorAscii" w:hint="eastAsia"/>
                 <w:spacing w:val="0"/>
                 <w:kern w:val="0"/>
                 <w:sz w:val="21"/>
                 <w:vertAlign w:val="baseline"/>
                 <w:lang w:val="en-US" w:eastAsia="zh-CN"/>
               </w:rPr>
-              <w:t>茅建根</w:t>
+              <w:t>陈凯</w:t>
             </w:r>
           </w:p>
         </w:tc>
@@ -1435,11 +1423,11 @@
               <w:adjustRightInd w:val="0"/>
               <w:snapToGrid w:val="0"/>
               <w:spacing w:before="173" w:line="229" w:lineRule="auto"/>
-              <w:ind w:left="0" w:leftChars="0" w:right="0" w:rightChars="0" w:firstLine="0" w:firstLineChars="0"/>
+              <w:ind w:left="0" w:right="0" w:firstLine="0" w:leftChars="0" w:rightChars="0" w:firstLineChars="0"/>
               <w:jc w:val="center"/>
               <w:textAlignment w:val="baseline"/>
               <w:rPr>
-                <w:rFonts w:ascii="宋体" w:hAnsi="宋体" w:eastAsia="宋体" w:cs="宋体"/>
+                <w:rFonts w:ascii="宋体" w:eastAsia="宋体" w:hAnsi="宋体" w:cs="宋体"/>
                 <w:snapToGrid w:val="0"/>
                 <w:color w:val="000000"/>
                 <w:kern w:val="0"/>
@@ -1450,7 +1438,7 @@
             </w:pPr>
             <w:r>
               <w:rPr>
-                <w:rFonts w:hint="eastAsia" w:asciiTheme="minorAscii" w:hAnsiTheme="minorAscii" w:eastAsiaTheme="minorEastAsia"/>
+                <w:rFonts w:asciiTheme="minorAscii" w:eastAsiaTheme="minorEastAsia" w:hAnsiTheme="minorAscii" w:hint="eastAsia"/>
                 <w:spacing w:val="0"/>
                 <w:kern w:val="0"/>
                 <w:sz w:val="21"/>
@@ -1464,14 +1452,9 @@
       </w:tr>
       <w:tr>
         <w:tblPrEx>
-          <w:tblBorders>
-            <w:top w:val="single" w:color="000000" w:sz="2" w:space="0"/>
-            <w:left w:val="single" w:color="000000" w:sz="2" w:space="0"/>
-            <w:bottom w:val="single" w:color="000000" w:sz="2" w:space="0"/>
-            <w:right w:val="single" w:color="000000" w:sz="2" w:space="0"/>
-            <w:insideH w:val="single" w:color="000000" w:sz="2" w:space="0"/>
-            <w:insideV w:val="single" w:color="000000" w:sz="2" w:space="0"/>
-          </w:tblBorders>
+          <w:tblW w:w="8214" w:type="dxa"/>
+          <w:jc w:val="center"/>
+          <w:tblLayout w:type="fixed"/>
           <w:tblCellMar>
             <w:top w:w="0" w:type="dxa"/>
             <w:left w:w="0" w:type="dxa"/>
@@ -1480,7 +1463,7 @@
           </w:tblCellMar>
         </w:tblPrEx>
         <w:trPr>
-          <w:trHeight w:val="556" w:hRule="atLeast"/>
+          <w:trHeight w:val="556"/>
           <w:jc w:val="center"/>
         </w:trPr>
         <w:tc>
@@ -1504,11 +1487,11 @@
               <w:adjustRightInd w:val="0"/>
               <w:snapToGrid w:val="0"/>
               <w:spacing w:before="173" w:line="267" w:lineRule="exact"/>
-              <w:ind w:left="0" w:leftChars="0" w:right="0" w:rightChars="0" w:firstLine="0" w:firstLineChars="0"/>
+              <w:ind w:left="0" w:right="0" w:firstLine="0" w:leftChars="0" w:rightChars="0" w:firstLineChars="0"/>
               <w:jc w:val="center"/>
               <w:textAlignment w:val="baseline"/>
               <w:rPr>
-                <w:rFonts w:hint="default" w:ascii="宋体" w:hAnsi="宋体" w:eastAsia="宋体" w:cs="宋体"/>
+                <w:rFonts w:ascii="宋体" w:eastAsia="宋体" w:hAnsi="宋体" w:cs="宋体" w:hint="default"/>
                 <w:snapToGrid w:val="0"/>
                 <w:color w:val="000000"/>
                 <w:kern w:val="0"/>
@@ -1517,27 +1500,8 @@
                 <w:lang w:val="en-US" w:eastAsia="en-US" w:bidi="ar-SA"/>
               </w:rPr>
             </w:pPr>
-            <w:r>
-              <w:rPr>
-                <w:rFonts w:ascii="宋体" w:hAnsi="宋体" w:eastAsia="宋体" w:cs="宋体"/>
-                <w:spacing w:val="3"/>
-                <w:position w:val="1"/>
-                <w:sz w:val="20"/>
-                <w:szCs w:val="20"/>
-              </w:rPr>
-              <w:t>2025.01.</w:t>
-            </w:r>
-            <w:r>
-              <w:rPr>
-                <w:rFonts w:hint="eastAsia" w:ascii="宋体" w:hAnsi="宋体" w:cs="宋体"/>
-                <w:spacing w:val="3"/>
-                <w:position w:val="1"/>
-                <w:sz w:val="20"/>
-                <w:szCs w:val="20"/>
-                <w:lang w:val="en-US" w:eastAsia="zh-CN"/>
-              </w:rPr>
-              <w:t>10</w:t>
-            </w:r>
+            <w:bookmarkStart w:id="2" w:name="_GoBack"/>
+            <w:bookmarkEnd w:id="2"/>
           </w:p>
         </w:tc>
         <w:tc>
@@ -1561,11 +1525,11 @@
               <w:adjustRightInd w:val="0"/>
               <w:snapToGrid w:val="0"/>
               <w:spacing w:before="173" w:line="267" w:lineRule="exact"/>
-              <w:ind w:left="0" w:leftChars="0" w:right="0" w:rightChars="0" w:firstLine="0" w:firstLineChars="0"/>
+              <w:ind w:left="0" w:right="0" w:firstLine="0" w:leftChars="0" w:rightChars="0" w:firstLineChars="0"/>
               <w:jc w:val="center"/>
               <w:textAlignment w:val="baseline"/>
               <w:rPr>
-                <w:rFonts w:ascii="宋体" w:hAnsi="宋体" w:eastAsia="宋体" w:cs="宋体"/>
+                <w:rFonts w:ascii="宋体" w:eastAsia="宋体" w:hAnsi="宋体" w:cs="宋体"/>
                 <w:snapToGrid w:val="0"/>
                 <w:color w:val="000000"/>
                 <w:kern w:val="0"/>
@@ -1574,37 +1538,6 @@
                 <w:lang w:val="en-US" w:eastAsia="en-US" w:bidi="ar-SA"/>
               </w:rPr>
             </w:pPr>
-            <w:r>
-              <w:rPr>
-                <w:rFonts w:ascii="宋体" w:hAnsi="宋体" w:eastAsia="宋体" w:cs="宋体"/>
-                <w:spacing w:val="4"/>
-                <w:position w:val="1"/>
-                <w:sz w:val="20"/>
-                <w:szCs w:val="20"/>
-              </w:rPr>
-              <w:t>V</w:t>
-            </w:r>
-            <w:r>
-              <w:rPr>
-                <w:rFonts w:hint="eastAsia" w:ascii="宋体" w:hAnsi="宋体" w:cs="宋体"/>
-                <w:spacing w:val="4"/>
-                <w:position w:val="1"/>
-                <w:sz w:val="20"/>
-                <w:szCs w:val="20"/>
-                <w:lang w:val="en-US" w:eastAsia="zh-CN"/>
-              </w:rPr>
-              <w:t>2</w:t>
-            </w:r>
-            <w:r>
-              <w:rPr>
-                <w:rFonts w:ascii="宋体" w:hAnsi="宋体" w:eastAsia="宋体" w:cs="宋体"/>
-                <w:spacing w:val="4"/>
-                <w:position w:val="1"/>
-                <w:sz w:val="20"/>
-                <w:szCs w:val="20"/>
-              </w:rPr>
-              <w:t>.0</w:t>
-            </w:r>
           </w:p>
         </w:tc>
         <w:tc>
@@ -1628,11 +1561,11 @@
               <w:adjustRightInd w:val="0"/>
               <w:snapToGrid w:val="0"/>
               <w:spacing w:before="172" w:line="228" w:lineRule="auto"/>
-              <w:ind w:left="0" w:leftChars="0" w:right="0" w:rightChars="0" w:firstLine="0" w:firstLineChars="0"/>
+              <w:ind w:left="0" w:right="0" w:firstLine="0" w:leftChars="0" w:rightChars="0" w:firstLineChars="0"/>
               <w:jc w:val="center"/>
               <w:textAlignment w:val="baseline"/>
               <w:rPr>
-                <w:rFonts w:hint="default" w:ascii="宋体" w:hAnsi="宋体" w:eastAsia="宋体" w:cs="宋体"/>
+                <w:rFonts w:ascii="宋体" w:eastAsia="宋体" w:hAnsi="宋体" w:cs="宋体" w:hint="default"/>
                 <w:snapToGrid w:val="0"/>
                 <w:color w:val="000000"/>
                 <w:kern w:val="0"/>
@@ -1641,18 +1574,6 @@
                 <w:lang w:val="en-US" w:eastAsia="zh-CN" w:bidi="ar-SA"/>
               </w:rPr>
             </w:pPr>
-            <w:r>
-              <w:rPr>
-                <w:rFonts w:hint="eastAsia" w:ascii="宋体" w:hAnsi="宋体" w:cs="宋体"/>
-                <w:snapToGrid w:val="0"/>
-                <w:color w:val="000000"/>
-                <w:kern w:val="0"/>
-                <w:sz w:val="20"/>
-                <w:szCs w:val="20"/>
-                <w:lang w:val="en-US" w:eastAsia="zh-CN" w:bidi="ar-SA"/>
-              </w:rPr>
-              <w:t>完善验收类型</w:t>
-            </w:r>
           </w:p>
         </w:tc>
         <w:tc>
@@ -1676,11 +1597,11 @@
               <w:adjustRightInd w:val="0"/>
               <w:snapToGrid w:val="0"/>
               <w:spacing w:before="173" w:line="229" w:lineRule="auto"/>
-              <w:ind w:left="0" w:leftChars="0" w:right="0" w:rightChars="0" w:firstLine="0" w:firstLineChars="0"/>
+              <w:ind w:left="0" w:right="0" w:firstLine="0" w:leftChars="0" w:rightChars="0" w:firstLineChars="0"/>
               <w:jc w:val="center"/>
               <w:textAlignment w:val="baseline"/>
               <w:rPr>
-                <w:rFonts w:ascii="宋体" w:hAnsi="宋体" w:eastAsia="宋体" w:cs="宋体"/>
+                <w:rFonts w:ascii="宋体" w:eastAsia="宋体" w:hAnsi="宋体" w:cs="宋体"/>
                 <w:snapToGrid w:val="0"/>
                 <w:color w:val="000000"/>
                 <w:spacing w:val="200"/>
@@ -1690,17 +1611,6 @@
                 <w:lang w:val="en-US" w:eastAsia="en-US" w:bidi="ar-SA"/>
               </w:rPr>
             </w:pPr>
-            <w:r>
-              <w:rPr>
-                <w:rFonts w:hint="eastAsia" w:asciiTheme="minorAscii" w:hAnsiTheme="minorAscii" w:eastAsiaTheme="minorEastAsia"/>
-                <w:spacing w:val="0"/>
-                <w:kern w:val="0"/>
-                <w:sz w:val="21"/>
-                <w:vertAlign w:val="baseline"/>
-                <w:lang w:val="en-US" w:eastAsia="zh-CN"/>
-              </w:rPr>
-              <w:t>沈坚</w:t>
-            </w:r>
           </w:p>
         </w:tc>
         <w:tc>
@@ -1724,11 +1634,11 @@
               <w:adjustRightInd w:val="0"/>
               <w:snapToGrid w:val="0"/>
               <w:spacing w:before="173" w:line="229" w:lineRule="auto"/>
-              <w:ind w:left="0" w:leftChars="0" w:right="0" w:rightChars="0" w:firstLine="0" w:firstLineChars="0"/>
+              <w:ind w:left="0" w:right="0" w:firstLine="0" w:leftChars="0" w:rightChars="0" w:firstLineChars="0"/>
               <w:jc w:val="center"/>
               <w:textAlignment w:val="baseline"/>
               <w:rPr>
-                <w:rFonts w:ascii="宋体" w:hAnsi="宋体" w:eastAsia="宋体" w:cs="宋体"/>
+                <w:rFonts w:ascii="宋体" w:eastAsia="宋体" w:hAnsi="宋体" w:cs="宋体"/>
                 <w:snapToGrid w:val="0"/>
                 <w:color w:val="000000"/>
                 <w:spacing w:val="200"/>
@@ -1738,17 +1648,6 @@
                 <w:lang w:val="en-US" w:eastAsia="en-US" w:bidi="ar-SA"/>
               </w:rPr>
             </w:pPr>
-            <w:r>
-              <w:rPr>
-                <w:rFonts w:hint="eastAsia" w:asciiTheme="minorAscii" w:hAnsiTheme="minorAscii" w:eastAsiaTheme="minorEastAsia"/>
-                <w:spacing w:val="0"/>
-                <w:kern w:val="0"/>
-                <w:sz w:val="21"/>
-                <w:vertAlign w:val="baseline"/>
-                <w:lang w:val="en-US" w:eastAsia="zh-CN"/>
-              </w:rPr>
-              <w:t>茅建根</w:t>
-            </w:r>
           </w:p>
         </w:tc>
         <w:tc>
@@ -1772,11 +1671,11 @@
               <w:adjustRightInd w:val="0"/>
               <w:snapToGrid w:val="0"/>
               <w:spacing w:before="173" w:line="229" w:lineRule="auto"/>
-              <w:ind w:left="0" w:leftChars="0" w:right="0" w:rightChars="0" w:firstLine="0" w:firstLineChars="0"/>
+              <w:ind w:left="0" w:right="0" w:firstLine="0" w:leftChars="0" w:rightChars="0" w:firstLineChars="0"/>
               <w:jc w:val="center"/>
               <w:textAlignment w:val="baseline"/>
               <w:rPr>
-                <w:rFonts w:ascii="宋体" w:hAnsi="宋体" w:eastAsia="宋体" w:cs="宋体"/>
+                <w:rFonts w:ascii="宋体" w:eastAsia="宋体" w:hAnsi="宋体" w:cs="宋体"/>
                 <w:snapToGrid w:val="0"/>
                 <w:color w:val="000000"/>
                 <w:kern w:val="0"/>
@@ -1785,30 +1684,14 @@
                 <w:lang w:val="en-US" w:eastAsia="en-US" w:bidi="ar-SA"/>
               </w:rPr>
             </w:pPr>
-            <w:r>
-              <w:rPr>
-                <w:rFonts w:hint="eastAsia" w:asciiTheme="minorAscii" w:hAnsiTheme="minorAscii" w:eastAsiaTheme="minorEastAsia"/>
-                <w:spacing w:val="0"/>
-                <w:kern w:val="0"/>
-                <w:sz w:val="21"/>
-                <w:vertAlign w:val="baseline"/>
-                <w:lang w:val="en-US" w:eastAsia="zh-CN"/>
-              </w:rPr>
-              <w:t>吴亚红</w:t>
-            </w:r>
           </w:p>
         </w:tc>
       </w:tr>
       <w:tr>
         <w:tblPrEx>
-          <w:tblBorders>
-            <w:top w:val="single" w:color="000000" w:sz="2" w:space="0"/>
-            <w:left w:val="single" w:color="000000" w:sz="2" w:space="0"/>
-            <w:bottom w:val="single" w:color="000000" w:sz="2" w:space="0"/>
-            <w:right w:val="single" w:color="000000" w:sz="2" w:space="0"/>
-            <w:insideH w:val="single" w:color="000000" w:sz="2" w:space="0"/>
-            <w:insideV w:val="single" w:color="000000" w:sz="2" w:space="0"/>
-          </w:tblBorders>
+          <w:tblW w:w="8214" w:type="dxa"/>
+          <w:jc w:val="center"/>
+          <w:tblLayout w:type="fixed"/>
           <w:tblCellMar>
             <w:top w:w="0" w:type="dxa"/>
             <w:left w:w="0" w:type="dxa"/>
@@ -1817,7 +1700,7 @@
           </w:tblCellMar>
         </w:tblPrEx>
         <w:trPr>
-          <w:trHeight w:val="556" w:hRule="atLeast"/>
+          <w:trHeight w:val="556"/>
           <w:jc w:val="center"/>
         </w:trPr>
         <w:tc>
@@ -1826,7 +1709,7 @@
           </w:tcPr>
           <w:p>
             <w:pPr>
-              <w:pStyle w:val="27"/>
+              <w:pStyle w:val="TableText"/>
               <w:keepNext w:val="0"/>
               <w:keepLines w:val="0"/>
               <w:pageBreakBefore w:val="0"/>
@@ -1840,7 +1723,7 @@
               <w:bidi w:val="0"/>
               <w:adjustRightInd w:val="0"/>
               <w:snapToGrid w:val="0"/>
-              <w:ind w:left="0" w:leftChars="0" w:right="0" w:rightChars="0" w:firstLine="0" w:firstLineChars="0"/>
+              <w:ind w:left="0" w:right="0" w:firstLine="0" w:leftChars="0" w:rightChars="0" w:firstLineChars="0"/>
               <w:jc w:val="center"/>
               <w:textAlignment w:val="baseline"/>
             </w:pPr>
@@ -1852,7 +1735,7 @@
           </w:tcPr>
           <w:p>
             <w:pPr>
-              <w:pStyle w:val="27"/>
+              <w:pStyle w:val="TableText"/>
               <w:keepNext w:val="0"/>
               <w:keepLines w:val="0"/>
               <w:pageBreakBefore w:val="0"/>
@@ -1866,7 +1749,7 @@
               <w:bidi w:val="0"/>
               <w:adjustRightInd w:val="0"/>
               <w:snapToGrid w:val="0"/>
-              <w:ind w:left="0" w:leftChars="0" w:right="0" w:rightChars="0" w:firstLine="0" w:firstLineChars="0"/>
+              <w:ind w:left="0" w:right="0" w:firstLine="0" w:leftChars="0" w:rightChars="0" w:firstLineChars="0"/>
               <w:jc w:val="center"/>
               <w:textAlignment w:val="baseline"/>
             </w:pPr>
@@ -1878,7 +1761,7 @@
           </w:tcPr>
           <w:p>
             <w:pPr>
-              <w:pStyle w:val="27"/>
+              <w:pStyle w:val="TableText"/>
               <w:keepNext w:val="0"/>
               <w:keepLines w:val="0"/>
               <w:pageBreakBefore w:val="0"/>
@@ -1892,7 +1775,7 @@
               <w:bidi w:val="0"/>
               <w:adjustRightInd w:val="0"/>
               <w:snapToGrid w:val="0"/>
-              <w:ind w:left="0" w:leftChars="0" w:right="0" w:rightChars="0" w:firstLine="0" w:firstLineChars="0"/>
+              <w:ind w:left="0" w:right="0" w:firstLine="0" w:leftChars="0" w:rightChars="0" w:firstLineChars="0"/>
               <w:jc w:val="center"/>
               <w:textAlignment w:val="baseline"/>
             </w:pPr>
@@ -1904,7 +1787,7 @@
           </w:tcPr>
           <w:p>
             <w:pPr>
-              <w:pStyle w:val="27"/>
+              <w:pStyle w:val="TableText"/>
               <w:keepNext w:val="0"/>
               <w:keepLines w:val="0"/>
               <w:pageBreakBefore w:val="0"/>
@@ -1918,7 +1801,7 @@
               <w:bidi w:val="0"/>
               <w:adjustRightInd w:val="0"/>
               <w:snapToGrid w:val="0"/>
-              <w:ind w:left="0" w:leftChars="0" w:right="0" w:rightChars="0" w:firstLine="0" w:firstLineChars="0"/>
+              <w:ind w:left="0" w:right="0" w:firstLine="0" w:leftChars="0" w:rightChars="0" w:firstLineChars="0"/>
               <w:jc w:val="center"/>
               <w:textAlignment w:val="baseline"/>
             </w:pPr>
@@ -1930,7 +1813,7 @@
           </w:tcPr>
           <w:p>
             <w:pPr>
-              <w:pStyle w:val="27"/>
+              <w:pStyle w:val="TableText"/>
               <w:keepNext w:val="0"/>
               <w:keepLines w:val="0"/>
               <w:pageBreakBefore w:val="0"/>
@@ -1944,7 +1827,7 @@
               <w:bidi w:val="0"/>
               <w:adjustRightInd w:val="0"/>
               <w:snapToGrid w:val="0"/>
-              <w:ind w:left="0" w:leftChars="0" w:right="0" w:rightChars="0" w:firstLine="0" w:firstLineChars="0"/>
+              <w:ind w:left="0" w:right="0" w:firstLine="0" w:leftChars="0" w:rightChars="0" w:firstLineChars="0"/>
               <w:jc w:val="center"/>
               <w:textAlignment w:val="baseline"/>
             </w:pPr>
@@ -1956,7 +1839,7 @@
           </w:tcPr>
           <w:p>
             <w:pPr>
-              <w:pStyle w:val="27"/>
+              <w:pStyle w:val="TableText"/>
               <w:keepNext w:val="0"/>
               <w:keepLines w:val="0"/>
               <w:pageBreakBefore w:val="0"/>
@@ -1970,7 +1853,7 @@
               <w:bidi w:val="0"/>
               <w:adjustRightInd w:val="0"/>
               <w:snapToGrid w:val="0"/>
-              <w:ind w:left="0" w:leftChars="0" w:right="0" w:rightChars="0" w:firstLine="0" w:firstLineChars="0"/>
+              <w:ind w:left="0" w:right="0" w:firstLine="0" w:leftChars="0" w:rightChars="0" w:firstLineChars="0"/>
               <w:jc w:val="center"/>
               <w:textAlignment w:val="baseline"/>
             </w:pPr>
@@ -1979,14 +1862,9 @@
       </w:tr>
       <w:tr>
         <w:tblPrEx>
-          <w:tblBorders>
-            <w:top w:val="single" w:color="000000" w:sz="2" w:space="0"/>
-            <w:left w:val="single" w:color="000000" w:sz="2" w:space="0"/>
-            <w:bottom w:val="single" w:color="000000" w:sz="2" w:space="0"/>
-            <w:right w:val="single" w:color="000000" w:sz="2" w:space="0"/>
-            <w:insideH w:val="single" w:color="000000" w:sz="2" w:space="0"/>
-            <w:insideV w:val="single" w:color="000000" w:sz="2" w:space="0"/>
-          </w:tblBorders>
+          <w:tblW w:w="8214" w:type="dxa"/>
+          <w:jc w:val="center"/>
+          <w:tblLayout w:type="fixed"/>
           <w:tblCellMar>
             <w:top w:w="0" w:type="dxa"/>
             <w:left w:w="0" w:type="dxa"/>
@@ -1995,7 +1873,7 @@
           </w:tblCellMar>
         </w:tblPrEx>
         <w:trPr>
-          <w:trHeight w:val="557" w:hRule="atLeast"/>
+          <w:trHeight w:val="557"/>
           <w:jc w:val="center"/>
         </w:trPr>
         <w:tc>
@@ -2004,7 +1882,7 @@
           </w:tcPr>
           <w:p>
             <w:pPr>
-              <w:pStyle w:val="27"/>
+              <w:pStyle w:val="TableText"/>
               <w:keepNext w:val="0"/>
               <w:keepLines w:val="0"/>
               <w:pageBreakBefore w:val="0"/>
@@ -2018,7 +1896,7 @@
               <w:bidi w:val="0"/>
               <w:adjustRightInd w:val="0"/>
               <w:snapToGrid w:val="0"/>
-              <w:ind w:left="0" w:leftChars="0" w:right="0" w:rightChars="0" w:firstLine="0" w:firstLineChars="0"/>
+              <w:ind w:left="0" w:right="0" w:firstLine="0" w:leftChars="0" w:rightChars="0" w:firstLineChars="0"/>
               <w:jc w:val="center"/>
               <w:textAlignment w:val="baseline"/>
             </w:pPr>
@@ -2030,7 +1908,7 @@
           </w:tcPr>
           <w:p>
             <w:pPr>
-              <w:pStyle w:val="27"/>
+              <w:pStyle w:val="TableText"/>
               <w:keepNext w:val="0"/>
               <w:keepLines w:val="0"/>
               <w:pageBreakBefore w:val="0"/>
@@ -2044,7 +1922,7 @@
               <w:bidi w:val="0"/>
               <w:adjustRightInd w:val="0"/>
               <w:snapToGrid w:val="0"/>
-              <w:ind w:left="0" w:leftChars="0" w:right="0" w:rightChars="0" w:firstLine="0" w:firstLineChars="0"/>
+              <w:ind w:left="0" w:right="0" w:firstLine="0" w:leftChars="0" w:rightChars="0" w:firstLineChars="0"/>
               <w:jc w:val="center"/>
               <w:textAlignment w:val="baseline"/>
             </w:pPr>
@@ -2056,7 +1934,7 @@
           </w:tcPr>
           <w:p>
             <w:pPr>
-              <w:pStyle w:val="27"/>
+              <w:pStyle w:val="TableText"/>
               <w:keepNext w:val="0"/>
               <w:keepLines w:val="0"/>
               <w:pageBreakBefore w:val="0"/>
@@ -2070,7 +1948,7 @@
               <w:bidi w:val="0"/>
               <w:adjustRightInd w:val="0"/>
               <w:snapToGrid w:val="0"/>
-              <w:ind w:left="0" w:leftChars="0" w:right="0" w:rightChars="0" w:firstLine="0" w:firstLineChars="0"/>
+              <w:ind w:left="0" w:right="0" w:firstLine="0" w:leftChars="0" w:rightChars="0" w:firstLineChars="0"/>
               <w:jc w:val="center"/>
               <w:textAlignment w:val="baseline"/>
             </w:pPr>
@@ -2082,7 +1960,7 @@
           </w:tcPr>
           <w:p>
             <w:pPr>
-              <w:pStyle w:val="27"/>
+              <w:pStyle w:val="TableText"/>
               <w:keepNext w:val="0"/>
               <w:keepLines w:val="0"/>
               <w:pageBreakBefore w:val="0"/>
@@ -2096,7 +1974,7 @@
               <w:bidi w:val="0"/>
               <w:adjustRightInd w:val="0"/>
               <w:snapToGrid w:val="0"/>
-              <w:ind w:left="0" w:leftChars="0" w:right="0" w:rightChars="0" w:firstLine="0" w:firstLineChars="0"/>
+              <w:ind w:left="0" w:right="0" w:firstLine="0" w:leftChars="0" w:rightChars="0" w:firstLineChars="0"/>
               <w:jc w:val="center"/>
               <w:textAlignment w:val="baseline"/>
             </w:pPr>
@@ -2108,7 +1986,7 @@
           </w:tcPr>
           <w:p>
             <w:pPr>
-              <w:pStyle w:val="27"/>
+              <w:pStyle w:val="TableText"/>
               <w:keepNext w:val="0"/>
               <w:keepLines w:val="0"/>
               <w:pageBreakBefore w:val="0"/>
@@ -2122,7 +2000,7 @@
               <w:bidi w:val="0"/>
               <w:adjustRightInd w:val="0"/>
               <w:snapToGrid w:val="0"/>
-              <w:ind w:left="0" w:leftChars="0" w:right="0" w:rightChars="0" w:firstLine="0" w:firstLineChars="0"/>
+              <w:ind w:left="0" w:right="0" w:firstLine="0" w:leftChars="0" w:rightChars="0" w:firstLineChars="0"/>
               <w:jc w:val="center"/>
               <w:textAlignment w:val="baseline"/>
             </w:pPr>
@@ -2134,7 +2012,7 @@
           </w:tcPr>
           <w:p>
             <w:pPr>
-              <w:pStyle w:val="27"/>
+              <w:pStyle w:val="TableText"/>
               <w:keepNext w:val="0"/>
               <w:keepLines w:val="0"/>
               <w:pageBreakBefore w:val="0"/>
@@ -2148,7 +2026,7 @@
               <w:bidi w:val="0"/>
               <w:adjustRightInd w:val="0"/>
               <w:snapToGrid w:val="0"/>
-              <w:ind w:left="0" w:leftChars="0" w:right="0" w:rightChars="0" w:firstLine="0" w:firstLineChars="0"/>
+              <w:ind w:left="0" w:right="0" w:firstLine="0" w:leftChars="0" w:rightChars="0" w:firstLineChars="0"/>
               <w:jc w:val="center"/>
               <w:textAlignment w:val="baseline"/>
             </w:pPr>
@@ -2180,7 +2058,7 @@
     <w:sdt>
       <w:sdtPr>
         <w:rPr>
-          <w:rFonts w:ascii="宋体" w:hAnsi="宋体" w:eastAsia="宋体" w:cs="Arial"/>
+          <w:rFonts w:ascii="宋体" w:eastAsia="宋体" w:hAnsi="宋体" w:cs="Arial"/>
           <w:snapToGrid w:val="0"/>
           <w:color w:val="000000"/>
           <w:kern w:val="0"/>
@@ -2196,7 +2074,7 @@
       </w:sdtPr>
       <w:sdtEndPr>
         <w:rPr>
-          <w:rFonts w:hint="eastAsia" w:ascii="宋体" w:hAnsi="宋体" w:eastAsia="宋体" w:cs="宋体"/>
+          <w:rFonts w:ascii="宋体" w:eastAsia="宋体" w:hAnsi="宋体" w:cs="宋体" w:hint="eastAsia"/>
           <w:snapToGrid w:val="0"/>
           <w:color w:val="000000"/>
           <w:kern w:val="0"/>
@@ -2222,18 +2100,18 @@
             <w:adjustRightInd w:val="0"/>
             <w:snapToGrid w:val="0"/>
             <w:spacing w:before="0" w:beforeLines="0" w:after="0" w:afterLines="0" w:line="240" w:lineRule="auto"/>
-            <w:ind w:left="0" w:leftChars="0" w:right="0" w:rightChars="0" w:firstLine="0" w:firstLineChars="0"/>
+            <w:ind w:left="0" w:right="0" w:firstLine="0" w:leftChars="0" w:rightChars="0" w:firstLineChars="0"/>
             <w:jc w:val="center"/>
             <w:textAlignment w:val="baseline"/>
             <w:rPr>
-              <w:rFonts w:hint="eastAsia" w:ascii="宋体" w:hAnsi="宋体" w:eastAsia="宋体" w:cs="宋体"/>
+              <w:rFonts w:ascii="宋体" w:eastAsia="宋体" w:hAnsi="宋体" w:cs="宋体" w:hint="eastAsia"/>
               <w:sz w:val="24"/>
               <w:szCs w:val="24"/>
             </w:rPr>
           </w:pPr>
           <w:r>
             <w:rPr>
-              <w:rFonts w:hint="eastAsia" w:ascii="宋体" w:hAnsi="宋体" w:eastAsia="宋体" w:cs="宋体"/>
+              <w:rFonts w:ascii="宋体" w:eastAsia="宋体" w:hAnsi="宋体" w:cs="宋体" w:hint="eastAsia"/>
               <w:sz w:val="24"/>
               <w:szCs w:val="24"/>
             </w:rPr>
@@ -2242,14 +2120,14 @@
         </w:p>
         <w:p>
           <w:pPr>
-            <w:pStyle w:val="16"/>
+            <w:pStyle w:val="TOC1"/>
             <w:tabs>
               <w:tab w:val="right" w:leader="dot" w:pos="8306"/>
             </w:tabs>
           </w:pPr>
           <w:r>
             <w:rPr>
-              <w:rFonts w:hint="eastAsia" w:ascii="宋体" w:hAnsi="宋体" w:eastAsia="宋体" w:cs="宋体"/>
+              <w:rFonts w:ascii="宋体" w:eastAsia="宋体" w:hAnsi="宋体" w:cs="宋体" w:hint="eastAsia"/>
               <w:sz w:val="24"/>
               <w:szCs w:val="24"/>
             </w:rPr>
@@ -2257,7 +2135,7 @@
           </w:r>
           <w:r>
             <w:rPr>
-              <w:rFonts w:hint="eastAsia" w:ascii="宋体" w:hAnsi="宋体" w:eastAsia="宋体" w:cs="宋体"/>
+              <w:rFonts w:ascii="宋体" w:eastAsia="宋体" w:hAnsi="宋体" w:cs="宋体" w:hint="eastAsia"/>
               <w:sz w:val="24"/>
               <w:szCs w:val="24"/>
             </w:rPr>
@@ -2265,7 +2143,7 @@
           </w:r>
           <w:r>
             <w:rPr>
-              <w:rFonts w:hint="eastAsia" w:ascii="宋体" w:hAnsi="宋体" w:eastAsia="宋体" w:cs="宋体"/>
+              <w:rFonts w:ascii="宋体" w:eastAsia="宋体" w:hAnsi="宋体" w:cs="宋体" w:hint="eastAsia"/>
               <w:sz w:val="24"/>
               <w:szCs w:val="24"/>
             </w:rPr>
@@ -2273,21 +2151,21 @@
           </w:r>
           <w:r>
             <w:rPr>
-              <w:rFonts w:hint="eastAsia" w:ascii="宋体" w:hAnsi="宋体" w:eastAsia="宋体" w:cs="宋体"/>
+              <w:rFonts w:ascii="宋体" w:eastAsia="宋体" w:hAnsi="宋体" w:cs="宋体" w:hint="eastAsia"/>
               <w:szCs w:val="24"/>
             </w:rPr>
             <w:fldChar w:fldCharType="begin"/>
           </w:r>
           <w:r>
             <w:rPr>
-              <w:rFonts w:hint="eastAsia" w:ascii="宋体" w:hAnsi="宋体" w:eastAsia="宋体" w:cs="宋体"/>
+              <w:rFonts w:ascii="宋体" w:eastAsia="宋体" w:hAnsi="宋体" w:cs="宋体" w:hint="eastAsia"/>
               <w:szCs w:val="24"/>
             </w:rPr>
             <w:instrText xml:space="preserve"> HYPERLINK \l _Toc26646 </w:instrText>
           </w:r>
           <w:r>
             <w:rPr>
-              <w:rFonts w:hint="eastAsia" w:ascii="宋体" w:hAnsi="宋体" w:eastAsia="宋体" w:cs="宋体"/>
+              <w:rFonts w:ascii="宋体" w:eastAsia="宋体" w:hAnsi="宋体" w:cs="宋体" w:hint="eastAsia"/>
               <w:szCs w:val="24"/>
             </w:rPr>
             <w:fldChar w:fldCharType="separate"/>
@@ -2319,7 +2197,7 @@
           </w:r>
           <w:r>
             <w:rPr>
-              <w:rFonts w:hint="eastAsia" w:ascii="宋体" w:hAnsi="宋体" w:eastAsia="宋体" w:cs="宋体"/>
+              <w:rFonts w:ascii="宋体" w:eastAsia="宋体" w:hAnsi="宋体" w:cs="宋体" w:hint="eastAsia"/>
               <w:szCs w:val="24"/>
             </w:rPr>
             <w:fldChar w:fldCharType="end"/>
@@ -2327,28 +2205,28 @@
         </w:p>
         <w:p>
           <w:pPr>
-            <w:pStyle w:val="16"/>
+            <w:pStyle w:val="TOC1"/>
             <w:tabs>
               <w:tab w:val="right" w:leader="dot" w:pos="8306"/>
             </w:tabs>
           </w:pPr>
           <w:r>
             <w:rPr>
-              <w:rFonts w:hint="eastAsia" w:ascii="宋体" w:hAnsi="宋体" w:eastAsia="宋体" w:cs="宋体"/>
+              <w:rFonts w:ascii="宋体" w:eastAsia="宋体" w:hAnsi="宋体" w:cs="宋体" w:hint="eastAsia"/>
               <w:szCs w:val="24"/>
             </w:rPr>
             <w:fldChar w:fldCharType="begin"/>
           </w:r>
           <w:r>
             <w:rPr>
-              <w:rFonts w:hint="eastAsia" w:ascii="宋体" w:hAnsi="宋体" w:eastAsia="宋体" w:cs="宋体"/>
+              <w:rFonts w:ascii="宋体" w:eastAsia="宋体" w:hAnsi="宋体" w:cs="宋体" w:hint="eastAsia"/>
               <w:szCs w:val="24"/>
             </w:rPr>
             <w:instrText xml:space="preserve"> HYPERLINK \l _Toc10693 </w:instrText>
           </w:r>
           <w:r>
             <w:rPr>
-              <w:rFonts w:hint="eastAsia" w:ascii="宋体" w:hAnsi="宋体" w:eastAsia="宋体" w:cs="宋体"/>
+              <w:rFonts w:ascii="宋体" w:eastAsia="宋体" w:hAnsi="宋体" w:cs="宋体" w:hint="eastAsia"/>
               <w:szCs w:val="24"/>
             </w:rPr>
             <w:fldChar w:fldCharType="separate"/>
@@ -2380,7 +2258,7 @@
           </w:r>
           <w:r>
             <w:rPr>
-              <w:rFonts w:hint="eastAsia" w:ascii="宋体" w:hAnsi="宋体" w:eastAsia="宋体" w:cs="宋体"/>
+              <w:rFonts w:ascii="宋体" w:eastAsia="宋体" w:hAnsi="宋体" w:cs="宋体" w:hint="eastAsia"/>
               <w:szCs w:val="24"/>
             </w:rPr>
             <w:fldChar w:fldCharType="end"/>
@@ -2388,28 +2266,28 @@
         </w:p>
         <w:p>
           <w:pPr>
-            <w:pStyle w:val="16"/>
+            <w:pStyle w:val="TOC1"/>
             <w:tabs>
               <w:tab w:val="right" w:leader="dot" w:pos="8306"/>
             </w:tabs>
           </w:pPr>
           <w:r>
             <w:rPr>
-              <w:rFonts w:hint="eastAsia" w:ascii="宋体" w:hAnsi="宋体" w:eastAsia="宋体" w:cs="宋体"/>
+              <w:rFonts w:ascii="宋体" w:eastAsia="宋体" w:hAnsi="宋体" w:cs="宋体" w:hint="eastAsia"/>
               <w:szCs w:val="24"/>
             </w:rPr>
             <w:fldChar w:fldCharType="begin"/>
           </w:r>
           <w:r>
             <w:rPr>
-              <w:rFonts w:hint="eastAsia" w:ascii="宋体" w:hAnsi="宋体" w:eastAsia="宋体" w:cs="宋体"/>
+              <w:rFonts w:ascii="宋体" w:eastAsia="宋体" w:hAnsi="宋体" w:cs="宋体" w:hint="eastAsia"/>
               <w:szCs w:val="24"/>
             </w:rPr>
             <w:instrText xml:space="preserve"> HYPERLINK \l _Toc8279 </w:instrText>
           </w:r>
           <w:r>
             <w:rPr>
-              <w:rFonts w:hint="eastAsia" w:ascii="宋体" w:hAnsi="宋体" w:eastAsia="宋体" w:cs="宋体"/>
+              <w:rFonts w:ascii="宋体" w:eastAsia="宋体" w:hAnsi="宋体" w:cs="宋体" w:hint="eastAsia"/>
               <w:szCs w:val="24"/>
             </w:rPr>
             <w:fldChar w:fldCharType="separate"/>
@@ -2441,7 +2319,7 @@
           </w:r>
           <w:r>
             <w:rPr>
-              <w:rFonts w:hint="eastAsia" w:ascii="宋体" w:hAnsi="宋体" w:eastAsia="宋体" w:cs="宋体"/>
+              <w:rFonts w:ascii="宋体" w:eastAsia="宋体" w:hAnsi="宋体" w:cs="宋体" w:hint="eastAsia"/>
               <w:szCs w:val="24"/>
             </w:rPr>
             <w:fldChar w:fldCharType="end"/>
@@ -2449,28 +2327,28 @@
         </w:p>
         <w:p>
           <w:pPr>
-            <w:pStyle w:val="17"/>
+            <w:pStyle w:val="TOC2"/>
             <w:tabs>
               <w:tab w:val="right" w:leader="dot" w:pos="8306"/>
             </w:tabs>
           </w:pPr>
           <w:r>
             <w:rPr>
-              <w:rFonts w:hint="eastAsia" w:ascii="宋体" w:hAnsi="宋体" w:eastAsia="宋体" w:cs="宋体"/>
+              <w:rFonts w:ascii="宋体" w:eastAsia="宋体" w:hAnsi="宋体" w:cs="宋体" w:hint="eastAsia"/>
               <w:szCs w:val="24"/>
             </w:rPr>
             <w:fldChar w:fldCharType="begin"/>
           </w:r>
           <w:r>
             <w:rPr>
-              <w:rFonts w:hint="eastAsia" w:ascii="宋体" w:hAnsi="宋体" w:eastAsia="宋体" w:cs="宋体"/>
+              <w:rFonts w:ascii="宋体" w:eastAsia="宋体" w:hAnsi="宋体" w:cs="宋体" w:hint="eastAsia"/>
               <w:szCs w:val="24"/>
             </w:rPr>
             <w:instrText xml:space="preserve"> HYPERLINK \l _Toc8498 </w:instrText>
           </w:r>
           <w:r>
             <w:rPr>
-              <w:rFonts w:hint="eastAsia" w:ascii="宋体" w:hAnsi="宋体" w:eastAsia="宋体" w:cs="宋体"/>
+              <w:rFonts w:ascii="宋体" w:eastAsia="宋体" w:hAnsi="宋体" w:cs="宋体" w:hint="eastAsia"/>
               <w:szCs w:val="24"/>
             </w:rPr>
             <w:fldChar w:fldCharType="separate"/>
@@ -2502,7 +2380,7 @@
           </w:r>
           <w:r>
             <w:rPr>
-              <w:rFonts w:hint="eastAsia" w:ascii="宋体" w:hAnsi="宋体" w:eastAsia="宋体" w:cs="宋体"/>
+              <w:rFonts w:ascii="宋体" w:eastAsia="宋体" w:hAnsi="宋体" w:cs="宋体" w:hint="eastAsia"/>
               <w:szCs w:val="24"/>
             </w:rPr>
             <w:fldChar w:fldCharType="end"/>
@@ -2510,28 +2388,28 @@
         </w:p>
         <w:p>
           <w:pPr>
-            <w:pStyle w:val="17"/>
+            <w:pStyle w:val="TOC2"/>
             <w:tabs>
               <w:tab w:val="right" w:leader="dot" w:pos="8306"/>
             </w:tabs>
           </w:pPr>
           <w:r>
             <w:rPr>
-              <w:rFonts w:hint="eastAsia" w:ascii="宋体" w:hAnsi="宋体" w:eastAsia="宋体" w:cs="宋体"/>
+              <w:rFonts w:ascii="宋体" w:eastAsia="宋体" w:hAnsi="宋体" w:cs="宋体" w:hint="eastAsia"/>
               <w:szCs w:val="24"/>
             </w:rPr>
             <w:fldChar w:fldCharType="begin"/>
           </w:r>
           <w:r>
             <w:rPr>
-              <w:rFonts w:hint="eastAsia" w:ascii="宋体" w:hAnsi="宋体" w:eastAsia="宋体" w:cs="宋体"/>
+              <w:rFonts w:ascii="宋体" w:eastAsia="宋体" w:hAnsi="宋体" w:cs="宋体" w:hint="eastAsia"/>
               <w:szCs w:val="24"/>
             </w:rPr>
             <w:instrText xml:space="preserve"> HYPERLINK \l _Toc27291 </w:instrText>
           </w:r>
           <w:r>
             <w:rPr>
-              <w:rFonts w:hint="eastAsia" w:ascii="宋体" w:hAnsi="宋体" w:eastAsia="宋体" w:cs="宋体"/>
+              <w:rFonts w:ascii="宋体" w:eastAsia="宋体" w:hAnsi="宋体" w:cs="宋体" w:hint="eastAsia"/>
               <w:szCs w:val="24"/>
             </w:rPr>
             <w:fldChar w:fldCharType="separate"/>
@@ -2563,7 +2441,7 @@
           </w:r>
           <w:r>
             <w:rPr>
-              <w:rFonts w:hint="eastAsia" w:ascii="宋体" w:hAnsi="宋体" w:eastAsia="宋体" w:cs="宋体"/>
+              <w:rFonts w:ascii="宋体" w:eastAsia="宋体" w:hAnsi="宋体" w:cs="宋体" w:hint="eastAsia"/>
               <w:szCs w:val="24"/>
             </w:rPr>
             <w:fldChar w:fldCharType="end"/>
@@ -2571,28 +2449,28 @@
         </w:p>
         <w:p>
           <w:pPr>
-            <w:pStyle w:val="17"/>
+            <w:pStyle w:val="TOC2"/>
             <w:tabs>
               <w:tab w:val="right" w:leader="dot" w:pos="8306"/>
             </w:tabs>
           </w:pPr>
           <w:r>
             <w:rPr>
-              <w:rFonts w:hint="eastAsia" w:ascii="宋体" w:hAnsi="宋体" w:eastAsia="宋体" w:cs="宋体"/>
+              <w:rFonts w:ascii="宋体" w:eastAsia="宋体" w:hAnsi="宋体" w:cs="宋体" w:hint="eastAsia"/>
               <w:szCs w:val="24"/>
             </w:rPr>
             <w:fldChar w:fldCharType="begin"/>
           </w:r>
           <w:r>
             <w:rPr>
-              <w:rFonts w:hint="eastAsia" w:ascii="宋体" w:hAnsi="宋体" w:eastAsia="宋体" w:cs="宋体"/>
+              <w:rFonts w:ascii="宋体" w:eastAsia="宋体" w:hAnsi="宋体" w:cs="宋体" w:hint="eastAsia"/>
               <w:szCs w:val="24"/>
             </w:rPr>
             <w:instrText xml:space="preserve"> HYPERLINK \l _Toc32103 </w:instrText>
           </w:r>
           <w:r>
             <w:rPr>
-              <w:rFonts w:hint="eastAsia" w:ascii="宋体" w:hAnsi="宋体" w:eastAsia="宋体" w:cs="宋体"/>
+              <w:rFonts w:ascii="宋体" w:eastAsia="宋体" w:hAnsi="宋体" w:cs="宋体" w:hint="eastAsia"/>
               <w:szCs w:val="24"/>
             </w:rPr>
             <w:fldChar w:fldCharType="separate"/>
@@ -2624,7 +2502,7 @@
           </w:r>
           <w:r>
             <w:rPr>
-              <w:rFonts w:hint="eastAsia" w:ascii="宋体" w:hAnsi="宋体" w:eastAsia="宋体" w:cs="宋体"/>
+              <w:rFonts w:ascii="宋体" w:eastAsia="宋体" w:hAnsi="宋体" w:cs="宋体" w:hint="eastAsia"/>
               <w:szCs w:val="24"/>
             </w:rPr>
             <w:fldChar w:fldCharType="end"/>
@@ -2632,28 +2510,28 @@
         </w:p>
         <w:p>
           <w:pPr>
-            <w:pStyle w:val="16"/>
+            <w:pStyle w:val="TOC1"/>
             <w:tabs>
               <w:tab w:val="right" w:leader="dot" w:pos="8306"/>
             </w:tabs>
           </w:pPr>
           <w:r>
             <w:rPr>
-              <w:rFonts w:hint="eastAsia" w:ascii="宋体" w:hAnsi="宋体" w:eastAsia="宋体" w:cs="宋体"/>
+              <w:rFonts w:ascii="宋体" w:eastAsia="宋体" w:hAnsi="宋体" w:cs="宋体" w:hint="eastAsia"/>
               <w:szCs w:val="24"/>
             </w:rPr>
             <w:fldChar w:fldCharType="begin"/>
           </w:r>
           <w:r>
             <w:rPr>
-              <w:rFonts w:hint="eastAsia" w:ascii="宋体" w:hAnsi="宋体" w:eastAsia="宋体" w:cs="宋体"/>
+              <w:rFonts w:ascii="宋体" w:eastAsia="宋体" w:hAnsi="宋体" w:cs="宋体" w:hint="eastAsia"/>
               <w:szCs w:val="24"/>
             </w:rPr>
             <w:instrText xml:space="preserve"> HYPERLINK \l _Toc16154 </w:instrText>
           </w:r>
           <w:r>
             <w:rPr>
-              <w:rFonts w:hint="eastAsia" w:ascii="宋体" w:hAnsi="宋体" w:eastAsia="宋体" w:cs="宋体"/>
+              <w:rFonts w:ascii="宋体" w:eastAsia="宋体" w:hAnsi="宋体" w:cs="宋体" w:hint="eastAsia"/>
               <w:szCs w:val="24"/>
             </w:rPr>
             <w:fldChar w:fldCharType="separate"/>
@@ -2685,7 +2563,7 @@
           </w:r>
           <w:r>
             <w:rPr>
-              <w:rFonts w:hint="eastAsia" w:ascii="宋体" w:hAnsi="宋体" w:eastAsia="宋体" w:cs="宋体"/>
+              <w:rFonts w:ascii="宋体" w:eastAsia="宋体" w:hAnsi="宋体" w:cs="宋体" w:hint="eastAsia"/>
               <w:szCs w:val="24"/>
             </w:rPr>
             <w:fldChar w:fldCharType="end"/>
@@ -2693,28 +2571,28 @@
         </w:p>
         <w:p>
           <w:pPr>
-            <w:pStyle w:val="17"/>
+            <w:pStyle w:val="TOC2"/>
             <w:tabs>
               <w:tab w:val="right" w:leader="dot" w:pos="8306"/>
             </w:tabs>
           </w:pPr>
           <w:r>
             <w:rPr>
-              <w:rFonts w:hint="eastAsia" w:ascii="宋体" w:hAnsi="宋体" w:eastAsia="宋体" w:cs="宋体"/>
+              <w:rFonts w:ascii="宋体" w:eastAsia="宋体" w:hAnsi="宋体" w:cs="宋体" w:hint="eastAsia"/>
               <w:szCs w:val="24"/>
             </w:rPr>
             <w:fldChar w:fldCharType="begin"/>
           </w:r>
           <w:r>
             <w:rPr>
-              <w:rFonts w:hint="eastAsia" w:ascii="宋体" w:hAnsi="宋体" w:eastAsia="宋体" w:cs="宋体"/>
+              <w:rFonts w:ascii="宋体" w:eastAsia="宋体" w:hAnsi="宋体" w:cs="宋体" w:hint="eastAsia"/>
               <w:szCs w:val="24"/>
             </w:rPr>
             <w:instrText xml:space="preserve"> HYPERLINK \l _Toc30251 </w:instrText>
           </w:r>
           <w:r>
             <w:rPr>
-              <w:rFonts w:hint="eastAsia" w:ascii="宋体" w:hAnsi="宋体" w:eastAsia="宋体" w:cs="宋体"/>
+              <w:rFonts w:ascii="宋体" w:eastAsia="宋体" w:hAnsi="宋体" w:cs="宋体" w:hint="eastAsia"/>
               <w:szCs w:val="24"/>
             </w:rPr>
             <w:fldChar w:fldCharType="separate"/>
@@ -2746,7 +2624,7 @@
           </w:r>
           <w:r>
             <w:rPr>
-              <w:rFonts w:hint="eastAsia" w:ascii="宋体" w:hAnsi="宋体" w:eastAsia="宋体" w:cs="宋体"/>
+              <w:rFonts w:ascii="宋体" w:eastAsia="宋体" w:hAnsi="宋体" w:cs="宋体" w:hint="eastAsia"/>
               <w:szCs w:val="24"/>
             </w:rPr>
             <w:fldChar w:fldCharType="end"/>
@@ -2754,28 +2632,28 @@
         </w:p>
         <w:p>
           <w:pPr>
-            <w:pStyle w:val="17"/>
+            <w:pStyle w:val="TOC2"/>
             <w:tabs>
               <w:tab w:val="right" w:leader="dot" w:pos="8306"/>
             </w:tabs>
           </w:pPr>
           <w:r>
             <w:rPr>
-              <w:rFonts w:hint="eastAsia" w:ascii="宋体" w:hAnsi="宋体" w:eastAsia="宋体" w:cs="宋体"/>
+              <w:rFonts w:ascii="宋体" w:eastAsia="宋体" w:hAnsi="宋体" w:cs="宋体" w:hint="eastAsia"/>
               <w:szCs w:val="24"/>
             </w:rPr>
             <w:fldChar w:fldCharType="begin"/>
           </w:r>
           <w:r>
             <w:rPr>
-              <w:rFonts w:hint="eastAsia" w:ascii="宋体" w:hAnsi="宋体" w:eastAsia="宋体" w:cs="宋体"/>
+              <w:rFonts w:ascii="宋体" w:eastAsia="宋体" w:hAnsi="宋体" w:cs="宋体" w:hint="eastAsia"/>
               <w:szCs w:val="24"/>
             </w:rPr>
             <w:instrText xml:space="preserve"> HYPERLINK \l _Toc23853 </w:instrText>
           </w:r>
           <w:r>
             <w:rPr>
-              <w:rFonts w:hint="eastAsia" w:ascii="宋体" w:hAnsi="宋体" w:eastAsia="宋体" w:cs="宋体"/>
+              <w:rFonts w:ascii="宋体" w:eastAsia="宋体" w:hAnsi="宋体" w:cs="宋体" w:hint="eastAsia"/>
               <w:szCs w:val="24"/>
             </w:rPr>
             <w:fldChar w:fldCharType="separate"/>
@@ -2807,7 +2685,7 @@
           </w:r>
           <w:r>
             <w:rPr>
-              <w:rFonts w:hint="eastAsia" w:ascii="宋体" w:hAnsi="宋体" w:eastAsia="宋体" w:cs="宋体"/>
+              <w:rFonts w:ascii="宋体" w:eastAsia="宋体" w:hAnsi="宋体" w:cs="宋体" w:hint="eastAsia"/>
               <w:szCs w:val="24"/>
             </w:rPr>
             <w:fldChar w:fldCharType="end"/>
@@ -2815,28 +2693,28 @@
         </w:p>
         <w:p>
           <w:pPr>
-            <w:pStyle w:val="17"/>
+            <w:pStyle w:val="TOC2"/>
             <w:tabs>
               <w:tab w:val="right" w:leader="dot" w:pos="8306"/>
             </w:tabs>
           </w:pPr>
           <w:r>
             <w:rPr>
-              <w:rFonts w:hint="eastAsia" w:ascii="宋体" w:hAnsi="宋体" w:eastAsia="宋体" w:cs="宋体"/>
+              <w:rFonts w:ascii="宋体" w:eastAsia="宋体" w:hAnsi="宋体" w:cs="宋体" w:hint="eastAsia"/>
               <w:szCs w:val="24"/>
             </w:rPr>
             <w:fldChar w:fldCharType="begin"/>
           </w:r>
           <w:r>
             <w:rPr>
-              <w:rFonts w:hint="eastAsia" w:ascii="宋体" w:hAnsi="宋体" w:eastAsia="宋体" w:cs="宋体"/>
+              <w:rFonts w:ascii="宋体" w:eastAsia="宋体" w:hAnsi="宋体" w:cs="宋体" w:hint="eastAsia"/>
               <w:szCs w:val="24"/>
             </w:rPr>
             <w:instrText xml:space="preserve"> HYPERLINK \l _Toc16756 </w:instrText>
           </w:r>
           <w:r>
             <w:rPr>
-              <w:rFonts w:hint="eastAsia" w:ascii="宋体" w:hAnsi="宋体" w:eastAsia="宋体" w:cs="宋体"/>
+              <w:rFonts w:ascii="宋体" w:eastAsia="宋体" w:hAnsi="宋体" w:cs="宋体" w:hint="eastAsia"/>
               <w:szCs w:val="24"/>
             </w:rPr>
             <w:fldChar w:fldCharType="separate"/>
@@ -2868,7 +2746,7 @@
           </w:r>
           <w:r>
             <w:rPr>
-              <w:rFonts w:hint="eastAsia" w:ascii="宋体" w:hAnsi="宋体" w:eastAsia="宋体" w:cs="宋体"/>
+              <w:rFonts w:ascii="宋体" w:eastAsia="宋体" w:hAnsi="宋体" w:cs="宋体" w:hint="eastAsia"/>
               <w:szCs w:val="24"/>
             </w:rPr>
             <w:fldChar w:fldCharType="end"/>
@@ -2876,28 +2754,28 @@
         </w:p>
         <w:p>
           <w:pPr>
-            <w:pStyle w:val="17"/>
+            <w:pStyle w:val="TOC2"/>
             <w:tabs>
               <w:tab w:val="right" w:leader="dot" w:pos="8306"/>
             </w:tabs>
           </w:pPr>
           <w:r>
             <w:rPr>
-              <w:rFonts w:hint="eastAsia" w:ascii="宋体" w:hAnsi="宋体" w:eastAsia="宋体" w:cs="宋体"/>
+              <w:rFonts w:ascii="宋体" w:eastAsia="宋体" w:hAnsi="宋体" w:cs="宋体" w:hint="eastAsia"/>
               <w:szCs w:val="24"/>
             </w:rPr>
             <w:fldChar w:fldCharType="begin"/>
           </w:r>
           <w:r>
             <w:rPr>
-              <w:rFonts w:hint="eastAsia" w:ascii="宋体" w:hAnsi="宋体" w:eastAsia="宋体" w:cs="宋体"/>
+              <w:rFonts w:ascii="宋体" w:eastAsia="宋体" w:hAnsi="宋体" w:cs="宋体" w:hint="eastAsia"/>
               <w:szCs w:val="24"/>
             </w:rPr>
             <w:instrText xml:space="preserve"> HYPERLINK \l _Toc20202 </w:instrText>
           </w:r>
           <w:r>
             <w:rPr>
-              <w:rFonts w:hint="eastAsia" w:ascii="宋体" w:hAnsi="宋体" w:eastAsia="宋体" w:cs="宋体"/>
+              <w:rFonts w:ascii="宋体" w:eastAsia="宋体" w:hAnsi="宋体" w:cs="宋体" w:hint="eastAsia"/>
               <w:szCs w:val="24"/>
             </w:rPr>
             <w:fldChar w:fldCharType="separate"/>
@@ -2929,7 +2807,7 @@
           </w:r>
           <w:r>
             <w:rPr>
-              <w:rFonts w:hint="eastAsia" w:ascii="宋体" w:hAnsi="宋体" w:eastAsia="宋体" w:cs="宋体"/>
+              <w:rFonts w:ascii="宋体" w:eastAsia="宋体" w:hAnsi="宋体" w:cs="宋体" w:hint="eastAsia"/>
               <w:szCs w:val="24"/>
             </w:rPr>
             <w:fldChar w:fldCharType="end"/>
@@ -2937,28 +2815,28 @@
         </w:p>
         <w:p>
           <w:pPr>
-            <w:pStyle w:val="16"/>
+            <w:pStyle w:val="TOC1"/>
             <w:tabs>
               <w:tab w:val="right" w:leader="dot" w:pos="8306"/>
             </w:tabs>
           </w:pPr>
           <w:r>
             <w:rPr>
-              <w:rFonts w:hint="eastAsia" w:ascii="宋体" w:hAnsi="宋体" w:eastAsia="宋体" w:cs="宋体"/>
+              <w:rFonts w:ascii="宋体" w:eastAsia="宋体" w:hAnsi="宋体" w:cs="宋体" w:hint="eastAsia"/>
               <w:szCs w:val="24"/>
             </w:rPr>
             <w:fldChar w:fldCharType="begin"/>
           </w:r>
           <w:r>
             <w:rPr>
-              <w:rFonts w:hint="eastAsia" w:ascii="宋体" w:hAnsi="宋体" w:eastAsia="宋体" w:cs="宋体"/>
+              <w:rFonts w:ascii="宋体" w:eastAsia="宋体" w:hAnsi="宋体" w:cs="宋体" w:hint="eastAsia"/>
               <w:szCs w:val="24"/>
             </w:rPr>
             <w:instrText xml:space="preserve"> HYPERLINK \l _Toc9491 </w:instrText>
           </w:r>
           <w:r>
             <w:rPr>
-              <w:rFonts w:hint="eastAsia" w:ascii="宋体" w:hAnsi="宋体" w:eastAsia="宋体" w:cs="宋体"/>
+              <w:rFonts w:ascii="宋体" w:eastAsia="宋体" w:hAnsi="宋体" w:cs="宋体" w:hint="eastAsia"/>
               <w:szCs w:val="24"/>
             </w:rPr>
             <w:fldChar w:fldCharType="separate"/>
@@ -2990,7 +2868,7 @@
           </w:r>
           <w:r>
             <w:rPr>
-              <w:rFonts w:hint="eastAsia" w:ascii="宋体" w:hAnsi="宋体" w:eastAsia="宋体" w:cs="宋体"/>
+              <w:rFonts w:ascii="宋体" w:eastAsia="宋体" w:hAnsi="宋体" w:cs="宋体" w:hint="eastAsia"/>
               <w:szCs w:val="24"/>
             </w:rPr>
             <w:fldChar w:fldCharType="end"/>
@@ -2998,28 +2876,28 @@
         </w:p>
         <w:p>
           <w:pPr>
-            <w:pStyle w:val="16"/>
+            <w:pStyle w:val="TOC1"/>
             <w:tabs>
               <w:tab w:val="right" w:leader="dot" w:pos="8306"/>
             </w:tabs>
           </w:pPr>
           <w:r>
             <w:rPr>
-              <w:rFonts w:hint="eastAsia" w:ascii="宋体" w:hAnsi="宋体" w:eastAsia="宋体" w:cs="宋体"/>
+              <w:rFonts w:ascii="宋体" w:eastAsia="宋体" w:hAnsi="宋体" w:cs="宋体" w:hint="eastAsia"/>
               <w:szCs w:val="24"/>
             </w:rPr>
             <w:fldChar w:fldCharType="begin"/>
           </w:r>
           <w:r>
             <w:rPr>
-              <w:rFonts w:hint="eastAsia" w:ascii="宋体" w:hAnsi="宋体" w:eastAsia="宋体" w:cs="宋体"/>
+              <w:rFonts w:ascii="宋体" w:eastAsia="宋体" w:hAnsi="宋体" w:cs="宋体" w:hint="eastAsia"/>
               <w:szCs w:val="24"/>
             </w:rPr>
             <w:instrText xml:space="preserve"> HYPERLINK \l _Toc24235 </w:instrText>
           </w:r>
           <w:r>
             <w:rPr>
-              <w:rFonts w:hint="eastAsia" w:ascii="宋体" w:hAnsi="宋体" w:eastAsia="宋体" w:cs="宋体"/>
+              <w:rFonts w:ascii="宋体" w:eastAsia="宋体" w:hAnsi="宋体" w:cs="宋体" w:hint="eastAsia"/>
               <w:szCs w:val="24"/>
             </w:rPr>
             <w:fldChar w:fldCharType="separate"/>
@@ -3051,7 +2929,7 @@
           </w:r>
           <w:r>
             <w:rPr>
-              <w:rFonts w:hint="eastAsia" w:ascii="宋体" w:hAnsi="宋体" w:eastAsia="宋体" w:cs="宋体"/>
+              <w:rFonts w:ascii="宋体" w:eastAsia="宋体" w:hAnsi="宋体" w:cs="宋体" w:hint="eastAsia"/>
               <w:szCs w:val="24"/>
             </w:rPr>
             <w:fldChar w:fldCharType="end"/>
@@ -3059,28 +2937,28 @@
         </w:p>
         <w:p>
           <w:pPr>
-            <w:pStyle w:val="17"/>
+            <w:pStyle w:val="TOC2"/>
             <w:tabs>
               <w:tab w:val="right" w:leader="dot" w:pos="8306"/>
             </w:tabs>
           </w:pPr>
           <w:r>
             <w:rPr>
-              <w:rFonts w:hint="eastAsia" w:ascii="宋体" w:hAnsi="宋体" w:eastAsia="宋体" w:cs="宋体"/>
+              <w:rFonts w:ascii="宋体" w:eastAsia="宋体" w:hAnsi="宋体" w:cs="宋体" w:hint="eastAsia"/>
               <w:szCs w:val="24"/>
             </w:rPr>
             <w:fldChar w:fldCharType="begin"/>
           </w:r>
           <w:r>
             <w:rPr>
-              <w:rFonts w:hint="eastAsia" w:ascii="宋体" w:hAnsi="宋体" w:eastAsia="宋体" w:cs="宋体"/>
+              <w:rFonts w:ascii="宋体" w:eastAsia="宋体" w:hAnsi="宋体" w:cs="宋体" w:hint="eastAsia"/>
               <w:szCs w:val="24"/>
             </w:rPr>
             <w:instrText xml:space="preserve"> HYPERLINK \l _Toc5790 </w:instrText>
           </w:r>
           <w:r>
             <w:rPr>
-              <w:rFonts w:hint="eastAsia" w:ascii="宋体" w:hAnsi="宋体" w:eastAsia="宋体" w:cs="宋体"/>
+              <w:rFonts w:ascii="宋体" w:eastAsia="宋体" w:hAnsi="宋体" w:cs="宋体" w:hint="eastAsia"/>
               <w:szCs w:val="24"/>
             </w:rPr>
             <w:fldChar w:fldCharType="separate"/>
@@ -3112,7 +2990,7 @@
           </w:r>
           <w:r>
             <w:rPr>
-              <w:rFonts w:hint="eastAsia" w:ascii="宋体" w:hAnsi="宋体" w:eastAsia="宋体" w:cs="宋体"/>
+              <w:rFonts w:ascii="宋体" w:eastAsia="宋体" w:hAnsi="宋体" w:cs="宋体" w:hint="eastAsia"/>
               <w:szCs w:val="24"/>
             </w:rPr>
             <w:fldChar w:fldCharType="end"/>
@@ -3120,28 +2998,28 @@
         </w:p>
         <w:p>
           <w:pPr>
-            <w:pStyle w:val="17"/>
+            <w:pStyle w:val="TOC2"/>
             <w:tabs>
               <w:tab w:val="right" w:leader="dot" w:pos="8306"/>
             </w:tabs>
           </w:pPr>
           <w:r>
             <w:rPr>
-              <w:rFonts w:hint="eastAsia" w:ascii="宋体" w:hAnsi="宋体" w:eastAsia="宋体" w:cs="宋体"/>
+              <w:rFonts w:ascii="宋体" w:eastAsia="宋体" w:hAnsi="宋体" w:cs="宋体" w:hint="eastAsia"/>
               <w:szCs w:val="24"/>
             </w:rPr>
             <w:fldChar w:fldCharType="begin"/>
           </w:r>
           <w:r>
             <w:rPr>
-              <w:rFonts w:hint="eastAsia" w:ascii="宋体" w:hAnsi="宋体" w:eastAsia="宋体" w:cs="宋体"/>
+              <w:rFonts w:ascii="宋体" w:eastAsia="宋体" w:hAnsi="宋体" w:cs="宋体" w:hint="eastAsia"/>
               <w:szCs w:val="24"/>
             </w:rPr>
             <w:instrText xml:space="preserve"> HYPERLINK \l _Toc13761 </w:instrText>
           </w:r>
           <w:r>
             <w:rPr>
-              <w:rFonts w:hint="eastAsia" w:ascii="宋体" w:hAnsi="宋体" w:eastAsia="宋体" w:cs="宋体"/>
+              <w:rFonts w:ascii="宋体" w:eastAsia="宋体" w:hAnsi="宋体" w:cs="宋体" w:hint="eastAsia"/>
               <w:szCs w:val="24"/>
             </w:rPr>
             <w:fldChar w:fldCharType="separate"/>
@@ -3173,7 +3051,7 @@
           </w:r>
           <w:r>
             <w:rPr>
-              <w:rFonts w:hint="eastAsia" w:ascii="宋体" w:hAnsi="宋体" w:eastAsia="宋体" w:cs="宋体"/>
+              <w:rFonts w:ascii="宋体" w:eastAsia="宋体" w:hAnsi="宋体" w:cs="宋体" w:hint="eastAsia"/>
               <w:szCs w:val="24"/>
             </w:rPr>
             <w:fldChar w:fldCharType="end"/>
@@ -3181,28 +3059,28 @@
         </w:p>
         <w:p>
           <w:pPr>
-            <w:pStyle w:val="17"/>
+            <w:pStyle w:val="TOC2"/>
             <w:tabs>
               <w:tab w:val="right" w:leader="dot" w:pos="8306"/>
             </w:tabs>
           </w:pPr>
           <w:r>
             <w:rPr>
-              <w:rFonts w:hint="eastAsia" w:ascii="宋体" w:hAnsi="宋体" w:eastAsia="宋体" w:cs="宋体"/>
+              <w:rFonts w:ascii="宋体" w:eastAsia="宋体" w:hAnsi="宋体" w:cs="宋体" w:hint="eastAsia"/>
               <w:szCs w:val="24"/>
             </w:rPr>
             <w:fldChar w:fldCharType="begin"/>
           </w:r>
           <w:r>
             <w:rPr>
-              <w:rFonts w:hint="eastAsia" w:ascii="宋体" w:hAnsi="宋体" w:eastAsia="宋体" w:cs="宋体"/>
+              <w:rFonts w:ascii="宋体" w:eastAsia="宋体" w:hAnsi="宋体" w:cs="宋体" w:hint="eastAsia"/>
               <w:szCs w:val="24"/>
             </w:rPr>
             <w:instrText xml:space="preserve"> HYPERLINK \l _Toc25553 </w:instrText>
           </w:r>
           <w:r>
             <w:rPr>
-              <w:rFonts w:hint="eastAsia" w:ascii="宋体" w:hAnsi="宋体" w:eastAsia="宋体" w:cs="宋体"/>
+              <w:rFonts w:ascii="宋体" w:eastAsia="宋体" w:hAnsi="宋体" w:cs="宋体" w:hint="eastAsia"/>
               <w:szCs w:val="24"/>
             </w:rPr>
             <w:fldChar w:fldCharType="separate"/>
@@ -3234,7 +3112,7 @@
           </w:r>
           <w:r>
             <w:rPr>
-              <w:rFonts w:hint="eastAsia" w:ascii="宋体" w:hAnsi="宋体" w:eastAsia="宋体" w:cs="宋体"/>
+              <w:rFonts w:ascii="宋体" w:eastAsia="宋体" w:hAnsi="宋体" w:cs="宋体" w:hint="eastAsia"/>
               <w:szCs w:val="24"/>
             </w:rPr>
             <w:fldChar w:fldCharType="end"/>
@@ -3242,28 +3120,28 @@
         </w:p>
         <w:p>
           <w:pPr>
-            <w:pStyle w:val="17"/>
+            <w:pStyle w:val="TOC2"/>
             <w:tabs>
               <w:tab w:val="right" w:leader="dot" w:pos="8306"/>
             </w:tabs>
           </w:pPr>
           <w:r>
             <w:rPr>
-              <w:rFonts w:hint="eastAsia" w:ascii="宋体" w:hAnsi="宋体" w:eastAsia="宋体" w:cs="宋体"/>
+              <w:rFonts w:ascii="宋体" w:eastAsia="宋体" w:hAnsi="宋体" w:cs="宋体" w:hint="eastAsia"/>
               <w:szCs w:val="24"/>
             </w:rPr>
             <w:fldChar w:fldCharType="begin"/>
           </w:r>
           <w:r>
             <w:rPr>
-              <w:rFonts w:hint="eastAsia" w:ascii="宋体" w:hAnsi="宋体" w:eastAsia="宋体" w:cs="宋体"/>
+              <w:rFonts w:ascii="宋体" w:eastAsia="宋体" w:hAnsi="宋体" w:cs="宋体" w:hint="eastAsia"/>
               <w:szCs w:val="24"/>
             </w:rPr>
             <w:instrText xml:space="preserve"> HYPERLINK \l _Toc21994 </w:instrText>
           </w:r>
           <w:r>
             <w:rPr>
-              <w:rFonts w:hint="eastAsia" w:ascii="宋体" w:hAnsi="宋体" w:eastAsia="宋体" w:cs="宋体"/>
+              <w:rFonts w:ascii="宋体" w:eastAsia="宋体" w:hAnsi="宋体" w:cs="宋体" w:hint="eastAsia"/>
               <w:szCs w:val="24"/>
             </w:rPr>
             <w:fldChar w:fldCharType="separate"/>
@@ -3295,7 +3173,7 @@
           </w:r>
           <w:r>
             <w:rPr>
-              <w:rFonts w:hint="eastAsia" w:ascii="宋体" w:hAnsi="宋体" w:eastAsia="宋体" w:cs="宋体"/>
+              <w:rFonts w:ascii="宋体" w:eastAsia="宋体" w:hAnsi="宋体" w:cs="宋体" w:hint="eastAsia"/>
               <w:szCs w:val="24"/>
             </w:rPr>
             <w:fldChar w:fldCharType="end"/>
@@ -3303,28 +3181,28 @@
         </w:p>
         <w:p>
           <w:pPr>
-            <w:pStyle w:val="17"/>
+            <w:pStyle w:val="TOC2"/>
             <w:tabs>
               <w:tab w:val="right" w:leader="dot" w:pos="8306"/>
             </w:tabs>
           </w:pPr>
           <w:r>
             <w:rPr>
-              <w:rFonts w:hint="eastAsia" w:ascii="宋体" w:hAnsi="宋体" w:eastAsia="宋体" w:cs="宋体"/>
+              <w:rFonts w:ascii="宋体" w:eastAsia="宋体" w:hAnsi="宋体" w:cs="宋体" w:hint="eastAsia"/>
               <w:szCs w:val="24"/>
             </w:rPr>
             <w:fldChar w:fldCharType="begin"/>
           </w:r>
           <w:r>
             <w:rPr>
-              <w:rFonts w:hint="eastAsia" w:ascii="宋体" w:hAnsi="宋体" w:eastAsia="宋体" w:cs="宋体"/>
+              <w:rFonts w:ascii="宋体" w:eastAsia="宋体" w:hAnsi="宋体" w:cs="宋体" w:hint="eastAsia"/>
               <w:szCs w:val="24"/>
             </w:rPr>
             <w:instrText xml:space="preserve"> HYPERLINK \l _Toc28341 </w:instrText>
           </w:r>
           <w:r>
             <w:rPr>
-              <w:rFonts w:hint="eastAsia" w:ascii="宋体" w:hAnsi="宋体" w:eastAsia="宋体" w:cs="宋体"/>
+              <w:rFonts w:ascii="宋体" w:eastAsia="宋体" w:hAnsi="宋体" w:cs="宋体" w:hint="eastAsia"/>
               <w:szCs w:val="24"/>
             </w:rPr>
             <w:fldChar w:fldCharType="separate"/>
@@ -3356,7 +3234,7 @@
           </w:r>
           <w:r>
             <w:rPr>
-              <w:rFonts w:hint="eastAsia" w:ascii="宋体" w:hAnsi="宋体" w:eastAsia="宋体" w:cs="宋体"/>
+              <w:rFonts w:ascii="宋体" w:eastAsia="宋体" w:hAnsi="宋体" w:cs="宋体" w:hint="eastAsia"/>
               <w:szCs w:val="24"/>
             </w:rPr>
             <w:fldChar w:fldCharType="end"/>
@@ -3364,28 +3242,28 @@
         </w:p>
         <w:p>
           <w:pPr>
-            <w:pStyle w:val="17"/>
+            <w:pStyle w:val="TOC2"/>
             <w:tabs>
               <w:tab w:val="right" w:leader="dot" w:pos="8306"/>
             </w:tabs>
           </w:pPr>
           <w:r>
             <w:rPr>
-              <w:rFonts w:hint="eastAsia" w:ascii="宋体" w:hAnsi="宋体" w:eastAsia="宋体" w:cs="宋体"/>
+              <w:rFonts w:ascii="宋体" w:eastAsia="宋体" w:hAnsi="宋体" w:cs="宋体" w:hint="eastAsia"/>
               <w:szCs w:val="24"/>
             </w:rPr>
             <w:fldChar w:fldCharType="begin"/>
           </w:r>
           <w:r>
             <w:rPr>
-              <w:rFonts w:hint="eastAsia" w:ascii="宋体" w:hAnsi="宋体" w:eastAsia="宋体" w:cs="宋体"/>
+              <w:rFonts w:ascii="宋体" w:eastAsia="宋体" w:hAnsi="宋体" w:cs="宋体" w:hint="eastAsia"/>
               <w:szCs w:val="24"/>
             </w:rPr>
             <w:instrText xml:space="preserve"> HYPERLINK \l _Toc27454 </w:instrText>
           </w:r>
           <w:r>
             <w:rPr>
-              <w:rFonts w:hint="eastAsia" w:ascii="宋体" w:hAnsi="宋体" w:eastAsia="宋体" w:cs="宋体"/>
+              <w:rFonts w:ascii="宋体" w:eastAsia="宋体" w:hAnsi="宋体" w:cs="宋体" w:hint="eastAsia"/>
               <w:szCs w:val="24"/>
             </w:rPr>
             <w:fldChar w:fldCharType="separate"/>
@@ -3417,7 +3295,7 @@
           </w:r>
           <w:r>
             <w:rPr>
-              <w:rFonts w:hint="eastAsia" w:ascii="宋体" w:hAnsi="宋体" w:eastAsia="宋体" w:cs="宋体"/>
+              <w:rFonts w:ascii="宋体" w:eastAsia="宋体" w:hAnsi="宋体" w:cs="宋体" w:hint="eastAsia"/>
               <w:szCs w:val="24"/>
             </w:rPr>
             <w:fldChar w:fldCharType="end"/>
@@ -3425,28 +3303,28 @@
         </w:p>
         <w:p>
           <w:pPr>
-            <w:pStyle w:val="16"/>
+            <w:pStyle w:val="TOC1"/>
             <w:tabs>
               <w:tab w:val="right" w:leader="dot" w:pos="8306"/>
             </w:tabs>
           </w:pPr>
           <w:r>
             <w:rPr>
-              <w:rFonts w:hint="eastAsia" w:ascii="宋体" w:hAnsi="宋体" w:eastAsia="宋体" w:cs="宋体"/>
+              <w:rFonts w:ascii="宋体" w:eastAsia="宋体" w:hAnsi="宋体" w:cs="宋体" w:hint="eastAsia"/>
               <w:szCs w:val="24"/>
             </w:rPr>
             <w:fldChar w:fldCharType="begin"/>
           </w:r>
           <w:r>
             <w:rPr>
-              <w:rFonts w:hint="eastAsia" w:ascii="宋体" w:hAnsi="宋体" w:eastAsia="宋体" w:cs="宋体"/>
+              <w:rFonts w:ascii="宋体" w:eastAsia="宋体" w:hAnsi="宋体" w:cs="宋体" w:hint="eastAsia"/>
               <w:szCs w:val="24"/>
             </w:rPr>
             <w:instrText xml:space="preserve"> HYPERLINK \l _Toc9301 </w:instrText>
           </w:r>
           <w:r>
             <w:rPr>
-              <w:rFonts w:hint="eastAsia" w:ascii="宋体" w:hAnsi="宋体" w:eastAsia="宋体" w:cs="宋体"/>
+              <w:rFonts w:ascii="宋体" w:eastAsia="宋体" w:hAnsi="宋体" w:cs="宋体" w:hint="eastAsia"/>
               <w:szCs w:val="24"/>
             </w:rPr>
             <w:fldChar w:fldCharType="separate"/>
@@ -3478,7 +3356,7 @@
           </w:r>
           <w:r>
             <w:rPr>
-              <w:rFonts w:hint="eastAsia" w:ascii="宋体" w:hAnsi="宋体" w:eastAsia="宋体" w:cs="宋体"/>
+              <w:rFonts w:ascii="宋体" w:eastAsia="宋体" w:hAnsi="宋体" w:cs="宋体" w:hint="eastAsia"/>
               <w:szCs w:val="24"/>
             </w:rPr>
             <w:fldChar w:fldCharType="end"/>
@@ -3486,28 +3364,28 @@
         </w:p>
         <w:p>
           <w:pPr>
-            <w:pStyle w:val="16"/>
+            <w:pStyle w:val="TOC1"/>
             <w:tabs>
               <w:tab w:val="right" w:leader="dot" w:pos="8306"/>
             </w:tabs>
           </w:pPr>
           <w:r>
             <w:rPr>
-              <w:rFonts w:hint="eastAsia" w:ascii="宋体" w:hAnsi="宋体" w:eastAsia="宋体" w:cs="宋体"/>
+              <w:rFonts w:ascii="宋体" w:eastAsia="宋体" w:hAnsi="宋体" w:cs="宋体" w:hint="eastAsia"/>
               <w:szCs w:val="24"/>
             </w:rPr>
             <w:fldChar w:fldCharType="begin"/>
           </w:r>
           <w:r>
             <w:rPr>
-              <w:rFonts w:hint="eastAsia" w:ascii="宋体" w:hAnsi="宋体" w:eastAsia="宋体" w:cs="宋体"/>
+              <w:rFonts w:ascii="宋体" w:eastAsia="宋体" w:hAnsi="宋体" w:cs="宋体" w:hint="eastAsia"/>
               <w:szCs w:val="24"/>
             </w:rPr>
             <w:instrText xml:space="preserve"> HYPERLINK \l _Toc8874 </w:instrText>
           </w:r>
           <w:r>
             <w:rPr>
-              <w:rFonts w:hint="eastAsia" w:ascii="宋体" w:hAnsi="宋体" w:eastAsia="宋体" w:cs="宋体"/>
+              <w:rFonts w:ascii="宋体" w:eastAsia="宋体" w:hAnsi="宋体" w:cs="宋体" w:hint="eastAsia"/>
               <w:szCs w:val="24"/>
             </w:rPr>
             <w:fldChar w:fldCharType="separate"/>
@@ -3539,7 +3417,7 @@
           </w:r>
           <w:r>
             <w:rPr>
-              <w:rFonts w:hint="eastAsia" w:ascii="宋体" w:hAnsi="宋体" w:eastAsia="宋体" w:cs="宋体"/>
+              <w:rFonts w:ascii="宋体" w:eastAsia="宋体" w:hAnsi="宋体" w:cs="宋体" w:hint="eastAsia"/>
               <w:szCs w:val="24"/>
             </w:rPr>
             <w:fldChar w:fldCharType="end"/>
@@ -3562,7 +3440,7 @@
             <w:snapToGrid w:val="0"/>
             <w:textAlignment w:val="baseline"/>
             <w:rPr>
-              <w:rFonts w:hint="eastAsia" w:ascii="宋体" w:hAnsi="宋体" w:eastAsia="宋体" w:cs="宋体"/>
+              <w:rFonts w:ascii="宋体" w:eastAsia="宋体" w:hAnsi="宋体" w:cs="宋体" w:hint="eastAsia"/>
               <w:snapToGrid w:val="0"/>
               <w:color w:val="000000"/>
               <w:kern w:val="0"/>
@@ -3573,7 +3451,7 @@
           </w:pPr>
           <w:r>
             <w:rPr>
-              <w:rFonts w:hint="eastAsia" w:ascii="宋体" w:hAnsi="宋体" w:eastAsia="宋体" w:cs="宋体"/>
+              <w:rFonts w:ascii="宋体" w:eastAsia="宋体" w:hAnsi="宋体" w:cs="宋体" w:hint="eastAsia"/>
               <w:szCs w:val="24"/>
             </w:rPr>
             <w:fldChar w:fldCharType="end"/>
@@ -3598,7 +3476,7 @@
         <w:snapToGrid w:val="0"/>
         <w:textAlignment w:val="baseline"/>
         <w:rPr>
-          <w:rFonts w:ascii="Arial" w:hAnsi="Arial" w:eastAsia="Arial" w:cs="Arial"/>
+          <w:rFonts w:ascii="Arial" w:eastAsia="Arial" w:hAnsi="Arial" w:cs="Arial"/>
           <w:snapToGrid w:val="0"/>
           <w:color w:val="000000"/>
           <w:kern w:val="0"/>
@@ -3609,7 +3487,7 @@
       </w:pPr>
       <w:r>
         <w:rPr>
-          <w:rFonts w:ascii="Arial" w:hAnsi="Arial" w:eastAsia="Arial" w:cs="Arial"/>
+          <w:rFonts w:ascii="Arial" w:eastAsia="Arial" w:hAnsi="Arial" w:cs="Arial"/>
           <w:snapToGrid w:val="0"/>
           <w:color w:val="000000"/>
           <w:kern w:val="0"/>
@@ -3622,7 +3500,7 @@
     </w:p>
     <w:p>
       <w:pPr>
-        <w:pStyle w:val="28"/>
+        <w:pStyle w:val="1"/>
         <w:keepNext w:val="0"/>
         <w:keepLines w:val="0"/>
         <w:pageBreakBefore w:val="0"/>
@@ -3642,7 +3520,7 @@
           <w:lang w:val="en-US" w:eastAsia="zh-CN"/>
         </w:rPr>
       </w:pPr>
-      <w:bookmarkStart w:id="2" w:name="_Toc8279"/>
+      <w:bookmarkStart w:id="3" w:name="_Toc8279"/>
       <w:r>
         <w:rPr>
           <w:rFonts w:hint="default"/>
@@ -3650,11 +3528,11 @@
         </w:rPr>
         <w:t>总则</w:t>
       </w:r>
-      <w:bookmarkEnd w:id="2"/>
+      <w:bookmarkEnd w:id="3"/>
     </w:p>
     <w:p>
       <w:pPr>
-        <w:pStyle w:val="30"/>
+        <w:pStyle w:val="2"/>
         <w:keepNext w:val="0"/>
         <w:keepLines w:val="0"/>
         <w:pageBreakBefore w:val="0"/>
@@ -3674,7 +3552,7 @@
           <w:lang w:val="en-US" w:eastAsia="zh-CN"/>
         </w:rPr>
       </w:pPr>
-      <w:bookmarkStart w:id="3" w:name="_Toc8498"/>
+      <w:bookmarkStart w:id="4" w:name="_Toc8498"/>
       <w:r>
         <w:rPr>
           <w:rFonts w:hint="default"/>
@@ -3682,11 +3560,11 @@
         </w:rPr>
         <w:t>目的</w:t>
       </w:r>
-      <w:bookmarkEnd w:id="3"/>
+      <w:bookmarkEnd w:id="4"/>
     </w:p>
     <w:p>
       <w:pPr>
-        <w:pStyle w:val="29"/>
+        <w:pStyle w:val="a1"/>
         <w:keepNext w:val="0"/>
         <w:keepLines w:val="0"/>
         <w:pageBreakBefore w:val="0"/>
@@ -3716,7 +3594,7 @@
     </w:p>
     <w:p>
       <w:pPr>
-        <w:pStyle w:val="30"/>
+        <w:pStyle w:val="2"/>
         <w:keepNext w:val="0"/>
         <w:keepLines w:val="0"/>
         <w:pageBreakBefore w:val="0"/>
@@ -3736,7 +3614,7 @@
           <w:lang w:val="en-US" w:eastAsia="zh-CN"/>
         </w:rPr>
       </w:pPr>
-      <w:bookmarkStart w:id="4" w:name="_Toc27291"/>
+      <w:bookmarkStart w:id="5" w:name="_Toc27291"/>
       <w:r>
         <w:rPr>
           <w:rFonts w:hint="default"/>
@@ -3744,11 +3622,11 @@
         </w:rPr>
         <w:t>适用范围</w:t>
       </w:r>
-      <w:bookmarkEnd w:id="4"/>
+      <w:bookmarkEnd w:id="5"/>
     </w:p>
     <w:p>
       <w:pPr>
-        <w:pStyle w:val="29"/>
+        <w:pStyle w:val="a1"/>
         <w:keepNext w:val="0"/>
         <w:keepLines w:val="0"/>
         <w:pageBreakBefore w:val="0"/>
@@ -3773,21 +3651,12 @@
           <w:rFonts w:hint="default"/>
           <w:lang w:val="en-US" w:eastAsia="zh-CN"/>
         </w:rPr>
-        <w:t>本制度适用于公司所有</w:t>
-      </w:r>
-      <w:bookmarkStart w:id="21" w:name="_GoBack"/>
-      <w:bookmarkEnd w:id="21"/>
-      <w:r>
-        <w:rPr>
-          <w:rFonts w:hint="default"/>
-          <w:lang w:val="en-US" w:eastAsia="zh-CN"/>
-        </w:rPr>
-        <w:t>运维服务项目的阶段性交付验收、合同周期结束验收、新增服务功能上线验收及其他约定的专项服务成果验收。</w:t>
+        <w:t>本制度适用于公司所有运维服务项目的阶段性交付验收、合同周期结束验收、新增服务功能上线验收及其他约定的专项服务成果验收。</w:t>
       </w:r>
     </w:p>
     <w:p>
       <w:pPr>
-        <w:pStyle w:val="30"/>
+        <w:pStyle w:val="2"/>
         <w:keepNext w:val="0"/>
         <w:keepLines w:val="0"/>
         <w:pageBreakBefore w:val="0"/>
@@ -3807,7 +3676,7 @@
           <w:lang w:val="en-US" w:eastAsia="zh-CN"/>
         </w:rPr>
       </w:pPr>
-      <w:bookmarkStart w:id="5" w:name="_Toc32103"/>
+      <w:bookmarkStart w:id="6" w:name="_Toc32103"/>
       <w:r>
         <w:rPr>
           <w:rFonts w:hint="default"/>
@@ -3815,11 +3684,11 @@
         </w:rPr>
         <w:t>基本原则</w:t>
       </w:r>
-      <w:bookmarkEnd w:id="5"/>
+      <w:bookmarkEnd w:id="6"/>
     </w:p>
     <w:p>
       <w:pPr>
-        <w:pStyle w:val="29"/>
+        <w:pStyle w:val="a1"/>
         <w:keepNext w:val="0"/>
         <w:keepLines w:val="0"/>
         <w:pageBreakBefore w:val="0"/>
@@ -3849,7 +3718,7 @@
     </w:p>
     <w:p>
       <w:pPr>
-        <w:pStyle w:val="29"/>
+        <w:pStyle w:val="a1"/>
         <w:keepNext w:val="0"/>
         <w:keepLines w:val="0"/>
         <w:pageBreakBefore w:val="0"/>
@@ -3879,7 +3748,7 @@
     </w:p>
     <w:p>
       <w:pPr>
-        <w:pStyle w:val="29"/>
+        <w:pStyle w:val="a1"/>
         <w:keepNext w:val="0"/>
         <w:keepLines w:val="0"/>
         <w:pageBreakBefore w:val="0"/>
@@ -3909,7 +3778,7 @@
     </w:p>
     <w:p>
       <w:pPr>
-        <w:pStyle w:val="29"/>
+        <w:pStyle w:val="a1"/>
         <w:keepNext w:val="0"/>
         <w:keepLines w:val="0"/>
         <w:pageBreakBefore w:val="0"/>
@@ -3939,7 +3808,7 @@
     </w:p>
     <w:p>
       <w:pPr>
-        <w:pStyle w:val="28"/>
+        <w:pStyle w:val="1"/>
         <w:keepNext w:val="0"/>
         <w:keepLines w:val="0"/>
         <w:pageBreakBefore w:val="0"/>
@@ -3959,7 +3828,7 @@
           <w:lang w:val="en-US" w:eastAsia="zh-CN"/>
         </w:rPr>
       </w:pPr>
-      <w:bookmarkStart w:id="6" w:name="_Toc16154"/>
+      <w:bookmarkStart w:id="7" w:name="_Toc16154"/>
       <w:r>
         <w:rPr>
           <w:rFonts w:hint="default"/>
@@ -3967,11 +3836,11 @@
         </w:rPr>
         <w:t>组织与职责</w:t>
       </w:r>
-      <w:bookmarkEnd w:id="6"/>
+      <w:bookmarkEnd w:id="7"/>
     </w:p>
     <w:p>
       <w:pPr>
-        <w:pStyle w:val="30"/>
+        <w:pStyle w:val="2"/>
         <w:keepNext w:val="0"/>
         <w:keepLines w:val="0"/>
         <w:pageBreakBefore w:val="0"/>
@@ -3991,7 +3860,7 @@
           <w:lang w:val="en-US" w:eastAsia="zh-CN"/>
         </w:rPr>
       </w:pPr>
-      <w:bookmarkStart w:id="7" w:name="_Toc30251"/>
+      <w:bookmarkStart w:id="8" w:name="_Toc30251"/>
       <w:r>
         <w:rPr>
           <w:rFonts w:hint="default"/>
@@ -3999,11 +3868,11 @@
         </w:rPr>
         <w:t>质量管理部</w:t>
       </w:r>
-      <w:bookmarkEnd w:id="7"/>
+      <w:bookmarkEnd w:id="8"/>
     </w:p>
     <w:p>
       <w:pPr>
-        <w:pStyle w:val="29"/>
+        <w:pStyle w:val="a1"/>
         <w:keepNext w:val="0"/>
         <w:keepLines w:val="0"/>
         <w:pageBreakBefore w:val="0"/>
@@ -4033,7 +3902,7 @@
     </w:p>
     <w:p>
       <w:pPr>
-        <w:pStyle w:val="29"/>
+        <w:pStyle w:val="a1"/>
         <w:keepNext w:val="0"/>
         <w:keepLines w:val="0"/>
         <w:pageBreakBefore w:val="0"/>
@@ -4063,7 +3932,7 @@
     </w:p>
     <w:p>
       <w:pPr>
-        <w:pStyle w:val="29"/>
+        <w:pStyle w:val="a1"/>
         <w:keepNext w:val="0"/>
         <w:keepLines w:val="0"/>
         <w:pageBreakBefore w:val="0"/>
@@ -4093,7 +3962,7 @@
     </w:p>
     <w:p>
       <w:pPr>
-        <w:pStyle w:val="29"/>
+        <w:pStyle w:val="a1"/>
         <w:keepNext w:val="0"/>
         <w:keepLines w:val="0"/>
         <w:pageBreakBefore w:val="0"/>
@@ -4123,7 +3992,7 @@
     </w:p>
     <w:p>
       <w:pPr>
-        <w:pStyle w:val="29"/>
+        <w:pStyle w:val="a1"/>
         <w:keepNext w:val="0"/>
         <w:keepLines w:val="0"/>
         <w:pageBreakBefore w:val="0"/>
@@ -4153,7 +4022,7 @@
     </w:p>
     <w:p>
       <w:pPr>
-        <w:pStyle w:val="30"/>
+        <w:pStyle w:val="2"/>
         <w:keepNext w:val="0"/>
         <w:keepLines w:val="0"/>
         <w:pageBreakBefore w:val="0"/>
@@ -4173,7 +4042,7 @@
           <w:lang w:val="en-US" w:eastAsia="zh-CN"/>
         </w:rPr>
       </w:pPr>
-      <w:bookmarkStart w:id="8" w:name="_Toc23853"/>
+      <w:bookmarkStart w:id="9" w:name="_Toc23853"/>
       <w:r>
         <w:rPr>
           <w:rFonts w:hint="default"/>
@@ -4181,11 +4050,11 @@
         </w:rPr>
         <w:t>运维部</w:t>
       </w:r>
-      <w:bookmarkEnd w:id="8"/>
+      <w:bookmarkEnd w:id="9"/>
     </w:p>
     <w:p>
       <w:pPr>
-        <w:pStyle w:val="29"/>
+        <w:pStyle w:val="a1"/>
         <w:keepNext w:val="0"/>
         <w:keepLines w:val="0"/>
         <w:pageBreakBefore w:val="0"/>
@@ -4215,7 +4084,7 @@
     </w:p>
     <w:p>
       <w:pPr>
-        <w:pStyle w:val="29"/>
+        <w:pStyle w:val="a1"/>
         <w:keepNext w:val="0"/>
         <w:keepLines w:val="0"/>
         <w:pageBreakBefore w:val="0"/>
@@ -4245,7 +4114,7 @@
     </w:p>
     <w:p>
       <w:pPr>
-        <w:pStyle w:val="29"/>
+        <w:pStyle w:val="a1"/>
         <w:keepNext w:val="0"/>
         <w:keepLines w:val="0"/>
         <w:pageBreakBefore w:val="0"/>
@@ -4275,7 +4144,7 @@
     </w:p>
     <w:p>
       <w:pPr>
-        <w:pStyle w:val="29"/>
+        <w:pStyle w:val="a1"/>
         <w:keepNext w:val="0"/>
         <w:keepLines w:val="0"/>
         <w:pageBreakBefore w:val="0"/>
@@ -4305,7 +4174,7 @@
     </w:p>
     <w:p>
       <w:pPr>
-        <w:pStyle w:val="30"/>
+        <w:pStyle w:val="2"/>
         <w:keepNext w:val="0"/>
         <w:keepLines w:val="0"/>
         <w:pageBreakBefore w:val="0"/>
@@ -4325,7 +4194,7 @@
           <w:lang w:val="en-US" w:eastAsia="zh-CN"/>
         </w:rPr>
       </w:pPr>
-      <w:bookmarkStart w:id="9" w:name="_Toc16756"/>
+      <w:bookmarkStart w:id="10" w:name="_Toc16756"/>
       <w:r>
         <w:rPr>
           <w:rFonts w:hint="default"/>
@@ -4333,11 +4202,11 @@
         </w:rPr>
         <w:t>研发部</w:t>
       </w:r>
-      <w:bookmarkEnd w:id="9"/>
+      <w:bookmarkEnd w:id="10"/>
     </w:p>
     <w:p>
       <w:pPr>
-        <w:pStyle w:val="29"/>
+        <w:pStyle w:val="a1"/>
         <w:keepNext w:val="0"/>
         <w:keepLines w:val="0"/>
         <w:pageBreakBefore w:val="0"/>
@@ -4367,7 +4236,7 @@
     </w:p>
     <w:p>
       <w:pPr>
-        <w:pStyle w:val="29"/>
+        <w:pStyle w:val="a1"/>
         <w:keepNext w:val="0"/>
         <w:keepLines w:val="0"/>
         <w:pageBreakBefore w:val="0"/>
@@ -4397,7 +4266,7 @@
     </w:p>
     <w:p>
       <w:pPr>
-        <w:pStyle w:val="30"/>
+        <w:pStyle w:val="2"/>
         <w:keepNext w:val="0"/>
         <w:keepLines w:val="0"/>
         <w:pageBreakBefore w:val="0"/>
@@ -4417,7 +4286,7 @@
           <w:lang w:val="en-US" w:eastAsia="zh-CN"/>
         </w:rPr>
       </w:pPr>
-      <w:bookmarkStart w:id="10" w:name="_Toc20202"/>
+      <w:bookmarkStart w:id="11" w:name="_Toc20202"/>
       <w:r>
         <w:rPr>
           <w:rFonts w:hint="default"/>
@@ -4425,11 +4294,11 @@
         </w:rPr>
         <w:t>验收小组</w:t>
       </w:r>
-      <w:bookmarkEnd w:id="10"/>
+      <w:bookmarkEnd w:id="11"/>
     </w:p>
     <w:p>
       <w:pPr>
-        <w:pStyle w:val="29"/>
+        <w:pStyle w:val="a1"/>
         <w:keepNext w:val="0"/>
         <w:keepLines w:val="0"/>
         <w:pageBreakBefore w:val="0"/>
@@ -4459,7 +4328,7 @@
     </w:p>
     <w:p>
       <w:pPr>
-        <w:pStyle w:val="29"/>
+        <w:pStyle w:val="a1"/>
         <w:keepNext w:val="0"/>
         <w:keepLines w:val="0"/>
         <w:pageBreakBefore w:val="0"/>
@@ -4489,7 +4358,7 @@
     </w:p>
     <w:p>
       <w:pPr>
-        <w:pStyle w:val="28"/>
+        <w:pStyle w:val="1"/>
         <w:keepNext w:val="0"/>
         <w:keepLines w:val="0"/>
         <w:pageBreakBefore w:val="0"/>
@@ -4509,7 +4378,7 @@
           <w:lang w:val="en-US" w:eastAsia="zh-CN"/>
         </w:rPr>
       </w:pPr>
-      <w:bookmarkStart w:id="11" w:name="_Toc9491"/>
+      <w:bookmarkStart w:id="12" w:name="_Toc9491"/>
       <w:r>
         <w:rPr>
           <w:rFonts w:hint="default"/>
@@ -4517,23 +4386,22 @@
         </w:rPr>
         <w:t>验收类型与触发条件</w:t>
       </w:r>
-      <w:bookmarkEnd w:id="11"/>
+      <w:bookmarkEnd w:id="12"/>
     </w:p>
     <w:tbl>
       <w:tblPr>
-        <w:tblStyle w:val="20"/>
+        <w:tblStyle w:val="TableNormal"/>
         <w:tblW w:w="9024" w:type="dxa"/>
         <w:tblInd w:w="0" w:type="dxa"/>
         <w:tblBorders>
-          <w:top w:val="single" w:color="auto" w:sz="4" w:space="0"/>
-          <w:left w:val="single" w:color="auto" w:sz="4" w:space="0"/>
-          <w:bottom w:val="single" w:color="auto" w:sz="4" w:space="0"/>
-          <w:right w:val="single" w:color="auto" w:sz="4" w:space="0"/>
-          <w:insideH w:val="single" w:color="auto" w:sz="4" w:space="0"/>
-          <w:insideV w:val="single" w:color="auto" w:sz="4" w:space="0"/>
+          <w:top w:val="single" w:sz="4" w:space="0" w:color="auto"/>
+          <w:left w:val="single" w:sz="4" w:space="0" w:color="auto"/>
+          <w:bottom w:val="single" w:sz="4" w:space="0" w:color="auto"/>
+          <w:right w:val="single" w:sz="4" w:space="0" w:color="auto"/>
+          <w:insideH w:val="single" w:sz="4" w:space="0" w:color="auto"/>
+          <w:insideV w:val="single" w:sz="4" w:space="0" w:color="auto"/>
         </w:tblBorders>
         <w:shd w:val="clear" w:color="auto" w:fill="auto"/>
-        <w:tblLayout w:type="autofit"/>
         <w:tblCellMar>
           <w:top w:w="15" w:type="dxa"/>
           <w:left w:w="15" w:type="dxa"/>
@@ -4548,13 +4416,15 @@
       </w:tblGrid>
       <w:tr>
         <w:tblPrEx>
+          <w:tblW w:w="9024" w:type="dxa"/>
+          <w:tblInd w:w="0" w:type="dxa"/>
           <w:tblBorders>
-            <w:top w:val="single" w:color="auto" w:sz="4" w:space="0"/>
-            <w:left w:val="single" w:color="auto" w:sz="4" w:space="0"/>
-            <w:bottom w:val="single" w:color="auto" w:sz="4" w:space="0"/>
-            <w:right w:val="single" w:color="auto" w:sz="4" w:space="0"/>
-            <w:insideH w:val="single" w:color="auto" w:sz="4" w:space="0"/>
-            <w:insideV w:val="single" w:color="auto" w:sz="4" w:space="0"/>
+            <w:top w:val="single" w:sz="4" w:space="0" w:color="auto"/>
+            <w:left w:val="single" w:sz="4" w:space="0" w:color="auto"/>
+            <w:bottom w:val="single" w:sz="4" w:space="0" w:color="auto"/>
+            <w:right w:val="single" w:sz="4" w:space="0" w:color="auto"/>
+            <w:insideH w:val="single" w:sz="4" w:space="0" w:color="auto"/>
+            <w:insideV w:val="single" w:sz="4" w:space="0" w:color="auto"/>
           </w:tblBorders>
           <w:shd w:val="clear" w:color="auto" w:fill="auto"/>
           <w:tblCellMar>
@@ -4596,11 +4466,11 @@
               <w:adjustRightInd w:val="0"/>
               <w:snapToGrid w:val="0"/>
               <w:spacing w:line="300" w:lineRule="atLeast"/>
-              <w:ind w:left="0" w:leftChars="0" w:right="0" w:rightChars="0" w:firstLine="0" w:firstLineChars="0"/>
+              <w:ind w:left="0" w:right="0" w:firstLine="0" w:leftChars="0" w:rightChars="0" w:firstLineChars="0"/>
               <w:jc w:val="center"/>
               <w:textAlignment w:val="baseline"/>
               <w:rPr>
-                <w:rFonts w:ascii="Segoe UI" w:hAnsi="Segoe UI" w:eastAsia="Segoe UI" w:cs="Segoe UI"/>
+                <w:rFonts w:ascii="Segoe UI" w:eastAsia="Segoe UI" w:hAnsi="Segoe UI" w:cs="Segoe UI"/>
                 <w:i w:val="0"/>
                 <w:iCs w:val="0"/>
                 <w:caps w:val="0"/>
@@ -4612,7 +4482,7 @@
             </w:pPr>
             <w:r>
               <w:rPr>
-                <w:rFonts w:hint="default" w:ascii="Segoe UI" w:hAnsi="Segoe UI" w:eastAsia="Segoe UI" w:cs="Segoe UI"/>
+                <w:rFonts w:ascii="Segoe UI" w:eastAsia="Segoe UI" w:hAnsi="Segoe UI" w:cs="Segoe UI" w:hint="default"/>
                 <w:i w:val="0"/>
                 <w:iCs w:val="0"/>
                 <w:caps w:val="0"/>
@@ -4657,11 +4527,11 @@
               <w:adjustRightInd w:val="0"/>
               <w:snapToGrid w:val="0"/>
               <w:spacing w:line="300" w:lineRule="atLeast"/>
-              <w:ind w:left="0" w:leftChars="0" w:right="0" w:rightChars="0" w:firstLine="0" w:firstLineChars="0"/>
+              <w:ind w:left="0" w:right="0" w:firstLine="0" w:leftChars="0" w:rightChars="0" w:firstLineChars="0"/>
               <w:jc w:val="center"/>
               <w:textAlignment w:val="baseline"/>
               <w:rPr>
-                <w:rFonts w:hint="default" w:ascii="Segoe UI" w:hAnsi="Segoe UI" w:eastAsia="Segoe UI" w:cs="Segoe UI"/>
+                <w:rFonts w:ascii="Segoe UI" w:eastAsia="Segoe UI" w:hAnsi="Segoe UI" w:cs="Segoe UI" w:hint="default"/>
                 <w:i w:val="0"/>
                 <w:iCs w:val="0"/>
                 <w:caps w:val="0"/>
@@ -4673,7 +4543,7 @@
             </w:pPr>
             <w:r>
               <w:rPr>
-                <w:rFonts w:hint="default" w:ascii="Segoe UI" w:hAnsi="Segoe UI" w:eastAsia="Segoe UI" w:cs="Segoe UI"/>
+                <w:rFonts w:ascii="Segoe UI" w:eastAsia="Segoe UI" w:hAnsi="Segoe UI" w:cs="Segoe UI" w:hint="default"/>
                 <w:i w:val="0"/>
                 <w:iCs w:val="0"/>
                 <w:caps w:val="0"/>
@@ -4718,11 +4588,11 @@
               <w:adjustRightInd w:val="0"/>
               <w:snapToGrid w:val="0"/>
               <w:spacing w:line="300" w:lineRule="atLeast"/>
-              <w:ind w:left="0" w:leftChars="0" w:right="0" w:rightChars="0" w:firstLine="0" w:firstLineChars="0"/>
+              <w:ind w:left="0" w:right="0" w:firstLine="0" w:leftChars="0" w:rightChars="0" w:firstLineChars="0"/>
               <w:jc w:val="center"/>
               <w:textAlignment w:val="baseline"/>
               <w:rPr>
-                <w:rFonts w:hint="default" w:ascii="Segoe UI" w:hAnsi="Segoe UI" w:eastAsia="Segoe UI" w:cs="Segoe UI"/>
+                <w:rFonts w:ascii="Segoe UI" w:eastAsia="Segoe UI" w:hAnsi="Segoe UI" w:cs="Segoe UI" w:hint="default"/>
                 <w:i w:val="0"/>
                 <w:iCs w:val="0"/>
                 <w:caps w:val="0"/>
@@ -4734,7 +4604,7 @@
             </w:pPr>
             <w:r>
               <w:rPr>
-                <w:rFonts w:hint="default" w:ascii="Segoe UI" w:hAnsi="Segoe UI" w:eastAsia="Segoe UI" w:cs="Segoe UI"/>
+                <w:rFonts w:ascii="Segoe UI" w:eastAsia="Segoe UI" w:hAnsi="Segoe UI" w:cs="Segoe UI" w:hint="default"/>
                 <w:i w:val="0"/>
                 <w:iCs w:val="0"/>
                 <w:caps w:val="0"/>
@@ -4753,14 +4623,9 @@
       </w:tr>
       <w:tr>
         <w:tblPrEx>
-          <w:tblBorders>
-            <w:top w:val="single" w:color="auto" w:sz="4" w:space="0"/>
-            <w:left w:val="single" w:color="auto" w:sz="4" w:space="0"/>
-            <w:bottom w:val="single" w:color="auto" w:sz="4" w:space="0"/>
-            <w:right w:val="single" w:color="auto" w:sz="4" w:space="0"/>
-            <w:insideH w:val="single" w:color="auto" w:sz="4" w:space="0"/>
-            <w:insideV w:val="single" w:color="auto" w:sz="4" w:space="0"/>
-          </w:tblBorders>
+          <w:tblW w:w="9024" w:type="dxa"/>
+          <w:tblInd w:w="0" w:type="dxa"/>
+          <w:shd w:val="clear" w:color="auto" w:fill="auto"/>
           <w:tblCellMar>
             <w:top w:w="15" w:type="dxa"/>
             <w:left w:w="15" w:type="dxa"/>
@@ -4800,7 +4665,7 @@
               <w:jc w:val="left"/>
               <w:textAlignment w:val="baseline"/>
               <w:rPr>
-                <w:rFonts w:hint="default" w:ascii="Segoe UI" w:hAnsi="Segoe UI" w:eastAsia="Segoe UI" w:cs="Segoe UI"/>
+                <w:rFonts w:ascii="Segoe UI" w:eastAsia="Segoe UI" w:hAnsi="Segoe UI" w:cs="Segoe UI" w:hint="default"/>
                 <w:i w:val="0"/>
                 <w:iCs w:val="0"/>
                 <w:caps w:val="0"/>
@@ -4812,8 +4677,8 @@
             </w:pPr>
             <w:r>
               <w:rPr>
-                <w:rStyle w:val="23"/>
-                <w:rFonts w:hint="default" w:ascii="Segoe UI" w:hAnsi="Segoe UI" w:eastAsia="Segoe UI" w:cs="Segoe UI"/>
+                <w:rStyle w:val="Strong"/>
+                <w:rFonts w:ascii="Segoe UI" w:eastAsia="Segoe UI" w:hAnsi="Segoe UI" w:cs="Segoe UI" w:hint="default"/>
                 <w:b/>
                 <w:bCs/>
                 <w:i w:val="0"/>
@@ -4863,7 +4728,7 @@
               <w:jc w:val="left"/>
               <w:textAlignment w:val="baseline"/>
               <w:rPr>
-                <w:rFonts w:hint="default" w:ascii="Segoe UI" w:hAnsi="Segoe UI" w:eastAsia="Segoe UI" w:cs="Segoe UI"/>
+                <w:rFonts w:ascii="Segoe UI" w:eastAsia="Segoe UI" w:hAnsi="Segoe UI" w:cs="Segoe UI" w:hint="default"/>
                 <w:i w:val="0"/>
                 <w:iCs w:val="0"/>
                 <w:caps w:val="0"/>
@@ -4875,7 +4740,7 @@
             </w:pPr>
             <w:r>
               <w:rPr>
-                <w:rFonts w:hint="default" w:ascii="Segoe UI" w:hAnsi="Segoe UI" w:eastAsia="Segoe UI" w:cs="Segoe UI"/>
+                <w:rFonts w:ascii="Segoe UI" w:eastAsia="Segoe UI" w:hAnsi="Segoe UI" w:cs="Segoe UI" w:hint="default"/>
                 <w:i w:val="0"/>
                 <w:iCs w:val="0"/>
                 <w:caps w:val="0"/>
@@ -4923,7 +4788,7 @@
               <w:jc w:val="left"/>
               <w:textAlignment w:val="baseline"/>
               <w:rPr>
-                <w:rFonts w:hint="default" w:ascii="Segoe UI" w:hAnsi="Segoe UI" w:eastAsia="Segoe UI" w:cs="Segoe UI"/>
+                <w:rFonts w:ascii="Segoe UI" w:eastAsia="Segoe UI" w:hAnsi="Segoe UI" w:cs="Segoe UI" w:hint="default"/>
                 <w:i w:val="0"/>
                 <w:iCs w:val="0"/>
                 <w:caps w:val="0"/>
@@ -4935,7 +4800,7 @@
             </w:pPr>
             <w:r>
               <w:rPr>
-                <w:rFonts w:hint="default" w:ascii="Segoe UI" w:hAnsi="Segoe UI" w:eastAsia="Segoe UI" w:cs="Segoe UI"/>
+                <w:rFonts w:ascii="Segoe UI" w:eastAsia="Segoe UI" w:hAnsi="Segoe UI" w:cs="Segoe UI" w:hint="default"/>
                 <w:i w:val="0"/>
                 <w:iCs w:val="0"/>
                 <w:caps w:val="0"/>
@@ -4954,14 +4819,9 @@
       </w:tr>
       <w:tr>
         <w:tblPrEx>
-          <w:tblBorders>
-            <w:top w:val="single" w:color="auto" w:sz="4" w:space="0"/>
-            <w:left w:val="single" w:color="auto" w:sz="4" w:space="0"/>
-            <w:bottom w:val="single" w:color="auto" w:sz="4" w:space="0"/>
-            <w:right w:val="single" w:color="auto" w:sz="4" w:space="0"/>
-            <w:insideH w:val="single" w:color="auto" w:sz="4" w:space="0"/>
-            <w:insideV w:val="single" w:color="auto" w:sz="4" w:space="0"/>
-          </w:tblBorders>
+          <w:tblW w:w="9024" w:type="dxa"/>
+          <w:tblInd w:w="0" w:type="dxa"/>
+          <w:shd w:val="clear" w:color="auto" w:fill="auto"/>
           <w:tblCellMar>
             <w:top w:w="15" w:type="dxa"/>
             <w:left w:w="15" w:type="dxa"/>
@@ -5001,7 +4861,7 @@
               <w:jc w:val="left"/>
               <w:textAlignment w:val="baseline"/>
               <w:rPr>
-                <w:rFonts w:hint="default" w:ascii="Segoe UI" w:hAnsi="Segoe UI" w:eastAsia="Segoe UI" w:cs="Segoe UI"/>
+                <w:rFonts w:ascii="Segoe UI" w:eastAsia="Segoe UI" w:hAnsi="Segoe UI" w:cs="Segoe UI" w:hint="default"/>
                 <w:i w:val="0"/>
                 <w:iCs w:val="0"/>
                 <w:caps w:val="0"/>
@@ -5013,8 +4873,8 @@
             </w:pPr>
             <w:r>
               <w:rPr>
-                <w:rStyle w:val="23"/>
-                <w:rFonts w:hint="default" w:ascii="Segoe UI" w:hAnsi="Segoe UI" w:eastAsia="Segoe UI" w:cs="Segoe UI"/>
+                <w:rStyle w:val="Strong"/>
+                <w:rFonts w:ascii="Segoe UI" w:eastAsia="Segoe UI" w:hAnsi="Segoe UI" w:cs="Segoe UI" w:hint="default"/>
                 <w:b/>
                 <w:bCs/>
                 <w:i w:val="0"/>
@@ -5064,7 +4924,7 @@
               <w:jc w:val="left"/>
               <w:textAlignment w:val="baseline"/>
               <w:rPr>
-                <w:rFonts w:hint="default" w:ascii="Segoe UI" w:hAnsi="Segoe UI" w:eastAsia="Segoe UI" w:cs="Segoe UI"/>
+                <w:rFonts w:ascii="Segoe UI" w:eastAsia="Segoe UI" w:hAnsi="Segoe UI" w:cs="Segoe UI" w:hint="default"/>
                 <w:i w:val="0"/>
                 <w:iCs w:val="0"/>
                 <w:caps w:val="0"/>
@@ -5076,7 +4936,7 @@
             </w:pPr>
             <w:r>
               <w:rPr>
-                <w:rFonts w:hint="default" w:ascii="Segoe UI" w:hAnsi="Segoe UI" w:eastAsia="Segoe UI" w:cs="Segoe UI"/>
+                <w:rFonts w:ascii="Segoe UI" w:eastAsia="Segoe UI" w:hAnsi="Segoe UI" w:cs="Segoe UI" w:hint="default"/>
                 <w:i w:val="0"/>
                 <w:iCs w:val="0"/>
                 <w:caps w:val="0"/>
@@ -5124,7 +4984,7 @@
               <w:jc w:val="left"/>
               <w:textAlignment w:val="baseline"/>
               <w:rPr>
-                <w:rFonts w:hint="default" w:ascii="Segoe UI" w:hAnsi="Segoe UI" w:eastAsia="Segoe UI" w:cs="Segoe UI"/>
+                <w:rFonts w:ascii="Segoe UI" w:eastAsia="Segoe UI" w:hAnsi="Segoe UI" w:cs="Segoe UI" w:hint="default"/>
                 <w:i w:val="0"/>
                 <w:iCs w:val="0"/>
                 <w:caps w:val="0"/>
@@ -5136,7 +4996,7 @@
             </w:pPr>
             <w:r>
               <w:rPr>
-                <w:rFonts w:hint="default" w:ascii="Segoe UI" w:hAnsi="Segoe UI" w:eastAsia="Segoe UI" w:cs="Segoe UI"/>
+                <w:rFonts w:ascii="Segoe UI" w:eastAsia="Segoe UI" w:hAnsi="Segoe UI" w:cs="Segoe UI" w:hint="default"/>
                 <w:i w:val="0"/>
                 <w:iCs w:val="0"/>
                 <w:caps w:val="0"/>
@@ -5155,14 +5015,9 @@
       </w:tr>
       <w:tr>
         <w:tblPrEx>
-          <w:tblBorders>
-            <w:top w:val="single" w:color="auto" w:sz="4" w:space="0"/>
-            <w:left w:val="single" w:color="auto" w:sz="4" w:space="0"/>
-            <w:bottom w:val="single" w:color="auto" w:sz="4" w:space="0"/>
-            <w:right w:val="single" w:color="auto" w:sz="4" w:space="0"/>
-            <w:insideH w:val="single" w:color="auto" w:sz="4" w:space="0"/>
-            <w:insideV w:val="single" w:color="auto" w:sz="4" w:space="0"/>
-          </w:tblBorders>
+          <w:tblW w:w="9024" w:type="dxa"/>
+          <w:tblInd w:w="0" w:type="dxa"/>
+          <w:shd w:val="clear" w:color="auto" w:fill="auto"/>
           <w:tblCellMar>
             <w:top w:w="15" w:type="dxa"/>
             <w:left w:w="15" w:type="dxa"/>
@@ -5202,7 +5057,7 @@
               <w:jc w:val="left"/>
               <w:textAlignment w:val="baseline"/>
               <w:rPr>
-                <w:rFonts w:hint="default" w:ascii="Segoe UI" w:hAnsi="Segoe UI" w:eastAsia="Segoe UI" w:cs="Segoe UI"/>
+                <w:rFonts w:ascii="Segoe UI" w:eastAsia="Segoe UI" w:hAnsi="Segoe UI" w:cs="Segoe UI" w:hint="default"/>
                 <w:i w:val="0"/>
                 <w:iCs w:val="0"/>
                 <w:caps w:val="0"/>
@@ -5214,8 +5069,8 @@
             </w:pPr>
             <w:r>
               <w:rPr>
-                <w:rStyle w:val="23"/>
-                <w:rFonts w:hint="default" w:ascii="Segoe UI" w:hAnsi="Segoe UI" w:eastAsia="Segoe UI" w:cs="Segoe UI"/>
+                <w:rStyle w:val="Strong"/>
+                <w:rFonts w:ascii="Segoe UI" w:eastAsia="Segoe UI" w:hAnsi="Segoe UI" w:cs="Segoe UI" w:hint="default"/>
                 <w:b/>
                 <w:bCs/>
                 <w:i w:val="0"/>
@@ -5265,7 +5120,7 @@
               <w:jc w:val="left"/>
               <w:textAlignment w:val="baseline"/>
               <w:rPr>
-                <w:rFonts w:hint="default" w:ascii="Segoe UI" w:hAnsi="Segoe UI" w:eastAsia="Segoe UI" w:cs="Segoe UI"/>
+                <w:rFonts w:ascii="Segoe UI" w:eastAsia="Segoe UI" w:hAnsi="Segoe UI" w:cs="Segoe UI" w:hint="default"/>
                 <w:i w:val="0"/>
                 <w:iCs w:val="0"/>
                 <w:caps w:val="0"/>
@@ -5277,7 +5132,7 @@
             </w:pPr>
             <w:r>
               <w:rPr>
-                <w:rFonts w:hint="default" w:ascii="Segoe UI" w:hAnsi="Segoe UI" w:eastAsia="Segoe UI" w:cs="Segoe UI"/>
+                <w:rFonts w:ascii="Segoe UI" w:eastAsia="Segoe UI" w:hAnsi="Segoe UI" w:cs="Segoe UI" w:hint="default"/>
                 <w:i w:val="0"/>
                 <w:iCs w:val="0"/>
                 <w:caps w:val="0"/>
@@ -5325,7 +5180,7 @@
               <w:jc w:val="left"/>
               <w:textAlignment w:val="baseline"/>
               <w:rPr>
-                <w:rFonts w:hint="default" w:ascii="Segoe UI" w:hAnsi="Segoe UI" w:eastAsia="Segoe UI" w:cs="Segoe UI"/>
+                <w:rFonts w:ascii="Segoe UI" w:eastAsia="Segoe UI" w:hAnsi="Segoe UI" w:cs="Segoe UI" w:hint="default"/>
                 <w:i w:val="0"/>
                 <w:iCs w:val="0"/>
                 <w:caps w:val="0"/>
@@ -5337,7 +5192,7 @@
             </w:pPr>
             <w:r>
               <w:rPr>
-                <w:rFonts w:hint="default" w:ascii="Segoe UI" w:hAnsi="Segoe UI" w:eastAsia="Segoe UI" w:cs="Segoe UI"/>
+                <w:rFonts w:ascii="Segoe UI" w:eastAsia="Segoe UI" w:hAnsi="Segoe UI" w:cs="Segoe UI" w:hint="default"/>
                 <w:i w:val="0"/>
                 <w:iCs w:val="0"/>
                 <w:caps w:val="0"/>
@@ -5356,14 +5211,9 @@
       </w:tr>
       <w:tr>
         <w:tblPrEx>
-          <w:tblBorders>
-            <w:top w:val="single" w:color="auto" w:sz="4" w:space="0"/>
-            <w:left w:val="single" w:color="auto" w:sz="4" w:space="0"/>
-            <w:bottom w:val="single" w:color="auto" w:sz="4" w:space="0"/>
-            <w:right w:val="single" w:color="auto" w:sz="4" w:space="0"/>
-            <w:insideH w:val="single" w:color="auto" w:sz="4" w:space="0"/>
-            <w:insideV w:val="single" w:color="auto" w:sz="4" w:space="0"/>
-          </w:tblBorders>
+          <w:tblW w:w="9024" w:type="dxa"/>
+          <w:tblInd w:w="0" w:type="dxa"/>
+          <w:shd w:val="clear" w:color="auto" w:fill="auto"/>
           <w:tblCellMar>
             <w:top w:w="15" w:type="dxa"/>
             <w:left w:w="15" w:type="dxa"/>
@@ -5403,7 +5253,7 @@
               <w:jc w:val="left"/>
               <w:textAlignment w:val="baseline"/>
               <w:rPr>
-                <w:rFonts w:hint="default" w:ascii="Segoe UI" w:hAnsi="Segoe UI" w:eastAsia="Segoe UI" w:cs="Segoe UI"/>
+                <w:rFonts w:ascii="Segoe UI" w:eastAsia="Segoe UI" w:hAnsi="Segoe UI" w:cs="Segoe UI" w:hint="default"/>
                 <w:i w:val="0"/>
                 <w:iCs w:val="0"/>
                 <w:caps w:val="0"/>
@@ -5415,8 +5265,8 @@
             </w:pPr>
             <w:r>
               <w:rPr>
-                <w:rStyle w:val="23"/>
-                <w:rFonts w:hint="default" w:ascii="Segoe UI" w:hAnsi="Segoe UI" w:eastAsia="Segoe UI" w:cs="Segoe UI"/>
+                <w:rStyle w:val="Strong"/>
+                <w:rFonts w:ascii="Segoe UI" w:eastAsia="Segoe UI" w:hAnsi="Segoe UI" w:cs="Segoe UI" w:hint="default"/>
                 <w:b/>
                 <w:bCs/>
                 <w:i w:val="0"/>
@@ -5466,7 +5316,7 @@
               <w:jc w:val="left"/>
               <w:textAlignment w:val="baseline"/>
               <w:rPr>
-                <w:rFonts w:hint="default" w:ascii="Segoe UI" w:hAnsi="Segoe UI" w:eastAsia="Segoe UI" w:cs="Segoe UI"/>
+                <w:rFonts w:ascii="Segoe UI" w:eastAsia="Segoe UI" w:hAnsi="Segoe UI" w:cs="Segoe UI" w:hint="default"/>
                 <w:i w:val="0"/>
                 <w:iCs w:val="0"/>
                 <w:caps w:val="0"/>
@@ -5478,7 +5328,7 @@
             </w:pPr>
             <w:r>
               <w:rPr>
-                <w:rFonts w:hint="default" w:ascii="Segoe UI" w:hAnsi="Segoe UI" w:eastAsia="Segoe UI" w:cs="Segoe UI"/>
+                <w:rFonts w:ascii="Segoe UI" w:eastAsia="Segoe UI" w:hAnsi="Segoe UI" w:cs="Segoe UI" w:hint="default"/>
                 <w:i w:val="0"/>
                 <w:iCs w:val="0"/>
                 <w:caps w:val="0"/>
@@ -5526,7 +5376,7 @@
               <w:jc w:val="left"/>
               <w:textAlignment w:val="baseline"/>
               <w:rPr>
-                <w:rFonts w:hint="default" w:ascii="Segoe UI" w:hAnsi="Segoe UI" w:eastAsia="Segoe UI" w:cs="Segoe UI"/>
+                <w:rFonts w:ascii="Segoe UI" w:eastAsia="Segoe UI" w:hAnsi="Segoe UI" w:cs="Segoe UI" w:hint="default"/>
                 <w:i w:val="0"/>
                 <w:iCs w:val="0"/>
                 <w:caps w:val="0"/>
@@ -5538,7 +5388,7 @@
             </w:pPr>
             <w:r>
               <w:rPr>
-                <w:rFonts w:hint="default" w:ascii="Segoe UI" w:hAnsi="Segoe UI" w:eastAsia="Segoe UI" w:cs="Segoe UI"/>
+                <w:rFonts w:ascii="Segoe UI" w:eastAsia="Segoe UI" w:hAnsi="Segoe UI" w:cs="Segoe UI" w:hint="default"/>
                 <w:i w:val="0"/>
                 <w:iCs w:val="0"/>
                 <w:caps w:val="0"/>
@@ -5558,7 +5408,7 @@
     </w:tbl>
     <w:p>
       <w:pPr>
-        <w:pStyle w:val="28"/>
+        <w:pStyle w:val="1"/>
         <w:keepNext w:val="0"/>
         <w:keepLines w:val="0"/>
         <w:pageBreakBefore w:val="0"/>
@@ -5578,7 +5428,7 @@
           <w:lang w:val="en-US" w:eastAsia="zh-CN"/>
         </w:rPr>
       </w:pPr>
-      <w:bookmarkStart w:id="12" w:name="_Toc24235"/>
+      <w:bookmarkStart w:id="13" w:name="_Toc24235"/>
       <w:r>
         <w:rPr>
           <w:rFonts w:hint="default"/>
@@ -5586,11 +5436,11 @@
         </w:rPr>
         <w:t>验收管理流程</w:t>
       </w:r>
-      <w:bookmarkEnd w:id="12"/>
+      <w:bookmarkEnd w:id="13"/>
     </w:p>
     <w:p>
       <w:pPr>
-        <w:pStyle w:val="30"/>
+        <w:pStyle w:val="2"/>
         <w:keepNext w:val="0"/>
         <w:keepLines w:val="0"/>
         <w:pageBreakBefore w:val="0"/>
@@ -5610,7 +5460,7 @@
           <w:lang w:val="en-US" w:eastAsia="zh-CN"/>
         </w:rPr>
       </w:pPr>
-      <w:bookmarkStart w:id="13" w:name="_Toc5790"/>
+      <w:bookmarkStart w:id="14" w:name="_Toc5790"/>
       <w:r>
         <w:rPr>
           <w:rFonts w:hint="default"/>
@@ -5618,11 +5468,11 @@
         </w:rPr>
         <w:t>验收准备与申请</w:t>
       </w:r>
-      <w:bookmarkEnd w:id="13"/>
+      <w:bookmarkEnd w:id="14"/>
     </w:p>
     <w:p>
       <w:pPr>
-        <w:pStyle w:val="29"/>
+        <w:pStyle w:val="a1"/>
         <w:keepNext w:val="0"/>
         <w:keepLines w:val="0"/>
         <w:pageBreakBefore w:val="0"/>
@@ -5652,7 +5502,7 @@
     </w:p>
     <w:p>
       <w:pPr>
-        <w:pStyle w:val="29"/>
+        <w:pStyle w:val="a1"/>
         <w:keepNext w:val="0"/>
         <w:keepLines w:val="0"/>
         <w:pageBreakBefore w:val="0"/>
@@ -5682,7 +5532,7 @@
     </w:p>
     <w:p>
       <w:pPr>
-        <w:pStyle w:val="30"/>
+        <w:pStyle w:val="2"/>
         <w:keepNext w:val="0"/>
         <w:keepLines w:val="0"/>
         <w:pageBreakBefore w:val="0"/>
@@ -5702,7 +5552,7 @@
           <w:lang w:val="en-US" w:eastAsia="zh-CN"/>
         </w:rPr>
       </w:pPr>
-      <w:bookmarkStart w:id="14" w:name="_Toc13761"/>
+      <w:bookmarkStart w:id="15" w:name="_Toc13761"/>
       <w:r>
         <w:rPr>
           <w:rFonts w:hint="default"/>
@@ -5710,11 +5560,11 @@
         </w:rPr>
         <w:t>验收策划与组织</w:t>
       </w:r>
-      <w:bookmarkEnd w:id="14"/>
+      <w:bookmarkEnd w:id="15"/>
     </w:p>
     <w:p>
       <w:pPr>
-        <w:pStyle w:val="29"/>
+        <w:pStyle w:val="a1"/>
         <w:keepNext w:val="0"/>
         <w:keepLines w:val="0"/>
         <w:pageBreakBefore w:val="0"/>
@@ -5744,7 +5594,7 @@
     </w:p>
     <w:p>
       <w:pPr>
-        <w:pStyle w:val="29"/>
+        <w:pStyle w:val="a1"/>
         <w:keepNext w:val="0"/>
         <w:keepLines w:val="0"/>
         <w:pageBreakBefore w:val="0"/>
@@ -5774,7 +5624,7 @@
     </w:p>
     <w:p>
       <w:pPr>
-        <w:pStyle w:val="30"/>
+        <w:pStyle w:val="2"/>
         <w:keepNext w:val="0"/>
         <w:keepLines w:val="0"/>
         <w:pageBreakBefore w:val="0"/>
@@ -5794,7 +5644,7 @@
           <w:lang w:val="en-US" w:eastAsia="zh-CN"/>
         </w:rPr>
       </w:pPr>
-      <w:bookmarkStart w:id="15" w:name="_Toc25553"/>
+      <w:bookmarkStart w:id="16" w:name="_Toc25553"/>
       <w:r>
         <w:rPr>
           <w:rFonts w:hint="default"/>
@@ -5802,11 +5652,11 @@
         </w:rPr>
         <w:t>验收评审会议</w:t>
       </w:r>
-      <w:bookmarkEnd w:id="15"/>
+      <w:bookmarkEnd w:id="16"/>
     </w:p>
     <w:p>
       <w:pPr>
-        <w:pStyle w:val="29"/>
+        <w:pStyle w:val="a1"/>
         <w:keepNext w:val="0"/>
         <w:keepLines w:val="0"/>
         <w:pageBreakBefore w:val="0"/>
@@ -5836,7 +5686,7 @@
     </w:p>
     <w:p>
       <w:pPr>
-        <w:pStyle w:val="29"/>
+        <w:pStyle w:val="a1"/>
         <w:keepNext w:val="0"/>
         <w:keepLines w:val="0"/>
         <w:pageBreakBefore w:val="0"/>
@@ -5866,7 +5716,7 @@
     </w:p>
     <w:p>
       <w:pPr>
-        <w:pStyle w:val="29"/>
+        <w:pStyle w:val="a1"/>
         <w:keepNext w:val="0"/>
         <w:keepLines w:val="0"/>
         <w:pageBreakBefore w:val="0"/>
@@ -5896,7 +5746,7 @@
     </w:p>
     <w:p>
       <w:pPr>
-        <w:pStyle w:val="29"/>
+        <w:pStyle w:val="a1"/>
         <w:keepNext w:val="0"/>
         <w:keepLines w:val="0"/>
         <w:pageBreakBefore w:val="0"/>
@@ -5926,7 +5776,7 @@
     </w:p>
     <w:p>
       <w:pPr>
-        <w:pStyle w:val="30"/>
+        <w:pStyle w:val="2"/>
         <w:keepNext w:val="0"/>
         <w:keepLines w:val="0"/>
         <w:pageBreakBefore w:val="0"/>
@@ -5946,7 +5796,7 @@
           <w:lang w:val="en-US" w:eastAsia="zh-CN"/>
         </w:rPr>
       </w:pPr>
-      <w:bookmarkStart w:id="16" w:name="_Toc21994"/>
+      <w:bookmarkStart w:id="17" w:name="_Toc21994"/>
       <w:r>
         <w:rPr>
           <w:rFonts w:hint="default"/>
@@ -5954,11 +5804,11 @@
         </w:rPr>
         <w:t>验收结论与报告</w:t>
       </w:r>
-      <w:bookmarkEnd w:id="16"/>
+      <w:bookmarkEnd w:id="17"/>
     </w:p>
     <w:p>
       <w:pPr>
-        <w:pStyle w:val="29"/>
+        <w:pStyle w:val="a1"/>
         <w:keepNext w:val="0"/>
         <w:keepLines w:val="0"/>
         <w:pageBreakBefore w:val="0"/>
@@ -5988,7 +5838,7 @@
     </w:p>
     <w:p>
       <w:pPr>
-        <w:pStyle w:val="29"/>
+        <w:pStyle w:val="a1"/>
         <w:keepNext w:val="0"/>
         <w:keepLines w:val="0"/>
         <w:pageBreakBefore w:val="0"/>
@@ -6018,7 +5868,7 @@
     </w:p>
     <w:p>
       <w:pPr>
-        <w:pStyle w:val="29"/>
+        <w:pStyle w:val="a1"/>
         <w:keepNext w:val="0"/>
         <w:keepLines w:val="0"/>
         <w:pageBreakBefore w:val="0"/>
@@ -6048,7 +5898,7 @@
     </w:p>
     <w:p>
       <w:pPr>
-        <w:pStyle w:val="29"/>
+        <w:pStyle w:val="a1"/>
         <w:keepNext w:val="0"/>
         <w:keepLines w:val="0"/>
         <w:pageBreakBefore w:val="0"/>
@@ -6078,7 +5928,7 @@
     </w:p>
     <w:p>
       <w:pPr>
-        <w:pStyle w:val="29"/>
+        <w:pStyle w:val="a1"/>
         <w:keepNext w:val="0"/>
         <w:keepLines w:val="0"/>
         <w:pageBreakBefore w:val="0"/>
@@ -6108,7 +5958,7 @@
     </w:p>
     <w:p>
       <w:pPr>
-        <w:pStyle w:val="30"/>
+        <w:pStyle w:val="2"/>
         <w:keepNext w:val="0"/>
         <w:keepLines w:val="0"/>
         <w:pageBreakBefore w:val="0"/>
@@ -6128,7 +5978,7 @@
           <w:lang w:val="en-US" w:eastAsia="zh-CN"/>
         </w:rPr>
       </w:pPr>
-      <w:bookmarkStart w:id="17" w:name="_Toc28341"/>
+      <w:bookmarkStart w:id="18" w:name="_Toc28341"/>
       <w:r>
         <w:rPr>
           <w:rFonts w:hint="default"/>
@@ -6136,11 +5986,11 @@
         </w:rPr>
         <w:t>问题整改与关闭</w:t>
       </w:r>
-      <w:bookmarkEnd w:id="17"/>
+      <w:bookmarkEnd w:id="18"/>
     </w:p>
     <w:p>
       <w:pPr>
-        <w:pStyle w:val="29"/>
+        <w:pStyle w:val="a1"/>
         <w:keepNext w:val="0"/>
         <w:keepLines w:val="0"/>
         <w:pageBreakBefore w:val="0"/>
@@ -6170,7 +6020,7 @@
     </w:p>
     <w:p>
       <w:pPr>
-        <w:pStyle w:val="29"/>
+        <w:pStyle w:val="a1"/>
         <w:keepNext w:val="0"/>
         <w:keepLines w:val="0"/>
         <w:pageBreakBefore w:val="0"/>
@@ -6200,7 +6050,7 @@
     </w:p>
     <w:p>
       <w:pPr>
-        <w:pStyle w:val="29"/>
+        <w:pStyle w:val="a1"/>
         <w:keepNext w:val="0"/>
         <w:keepLines w:val="0"/>
         <w:pageBreakBefore w:val="0"/>
@@ -6230,7 +6080,7 @@
     </w:p>
     <w:p>
       <w:pPr>
-        <w:pStyle w:val="30"/>
+        <w:pStyle w:val="2"/>
         <w:keepNext w:val="0"/>
         <w:keepLines w:val="0"/>
         <w:pageBreakBefore w:val="0"/>
@@ -6250,7 +6100,7 @@
           <w:lang w:val="en-US" w:eastAsia="zh-CN"/>
         </w:rPr>
       </w:pPr>
-      <w:bookmarkStart w:id="18" w:name="_Toc27454"/>
+      <w:bookmarkStart w:id="19" w:name="_Toc27454"/>
       <w:r>
         <w:rPr>
           <w:rFonts w:hint="default"/>
@@ -6258,11 +6108,11 @@
         </w:rPr>
         <w:t>文档归档</w:t>
       </w:r>
-      <w:bookmarkEnd w:id="18"/>
+      <w:bookmarkEnd w:id="19"/>
     </w:p>
     <w:p>
       <w:pPr>
-        <w:pStyle w:val="29"/>
+        <w:pStyle w:val="a1"/>
         <w:keepNext w:val="0"/>
         <w:keepLines w:val="0"/>
         <w:pageBreakBefore w:val="0"/>
@@ -6292,7 +6142,7 @@
     </w:p>
     <w:p>
       <w:pPr>
-        <w:pStyle w:val="28"/>
+        <w:pStyle w:val="1"/>
         <w:keepNext w:val="0"/>
         <w:keepLines w:val="0"/>
         <w:pageBreakBefore w:val="0"/>
@@ -6312,7 +6162,7 @@
           <w:lang w:val="en-US" w:eastAsia="zh-CN"/>
         </w:rPr>
       </w:pPr>
-      <w:bookmarkStart w:id="19" w:name="_Toc9301"/>
+      <w:bookmarkStart w:id="20" w:name="_Toc9301"/>
       <w:r>
         <w:rPr>
           <w:rFonts w:hint="default"/>
@@ -6320,11 +6170,11 @@
         </w:rPr>
         <w:t>验收标准与交付物</w:t>
       </w:r>
-      <w:bookmarkEnd w:id="19"/>
+      <w:bookmarkEnd w:id="20"/>
     </w:p>
     <w:p>
       <w:pPr>
-        <w:pStyle w:val="29"/>
+        <w:pStyle w:val="a1"/>
         <w:keepNext w:val="0"/>
         <w:keepLines w:val="0"/>
         <w:pageBreakBefore w:val="0"/>
@@ -6354,7 +6204,7 @@
     </w:p>
     <w:p>
       <w:pPr>
-        <w:pStyle w:val="29"/>
+        <w:pStyle w:val="a1"/>
         <w:keepNext w:val="0"/>
         <w:keepLines w:val="0"/>
         <w:pageBreakBefore w:val="0"/>
@@ -6372,7 +6222,7 @@
         <w:bidi w:val="0"/>
         <w:adjustRightInd w:val="0"/>
         <w:snapToGrid w:val="0"/>
-        <w:ind w:left="425" w:leftChars="0" w:hanging="425" w:firstLineChars="0"/>
+        <w:ind w:left="425" w:hanging="425" w:leftChars="0" w:firstLineChars="0"/>
         <w:textAlignment w:val="baseline"/>
         <w:rPr>
           <w:rFonts w:hint="default"/>
@@ -6389,7 +6239,7 @@
     </w:p>
     <w:p>
       <w:pPr>
-        <w:pStyle w:val="29"/>
+        <w:pStyle w:val="a1"/>
         <w:keepNext w:val="0"/>
         <w:keepLines w:val="0"/>
         <w:pageBreakBefore w:val="0"/>
@@ -6407,7 +6257,7 @@
         <w:bidi w:val="0"/>
         <w:adjustRightInd w:val="0"/>
         <w:snapToGrid w:val="0"/>
-        <w:ind w:left="425" w:leftChars="0" w:hanging="425" w:firstLineChars="0"/>
+        <w:ind w:left="425" w:hanging="425" w:leftChars="0" w:firstLineChars="0"/>
         <w:textAlignment w:val="baseline"/>
         <w:rPr>
           <w:rFonts w:hint="default"/>
@@ -6424,7 +6274,7 @@
     </w:p>
     <w:p>
       <w:pPr>
-        <w:pStyle w:val="29"/>
+        <w:pStyle w:val="a1"/>
         <w:keepNext w:val="0"/>
         <w:keepLines w:val="0"/>
         <w:pageBreakBefore w:val="0"/>
@@ -6442,7 +6292,7 @@
         <w:bidi w:val="0"/>
         <w:adjustRightInd w:val="0"/>
         <w:snapToGrid w:val="0"/>
-        <w:ind w:left="425" w:leftChars="0" w:hanging="425" w:firstLineChars="0"/>
+        <w:ind w:left="425" w:hanging="425" w:leftChars="0" w:firstLineChars="0"/>
         <w:textAlignment w:val="baseline"/>
         <w:rPr>
           <w:rFonts w:hint="default"/>
@@ -6459,7 +6309,7 @@
     </w:p>
     <w:p>
       <w:pPr>
-        <w:pStyle w:val="29"/>
+        <w:pStyle w:val="a1"/>
         <w:keepNext w:val="0"/>
         <w:keepLines w:val="0"/>
         <w:pageBreakBefore w:val="0"/>
@@ -6477,7 +6327,7 @@
         <w:bidi w:val="0"/>
         <w:adjustRightInd w:val="0"/>
         <w:snapToGrid w:val="0"/>
-        <w:ind w:left="425" w:leftChars="0" w:hanging="425" w:firstLineChars="0"/>
+        <w:ind w:left="425" w:hanging="425" w:leftChars="0" w:firstLineChars="0"/>
         <w:textAlignment w:val="baseline"/>
         <w:rPr>
           <w:rFonts w:hint="default"/>
@@ -6494,7 +6344,7 @@
     </w:p>
     <w:p>
       <w:pPr>
-        <w:pStyle w:val="29"/>
+        <w:pStyle w:val="a1"/>
         <w:keepNext w:val="0"/>
         <w:keepLines w:val="0"/>
         <w:pageBreakBefore w:val="0"/>
@@ -6524,7 +6374,7 @@
     </w:p>
     <w:p>
       <w:pPr>
-        <w:pStyle w:val="29"/>
+        <w:pStyle w:val="a1"/>
         <w:keepNext w:val="0"/>
         <w:keepLines w:val="0"/>
         <w:pageBreakBefore w:val="0"/>
@@ -6542,7 +6392,7 @@
         <w:bidi w:val="0"/>
         <w:adjustRightInd w:val="0"/>
         <w:snapToGrid w:val="0"/>
-        <w:ind w:left="425" w:leftChars="0" w:hanging="425" w:firstLineChars="0"/>
+        <w:ind w:left="425" w:hanging="425" w:leftChars="0" w:firstLineChars="0"/>
         <w:textAlignment w:val="baseline"/>
         <w:rPr>
           <w:rFonts w:hint="default"/>
@@ -6559,7 +6409,7 @@
     </w:p>
     <w:p>
       <w:pPr>
-        <w:pStyle w:val="29"/>
+        <w:pStyle w:val="a1"/>
         <w:keepNext w:val="0"/>
         <w:keepLines w:val="0"/>
         <w:pageBreakBefore w:val="0"/>
@@ -6577,7 +6427,7 @@
         <w:bidi w:val="0"/>
         <w:adjustRightInd w:val="0"/>
         <w:snapToGrid w:val="0"/>
-        <w:ind w:left="425" w:leftChars="0" w:hanging="425" w:firstLineChars="0"/>
+        <w:ind w:left="425" w:hanging="425" w:leftChars="0" w:firstLineChars="0"/>
         <w:textAlignment w:val="baseline"/>
         <w:rPr>
           <w:rFonts w:hint="default"/>
@@ -6594,7 +6444,7 @@
     </w:p>
     <w:p>
       <w:pPr>
-        <w:pStyle w:val="29"/>
+        <w:pStyle w:val="a1"/>
         <w:keepNext w:val="0"/>
         <w:keepLines w:val="0"/>
         <w:pageBreakBefore w:val="0"/>
@@ -6612,7 +6462,7 @@
         <w:bidi w:val="0"/>
         <w:adjustRightInd w:val="0"/>
         <w:snapToGrid w:val="0"/>
-        <w:ind w:left="425" w:leftChars="0" w:hanging="425" w:firstLineChars="0"/>
+        <w:ind w:left="425" w:hanging="425" w:leftChars="0" w:firstLineChars="0"/>
         <w:textAlignment w:val="baseline"/>
         <w:rPr>
           <w:rFonts w:hint="default"/>
@@ -6629,7 +6479,7 @@
     </w:p>
     <w:p>
       <w:pPr>
-        <w:pStyle w:val="29"/>
+        <w:pStyle w:val="a1"/>
         <w:keepNext w:val="0"/>
         <w:keepLines w:val="0"/>
         <w:pageBreakBefore w:val="0"/>
@@ -6647,7 +6497,7 @@
         <w:bidi w:val="0"/>
         <w:adjustRightInd w:val="0"/>
         <w:snapToGrid w:val="0"/>
-        <w:ind w:left="425" w:leftChars="0" w:hanging="425" w:firstLineChars="0"/>
+        <w:ind w:left="425" w:hanging="425" w:leftChars="0" w:firstLineChars="0"/>
         <w:textAlignment w:val="baseline"/>
         <w:rPr>
           <w:rFonts w:hint="default"/>
@@ -6664,7 +6514,7 @@
     </w:p>
     <w:p>
       <w:pPr>
-        <w:pStyle w:val="28"/>
+        <w:pStyle w:val="1"/>
         <w:keepNext w:val="0"/>
         <w:keepLines w:val="0"/>
         <w:pageBreakBefore w:val="0"/>
@@ -6684,7 +6534,7 @@
           <w:lang w:val="en-US" w:eastAsia="zh-CN"/>
         </w:rPr>
       </w:pPr>
-      <w:bookmarkStart w:id="20" w:name="_Toc8874"/>
+      <w:bookmarkStart w:id="21" w:name="_Toc8874"/>
       <w:r>
         <w:rPr>
           <w:rFonts w:hint="default"/>
@@ -6692,11 +6542,11 @@
         </w:rPr>
         <w:t>附则</w:t>
       </w:r>
-      <w:bookmarkEnd w:id="20"/>
+      <w:bookmarkEnd w:id="21"/>
     </w:p>
     <w:p>
       <w:pPr>
-        <w:pStyle w:val="29"/>
+        <w:pStyle w:val="a1"/>
         <w:keepNext w:val="0"/>
         <w:keepLines w:val="0"/>
         <w:pageBreakBefore w:val="0"/>
@@ -6714,7 +6564,7 @@
         <w:bidi w:val="0"/>
         <w:adjustRightInd w:val="0"/>
         <w:snapToGrid w:val="0"/>
-        <w:ind w:left="425" w:leftChars="0" w:hanging="425" w:firstLineChars="0"/>
+        <w:ind w:left="425" w:hanging="425" w:leftChars="0" w:firstLineChars="0"/>
         <w:textAlignment w:val="baseline"/>
         <w:rPr>
           <w:rFonts w:hint="default"/>
@@ -6731,7 +6581,7 @@
     </w:p>
     <w:p>
       <w:pPr>
-        <w:pStyle w:val="29"/>
+        <w:pStyle w:val="a1"/>
         <w:keepNext w:val="0"/>
         <w:keepLines w:val="0"/>
         <w:pageBreakBefore w:val="0"/>
@@ -6749,7 +6599,7 @@
         <w:bidi w:val="0"/>
         <w:adjustRightInd w:val="0"/>
         <w:snapToGrid w:val="0"/>
-        <w:ind w:left="425" w:leftChars="0" w:hanging="425" w:firstLineChars="0"/>
+        <w:ind w:left="425" w:hanging="425" w:leftChars="0" w:firstLineChars="0"/>
         <w:textAlignment w:val="baseline"/>
         <w:rPr>
           <w:rFonts w:hint="default"/>
@@ -6766,7 +6616,7 @@
     </w:p>
     <w:p>
       <w:pPr>
-        <w:pStyle w:val="29"/>
+        <w:pStyle w:val="a1"/>
         <w:keepNext w:val="0"/>
         <w:keepLines w:val="0"/>
         <w:pageBreakBefore w:val="0"/>
@@ -6784,7 +6634,7 @@
         <w:bidi w:val="0"/>
         <w:adjustRightInd w:val="0"/>
         <w:snapToGrid w:val="0"/>
-        <w:ind w:left="425" w:leftChars="0" w:hanging="425" w:firstLineChars="0"/>
+        <w:ind w:left="425" w:hanging="425" w:leftChars="0" w:firstLineChars="0"/>
         <w:textAlignment w:val="baseline"/>
         <w:rPr>
           <w:rFonts w:hint="default"/>
@@ -6800,73 +6650,23 @@
       </w:r>
     </w:p>
     <w:sectPr>
-      <w:headerReference r:id="rId5" w:type="default"/>
+      <w:headerReference w:type="default" r:id="rId7"/>
       <w:pgSz w:w="11906" w:h="16838"/>
       <w:pgMar w:top="1417" w:right="1800" w:bottom="1440" w:left="1800" w:header="1140" w:footer="992" w:gutter="0"/>
-      <w:cols w:space="425" w:num="1"/>
+      <w:cols w:num="1" w:space="425"/>
       <w:docGrid w:type="lines" w:linePitch="312" w:charSpace="0"/>
     </w:sectPr>
   </w:body>
 </w:document>
 </file>
 
-<file path=word/endnotes.xml><?xml version="1.0" encoding="utf-8"?>
-<w:endnotes xmlns:wpc="http://schemas.microsoft.com/office/word/2010/wordprocessingCanvas" xmlns:mc="http://schemas.openxmlformats.org/markup-compatibility/2006" xmlns:o="urn:schemas-microsoft-com:office:office" xmlns:r="http://schemas.openxmlformats.org/officeDocument/2006/relationships" xmlns:m="http://schemas.openxmlformats.org/officeDocument/2006/math" xmlns:v="urn:schemas-microsoft-com:vml" xmlns:wp14="http://schemas.microsoft.com/office/word/2010/wordprocessingDrawing" xmlns:wp="http://schemas.openxmlformats.org/drawingml/2006/wordprocessingDrawing" xmlns:w="http://schemas.openxmlformats.org/wordprocessingml/2006/main" xmlns:w14="http://schemas.microsoft.com/office/word/2010/wordml" xmlns:w15="http://schemas.microsoft.com/office/word/2012/wordml" xmlns:w10="urn:schemas-microsoft-com:office:word" xmlns:wpg="http://schemas.microsoft.com/office/word/2010/wordprocessingGroup" xmlns:wpi="http://schemas.microsoft.com/office/word/2010/wordprocessingInk" xmlns:wne="http://schemas.microsoft.com/office/word/2006/wordml" xmlns:wps="http://schemas.microsoft.com/office/word/2010/wordprocessingShape" xmlns:wpsCustomData="http://www.wps.cn/officeDocument/2013/wpsCustomData" mc:Ignorable="w14 w15 wp14">
-  <w:endnote w:type="separator" w:id="0">
-    <w:p>
-      <w:pPr>
-        <w:spacing w:line="240" w:lineRule="auto"/>
-      </w:pPr>
-      <w:r>
-        <w:separator/>
-      </w:r>
-    </w:p>
-  </w:endnote>
-  <w:endnote w:type="continuationSeparator" w:id="1">
-    <w:p>
-      <w:pPr>
-        <w:spacing w:line="240" w:lineRule="auto"/>
-      </w:pPr>
-      <w:r>
-        <w:continuationSeparator/>
-      </w:r>
-    </w:p>
-  </w:endnote>
-</w:endnotes>
-</file>
-
-<file path=word/footnotes.xml><?xml version="1.0" encoding="utf-8"?>
-<w:footnotes xmlns:wpc="http://schemas.microsoft.com/office/word/2010/wordprocessingCanvas" xmlns:mc="http://schemas.openxmlformats.org/markup-compatibility/2006" xmlns:o="urn:schemas-microsoft-com:office:office" xmlns:r="http://schemas.openxmlformats.org/officeDocument/2006/relationships" xmlns:m="http://schemas.openxmlformats.org/officeDocument/2006/math" xmlns:v="urn:schemas-microsoft-com:vml" xmlns:wp14="http://schemas.microsoft.com/office/word/2010/wordprocessingDrawing" xmlns:wp="http://schemas.openxmlformats.org/drawingml/2006/wordprocessingDrawing" xmlns:w="http://schemas.openxmlformats.org/wordprocessingml/2006/main" xmlns:w14="http://schemas.microsoft.com/office/word/2010/wordml" xmlns:w15="http://schemas.microsoft.com/office/word/2012/wordml" xmlns:w10="urn:schemas-microsoft-com:office:word" xmlns:wpg="http://schemas.microsoft.com/office/word/2010/wordprocessingGroup" xmlns:wpi="http://schemas.microsoft.com/office/word/2010/wordprocessingInk" xmlns:wne="http://schemas.microsoft.com/office/word/2006/wordml" xmlns:wps="http://schemas.microsoft.com/office/word/2010/wordprocessingShape" xmlns:wpsCustomData="http://www.wps.cn/officeDocument/2013/wpsCustomData" mc:Ignorable="w14 w15 wp14">
-  <w:footnote w:type="separator" w:id="0">
-    <w:p>
-      <w:pPr>
-        <w:spacing w:line="360" w:lineRule="auto"/>
-      </w:pPr>
-      <w:r>
-        <w:separator/>
-      </w:r>
-    </w:p>
-  </w:footnote>
-  <w:footnote w:type="continuationSeparator" w:id="1">
-    <w:p>
-      <w:pPr>
-        <w:spacing w:line="360" w:lineRule="auto"/>
-      </w:pPr>
-      <w:r>
-        <w:continuationSeparator/>
-      </w:r>
-    </w:p>
-  </w:footnote>
-</w:footnotes>
-</file>
-
 <file path=word/header1.xml><?xml version="1.0" encoding="utf-8"?>
-<w:hdr xmlns:wpc="http://schemas.microsoft.com/office/word/2010/wordprocessingCanvas" xmlns:mc="http://schemas.openxmlformats.org/markup-compatibility/2006" xmlns:o="urn:schemas-microsoft-com:office:office" xmlns:r="http://schemas.openxmlformats.org/officeDocument/2006/relationships" xmlns:m="http://schemas.openxmlformats.org/officeDocument/2006/math" xmlns:v="urn:schemas-microsoft-com:vml" xmlns:wp14="http://schemas.microsoft.com/office/word/2010/wordprocessingDrawing" xmlns:wp="http://schemas.openxmlformats.org/drawingml/2006/wordprocessingDrawing" xmlns:w10="urn:schemas-microsoft-com:office:word" xmlns:w="http://schemas.openxmlformats.org/wordprocessingml/2006/main" xmlns:w14="http://schemas.microsoft.com/office/word/2010/wordml" xmlns:w15="http://schemas.microsoft.com/office/word/2012/wordml" xmlns:wpg="http://schemas.microsoft.com/office/word/2010/wordprocessingGroup" xmlns:wpi="http://schemas.microsoft.com/office/word/2010/wordprocessingInk" xmlns:wne="http://schemas.microsoft.com/office/word/2006/wordml" xmlns:wps="http://schemas.microsoft.com/office/word/2010/wordprocessingShape" xmlns:wpsCustomData="http://www.wps.cn/officeDocument/2013/wpsCustomData" mc:Ignorable="w14 w15 wp14">
+<w:hdr xmlns:wpc="http://schemas.microsoft.com/office/word/2010/wordprocessingCanvas" xmlns:mc="http://schemas.openxmlformats.org/markup-compatibility/2006" xmlns:o="urn:schemas-microsoft-com:office:office" xmlns:r="http://schemas.openxmlformats.org/officeDocument/2006/relationships" xmlns:m="http://schemas.openxmlformats.org/officeDocument/2006/math" xmlns:v="urn:schemas-microsoft-com:vml" xmlns:wp14="http://schemas.microsoft.com/office/word/2010/wordprocessingDrawing" xmlns:wp="http://schemas.openxmlformats.org/drawingml/2006/wordprocessingDrawing" xmlns:w10="urn:schemas-microsoft-com:office:word" xmlns:w="http://schemas.openxmlformats.org/wordprocessingml/2006/main" xmlns:w14="http://schemas.microsoft.com/office/word/2010/wordml" xmlns:w15="http://schemas.microsoft.com/office/word/2012/wordml" xmlns:wne="http://schemas.microsoft.com/office/word/2006/wordml" xmlns:wpg="http://schemas.microsoft.com/office/word/2010/wordprocessingGroup" xmlns:wpi="http://schemas.microsoft.com/office/word/2010/wordprocessingInk" xmlns:wps="http://schemas.microsoft.com/office/word/2010/wordprocessingShape" mc:Ignorable="w14 w15 wp14">
   <w:p>
     <w:pPr>
-      <w:pStyle w:val="15"/>
+      <w:pStyle w:val="Header"/>
       <w:pBdr>
-        <w:bottom w:val="single" w:color="auto" w:sz="4" w:space="1"/>
+        <w:bottom w:val="single" w:sz="4" w:space="1" w:color="auto"/>
       </w:pBdr>
       <w:tabs>
         <w:tab w:val="left" w:pos="335"/>
@@ -6874,27 +6674,27 @@
       </w:tabs>
       <w:jc w:val="right"/>
       <w:rPr>
-        <w:rFonts w:hint="eastAsia" w:eastAsiaTheme="minorEastAsia"/>
+        <w:rFonts w:eastAsiaTheme="minorEastAsia" w:hint="eastAsia"/>
         <w:lang w:eastAsia="zh-CN"/>
       </w:rPr>
     </w:pPr>
     <w:r>
       <w:rPr>
-        <w:rFonts w:hint="eastAsia" w:eastAsiaTheme="minorEastAsia"/>
+        <w:rFonts w:eastAsiaTheme="minorEastAsia" w:hint="eastAsia"/>
         <w:lang w:val="en-US" w:eastAsia="zh-CN"/>
       </w:rPr>
       <w:tab/>
     </w:r>
     <w:r>
       <w:rPr>
-        <w:rFonts w:hint="eastAsia" w:eastAsiaTheme="minorEastAsia"/>
+        <w:rFonts w:eastAsiaTheme="minorEastAsia" w:hint="eastAsia"/>
         <w:lang w:val="en-US" w:eastAsia="zh-CN"/>
       </w:rPr>
       <w:tab/>
     </w:r>
     <w:r>
       <w:rPr>
-        <w:rFonts w:hint="eastAsia" w:eastAsiaTheme="minorEastAsia"/>
+        <w:rFonts w:eastAsiaTheme="minorEastAsia" w:hint="eastAsia"/>
         <w:lang w:val="en-US" w:eastAsia="zh-CN"/>
       </w:rPr>
       <w:t>桐乡华数广电网络有限公司</w:t>
@@ -6904,12 +6704,12 @@
 </file>
 
 <file path=word/numbering.xml><?xml version="1.0" encoding="utf-8"?>
-<w:numbering xmlns:wpc="http://schemas.microsoft.com/office/word/2010/wordprocessingCanvas" xmlns:mc="http://schemas.openxmlformats.org/markup-compatibility/2006" xmlns:o="urn:schemas-microsoft-com:office:office" xmlns:r="http://schemas.openxmlformats.org/officeDocument/2006/relationships" xmlns:m="http://schemas.openxmlformats.org/officeDocument/2006/math" xmlns:v="urn:schemas-microsoft-com:vml" xmlns:wp14="http://schemas.microsoft.com/office/word/2010/wordprocessingDrawing" xmlns:wp="http://schemas.openxmlformats.org/drawingml/2006/wordprocessingDrawing" xmlns:w10="urn:schemas-microsoft-com:office:word" xmlns:w="http://schemas.openxmlformats.org/wordprocessingml/2006/main" xmlns:w14="http://schemas.microsoft.com/office/word/2010/wordml" xmlns:wpg="http://schemas.microsoft.com/office/word/2010/wordprocessingGroup" xmlns:wpi="http://schemas.microsoft.com/office/word/2010/wordprocessingInk" xmlns:wne="http://schemas.microsoft.com/office/word/2006/wordml" xmlns:wps="http://schemas.microsoft.com/office/word/2010/wordprocessingShape" xmlns:wpsCustomData="http://www.wps.cn/officeDocument/2013/wpsCustomData" mc:Ignorable="w14 wp14">
+<w:numbering xmlns:wpc="http://schemas.microsoft.com/office/word/2010/wordprocessingCanvas" xmlns:mc="http://schemas.openxmlformats.org/markup-compatibility/2006" xmlns:o="urn:schemas-microsoft-com:office:office" xmlns:r="http://schemas.openxmlformats.org/officeDocument/2006/relationships" xmlns:m="http://schemas.openxmlformats.org/officeDocument/2006/math" xmlns:v="urn:schemas-microsoft-com:vml" xmlns:wp14="http://schemas.microsoft.com/office/word/2010/wordprocessingDrawing" xmlns:wp="http://schemas.openxmlformats.org/drawingml/2006/wordprocessingDrawing" xmlns:w10="urn:schemas-microsoft-com:office:word" xmlns:w="http://schemas.openxmlformats.org/wordprocessingml/2006/main" xmlns:w14="http://schemas.microsoft.com/office/word/2010/wordml" xmlns:w15="http://schemas.microsoft.com/office/word/2012/wordml" xmlns:wne="http://schemas.microsoft.com/office/word/2006/wordml" xmlns:wpg="http://schemas.microsoft.com/office/word/2010/wordprocessingGroup" xmlns:wpi="http://schemas.microsoft.com/office/word/2010/wordprocessingInk" xmlns:wps="http://schemas.microsoft.com/office/word/2010/wordprocessingShape" mc:Ignorable="w14 w15 wp14">
   <w:abstractNum w:abstractNumId="0">
     <w:nsid w:val="8BFB96F1"/>
     <w:multiLevelType w:val="singleLevel"/>
     <w:tmpl w:val="8BFB96F1"/>
-    <w:lvl w:ilvl="0" w:tentative="0">
+    <w:lvl w:ilvl="0">
       <w:start w:val="1"/>
       <w:numFmt w:val="decimal"/>
       <w:lvlText w:val="%1."/>
@@ -6926,10 +6726,10 @@
     <w:nsid w:val="8E964DCE"/>
     <w:multiLevelType w:val="multilevel"/>
     <w:tmpl w:val="8E964DCE"/>
-    <w:lvl w:ilvl="0" w:tentative="0">
+    <w:lvl w:ilvl="0">
       <w:start w:val="1"/>
       <w:numFmt w:val="decimal"/>
-      <w:pStyle w:val="2"/>
+      <w:pStyle w:val="Heading1"/>
       <w:lvlText w:val="%1."/>
       <w:lvlJc w:val="left"/>
       <w:pPr>
@@ -6939,10 +6739,10 @@
         <w:rFonts w:hint="default"/>
       </w:rPr>
     </w:lvl>
-    <w:lvl w:ilvl="1" w:tentative="0">
+    <w:lvl w:ilvl="1">
       <w:start w:val="1"/>
       <w:numFmt w:val="decimal"/>
-      <w:pStyle w:val="3"/>
+      <w:pStyle w:val="Heading2"/>
       <w:lvlText w:val="%1.%2."/>
       <w:lvlJc w:val="left"/>
       <w:pPr>
@@ -6952,10 +6752,10 @@
         <w:rFonts w:hint="default"/>
       </w:rPr>
     </w:lvl>
-    <w:lvl w:ilvl="2" w:tentative="0">
+    <w:lvl w:ilvl="2">
       <w:start w:val="1"/>
       <w:numFmt w:val="decimal"/>
-      <w:pStyle w:val="4"/>
+      <w:pStyle w:val="Heading3"/>
       <w:lvlText w:val="%1.%2.%3."/>
       <w:lvlJc w:val="left"/>
       <w:pPr>
@@ -6965,10 +6765,10 @@
         <w:rFonts w:hint="default"/>
       </w:rPr>
     </w:lvl>
-    <w:lvl w:ilvl="3" w:tentative="0">
+    <w:lvl w:ilvl="3">
       <w:start w:val="1"/>
       <w:numFmt w:val="decimal"/>
-      <w:pStyle w:val="5"/>
+      <w:pStyle w:val="Heading4"/>
       <w:lvlText w:val="%1.%2.%3.%4."/>
       <w:lvlJc w:val="left"/>
       <w:pPr>
@@ -6978,10 +6778,10 @@
         <w:rFonts w:hint="default"/>
       </w:rPr>
     </w:lvl>
-    <w:lvl w:ilvl="4" w:tentative="0">
+    <w:lvl w:ilvl="4">
       <w:start w:val="1"/>
       <w:numFmt w:val="decimal"/>
-      <w:pStyle w:val="6"/>
+      <w:pStyle w:val="Heading5"/>
       <w:lvlText w:val="%1.%2.%3.%4.%5."/>
       <w:lvlJc w:val="left"/>
       <w:pPr>
@@ -6991,10 +6791,10 @@
         <w:rFonts w:hint="default"/>
       </w:rPr>
     </w:lvl>
-    <w:lvl w:ilvl="5" w:tentative="0">
+    <w:lvl w:ilvl="5">
       <w:start w:val="1"/>
       <w:numFmt w:val="decimal"/>
-      <w:pStyle w:val="7"/>
+      <w:pStyle w:val="Heading6"/>
       <w:lvlText w:val="%1.%2.%3.%4.%5.%6."/>
       <w:lvlJc w:val="left"/>
       <w:pPr>
@@ -7004,10 +6804,10 @@
         <w:rFonts w:hint="default"/>
       </w:rPr>
     </w:lvl>
-    <w:lvl w:ilvl="6" w:tentative="0">
+    <w:lvl w:ilvl="6">
       <w:start w:val="1"/>
       <w:numFmt w:val="decimal"/>
-      <w:pStyle w:val="8"/>
+      <w:pStyle w:val="Heading7"/>
       <w:lvlText w:val="%1.%2.%3.%4.%5.%6.%7."/>
       <w:lvlJc w:val="left"/>
       <w:pPr>
@@ -7017,10 +6817,10 @@
         <w:rFonts w:hint="default"/>
       </w:rPr>
     </w:lvl>
-    <w:lvl w:ilvl="7" w:tentative="0">
+    <w:lvl w:ilvl="7">
       <w:start w:val="1"/>
       <w:numFmt w:val="decimal"/>
-      <w:pStyle w:val="9"/>
+      <w:pStyle w:val="Heading8"/>
       <w:lvlText w:val="%1.%2.%3.%4.%5.%6.%7.%8."/>
       <w:lvlJc w:val="left"/>
       <w:pPr>
@@ -7030,10 +6830,10 @@
         <w:rFonts w:hint="default"/>
       </w:rPr>
     </w:lvl>
-    <w:lvl w:ilvl="8" w:tentative="0">
+    <w:lvl w:ilvl="8">
       <w:start w:val="1"/>
       <w:numFmt w:val="decimal"/>
-      <w:pStyle w:val="10"/>
+      <w:pStyle w:val="Heading9"/>
       <w:lvlText w:val="%1.%2.%3.%4.%5.%6.%7.%8.%9."/>
       <w:lvlJc w:val="left"/>
       <w:pPr>
@@ -7048,7 +6848,7 @@
     <w:nsid w:val="28EA26EF"/>
     <w:multiLevelType w:val="singleLevel"/>
     <w:tmpl w:val="28EA26EF"/>
-    <w:lvl w:ilvl="0" w:tentative="0">
+    <w:lvl w:ilvl="0">
       <w:start w:val="1"/>
       <w:numFmt w:val="decimal"/>
       <w:lvlText w:val="%1."/>
@@ -7065,7 +6865,7 @@
     <w:nsid w:val="544F09BB"/>
     <w:multiLevelType w:val="singleLevel"/>
     <w:tmpl w:val="544F09BB"/>
-    <w:lvl w:ilvl="0" w:tentative="0">
+    <w:lvl w:ilvl="0">
       <w:start w:val="1"/>
       <w:numFmt w:val="decimal"/>
       <w:lvlText w:val="%1."/>
@@ -7094,269 +6894,267 @@
 </file>
 
 <file path=word/styles.xml><?xml version="1.0" encoding="utf-8"?>
-<w:styles xmlns:mc="http://schemas.openxmlformats.org/markup-compatibility/2006" xmlns:o="urn:schemas-microsoft-com:office:office" xmlns:r="http://schemas.openxmlformats.org/officeDocument/2006/relationships" xmlns:m="http://schemas.openxmlformats.org/officeDocument/2006/math" xmlns:v="urn:schemas-microsoft-com:vml" xmlns:w="http://schemas.openxmlformats.org/wordprocessingml/2006/main" xmlns:w14="http://schemas.microsoft.com/office/word/2010/wordml" xmlns:w10="urn:schemas-microsoft-com:office:word" xmlns:sl="http://schemas.openxmlformats.org/schemaLibrary/2006/main" xmlns:wpsCustomData="http://www.wps.cn/officeDocument/2013/wpsCustomData" mc:Ignorable="w14">
+<w:styles xmlns:mc="http://schemas.openxmlformats.org/markup-compatibility/2006" xmlns:r="http://schemas.openxmlformats.org/officeDocument/2006/relationships" xmlns:w="http://schemas.openxmlformats.org/wordprocessingml/2006/main" xmlns:w14="http://schemas.microsoft.com/office/word/2010/wordml" xmlns:w15="http://schemas.microsoft.com/office/word/2012/wordml" mc:Ignorable="w14 w15">
   <w:docDefaults>
     <w:rPrDefault>
       <w:rPr>
-        <w:rFonts w:ascii="Times New Roman" w:hAnsi="Times New Roman" w:eastAsia="宋体" w:cs="Times New Roman"/>
+        <w:rFonts w:ascii="Times New Roman" w:eastAsia="宋体" w:hAnsi="Times New Roman" w:cs="Times New Roman"/>
       </w:rPr>
     </w:rPrDefault>
     <w:pPrDefault/>
   </w:docDefaults>
-  <w:latentStyles w:count="260" w:defQFormat="0" w:defUnhideWhenUsed="1" w:defSemiHidden="1" w:defUIPriority="99" w:defLockedState="0">
-    <w:lsdException w:qFormat="1" w:unhideWhenUsed="0" w:uiPriority="0" w:semiHidden="0" w:name="Normal"/>
-    <w:lsdException w:qFormat="1" w:unhideWhenUsed="0" w:uiPriority="0" w:semiHidden="0" w:name="heading 1"/>
-    <w:lsdException w:qFormat="1" w:uiPriority="0" w:semiHidden="0" w:name="heading 2"/>
-    <w:lsdException w:qFormat="1" w:uiPriority="0" w:name="heading 3"/>
-    <w:lsdException w:qFormat="1" w:uiPriority="0" w:semiHidden="0" w:name="heading 4"/>
-    <w:lsdException w:qFormat="1" w:uiPriority="0" w:name="heading 5"/>
-    <w:lsdException w:qFormat="1" w:uiPriority="0" w:name="heading 6"/>
-    <w:lsdException w:qFormat="1" w:uiPriority="0" w:name="heading 7"/>
-    <w:lsdException w:qFormat="1" w:uiPriority="0" w:name="heading 8"/>
-    <w:lsdException w:qFormat="1" w:uiPriority="0" w:name="heading 9"/>
-    <w:lsdException w:unhideWhenUsed="0" w:uiPriority="0" w:semiHidden="0" w:name="index 1"/>
-    <w:lsdException w:unhideWhenUsed="0" w:uiPriority="0" w:semiHidden="0" w:name="index 2"/>
-    <w:lsdException w:unhideWhenUsed="0" w:uiPriority="0" w:semiHidden="0" w:name="index 3"/>
-    <w:lsdException w:unhideWhenUsed="0" w:uiPriority="0" w:semiHidden="0" w:name="index 4"/>
-    <w:lsdException w:unhideWhenUsed="0" w:uiPriority="0" w:semiHidden="0" w:name="index 5"/>
-    <w:lsdException w:unhideWhenUsed="0" w:uiPriority="0" w:semiHidden="0" w:name="index 6"/>
-    <w:lsdException w:unhideWhenUsed="0" w:uiPriority="0" w:semiHidden="0" w:name="index 7"/>
-    <w:lsdException w:unhideWhenUsed="0" w:uiPriority="0" w:semiHidden="0" w:name="index 8"/>
-    <w:lsdException w:unhideWhenUsed="0" w:uiPriority="0" w:semiHidden="0" w:name="index 9"/>
-    <w:lsdException w:qFormat="1" w:unhideWhenUsed="0" w:uiPriority="0" w:semiHidden="0" w:name="toc 1"/>
-    <w:lsdException w:qFormat="1" w:unhideWhenUsed="0" w:uiPriority="0" w:semiHidden="0" w:name="toc 2"/>
-    <w:lsdException w:qFormat="1" w:unhideWhenUsed="0" w:uiPriority="0" w:semiHidden="0" w:name="toc 3"/>
-    <w:lsdException w:unhideWhenUsed="0" w:uiPriority="0" w:semiHidden="0" w:name="toc 4"/>
-    <w:lsdException w:unhideWhenUsed="0" w:uiPriority="0" w:semiHidden="0" w:name="toc 5"/>
-    <w:lsdException w:unhideWhenUsed="0" w:uiPriority="0" w:semiHidden="0" w:name="toc 6"/>
-    <w:lsdException w:unhideWhenUsed="0" w:uiPriority="0" w:semiHidden="0" w:name="toc 7"/>
-    <w:lsdException w:unhideWhenUsed="0" w:uiPriority="0" w:semiHidden="0" w:name="toc 8"/>
-    <w:lsdException w:unhideWhenUsed="0" w:uiPriority="0" w:semiHidden="0" w:name="toc 9"/>
-    <w:lsdException w:unhideWhenUsed="0" w:uiPriority="0" w:semiHidden="0" w:name="Normal Indent"/>
-    <w:lsdException w:unhideWhenUsed="0" w:uiPriority="0" w:semiHidden="0" w:name="footnote text"/>
-    <w:lsdException w:qFormat="1" w:unhideWhenUsed="0" w:uiPriority="0" w:semiHidden="0" w:name="annotation text"/>
-    <w:lsdException w:qFormat="1" w:unhideWhenUsed="0" w:uiPriority="0" w:semiHidden="0" w:name="header"/>
-    <w:lsdException w:qFormat="1" w:unhideWhenUsed="0" w:uiPriority="0" w:semiHidden="0" w:name="footer"/>
-    <w:lsdException w:unhideWhenUsed="0" w:uiPriority="0" w:semiHidden="0" w:name="index heading"/>
-    <w:lsdException w:qFormat="1" w:uiPriority="0" w:name="caption"/>
-    <w:lsdException w:unhideWhenUsed="0" w:uiPriority="0" w:semiHidden="0" w:name="table of figures"/>
-    <w:lsdException w:unhideWhenUsed="0" w:uiPriority="0" w:semiHidden="0" w:name="envelope address"/>
-    <w:lsdException w:unhideWhenUsed="0" w:uiPriority="0" w:semiHidden="0" w:name="envelope return"/>
-    <w:lsdException w:unhideWhenUsed="0" w:uiPriority="0" w:semiHidden="0" w:name="footnote reference"/>
-    <w:lsdException w:unhideWhenUsed="0" w:uiPriority="0" w:semiHidden="0" w:name="annotation reference"/>
-    <w:lsdException w:unhideWhenUsed="0" w:uiPriority="0" w:semiHidden="0" w:name="line number"/>
-    <w:lsdException w:unhideWhenUsed="0" w:uiPriority="0" w:semiHidden="0" w:name="page number"/>
-    <w:lsdException w:unhideWhenUsed="0" w:uiPriority="0" w:semiHidden="0" w:name="endnote reference"/>
-    <w:lsdException w:unhideWhenUsed="0" w:uiPriority="0" w:semiHidden="0" w:name="endnote text"/>
-    <w:lsdException w:unhideWhenUsed="0" w:uiPriority="0" w:semiHidden="0" w:name="table of authorities"/>
-    <w:lsdException w:unhideWhenUsed="0" w:uiPriority="0" w:semiHidden="0" w:name="macro"/>
-    <w:lsdException w:unhideWhenUsed="0" w:uiPriority="0" w:semiHidden="0" w:name="toa heading"/>
-    <w:lsdException w:unhideWhenUsed="0" w:uiPriority="0" w:semiHidden="0" w:name="List"/>
-    <w:lsdException w:unhideWhenUsed="0" w:uiPriority="0" w:semiHidden="0" w:name="List Bullet"/>
-    <w:lsdException w:unhideWhenUsed="0" w:uiPriority="0" w:semiHidden="0" w:name="List Number"/>
-    <w:lsdException w:unhideWhenUsed="0" w:uiPriority="0" w:semiHidden="0" w:name="List 2"/>
-    <w:lsdException w:unhideWhenUsed="0" w:uiPriority="0" w:semiHidden="0" w:name="List 3"/>
-    <w:lsdException w:unhideWhenUsed="0" w:uiPriority="0" w:semiHidden="0" w:name="List 4"/>
-    <w:lsdException w:unhideWhenUsed="0" w:uiPriority="0" w:semiHidden="0" w:name="List 5"/>
-    <w:lsdException w:unhideWhenUsed="0" w:uiPriority="0" w:semiHidden="0" w:name="List Bullet 2"/>
-    <w:lsdException w:unhideWhenUsed="0" w:uiPriority="0" w:semiHidden="0" w:name="List Bullet 3"/>
-    <w:lsdException w:unhideWhenUsed="0" w:uiPriority="0" w:semiHidden="0" w:name="List Bullet 4"/>
-    <w:lsdException w:unhideWhenUsed="0" w:uiPriority="0" w:semiHidden="0" w:name="List Bullet 5"/>
-    <w:lsdException w:unhideWhenUsed="0" w:uiPriority="0" w:semiHidden="0" w:name="List Number 2"/>
-    <w:lsdException w:unhideWhenUsed="0" w:uiPriority="0" w:semiHidden="0" w:name="List Number 3"/>
-    <w:lsdException w:unhideWhenUsed="0" w:uiPriority="0" w:semiHidden="0" w:name="List Number 4"/>
-    <w:lsdException w:unhideWhenUsed="0" w:uiPriority="0" w:semiHidden="0" w:name="List Number 5"/>
-    <w:lsdException w:qFormat="1" w:unhideWhenUsed="0" w:uiPriority="0" w:semiHidden="0" w:name="Title"/>
-    <w:lsdException w:unhideWhenUsed="0" w:uiPriority="0" w:semiHidden="0" w:name="Closing"/>
-    <w:lsdException w:unhideWhenUsed="0" w:uiPriority="0" w:semiHidden="0" w:name="Signature"/>
-    <w:lsdException w:qFormat="1" w:unhideWhenUsed="0" w:uiPriority="0" w:name="Default Paragraph Font"/>
-    <w:lsdException w:qFormat="1" w:unhideWhenUsed="0" w:uiPriority="0" w:name="Body Text"/>
-    <w:lsdException w:unhideWhenUsed="0" w:uiPriority="0" w:semiHidden="0" w:name="Body Text Indent"/>
-    <w:lsdException w:unhideWhenUsed="0" w:uiPriority="0" w:semiHidden="0" w:name="List Continue"/>
-    <w:lsdException w:unhideWhenUsed="0" w:uiPriority="0" w:semiHidden="0" w:name="List Continue 2"/>
-    <w:lsdException w:unhideWhenUsed="0" w:uiPriority="0" w:semiHidden="0" w:name="List Continue 3"/>
-    <w:lsdException w:unhideWhenUsed="0" w:uiPriority="0" w:semiHidden="0" w:name="List Continue 4"/>
-    <w:lsdException w:unhideWhenUsed="0" w:uiPriority="0" w:semiHidden="0" w:name="List Continue 5"/>
-    <w:lsdException w:unhideWhenUsed="0" w:uiPriority="0" w:semiHidden="0" w:name="Message Header"/>
-    <w:lsdException w:qFormat="1" w:unhideWhenUsed="0" w:uiPriority="0" w:semiHidden="0" w:name="Subtitle"/>
-    <w:lsdException w:unhideWhenUsed="0" w:uiPriority="0" w:semiHidden="0" w:name="Salutation"/>
-    <w:lsdException w:unhideWhenUsed="0" w:uiPriority="0" w:semiHidden="0" w:name="Date"/>
-    <w:lsdException w:unhideWhenUsed="0" w:uiPriority="0" w:semiHidden="0" w:name="Body Text First Indent"/>
-    <w:lsdException w:unhideWhenUsed="0" w:uiPriority="0" w:semiHidden="0" w:name="Body Text First Indent 2"/>
-    <w:lsdException w:uiPriority="99" w:name="Note Heading"/>
-    <w:lsdException w:unhideWhenUsed="0" w:uiPriority="0" w:semiHidden="0" w:name="Body Text 2"/>
-    <w:lsdException w:unhideWhenUsed="0" w:uiPriority="0" w:semiHidden="0" w:name="Body Text 3"/>
-    <w:lsdException w:unhideWhenUsed="0" w:uiPriority="0" w:semiHidden="0" w:name="Body Text Indent 2"/>
-    <w:lsdException w:unhideWhenUsed="0" w:uiPriority="0" w:semiHidden="0" w:name="Body Text Indent 3"/>
-    <w:lsdException w:unhideWhenUsed="0" w:uiPriority="0" w:semiHidden="0" w:name="Block Text"/>
-    <w:lsdException w:unhideWhenUsed="0" w:uiPriority="0" w:semiHidden="0" w:name="Hyperlink"/>
-    <w:lsdException w:unhideWhenUsed="0" w:uiPriority="0" w:semiHidden="0" w:name="FollowedHyperlink"/>
-    <w:lsdException w:qFormat="1" w:unhideWhenUsed="0" w:uiPriority="0" w:semiHidden="0" w:name="Strong"/>
-    <w:lsdException w:qFormat="1" w:unhideWhenUsed="0" w:uiPriority="0" w:semiHidden="0" w:name="Emphasis"/>
-    <w:lsdException w:unhideWhenUsed="0" w:uiPriority="0" w:semiHidden="0" w:name="Document Map"/>
-    <w:lsdException w:unhideWhenUsed="0" w:uiPriority="0" w:semiHidden="0" w:name="Plain Text"/>
-    <w:lsdException w:unhideWhenUsed="0" w:uiPriority="0" w:semiHidden="0" w:name="E-mail Signature"/>
-    <w:lsdException w:qFormat="1" w:unhideWhenUsed="0" w:uiPriority="0" w:semiHidden="0" w:name="Normal (Web)"/>
-    <w:lsdException w:unhideWhenUsed="0" w:uiPriority="0" w:semiHidden="0" w:name="HTML Acronym"/>
-    <w:lsdException w:unhideWhenUsed="0" w:uiPriority="0" w:semiHidden="0" w:name="HTML Address"/>
-    <w:lsdException w:unhideWhenUsed="0" w:uiPriority="0" w:semiHidden="0" w:name="HTML Cite"/>
-    <w:lsdException w:unhideWhenUsed="0" w:uiPriority="0" w:semiHidden="0" w:name="HTML Code"/>
-    <w:lsdException w:unhideWhenUsed="0" w:uiPriority="0" w:semiHidden="0" w:name="HTML Definition"/>
-    <w:lsdException w:unhideWhenUsed="0" w:uiPriority="0" w:semiHidden="0" w:name="HTML Keyboard"/>
-    <w:lsdException w:unhideWhenUsed="0" w:uiPriority="0" w:semiHidden="0" w:name="HTML Preformatted"/>
-    <w:lsdException w:unhideWhenUsed="0" w:uiPriority="0" w:semiHidden="0" w:name="HTML Sample"/>
-    <w:lsdException w:unhideWhenUsed="0" w:uiPriority="0" w:semiHidden="0" w:name="HTML Typewriter"/>
-    <w:lsdException w:unhideWhenUsed="0" w:uiPriority="0" w:semiHidden="0" w:name="HTML Variable"/>
-    <w:lsdException w:qFormat="1" w:unhideWhenUsed="0" w:uiPriority="0" w:name="Normal Table"/>
-    <w:lsdException w:unhideWhenUsed="0" w:uiPriority="0" w:semiHidden="0" w:name="annotation subject"/>
-    <w:lsdException w:unhideWhenUsed="0" w:uiPriority="0" w:semiHidden="0" w:name="Table Simple 1"/>
-    <w:lsdException w:unhideWhenUsed="0" w:uiPriority="0" w:semiHidden="0" w:name="Table Simple 2"/>
-    <w:lsdException w:unhideWhenUsed="0" w:uiPriority="0" w:semiHidden="0" w:name="Table Simple 3"/>
-    <w:lsdException w:unhideWhenUsed="0" w:uiPriority="0" w:semiHidden="0" w:name="Table Classic 1"/>
-    <w:lsdException w:unhideWhenUsed="0" w:uiPriority="0" w:semiHidden="0" w:name="Table Classic 2"/>
-    <w:lsdException w:unhideWhenUsed="0" w:uiPriority="0" w:semiHidden="0" w:name="Table Classic 3"/>
-    <w:lsdException w:unhideWhenUsed="0" w:uiPriority="0" w:semiHidden="0" w:name="Table Classic 4"/>
-    <w:lsdException w:unhideWhenUsed="0" w:uiPriority="0" w:semiHidden="0" w:name="Table Colorful 1"/>
-    <w:lsdException w:unhideWhenUsed="0" w:uiPriority="0" w:semiHidden="0" w:name="Table Colorful 2"/>
-    <w:lsdException w:unhideWhenUsed="0" w:uiPriority="0" w:semiHidden="0" w:name="Table Colorful 3"/>
-    <w:lsdException w:unhideWhenUsed="0" w:uiPriority="0" w:semiHidden="0" w:name="Table Columns 1"/>
-    <w:lsdException w:unhideWhenUsed="0" w:uiPriority="0" w:semiHidden="0" w:name="Table Columns 2"/>
-    <w:lsdException w:unhideWhenUsed="0" w:uiPriority="0" w:semiHidden="0" w:name="Table Columns 3"/>
-    <w:lsdException w:unhideWhenUsed="0" w:uiPriority="0" w:semiHidden="0" w:name="Table Columns 4"/>
-    <w:lsdException w:unhideWhenUsed="0" w:uiPriority="0" w:semiHidden="0" w:name="Table Columns 5"/>
-    <w:lsdException w:unhideWhenUsed="0" w:uiPriority="0" w:semiHidden="0" w:name="Table Grid 1"/>
-    <w:lsdException w:unhideWhenUsed="0" w:uiPriority="0" w:semiHidden="0" w:name="Table Grid 2"/>
-    <w:lsdException w:unhideWhenUsed="0" w:uiPriority="0" w:semiHidden="0" w:name="Table Grid 3"/>
-    <w:lsdException w:unhideWhenUsed="0" w:uiPriority="0" w:semiHidden="0" w:name="Table Grid 4"/>
-    <w:lsdException w:unhideWhenUsed="0" w:uiPriority="0" w:semiHidden="0" w:name="Table Grid 5"/>
-    <w:lsdException w:unhideWhenUsed="0" w:uiPriority="0" w:semiHidden="0" w:name="Table Grid 6"/>
-    <w:lsdException w:unhideWhenUsed="0" w:uiPriority="0" w:semiHidden="0" w:name="Table Grid 7"/>
-    <w:lsdException w:unhideWhenUsed="0" w:uiPriority="0" w:semiHidden="0" w:name="Table Grid 8"/>
-    <w:lsdException w:unhideWhenUsed="0" w:uiPriority="0" w:semiHidden="0" w:name="Table List 1"/>
-    <w:lsdException w:unhideWhenUsed="0" w:uiPriority="0" w:semiHidden="0" w:name="Table List 2"/>
-    <w:lsdException w:unhideWhenUsed="0" w:uiPriority="0" w:semiHidden="0" w:name="Table List 3"/>
-    <w:lsdException w:unhideWhenUsed="0" w:uiPriority="0" w:semiHidden="0" w:name="Table List 4"/>
-    <w:lsdException w:unhideWhenUsed="0" w:uiPriority="0" w:semiHidden="0" w:name="Table List 5"/>
-    <w:lsdException w:unhideWhenUsed="0" w:uiPriority="0" w:semiHidden="0" w:name="Table List 6"/>
-    <w:lsdException w:unhideWhenUsed="0" w:uiPriority="0" w:semiHidden="0" w:name="Table List 7"/>
-    <w:lsdException w:unhideWhenUsed="0" w:uiPriority="0" w:semiHidden="0" w:name="Table List 8"/>
-    <w:lsdException w:unhideWhenUsed="0" w:uiPriority="0" w:semiHidden="0" w:name="Table 3D effects 1"/>
-    <w:lsdException w:unhideWhenUsed="0" w:uiPriority="0" w:semiHidden="0" w:name="Table 3D effects 2"/>
-    <w:lsdException w:unhideWhenUsed="0" w:uiPriority="0" w:semiHidden="0" w:name="Table 3D effects 3"/>
-    <w:lsdException w:unhideWhenUsed="0" w:uiPriority="0" w:semiHidden="0" w:name="Table Contemporary"/>
-    <w:lsdException w:unhideWhenUsed="0" w:uiPriority="0" w:semiHidden="0" w:name="Table Elegant"/>
-    <w:lsdException w:unhideWhenUsed="0" w:uiPriority="0" w:semiHidden="0" w:name="Table Professional"/>
-    <w:lsdException w:unhideWhenUsed="0" w:uiPriority="0" w:semiHidden="0" w:name="Table Subtle 1"/>
-    <w:lsdException w:unhideWhenUsed="0" w:uiPriority="0" w:semiHidden="0" w:name="Table Subtle 2"/>
-    <w:lsdException w:unhideWhenUsed="0" w:uiPriority="0" w:semiHidden="0" w:name="Table Web 1"/>
-    <w:lsdException w:unhideWhenUsed="0" w:uiPriority="0" w:semiHidden="0" w:name="Table Web 2"/>
-    <w:lsdException w:unhideWhenUsed="0" w:uiPriority="0" w:semiHidden="0" w:name="Table Web 3"/>
-    <w:lsdException w:unhideWhenUsed="0" w:uiPriority="0" w:semiHidden="0" w:name="Balloon Text"/>
-    <w:lsdException w:qFormat="1" w:unhideWhenUsed="0" w:uiPriority="0" w:semiHidden="0" w:name="Table Grid"/>
-    <w:lsdException w:unhideWhenUsed="0" w:uiPriority="0" w:semiHidden="0" w:name="Table Theme"/>
-    <w:lsdException w:unhideWhenUsed="0" w:uiPriority="60" w:semiHidden="0" w:name="Light Shading"/>
-    <w:lsdException w:unhideWhenUsed="0" w:uiPriority="61" w:semiHidden="0" w:name="Light List"/>
-    <w:lsdException w:unhideWhenUsed="0" w:uiPriority="62" w:semiHidden="0" w:name="Light Grid"/>
-    <w:lsdException w:unhideWhenUsed="0" w:uiPriority="63" w:semiHidden="0" w:name="Medium Shading 1"/>
-    <w:lsdException w:unhideWhenUsed="0" w:uiPriority="64" w:semiHidden="0" w:name="Medium Shading 2"/>
-    <w:lsdException w:unhideWhenUsed="0" w:uiPriority="65" w:semiHidden="0" w:name="Medium List 1"/>
-    <w:lsdException w:unhideWhenUsed="0" w:uiPriority="66" w:semiHidden="0" w:name="Medium List 2"/>
-    <w:lsdException w:unhideWhenUsed="0" w:uiPriority="67" w:semiHidden="0" w:name="Medium Grid 1"/>
-    <w:lsdException w:unhideWhenUsed="0" w:uiPriority="68" w:semiHidden="0" w:name="Medium Grid 2"/>
-    <w:lsdException w:unhideWhenUsed="0" w:uiPriority="69" w:semiHidden="0" w:name="Medium Grid 3"/>
-    <w:lsdException w:unhideWhenUsed="0" w:uiPriority="70" w:semiHidden="0" w:name="Dark List"/>
-    <w:lsdException w:unhideWhenUsed="0" w:uiPriority="71" w:semiHidden="0" w:name="Colorful Shading"/>
-    <w:lsdException w:unhideWhenUsed="0" w:uiPriority="72" w:semiHidden="0" w:name="Colorful List"/>
-    <w:lsdException w:unhideWhenUsed="0" w:uiPriority="73" w:semiHidden="0" w:name="Colorful Grid"/>
-    <w:lsdException w:unhideWhenUsed="0" w:uiPriority="60" w:semiHidden="0" w:name="Light Shading Accent 1"/>
-    <w:lsdException w:unhideWhenUsed="0" w:uiPriority="61" w:semiHidden="0" w:name="Light List Accent 1"/>
-    <w:lsdException w:unhideWhenUsed="0" w:uiPriority="62" w:semiHidden="0" w:name="Light Grid Accent 1"/>
-    <w:lsdException w:unhideWhenUsed="0" w:uiPriority="63" w:semiHidden="0" w:name="Medium Shading 1 Accent 1"/>
-    <w:lsdException w:unhideWhenUsed="0" w:uiPriority="64" w:semiHidden="0" w:name="Medium Shading 2 Accent 1"/>
-    <w:lsdException w:unhideWhenUsed="0" w:uiPriority="65" w:semiHidden="0" w:name="Medium List 1 Accent 1"/>
-    <w:lsdException w:unhideWhenUsed="0" w:uiPriority="66" w:semiHidden="0" w:name="Medium List 2 Accent 1"/>
-    <w:lsdException w:unhideWhenUsed="0" w:uiPriority="67" w:semiHidden="0" w:name="Medium Grid 1 Accent 1"/>
-    <w:lsdException w:unhideWhenUsed="0" w:uiPriority="68" w:semiHidden="0" w:name="Medium Grid 2 Accent 1"/>
-    <w:lsdException w:unhideWhenUsed="0" w:uiPriority="69" w:semiHidden="0" w:name="Medium Grid 3 Accent 1"/>
-    <w:lsdException w:unhideWhenUsed="0" w:uiPriority="70" w:semiHidden="0" w:name="Dark List Accent 1"/>
-    <w:lsdException w:unhideWhenUsed="0" w:uiPriority="71" w:semiHidden="0" w:name="Colorful Shading Accent 1"/>
-    <w:lsdException w:unhideWhenUsed="0" w:uiPriority="72" w:semiHidden="0" w:name="Colorful List Accent 1"/>
-    <w:lsdException w:unhideWhenUsed="0" w:uiPriority="73" w:semiHidden="0" w:name="Colorful Grid Accent 1"/>
-    <w:lsdException w:unhideWhenUsed="0" w:uiPriority="60" w:semiHidden="0" w:name="Light Shading Accent 2"/>
-    <w:lsdException w:unhideWhenUsed="0" w:uiPriority="61" w:semiHidden="0" w:name="Light List Accent 2"/>
-    <w:lsdException w:unhideWhenUsed="0" w:uiPriority="62" w:semiHidden="0" w:name="Light Grid Accent 2"/>
-    <w:lsdException w:unhideWhenUsed="0" w:uiPriority="63" w:semiHidden="0" w:name="Medium Shading 1 Accent 2"/>
-    <w:lsdException w:unhideWhenUsed="0" w:uiPriority="64" w:semiHidden="0" w:name="Medium Shading 2 Accent 2"/>
-    <w:lsdException w:unhideWhenUsed="0" w:uiPriority="65" w:semiHidden="0" w:name="Medium List 1 Accent 2"/>
-    <w:lsdException w:unhideWhenUsed="0" w:uiPriority="66" w:semiHidden="0" w:name="Medium List 2 Accent 2"/>
-    <w:lsdException w:unhideWhenUsed="0" w:uiPriority="67" w:semiHidden="0" w:name="Medium Grid 1 Accent 2"/>
-    <w:lsdException w:unhideWhenUsed="0" w:uiPriority="68" w:semiHidden="0" w:name="Medium Grid 2 Accent 2"/>
-    <w:lsdException w:unhideWhenUsed="0" w:uiPriority="69" w:semiHidden="0" w:name="Medium Grid 3 Accent 2"/>
-    <w:lsdException w:unhideWhenUsed="0" w:uiPriority="70" w:semiHidden="0" w:name="Dark List Accent 2"/>
-    <w:lsdException w:unhideWhenUsed="0" w:uiPriority="71" w:semiHidden="0" w:name="Colorful Shading Accent 2"/>
-    <w:lsdException w:unhideWhenUsed="0" w:uiPriority="72" w:semiHidden="0" w:name="Colorful List Accent 2"/>
-    <w:lsdException w:unhideWhenUsed="0" w:uiPriority="73" w:semiHidden="0" w:name="Colorful Grid Accent 2"/>
-    <w:lsdException w:unhideWhenUsed="0" w:uiPriority="60" w:semiHidden="0" w:name="Light Shading Accent 3"/>
-    <w:lsdException w:unhideWhenUsed="0" w:uiPriority="61" w:semiHidden="0" w:name="Light List Accent 3"/>
-    <w:lsdException w:unhideWhenUsed="0" w:uiPriority="62" w:semiHidden="0" w:name="Light Grid Accent 3"/>
-    <w:lsdException w:unhideWhenUsed="0" w:uiPriority="63" w:semiHidden="0" w:name="Medium Shading 1 Accent 3"/>
-    <w:lsdException w:unhideWhenUsed="0" w:uiPriority="64" w:semiHidden="0" w:name="Medium Shading 2 Accent 3"/>
-    <w:lsdException w:unhideWhenUsed="0" w:uiPriority="65" w:semiHidden="0" w:name="Medium List 1 Accent 3"/>
-    <w:lsdException w:unhideWhenUsed="0" w:uiPriority="66" w:semiHidden="0" w:name="Medium List 2 Accent 3"/>
-    <w:lsdException w:unhideWhenUsed="0" w:uiPriority="67" w:semiHidden="0" w:name="Medium Grid 1 Accent 3"/>
-    <w:lsdException w:unhideWhenUsed="0" w:uiPriority="68" w:semiHidden="0" w:name="Medium Grid 2 Accent 3"/>
-    <w:lsdException w:unhideWhenUsed="0" w:uiPriority="69" w:semiHidden="0" w:name="Medium Grid 3 Accent 3"/>
-    <w:lsdException w:unhideWhenUsed="0" w:uiPriority="70" w:semiHidden="0" w:name="Dark List Accent 3"/>
-    <w:lsdException w:unhideWhenUsed="0" w:uiPriority="71" w:semiHidden="0" w:name="Colorful Shading Accent 3"/>
-    <w:lsdException w:unhideWhenUsed="0" w:uiPriority="72" w:semiHidden="0" w:name="Colorful List Accent 3"/>
-    <w:lsdException w:unhideWhenUsed="0" w:uiPriority="73" w:semiHidden="0" w:name="Colorful Grid Accent 3"/>
-    <w:lsdException w:unhideWhenUsed="0" w:uiPriority="60" w:semiHidden="0" w:name="Light Shading Accent 4"/>
-    <w:lsdException w:unhideWhenUsed="0" w:uiPriority="61" w:semiHidden="0" w:name="Light List Accent 4"/>
-    <w:lsdException w:unhideWhenUsed="0" w:uiPriority="62" w:semiHidden="0" w:name="Light Grid Accent 4"/>
-    <w:lsdException w:unhideWhenUsed="0" w:uiPriority="63" w:semiHidden="0" w:name="Medium Shading 1 Accent 4"/>
-    <w:lsdException w:unhideWhenUsed="0" w:uiPriority="64" w:semiHidden="0" w:name="Medium Shading 2 Accent 4"/>
-    <w:lsdException w:unhideWhenUsed="0" w:uiPriority="65" w:semiHidden="0" w:name="Medium List 1 Accent 4"/>
-    <w:lsdException w:unhideWhenUsed="0" w:uiPriority="66" w:semiHidden="0" w:name="Medium List 2 Accent 4"/>
-    <w:lsdException w:unhideWhenUsed="0" w:uiPriority="67" w:semiHidden="0" w:name="Medium Grid 1 Accent 4"/>
-    <w:lsdException w:unhideWhenUsed="0" w:uiPriority="68" w:semiHidden="0" w:name="Medium Grid 2 Accent 4"/>
-    <w:lsdException w:unhideWhenUsed="0" w:uiPriority="69" w:semiHidden="0" w:name="Medium Grid 3 Accent 4"/>
-    <w:lsdException w:unhideWhenUsed="0" w:uiPriority="70" w:semiHidden="0" w:name="Dark List Accent 4"/>
-    <w:lsdException w:unhideWhenUsed="0" w:uiPriority="71" w:semiHidden="0" w:name="Colorful Shading Accent 4"/>
-    <w:lsdException w:unhideWhenUsed="0" w:uiPriority="72" w:semiHidden="0" w:name="Colorful List Accent 4"/>
-    <w:lsdException w:unhideWhenUsed="0" w:uiPriority="73" w:semiHidden="0" w:name="Colorful Grid Accent 4"/>
-    <w:lsdException w:unhideWhenUsed="0" w:uiPriority="60" w:semiHidden="0" w:name="Light Shading Accent 5"/>
-    <w:lsdException w:unhideWhenUsed="0" w:uiPriority="61" w:semiHidden="0" w:name="Light List Accent 5"/>
-    <w:lsdException w:unhideWhenUsed="0" w:uiPriority="62" w:semiHidden="0" w:name="Light Grid Accent 5"/>
-    <w:lsdException w:unhideWhenUsed="0" w:uiPriority="63" w:semiHidden="0" w:name="Medium Shading 1 Accent 5"/>
-    <w:lsdException w:unhideWhenUsed="0" w:uiPriority="64" w:semiHidden="0" w:name="Medium Shading 2 Accent 5"/>
-    <w:lsdException w:unhideWhenUsed="0" w:uiPriority="65" w:semiHidden="0" w:name="Medium List 1 Accent 5"/>
-    <w:lsdException w:unhideWhenUsed="0" w:uiPriority="66" w:semiHidden="0" w:name="Medium List 2 Accent 5"/>
-    <w:lsdException w:unhideWhenUsed="0" w:uiPriority="67" w:semiHidden="0" w:name="Medium Grid 1 Accent 5"/>
-    <w:lsdException w:unhideWhenUsed="0" w:uiPriority="68" w:semiHidden="0" w:name="Medium Grid 2 Accent 5"/>
-    <w:lsdException w:unhideWhenUsed="0" w:uiPriority="69" w:semiHidden="0" w:name="Medium Grid 3 Accent 5"/>
-    <w:lsdException w:unhideWhenUsed="0" w:uiPriority="70" w:semiHidden="0" w:name="Dark List Accent 5"/>
-    <w:lsdException w:unhideWhenUsed="0" w:uiPriority="71" w:semiHidden="0" w:name="Colorful Shading Accent 5"/>
-    <w:lsdException w:unhideWhenUsed="0" w:uiPriority="72" w:semiHidden="0" w:name="Colorful List Accent 5"/>
-    <w:lsdException w:unhideWhenUsed="0" w:uiPriority="73" w:semiHidden="0" w:name="Colorful Grid Accent 5"/>
-    <w:lsdException w:unhideWhenUsed="0" w:uiPriority="60" w:semiHidden="0" w:name="Light Shading Accent 6"/>
-    <w:lsdException w:unhideWhenUsed="0" w:uiPriority="61" w:semiHidden="0" w:name="Light List Accent 6"/>
-    <w:lsdException w:unhideWhenUsed="0" w:uiPriority="62" w:semiHidden="0" w:name="Light Grid Accent 6"/>
-    <w:lsdException w:unhideWhenUsed="0" w:uiPriority="63" w:semiHidden="0" w:name="Medium Shading 1 Accent 6"/>
-    <w:lsdException w:unhideWhenUsed="0" w:uiPriority="64" w:semiHidden="0" w:name="Medium Shading 2 Accent 6"/>
-    <w:lsdException w:unhideWhenUsed="0" w:uiPriority="65" w:semiHidden="0" w:name="Medium List 1 Accent 6"/>
-    <w:lsdException w:unhideWhenUsed="0" w:uiPriority="66" w:semiHidden="0" w:name="Medium List 2 Accent 6"/>
-    <w:lsdException w:unhideWhenUsed="0" w:uiPriority="67" w:semiHidden="0" w:name="Medium Grid 1 Accent 6"/>
-    <w:lsdException w:unhideWhenUsed="0" w:uiPriority="68" w:semiHidden="0" w:name="Medium Grid 2 Accent 6"/>
-    <w:lsdException w:unhideWhenUsed="0" w:uiPriority="69" w:semiHidden="0" w:name="Medium Grid 3 Accent 6"/>
-    <w:lsdException w:unhideWhenUsed="0" w:uiPriority="70" w:semiHidden="0" w:name="Dark List Accent 6"/>
-    <w:lsdException w:unhideWhenUsed="0" w:uiPriority="71" w:semiHidden="0" w:name="Colorful Shading Accent 6"/>
-    <w:lsdException w:unhideWhenUsed="0" w:uiPriority="72" w:semiHidden="0" w:name="Colorful List Accent 6"/>
-    <w:lsdException w:unhideWhenUsed="0" w:uiPriority="73" w:semiHidden="0" w:name="Colorful Grid Accent 6"/>
+  <w:latentStyles w:defLockedState="0" w:defUIPriority="99" w:defSemiHidden="1" w:defUnhideWhenUsed="1" w:defQFormat="0" w:count="260">
+    <w:lsdException w:name="Normal" w:semiHidden="0" w:uiPriority="0" w:unhideWhenUsed="0" w:qFormat="1"/>
+    <w:lsdException w:name="heading 1" w:semiHidden="0" w:uiPriority="0" w:unhideWhenUsed="0" w:qFormat="1"/>
+    <w:lsdException w:name="heading 2" w:semiHidden="0" w:uiPriority="0" w:qFormat="1"/>
+    <w:lsdException w:name="heading 3" w:uiPriority="0" w:qFormat="1"/>
+    <w:lsdException w:name="heading 4" w:semiHidden="0" w:uiPriority="0" w:qFormat="1"/>
+    <w:lsdException w:name="heading 5" w:uiPriority="0" w:qFormat="1"/>
+    <w:lsdException w:name="heading 6" w:uiPriority="0" w:qFormat="1"/>
+    <w:lsdException w:name="heading 7" w:uiPriority="0" w:qFormat="1"/>
+    <w:lsdException w:name="heading 8" w:uiPriority="0" w:qFormat="1"/>
+    <w:lsdException w:name="heading 9" w:uiPriority="0" w:qFormat="1"/>
+    <w:lsdException w:name="index 1" w:semiHidden="0" w:uiPriority="0" w:unhideWhenUsed="0"/>
+    <w:lsdException w:name="index 2" w:semiHidden="0" w:uiPriority="0" w:unhideWhenUsed="0"/>
+    <w:lsdException w:name="index 3" w:semiHidden="0" w:uiPriority="0" w:unhideWhenUsed="0"/>
+    <w:lsdException w:name="index 4" w:semiHidden="0" w:uiPriority="0" w:unhideWhenUsed="0"/>
+    <w:lsdException w:name="index 5" w:semiHidden="0" w:uiPriority="0" w:unhideWhenUsed="0"/>
+    <w:lsdException w:name="index 6" w:semiHidden="0" w:uiPriority="0" w:unhideWhenUsed="0"/>
+    <w:lsdException w:name="index 7" w:semiHidden="0" w:uiPriority="0" w:unhideWhenUsed="0"/>
+    <w:lsdException w:name="index 8" w:semiHidden="0" w:uiPriority="0" w:unhideWhenUsed="0"/>
+    <w:lsdException w:name="index 9" w:semiHidden="0" w:uiPriority="0" w:unhideWhenUsed="0"/>
+    <w:lsdException w:name="toc 1" w:semiHidden="0" w:uiPriority="0" w:unhideWhenUsed="0" w:qFormat="1"/>
+    <w:lsdException w:name="toc 2" w:semiHidden="0" w:uiPriority="0" w:unhideWhenUsed="0" w:qFormat="1"/>
+    <w:lsdException w:name="toc 3" w:semiHidden="0" w:uiPriority="0" w:unhideWhenUsed="0" w:qFormat="1"/>
+    <w:lsdException w:name="toc 4" w:semiHidden="0" w:uiPriority="0" w:unhideWhenUsed="0"/>
+    <w:lsdException w:name="toc 5" w:semiHidden="0" w:uiPriority="0" w:unhideWhenUsed="0"/>
+    <w:lsdException w:name="toc 6" w:semiHidden="0" w:uiPriority="0" w:unhideWhenUsed="0"/>
+    <w:lsdException w:name="toc 7" w:semiHidden="0" w:uiPriority="0" w:unhideWhenUsed="0"/>
+    <w:lsdException w:name="toc 8" w:semiHidden="0" w:uiPriority="0" w:unhideWhenUsed="0"/>
+    <w:lsdException w:name="toc 9" w:semiHidden="0" w:uiPriority="0" w:unhideWhenUsed="0"/>
+    <w:lsdException w:name="Normal Indent" w:semiHidden="0" w:uiPriority="0" w:unhideWhenUsed="0"/>
+    <w:lsdException w:name="footnote text" w:semiHidden="0" w:uiPriority="0" w:unhideWhenUsed="0"/>
+    <w:lsdException w:name="annotation text" w:semiHidden="0" w:uiPriority="0" w:unhideWhenUsed="0" w:qFormat="1"/>
+    <w:lsdException w:name="header" w:semiHidden="0" w:uiPriority="0" w:unhideWhenUsed="0" w:qFormat="1"/>
+    <w:lsdException w:name="footer" w:semiHidden="0" w:uiPriority="0" w:unhideWhenUsed="0" w:qFormat="1"/>
+    <w:lsdException w:name="index heading" w:semiHidden="0" w:uiPriority="0" w:unhideWhenUsed="0"/>
+    <w:lsdException w:name="caption" w:uiPriority="0" w:qFormat="1"/>
+    <w:lsdException w:name="table of figures" w:semiHidden="0" w:uiPriority="0" w:unhideWhenUsed="0"/>
+    <w:lsdException w:name="envelope address" w:semiHidden="0" w:uiPriority="0" w:unhideWhenUsed="0"/>
+    <w:lsdException w:name="envelope return" w:semiHidden="0" w:uiPriority="0" w:unhideWhenUsed="0"/>
+    <w:lsdException w:name="footnote reference" w:semiHidden="0" w:uiPriority="0" w:unhideWhenUsed="0"/>
+    <w:lsdException w:name="annotation reference" w:semiHidden="0" w:uiPriority="0" w:unhideWhenUsed="0"/>
+    <w:lsdException w:name="line number" w:semiHidden="0" w:uiPriority="0" w:unhideWhenUsed="0"/>
+    <w:lsdException w:name="page number" w:semiHidden="0" w:uiPriority="0" w:unhideWhenUsed="0"/>
+    <w:lsdException w:name="endnote reference" w:semiHidden="0" w:uiPriority="0" w:unhideWhenUsed="0"/>
+    <w:lsdException w:name="endnote text" w:semiHidden="0" w:uiPriority="0" w:unhideWhenUsed="0"/>
+    <w:lsdException w:name="table of authorities" w:semiHidden="0" w:uiPriority="0" w:unhideWhenUsed="0"/>
+    <w:lsdException w:name="macro" w:semiHidden="0" w:uiPriority="0" w:unhideWhenUsed="0"/>
+    <w:lsdException w:name="toa heading" w:semiHidden="0" w:uiPriority="0" w:unhideWhenUsed="0"/>
+    <w:lsdException w:name="List" w:semiHidden="0" w:uiPriority="0" w:unhideWhenUsed="0"/>
+    <w:lsdException w:name="List Bullet" w:semiHidden="0" w:uiPriority="0" w:unhideWhenUsed="0"/>
+    <w:lsdException w:name="List Number" w:semiHidden="0" w:uiPriority="0" w:unhideWhenUsed="0"/>
+    <w:lsdException w:name="List 2" w:semiHidden="0" w:uiPriority="0" w:unhideWhenUsed="0"/>
+    <w:lsdException w:name="List 3" w:semiHidden="0" w:uiPriority="0" w:unhideWhenUsed="0"/>
+    <w:lsdException w:name="List 4" w:semiHidden="0" w:uiPriority="0" w:unhideWhenUsed="0"/>
+    <w:lsdException w:name="List 5" w:semiHidden="0" w:uiPriority="0" w:unhideWhenUsed="0"/>
+    <w:lsdException w:name="List Bullet 2" w:semiHidden="0" w:uiPriority="0" w:unhideWhenUsed="0"/>
+    <w:lsdException w:name="List Bullet 3" w:semiHidden="0" w:uiPriority="0" w:unhideWhenUsed="0"/>
+    <w:lsdException w:name="List Bullet 4" w:semiHidden="0" w:uiPriority="0" w:unhideWhenUsed="0"/>
+    <w:lsdException w:name="List Bullet 5" w:semiHidden="0" w:uiPriority="0" w:unhideWhenUsed="0"/>
+    <w:lsdException w:name="List Number 2" w:semiHidden="0" w:uiPriority="0" w:unhideWhenUsed="0"/>
+    <w:lsdException w:name="List Number 3" w:semiHidden="0" w:uiPriority="0" w:unhideWhenUsed="0"/>
+    <w:lsdException w:name="List Number 4" w:semiHidden="0" w:uiPriority="0" w:unhideWhenUsed="0"/>
+    <w:lsdException w:name="List Number 5" w:semiHidden="0" w:uiPriority="0" w:unhideWhenUsed="0"/>
+    <w:lsdException w:name="Title" w:semiHidden="0" w:uiPriority="0" w:unhideWhenUsed="0" w:qFormat="1"/>
+    <w:lsdException w:name="Closing" w:semiHidden="0" w:uiPriority="0" w:unhideWhenUsed="0"/>
+    <w:lsdException w:name="Signature" w:semiHidden="0" w:uiPriority="0" w:unhideWhenUsed="0"/>
+    <w:lsdException w:name="Default Paragraph Font" w:uiPriority="0" w:unhideWhenUsed="0" w:qFormat="1"/>
+    <w:lsdException w:name="Body Text" w:uiPriority="0" w:unhideWhenUsed="0" w:qFormat="1"/>
+    <w:lsdException w:name="Body Text Indent" w:semiHidden="0" w:uiPriority="0" w:unhideWhenUsed="0"/>
+    <w:lsdException w:name="List Continue" w:semiHidden="0" w:uiPriority="0" w:unhideWhenUsed="0"/>
+    <w:lsdException w:name="List Continue 2" w:semiHidden="0" w:uiPriority="0" w:unhideWhenUsed="0"/>
+    <w:lsdException w:name="List Continue 3" w:semiHidden="0" w:uiPriority="0" w:unhideWhenUsed="0"/>
+    <w:lsdException w:name="List Continue 4" w:semiHidden="0" w:uiPriority="0" w:unhideWhenUsed="0"/>
+    <w:lsdException w:name="List Continue 5" w:semiHidden="0" w:uiPriority="0" w:unhideWhenUsed="0"/>
+    <w:lsdException w:name="Message Header" w:semiHidden="0" w:uiPriority="0" w:unhideWhenUsed="0"/>
+    <w:lsdException w:name="Subtitle" w:semiHidden="0" w:uiPriority="0" w:unhideWhenUsed="0" w:qFormat="1"/>
+    <w:lsdException w:name="Salutation" w:semiHidden="0" w:uiPriority="0" w:unhideWhenUsed="0"/>
+    <w:lsdException w:name="Date" w:semiHidden="0" w:uiPriority="0" w:unhideWhenUsed="0"/>
+    <w:lsdException w:name="Body Text First Indent" w:semiHidden="0" w:uiPriority="0" w:unhideWhenUsed="0"/>
+    <w:lsdException w:name="Body Text First Indent 2" w:semiHidden="0" w:uiPriority="0" w:unhideWhenUsed="0"/>
+    <w:lsdException w:name="Body Text 2" w:semiHidden="0" w:uiPriority="0" w:unhideWhenUsed="0"/>
+    <w:lsdException w:name="Body Text 3" w:semiHidden="0" w:uiPriority="0" w:unhideWhenUsed="0"/>
+    <w:lsdException w:name="Body Text Indent 2" w:semiHidden="0" w:uiPriority="0" w:unhideWhenUsed="0"/>
+    <w:lsdException w:name="Body Text Indent 3" w:semiHidden="0" w:uiPriority="0" w:unhideWhenUsed="0"/>
+    <w:lsdException w:name="Block Text" w:semiHidden="0" w:uiPriority="0" w:unhideWhenUsed="0"/>
+    <w:lsdException w:name="Hyperlink" w:semiHidden="0" w:uiPriority="0" w:unhideWhenUsed="0"/>
+    <w:lsdException w:name="FollowedHyperlink" w:semiHidden="0" w:uiPriority="0" w:unhideWhenUsed="0"/>
+    <w:lsdException w:name="Strong" w:semiHidden="0" w:uiPriority="0" w:unhideWhenUsed="0" w:qFormat="1"/>
+    <w:lsdException w:name="Emphasis" w:semiHidden="0" w:uiPriority="0" w:unhideWhenUsed="0" w:qFormat="1"/>
+    <w:lsdException w:name="Document Map" w:semiHidden="0" w:uiPriority="0" w:unhideWhenUsed="0"/>
+    <w:lsdException w:name="Plain Text" w:semiHidden="0" w:uiPriority="0" w:unhideWhenUsed="0"/>
+    <w:lsdException w:name="E-mail Signature" w:semiHidden="0" w:uiPriority="0" w:unhideWhenUsed="0"/>
+    <w:lsdException w:name="Normal (Web)" w:semiHidden="0" w:uiPriority="0" w:unhideWhenUsed="0" w:qFormat="1"/>
+    <w:lsdException w:name="HTML Acronym" w:semiHidden="0" w:uiPriority="0" w:unhideWhenUsed="0"/>
+    <w:lsdException w:name="HTML Address" w:semiHidden="0" w:uiPriority="0" w:unhideWhenUsed="0"/>
+    <w:lsdException w:name="HTML Cite" w:semiHidden="0" w:uiPriority="0" w:unhideWhenUsed="0"/>
+    <w:lsdException w:name="HTML Code" w:semiHidden="0" w:uiPriority="0" w:unhideWhenUsed="0"/>
+    <w:lsdException w:name="HTML Definition" w:semiHidden="0" w:uiPriority="0" w:unhideWhenUsed="0"/>
+    <w:lsdException w:name="HTML Keyboard" w:semiHidden="0" w:uiPriority="0" w:unhideWhenUsed="0"/>
+    <w:lsdException w:name="HTML Preformatted" w:semiHidden="0" w:uiPriority="0" w:unhideWhenUsed="0"/>
+    <w:lsdException w:name="HTML Sample" w:semiHidden="0" w:uiPriority="0" w:unhideWhenUsed="0"/>
+    <w:lsdException w:name="HTML Typewriter" w:semiHidden="0" w:uiPriority="0" w:unhideWhenUsed="0"/>
+    <w:lsdException w:name="HTML Variable" w:semiHidden="0" w:uiPriority="0" w:unhideWhenUsed="0"/>
+    <w:lsdException w:name="Normal Table" w:uiPriority="0" w:unhideWhenUsed="0" w:qFormat="1"/>
+    <w:lsdException w:name="annotation subject" w:semiHidden="0" w:uiPriority="0" w:unhideWhenUsed="0"/>
+    <w:lsdException w:name="Table Simple 1" w:semiHidden="0" w:uiPriority="0" w:unhideWhenUsed="0"/>
+    <w:lsdException w:name="Table Simple 2" w:semiHidden="0" w:uiPriority="0" w:unhideWhenUsed="0"/>
+    <w:lsdException w:name="Table Simple 3" w:semiHidden="0" w:uiPriority="0" w:unhideWhenUsed="0"/>
+    <w:lsdException w:name="Table Classic 1" w:semiHidden="0" w:uiPriority="0" w:unhideWhenUsed="0"/>
+    <w:lsdException w:name="Table Classic 2" w:semiHidden="0" w:uiPriority="0" w:unhideWhenUsed="0"/>
+    <w:lsdException w:name="Table Classic 3" w:semiHidden="0" w:uiPriority="0" w:unhideWhenUsed="0"/>
+    <w:lsdException w:name="Table Classic 4" w:semiHidden="0" w:uiPriority="0" w:unhideWhenUsed="0"/>
+    <w:lsdException w:name="Table Colorful 1" w:semiHidden="0" w:uiPriority="0" w:unhideWhenUsed="0"/>
+    <w:lsdException w:name="Table Colorful 2" w:semiHidden="0" w:uiPriority="0" w:unhideWhenUsed="0"/>
+    <w:lsdException w:name="Table Colorful 3" w:semiHidden="0" w:uiPriority="0" w:unhideWhenUsed="0"/>
+    <w:lsdException w:name="Table Columns 1" w:semiHidden="0" w:uiPriority="0" w:unhideWhenUsed="0"/>
+    <w:lsdException w:name="Table Columns 2" w:semiHidden="0" w:uiPriority="0" w:unhideWhenUsed="0"/>
+    <w:lsdException w:name="Table Columns 3" w:semiHidden="0" w:uiPriority="0" w:unhideWhenUsed="0"/>
+    <w:lsdException w:name="Table Columns 4" w:semiHidden="0" w:uiPriority="0" w:unhideWhenUsed="0"/>
+    <w:lsdException w:name="Table Columns 5" w:semiHidden="0" w:uiPriority="0" w:unhideWhenUsed="0"/>
+    <w:lsdException w:name="Table Grid 1" w:semiHidden="0" w:uiPriority="0" w:unhideWhenUsed="0"/>
+    <w:lsdException w:name="Table Grid 2" w:semiHidden="0" w:uiPriority="0" w:unhideWhenUsed="0"/>
+    <w:lsdException w:name="Table Grid 3" w:semiHidden="0" w:uiPriority="0" w:unhideWhenUsed="0"/>
+    <w:lsdException w:name="Table Grid 4" w:semiHidden="0" w:uiPriority="0" w:unhideWhenUsed="0"/>
+    <w:lsdException w:name="Table Grid 5" w:semiHidden="0" w:uiPriority="0" w:unhideWhenUsed="0"/>
+    <w:lsdException w:name="Table Grid 6" w:semiHidden="0" w:uiPriority="0" w:unhideWhenUsed="0"/>
+    <w:lsdException w:name="Table Grid 7" w:semiHidden="0" w:uiPriority="0" w:unhideWhenUsed="0"/>
+    <w:lsdException w:name="Table Grid 8" w:semiHidden="0" w:uiPriority="0" w:unhideWhenUsed="0"/>
+    <w:lsdException w:name="Table List 1" w:semiHidden="0" w:uiPriority="0" w:unhideWhenUsed="0"/>
+    <w:lsdException w:name="Table List 2" w:semiHidden="0" w:uiPriority="0" w:unhideWhenUsed="0"/>
+    <w:lsdException w:name="Table List 3" w:semiHidden="0" w:uiPriority="0" w:unhideWhenUsed="0"/>
+    <w:lsdException w:name="Table List 4" w:semiHidden="0" w:uiPriority="0" w:unhideWhenUsed="0"/>
+    <w:lsdException w:name="Table List 5" w:semiHidden="0" w:uiPriority="0" w:unhideWhenUsed="0"/>
+    <w:lsdException w:name="Table List 6" w:semiHidden="0" w:uiPriority="0" w:unhideWhenUsed="0"/>
+    <w:lsdException w:name="Table List 7" w:semiHidden="0" w:uiPriority="0" w:unhideWhenUsed="0"/>
+    <w:lsdException w:name="Table List 8" w:semiHidden="0" w:uiPriority="0" w:unhideWhenUsed="0"/>
+    <w:lsdException w:name="Table 3D effects 1" w:semiHidden="0" w:uiPriority="0" w:unhideWhenUsed="0"/>
+    <w:lsdException w:name="Table 3D effects 2" w:semiHidden="0" w:uiPriority="0" w:unhideWhenUsed="0"/>
+    <w:lsdException w:name="Table 3D effects 3" w:semiHidden="0" w:uiPriority="0" w:unhideWhenUsed="0"/>
+    <w:lsdException w:name="Table Contemporary" w:semiHidden="0" w:uiPriority="0" w:unhideWhenUsed="0"/>
+    <w:lsdException w:name="Table Elegant" w:semiHidden="0" w:uiPriority="0" w:unhideWhenUsed="0"/>
+    <w:lsdException w:name="Table Professional" w:semiHidden="0" w:uiPriority="0" w:unhideWhenUsed="0"/>
+    <w:lsdException w:name="Table Subtle 1" w:semiHidden="0" w:uiPriority="0" w:unhideWhenUsed="0"/>
+    <w:lsdException w:name="Table Subtle 2" w:semiHidden="0" w:uiPriority="0" w:unhideWhenUsed="0"/>
+    <w:lsdException w:name="Table Web 1" w:semiHidden="0" w:uiPriority="0" w:unhideWhenUsed="0"/>
+    <w:lsdException w:name="Table Web 2" w:semiHidden="0" w:uiPriority="0" w:unhideWhenUsed="0"/>
+    <w:lsdException w:name="Table Web 3" w:semiHidden="0" w:uiPriority="0" w:unhideWhenUsed="0"/>
+    <w:lsdException w:name="Balloon Text" w:semiHidden="0" w:uiPriority="0" w:unhideWhenUsed="0"/>
+    <w:lsdException w:name="Table Grid" w:semiHidden="0" w:uiPriority="0" w:unhideWhenUsed="0" w:qFormat="1"/>
+    <w:lsdException w:name="Table Theme" w:semiHidden="0" w:uiPriority="0" w:unhideWhenUsed="0"/>
+    <w:lsdException w:name="Light Shading" w:semiHidden="0" w:uiPriority="60" w:unhideWhenUsed="0"/>
+    <w:lsdException w:name="Light List" w:semiHidden="0" w:uiPriority="61" w:unhideWhenUsed="0"/>
+    <w:lsdException w:name="Light Grid" w:semiHidden="0" w:uiPriority="62" w:unhideWhenUsed="0"/>
+    <w:lsdException w:name="Medium Shading 1" w:semiHidden="0" w:uiPriority="63" w:unhideWhenUsed="0"/>
+    <w:lsdException w:name="Medium Shading 2" w:semiHidden="0" w:uiPriority="64" w:unhideWhenUsed="0"/>
+    <w:lsdException w:name="Medium List 1" w:semiHidden="0" w:uiPriority="65" w:unhideWhenUsed="0"/>
+    <w:lsdException w:name="Medium List 2" w:semiHidden="0" w:uiPriority="66" w:unhideWhenUsed="0"/>
+    <w:lsdException w:name="Medium Grid 1" w:semiHidden="0" w:uiPriority="67" w:unhideWhenUsed="0"/>
+    <w:lsdException w:name="Medium Grid 2" w:semiHidden="0" w:uiPriority="68" w:unhideWhenUsed="0"/>
+    <w:lsdException w:name="Medium Grid 3" w:semiHidden="0" w:uiPriority="69" w:unhideWhenUsed="0"/>
+    <w:lsdException w:name="Dark List" w:semiHidden="0" w:uiPriority="70" w:unhideWhenUsed="0"/>
+    <w:lsdException w:name="Colorful Shading" w:semiHidden="0" w:uiPriority="71" w:unhideWhenUsed="0"/>
+    <w:lsdException w:name="Colorful List" w:semiHidden="0" w:uiPriority="72" w:unhideWhenUsed="0"/>
+    <w:lsdException w:name="Colorful Grid" w:semiHidden="0" w:uiPriority="73" w:unhideWhenUsed="0"/>
+    <w:lsdException w:name="Light Shading Accent 1" w:semiHidden="0" w:uiPriority="60" w:unhideWhenUsed="0"/>
+    <w:lsdException w:name="Light List Accent 1" w:semiHidden="0" w:uiPriority="61" w:unhideWhenUsed="0"/>
+    <w:lsdException w:name="Light Grid Accent 1" w:semiHidden="0" w:uiPriority="62" w:unhideWhenUsed="0"/>
+    <w:lsdException w:name="Medium Shading 1 Accent 1" w:semiHidden="0" w:uiPriority="63" w:unhideWhenUsed="0"/>
+    <w:lsdException w:name="Medium Shading 2 Accent 1" w:semiHidden="0" w:uiPriority="64" w:unhideWhenUsed="0"/>
+    <w:lsdException w:name="Medium List 1 Accent 1" w:semiHidden="0" w:uiPriority="65" w:unhideWhenUsed="0"/>
+    <w:lsdException w:name="Medium List 2 Accent 1" w:semiHidden="0" w:uiPriority="66" w:unhideWhenUsed="0"/>
+    <w:lsdException w:name="Medium Grid 1 Accent 1" w:semiHidden="0" w:uiPriority="67" w:unhideWhenUsed="0"/>
+    <w:lsdException w:name="Medium Grid 2 Accent 1" w:semiHidden="0" w:uiPriority="68" w:unhideWhenUsed="0"/>
+    <w:lsdException w:name="Medium Grid 3 Accent 1" w:semiHidden="0" w:uiPriority="69" w:unhideWhenUsed="0"/>
+    <w:lsdException w:name="Dark List Accent 1" w:semiHidden="0" w:uiPriority="70" w:unhideWhenUsed="0"/>
+    <w:lsdException w:name="Colorful Shading Accent 1" w:semiHidden="0" w:uiPriority="71" w:unhideWhenUsed="0"/>
+    <w:lsdException w:name="Colorful List Accent 1" w:semiHidden="0" w:uiPriority="72" w:unhideWhenUsed="0"/>
+    <w:lsdException w:name="Colorful Grid Accent 1" w:semiHidden="0" w:uiPriority="73" w:unhideWhenUsed="0"/>
+    <w:lsdException w:name="Light Shading Accent 2" w:semiHidden="0" w:uiPriority="60" w:unhideWhenUsed="0"/>
+    <w:lsdException w:name="Light List Accent 2" w:semiHidden="0" w:uiPriority="61" w:unhideWhenUsed="0"/>
+    <w:lsdException w:name="Light Grid Accent 2" w:semiHidden="0" w:uiPriority="62" w:unhideWhenUsed="0"/>
+    <w:lsdException w:name="Medium Shading 1 Accent 2" w:semiHidden="0" w:uiPriority="63" w:unhideWhenUsed="0"/>
+    <w:lsdException w:name="Medium Shading 2 Accent 2" w:semiHidden="0" w:uiPriority="64" w:unhideWhenUsed="0"/>
+    <w:lsdException w:name="Medium List 1 Accent 2" w:semiHidden="0" w:uiPriority="65" w:unhideWhenUsed="0"/>
+    <w:lsdException w:name="Medium List 2 Accent 2" w:semiHidden="0" w:uiPriority="66" w:unhideWhenUsed="0"/>
+    <w:lsdException w:name="Medium Grid 1 Accent 2" w:semiHidden="0" w:uiPriority="67" w:unhideWhenUsed="0"/>
+    <w:lsdException w:name="Medium Grid 2 Accent 2" w:semiHidden="0" w:uiPriority="68" w:unhideWhenUsed="0"/>
+    <w:lsdException w:name="Medium Grid 3 Accent 2" w:semiHidden="0" w:uiPriority="69" w:unhideWhenUsed="0"/>
+    <w:lsdException w:name="Dark List Accent 2" w:semiHidden="0" w:uiPriority="70" w:unhideWhenUsed="0"/>
+    <w:lsdException w:name="Colorful Shading Accent 2" w:semiHidden="0" w:uiPriority="71" w:unhideWhenUsed="0"/>
+    <w:lsdException w:name="Colorful List Accent 2" w:semiHidden="0" w:uiPriority="72" w:unhideWhenUsed="0"/>
+    <w:lsdException w:name="Colorful Grid Accent 2" w:semiHidden="0" w:uiPriority="73" w:unhideWhenUsed="0"/>
+    <w:lsdException w:name="Light Shading Accent 3" w:semiHidden="0" w:uiPriority="60" w:unhideWhenUsed="0"/>
+    <w:lsdException w:name="Light List Accent 3" w:semiHidden="0" w:uiPriority="61" w:unhideWhenUsed="0"/>
+    <w:lsdException w:name="Light Grid Accent 3" w:semiHidden="0" w:uiPriority="62" w:unhideWhenUsed="0"/>
+    <w:lsdException w:name="Medium Shading 1 Accent 3" w:semiHidden="0" w:uiPriority="63" w:unhideWhenUsed="0"/>
+    <w:lsdException w:name="Medium Shading 2 Accent 3" w:semiHidden="0" w:uiPriority="64" w:unhideWhenUsed="0"/>
+    <w:lsdException w:name="Medium List 1 Accent 3" w:semiHidden="0" w:uiPriority="65" w:unhideWhenUsed="0"/>
+    <w:lsdException w:name="Medium List 2 Accent 3" w:semiHidden="0" w:uiPriority="66" w:unhideWhenUsed="0"/>
+    <w:lsdException w:name="Medium Grid 1 Accent 3" w:semiHidden="0" w:uiPriority="67" w:unhideWhenUsed="0"/>
+    <w:lsdException w:name="Medium Grid 2 Accent 3" w:semiHidden="0" w:uiPriority="68" w:unhideWhenUsed="0"/>
+    <w:lsdException w:name="Medium Grid 3 Accent 3" w:semiHidden="0" w:uiPriority="69" w:unhideWhenUsed="0"/>
+    <w:lsdException w:name="Dark List Accent 3" w:semiHidden="0" w:uiPriority="70" w:unhideWhenUsed="0"/>
+    <w:lsdException w:name="Colorful Shading Accent 3" w:semiHidden="0" w:uiPriority="71" w:unhideWhenUsed="0"/>
+    <w:lsdException w:name="Colorful List Accent 3" w:semiHidden="0" w:uiPriority="72" w:unhideWhenUsed="0"/>
+    <w:lsdException w:name="Colorful Grid Accent 3" w:semiHidden="0" w:uiPriority="73" w:unhideWhenUsed="0"/>
+    <w:lsdException w:name="Light Shading Accent 4" w:semiHidden="0" w:uiPriority="60" w:unhideWhenUsed="0"/>
+    <w:lsdException w:name="Light List Accent 4" w:semiHidden="0" w:uiPriority="61" w:unhideWhenUsed="0"/>
+    <w:lsdException w:name="Light Grid Accent 4" w:semiHidden="0" w:uiPriority="62" w:unhideWhenUsed="0"/>
+    <w:lsdException w:name="Medium Shading 1 Accent 4" w:semiHidden="0" w:uiPriority="63" w:unhideWhenUsed="0"/>
+    <w:lsdException w:name="Medium Shading 2 Accent 4" w:semiHidden="0" w:uiPriority="64" w:unhideWhenUsed="0"/>
+    <w:lsdException w:name="Medium List 1 Accent 4" w:semiHidden="0" w:uiPriority="65" w:unhideWhenUsed="0"/>
+    <w:lsdException w:name="Medium List 2 Accent 4" w:semiHidden="0" w:uiPriority="66" w:unhideWhenUsed="0"/>
+    <w:lsdException w:name="Medium Grid 1 Accent 4" w:semiHidden="0" w:uiPriority="67" w:unhideWhenUsed="0"/>
+    <w:lsdException w:name="Medium Grid 2 Accent 4" w:semiHidden="0" w:uiPriority="68" w:unhideWhenUsed="0"/>
+    <w:lsdException w:name="Medium Grid 3 Accent 4" w:semiHidden="0" w:uiPriority="69" w:unhideWhenUsed="0"/>
+    <w:lsdException w:name="Dark List Accent 4" w:semiHidden="0" w:uiPriority="70" w:unhideWhenUsed="0"/>
+    <w:lsdException w:name="Colorful Shading Accent 4" w:semiHidden="0" w:uiPriority="71" w:unhideWhenUsed="0"/>
+    <w:lsdException w:name="Colorful List Accent 4" w:semiHidden="0" w:uiPriority="72" w:unhideWhenUsed="0"/>
+    <w:lsdException w:name="Colorful Grid Accent 4" w:semiHidden="0" w:uiPriority="73" w:unhideWhenUsed="0"/>
+    <w:lsdException w:name="Light Shading Accent 5" w:semiHidden="0" w:uiPriority="60" w:unhideWhenUsed="0"/>
+    <w:lsdException w:name="Light List Accent 5" w:semiHidden="0" w:uiPriority="61" w:unhideWhenUsed="0"/>
+    <w:lsdException w:name="Light Grid Accent 5" w:semiHidden="0" w:uiPriority="62" w:unhideWhenUsed="0"/>
+    <w:lsdException w:name="Medium Shading 1 Accent 5" w:semiHidden="0" w:uiPriority="63" w:unhideWhenUsed="0"/>
+    <w:lsdException w:name="Medium Shading 2 Accent 5" w:semiHidden="0" w:uiPriority="64" w:unhideWhenUsed="0"/>
+    <w:lsdException w:name="Medium List 1 Accent 5" w:semiHidden="0" w:uiPriority="65" w:unhideWhenUsed="0"/>
+    <w:lsdException w:name="Medium List 2 Accent 5" w:semiHidden="0" w:uiPriority="66" w:unhideWhenUsed="0"/>
+    <w:lsdException w:name="Medium Grid 1 Accent 5" w:semiHidden="0" w:uiPriority="67" w:unhideWhenUsed="0"/>
+    <w:lsdException w:name="Medium Grid 2 Accent 5" w:semiHidden="0" w:uiPriority="68" w:unhideWhenUsed="0"/>
+    <w:lsdException w:name="Medium Grid 3 Accent 5" w:semiHidden="0" w:uiPriority="69" w:unhideWhenUsed="0"/>
+    <w:lsdException w:name="Dark List Accent 5" w:semiHidden="0" w:uiPriority="70" w:unhideWhenUsed="0"/>
+    <w:lsdException w:name="Colorful Shading Accent 5" w:semiHidden="0" w:uiPriority="71" w:unhideWhenUsed="0"/>
+    <w:lsdException w:name="Colorful List Accent 5" w:semiHidden="0" w:uiPriority="72" w:unhideWhenUsed="0"/>
+    <w:lsdException w:name="Colorful Grid Accent 5" w:semiHidden="0" w:uiPriority="73" w:unhideWhenUsed="0"/>
+    <w:lsdException w:name="Light Shading Accent 6" w:semiHidden="0" w:uiPriority="60" w:unhideWhenUsed="0"/>
+    <w:lsdException w:name="Light List Accent 6" w:semiHidden="0" w:uiPriority="61" w:unhideWhenUsed="0"/>
+    <w:lsdException w:name="Light Grid Accent 6" w:semiHidden="0" w:uiPriority="62" w:unhideWhenUsed="0"/>
+    <w:lsdException w:name="Medium Shading 1 Accent 6" w:semiHidden="0" w:uiPriority="63" w:unhideWhenUsed="0"/>
+    <w:lsdException w:name="Medium Shading 2 Accent 6" w:semiHidden="0" w:uiPriority="64" w:unhideWhenUsed="0"/>
+    <w:lsdException w:name="Medium List 1 Accent 6" w:semiHidden="0" w:uiPriority="65" w:unhideWhenUsed="0"/>
+    <w:lsdException w:name="Medium List 2 Accent 6" w:semiHidden="0" w:uiPriority="66" w:unhideWhenUsed="0"/>
+    <w:lsdException w:name="Medium Grid 1 Accent 6" w:semiHidden="0" w:uiPriority="67" w:unhideWhenUsed="0"/>
+    <w:lsdException w:name="Medium Grid 2 Accent 6" w:semiHidden="0" w:uiPriority="68" w:unhideWhenUsed="0"/>
+    <w:lsdException w:name="Medium Grid 3 Accent 6" w:semiHidden="0" w:uiPriority="69" w:unhideWhenUsed="0"/>
+    <w:lsdException w:name="Dark List Accent 6" w:semiHidden="0" w:uiPriority="70" w:unhideWhenUsed="0"/>
+    <w:lsdException w:name="Colorful Shading Accent 6" w:semiHidden="0" w:uiPriority="71" w:unhideWhenUsed="0"/>
+    <w:lsdException w:name="Colorful List Accent 6" w:semiHidden="0" w:uiPriority="72" w:unhideWhenUsed="0"/>
+    <w:lsdException w:name="Colorful Grid Accent 6" w:semiHidden="0" w:uiPriority="73" w:unhideWhenUsed="0"/>
   </w:latentStyles>
-  <w:style w:type="paragraph" w:default="1" w:styleId="1">
+  <w:style w:type="paragraph" w:default="1" w:styleId="Normal">
     <w:name w:val="Normal"/>
     <w:qFormat/>
-    <w:uiPriority w:val="0"/>
     <w:pPr>
       <w:kinsoku w:val="0"/>
       <w:autoSpaceDE w:val="0"/>
@@ -7368,7 +7166,7 @@
       <w:textAlignment w:val="baseline"/>
     </w:pPr>
     <w:rPr>
-      <w:rFonts w:ascii="Arial" w:hAnsi="Arial" w:eastAsia="宋体" w:cs="Arial"/>
+      <w:rFonts w:ascii="Arial" w:eastAsia="宋体" w:hAnsi="Arial" w:cs="Arial"/>
       <w:snapToGrid w:val="0"/>
       <w:color w:val="000000"/>
       <w:kern w:val="0"/>
@@ -7377,12 +7175,11 @@
       <w:lang w:val="en-US" w:eastAsia="en-US" w:bidi="ar-SA"/>
     </w:rPr>
   </w:style>
-  <w:style w:type="paragraph" w:styleId="2">
+  <w:style w:type="paragraph" w:styleId="Heading1">
     <w:name w:val="heading 1"/>
-    <w:basedOn w:val="1"/>
-    <w:next w:val="1"/>
+    <w:basedOn w:val="Normal"/>
+    <w:next w:val="Normal"/>
     <w:qFormat/>
-    <w:uiPriority w:val="0"/>
     <w:pPr>
       <w:keepNext/>
       <w:keepLines/>
@@ -7400,13 +7197,12 @@
       <w:sz w:val="44"/>
     </w:rPr>
   </w:style>
-  <w:style w:type="paragraph" w:styleId="3">
+  <w:style w:type="paragraph" w:styleId="Heading2">
     <w:name w:val="heading 2"/>
-    <w:basedOn w:val="1"/>
-    <w:next w:val="1"/>
+    <w:basedOn w:val="Normal"/>
+    <w:next w:val="Normal"/>
     <w:unhideWhenUsed/>
     <w:qFormat/>
-    <w:uiPriority w:val="0"/>
     <w:pPr>
       <w:keepNext/>
       <w:keepLines/>
@@ -7419,19 +7215,18 @@
       <w:outlineLvl w:val="1"/>
     </w:pPr>
     <w:rPr>
-      <w:rFonts w:ascii="Arial" w:hAnsi="Arial" w:eastAsia="黑体"/>
+      <w:rFonts w:ascii="Arial" w:eastAsia="黑体" w:hAnsi="Arial"/>
       <w:b/>
       <w:sz w:val="32"/>
     </w:rPr>
   </w:style>
-  <w:style w:type="paragraph" w:styleId="4">
+  <w:style w:type="paragraph" w:styleId="Heading3">
     <w:name w:val="heading 3"/>
-    <w:basedOn w:val="1"/>
-    <w:next w:val="1"/>
+    <w:basedOn w:val="Normal"/>
+    <w:next w:val="Normal"/>
     <w:semiHidden/>
     <w:unhideWhenUsed/>
     <w:qFormat/>
-    <w:uiPriority w:val="0"/>
     <w:pPr>
       <w:keepNext/>
       <w:keepLines/>
@@ -7448,13 +7243,12 @@
       <w:sz w:val="32"/>
     </w:rPr>
   </w:style>
-  <w:style w:type="paragraph" w:styleId="5">
+  <w:style w:type="paragraph" w:styleId="Heading4">
     <w:name w:val="heading 4"/>
-    <w:basedOn w:val="1"/>
-    <w:next w:val="1"/>
+    <w:basedOn w:val="Normal"/>
+    <w:next w:val="Normal"/>
     <w:unhideWhenUsed/>
     <w:qFormat/>
-    <w:uiPriority w:val="0"/>
     <w:pPr>
       <w:keepNext/>
       <w:keepLines/>
@@ -7467,19 +7261,18 @@
       <w:outlineLvl w:val="3"/>
     </w:pPr>
     <w:rPr>
-      <w:rFonts w:ascii="Arial" w:hAnsi="Arial" w:eastAsia="黑体"/>
+      <w:rFonts w:ascii="Arial" w:eastAsia="黑体" w:hAnsi="Arial"/>
       <w:b/>
       <w:sz w:val="28"/>
     </w:rPr>
   </w:style>
-  <w:style w:type="paragraph" w:styleId="6">
+  <w:style w:type="paragraph" w:styleId="Heading5">
     <w:name w:val="heading 5"/>
-    <w:basedOn w:val="1"/>
-    <w:next w:val="1"/>
+    <w:basedOn w:val="Normal"/>
+    <w:next w:val="Normal"/>
     <w:semiHidden/>
     <w:unhideWhenUsed/>
     <w:qFormat/>
-    <w:uiPriority w:val="0"/>
     <w:pPr>
       <w:keepNext/>
       <w:keepLines/>
@@ -7496,14 +7289,13 @@
       <w:sz w:val="28"/>
     </w:rPr>
   </w:style>
-  <w:style w:type="paragraph" w:styleId="7">
+  <w:style w:type="paragraph" w:styleId="Heading6">
     <w:name w:val="heading 6"/>
-    <w:basedOn w:val="1"/>
-    <w:next w:val="1"/>
+    <w:basedOn w:val="Normal"/>
+    <w:next w:val="Normal"/>
     <w:semiHidden/>
     <w:unhideWhenUsed/>
     <w:qFormat/>
-    <w:uiPriority w:val="0"/>
     <w:pPr>
       <w:keepNext/>
       <w:keepLines/>
@@ -7516,19 +7308,18 @@
       <w:outlineLvl w:val="5"/>
     </w:pPr>
     <w:rPr>
-      <w:rFonts w:ascii="Arial" w:hAnsi="Arial" w:eastAsia="黑体"/>
+      <w:rFonts w:ascii="Arial" w:eastAsia="黑体" w:hAnsi="Arial"/>
       <w:b/>
       <w:sz w:val="24"/>
     </w:rPr>
   </w:style>
-  <w:style w:type="paragraph" w:styleId="8">
+  <w:style w:type="paragraph" w:styleId="Heading7">
     <w:name w:val="heading 7"/>
-    <w:basedOn w:val="1"/>
-    <w:next w:val="1"/>
+    <w:basedOn w:val="Normal"/>
+    <w:next w:val="Normal"/>
     <w:semiHidden/>
     <w:unhideWhenUsed/>
     <w:qFormat/>
-    <w:uiPriority w:val="0"/>
     <w:pPr>
       <w:keepNext/>
       <w:keepLines/>
@@ -7545,14 +7336,13 @@
       <w:sz w:val="24"/>
     </w:rPr>
   </w:style>
-  <w:style w:type="paragraph" w:styleId="9">
+  <w:style w:type="paragraph" w:styleId="Heading8">
     <w:name w:val="heading 8"/>
-    <w:basedOn w:val="1"/>
-    <w:next w:val="1"/>
+    <w:basedOn w:val="Normal"/>
+    <w:next w:val="Normal"/>
     <w:semiHidden/>
     <w:unhideWhenUsed/>
     <w:qFormat/>
-    <w:uiPriority w:val="0"/>
     <w:pPr>
       <w:keepNext/>
       <w:keepLines/>
@@ -7565,18 +7355,17 @@
       <w:outlineLvl w:val="7"/>
     </w:pPr>
     <w:rPr>
-      <w:rFonts w:ascii="Arial" w:hAnsi="Arial" w:eastAsia="黑体"/>
+      <w:rFonts w:ascii="Arial" w:eastAsia="黑体" w:hAnsi="Arial"/>
       <w:sz w:val="24"/>
     </w:rPr>
   </w:style>
-  <w:style w:type="paragraph" w:styleId="10">
+  <w:style w:type="paragraph" w:styleId="Heading9">
     <w:name w:val="heading 9"/>
-    <w:basedOn w:val="1"/>
-    <w:next w:val="1"/>
+    <w:basedOn w:val="Normal"/>
+    <w:next w:val="Normal"/>
     <w:semiHidden/>
     <w:unhideWhenUsed/>
     <w:qFormat/>
-    <w:uiPriority w:val="0"/>
     <w:pPr>
       <w:keepNext/>
       <w:keepLines/>
@@ -7589,21 +7378,19 @@
       <w:outlineLvl w:val="8"/>
     </w:pPr>
     <w:rPr>
-      <w:rFonts w:ascii="Arial" w:hAnsi="Arial" w:eastAsia="黑体"/>
+      <w:rFonts w:ascii="Arial" w:eastAsia="黑体" w:hAnsi="Arial"/>
       <w:sz w:val="21"/>
     </w:rPr>
   </w:style>
-  <w:style w:type="character" w:default="1" w:styleId="22">
+  <w:style w:type="character" w:default="1" w:styleId="DefaultParagraphFont">
     <w:name w:val="Default Paragraph Font"/>
     <w:semiHidden/>
     <w:qFormat/>
-    <w:uiPriority w:val="0"/>
   </w:style>
-  <w:style w:type="table" w:default="1" w:styleId="20">
+  <w:style w:type="table" w:default="1" w:styleId="TableNormal">
     <w:name w:val="Normal Table"/>
     <w:semiHidden/>
     <w:qFormat/>
-    <w:uiPriority w:val="0"/>
     <w:tblPr>
       <w:tblCellMar>
         <w:top w:w="0" w:type="dxa"/>
@@ -7613,43 +7400,39 @@
       </w:tblCellMar>
     </w:tblPr>
   </w:style>
-  <w:style w:type="paragraph" w:styleId="11">
+  <w:style w:type="paragraph" w:styleId="CommentText">
     <w:name w:val="annotation text"/>
-    <w:basedOn w:val="1"/>
+    <w:basedOn w:val="Normal"/>
     <w:qFormat/>
-    <w:uiPriority w:val="0"/>
     <w:pPr>
       <w:jc w:val="left"/>
     </w:pPr>
   </w:style>
-  <w:style w:type="paragraph" w:styleId="12">
+  <w:style w:type="paragraph" w:styleId="BodyText">
     <w:name w:val="Body Text"/>
-    <w:basedOn w:val="1"/>
+    <w:basedOn w:val="Normal"/>
     <w:semiHidden/>
     <w:qFormat/>
-    <w:uiPriority w:val="0"/>
     <w:rPr>
-      <w:rFonts w:ascii="Arial" w:hAnsi="Arial" w:eastAsia="Arial" w:cs="Arial"/>
+      <w:rFonts w:ascii="Arial" w:eastAsia="Arial" w:hAnsi="Arial" w:cs="Arial"/>
       <w:sz w:val="21"/>
       <w:szCs w:val="21"/>
       <w:lang w:val="en-US" w:eastAsia="en-US" w:bidi="ar-SA"/>
     </w:rPr>
   </w:style>
-  <w:style w:type="paragraph" w:styleId="13">
+  <w:style w:type="paragraph" w:styleId="TOC3">
     <w:name w:val="toc 3"/>
-    <w:basedOn w:val="1"/>
-    <w:next w:val="1"/>
+    <w:basedOn w:val="Normal"/>
+    <w:next w:val="Normal"/>
     <w:qFormat/>
-    <w:uiPriority w:val="0"/>
     <w:pPr>
       <w:ind w:left="840" w:leftChars="400"/>
     </w:pPr>
   </w:style>
-  <w:style w:type="paragraph" w:styleId="14">
+  <w:style w:type="paragraph" w:styleId="Footer">
     <w:name w:val="footer"/>
-    <w:basedOn w:val="1"/>
+    <w:basedOn w:val="Normal"/>
     <w:qFormat/>
-    <w:uiPriority w:val="0"/>
     <w:pPr>
       <w:tabs>
         <w:tab w:val="center" w:pos="4153"/>
@@ -7662,17 +7445,16 @@
       <w:sz w:val="18"/>
     </w:rPr>
   </w:style>
-  <w:style w:type="paragraph" w:styleId="15">
+  <w:style w:type="paragraph" w:styleId="Header">
     <w:name w:val="header"/>
-    <w:basedOn w:val="1"/>
+    <w:basedOn w:val="Normal"/>
     <w:qFormat/>
-    <w:uiPriority w:val="0"/>
     <w:pPr>
       <w:pBdr>
-        <w:top w:val="none" w:color="auto" w:sz="0" w:space="0"/>
-        <w:left w:val="none" w:color="auto" w:sz="0" w:space="0"/>
-        <w:bottom w:val="none" w:color="auto" w:sz="0" w:space="0"/>
-        <w:right w:val="none" w:color="auto" w:sz="0" w:space="0"/>
+        <w:top w:val="nil"/>
+        <w:left w:val="nil"/>
+        <w:bottom w:val="nil"/>
+        <w:right w:val="nil"/>
       </w:pBdr>
       <w:tabs>
         <w:tab w:val="center" w:pos="4153"/>
@@ -7687,41 +7469,37 @@
       <w:sz w:val="18"/>
     </w:rPr>
   </w:style>
-  <w:style w:type="paragraph" w:styleId="16">
+  <w:style w:type="paragraph" w:styleId="TOC1">
     <w:name w:val="toc 1"/>
-    <w:basedOn w:val="1"/>
-    <w:next w:val="1"/>
+    <w:basedOn w:val="Normal"/>
+    <w:next w:val="Normal"/>
     <w:qFormat/>
-    <w:uiPriority w:val="0"/>
     <w:rPr>
-      <w:rFonts w:ascii="Arial" w:hAnsi="Arial" w:eastAsia="Microsoft JhengHei"/>
+      <w:rFonts w:ascii="Arial" w:eastAsia="Microsoft JhengHei" w:hAnsi="Arial"/>
       <w:sz w:val="24"/>
     </w:rPr>
   </w:style>
-  <w:style w:type="paragraph" w:styleId="17">
+  <w:style w:type="paragraph" w:styleId="TOC2">
     <w:name w:val="toc 2"/>
-    <w:basedOn w:val="1"/>
-    <w:next w:val="1"/>
+    <w:basedOn w:val="Normal"/>
+    <w:next w:val="Normal"/>
     <w:qFormat/>
-    <w:uiPriority w:val="0"/>
     <w:pPr>
       <w:ind w:left="420" w:leftChars="200"/>
     </w:pPr>
   </w:style>
-  <w:style w:type="paragraph" w:styleId="18">
+  <w:style w:type="paragraph" w:styleId="NormalWeb">
     <w:name w:val="Normal (Web)"/>
-    <w:basedOn w:val="1"/>
+    <w:basedOn w:val="Normal"/>
     <w:qFormat/>
-    <w:uiPriority w:val="0"/>
     <w:rPr>
       <w:sz w:val="24"/>
     </w:rPr>
   </w:style>
-  <w:style w:type="paragraph" w:styleId="19">
+  <w:style w:type="paragraph" w:styleId="Title">
     <w:name w:val="Title"/>
-    <w:basedOn w:val="1"/>
+    <w:basedOn w:val="Normal"/>
     <w:qFormat/>
-    <w:uiPriority w:val="0"/>
     <w:pPr>
       <w:spacing w:before="240" w:beforeLines="0" w:beforeAutospacing="0" w:after="60" w:afterLines="0" w:afterAutospacing="0"/>
       <w:jc w:val="center"/>
@@ -7733,73 +7511,68 @@
       <w:sz w:val="32"/>
     </w:rPr>
   </w:style>
-  <w:style w:type="table" w:styleId="21">
+  <w:style w:type="table" w:styleId="TableGrid">
     <w:name w:val="Table Grid"/>
-    <w:basedOn w:val="20"/>
+    <w:basedOn w:val="TableNormal"/>
     <w:qFormat/>
-    <w:uiPriority w:val="0"/>
     <w:pPr>
       <w:widowControl w:val="0"/>
       <w:jc w:val="both"/>
     </w:pPr>
     <w:tblPr>
       <w:tblBorders>
-        <w:top w:val="single" w:color="auto" w:sz="4" w:space="0"/>
-        <w:left w:val="single" w:color="auto" w:sz="4" w:space="0"/>
-        <w:bottom w:val="single" w:color="auto" w:sz="4" w:space="0"/>
-        <w:right w:val="single" w:color="auto" w:sz="4" w:space="0"/>
-        <w:insideH w:val="single" w:color="auto" w:sz="4" w:space="0"/>
-        <w:insideV w:val="single" w:color="auto" w:sz="4" w:space="0"/>
+        <w:top w:val="single" w:sz="4" w:space="0" w:color="auto"/>
+        <w:left w:val="single" w:sz="4" w:space="0" w:color="auto"/>
+        <w:bottom w:val="single" w:sz="4" w:space="0" w:color="auto"/>
+        <w:right w:val="single" w:sz="4" w:space="0" w:color="auto"/>
+        <w:insideH w:val="single" w:sz="4" w:space="0" w:color="auto"/>
+        <w:insideV w:val="single" w:sz="4" w:space="0" w:color="auto"/>
       </w:tblBorders>
     </w:tblPr>
   </w:style>
-  <w:style w:type="character" w:styleId="23">
+  <w:style w:type="character" w:styleId="Strong">
     <w:name w:val="Strong"/>
-    <w:basedOn w:val="22"/>
+    <w:basedOn w:val="DefaultParagraphFont"/>
     <w:qFormat/>
-    <w:uiPriority w:val="0"/>
     <w:rPr>
       <w:b/>
     </w:rPr>
   </w:style>
-  <w:style w:type="paragraph" w:customStyle="1" w:styleId="24">
+  <w:style w:type="paragraph" w:customStyle="1" w:styleId="a">
     <w:name w:val="柴_公司名"/>
-    <w:basedOn w:val="19"/>
+    <w:basedOn w:val="Title"/>
     <w:qFormat/>
-    <w:uiPriority w:val="0"/>
     <w:pPr>
       <w:spacing w:after="600" w:afterLines="600"/>
     </w:pPr>
     <w:rPr>
-      <w:rFonts w:hint="eastAsia" w:ascii="宋体" w:hAnsi="宋体" w:eastAsia="宋体" w:cs="宋体"/>
+      <w:rFonts w:ascii="宋体" w:eastAsia="宋体" w:hAnsi="宋体" w:cs="宋体" w:hint="eastAsia"/>
       <w:bCs/>
       <w:spacing w:val="-6"/>
       <w:sz w:val="52"/>
       <w:szCs w:val="52"/>
     </w:rPr>
   </w:style>
-  <w:style w:type="paragraph" w:customStyle="1" w:styleId="25">
+  <w:style w:type="paragraph" w:customStyle="1" w:styleId="a0">
     <w:name w:val="柴_文档名"/>
-    <w:basedOn w:val="19"/>
+    <w:basedOn w:val="Title"/>
     <w:qFormat/>
-    <w:uiPriority w:val="0"/>
     <w:pPr>
       <w:spacing w:after="900" w:afterLines="900"/>
     </w:pPr>
     <w:rPr>
-      <w:rFonts w:ascii="黑体" w:hAnsi="黑体" w:eastAsia="黑体" w:cs="黑体"/>
+      <w:rFonts w:ascii="黑体" w:eastAsia="黑体" w:hAnsi="黑体" w:cs="黑体"/>
       <w:bCs/>
       <w:spacing w:val="-7"/>
       <w:sz w:val="52"/>
       <w:szCs w:val="52"/>
     </w:rPr>
   </w:style>
-  <w:style w:type="table" w:customStyle="1" w:styleId="26">
+  <w:style w:type="table" w:customStyle="1" w:styleId="TableNormal0">
     <w:name w:val="Table Normal_0"/>
     <w:semiHidden/>
     <w:unhideWhenUsed/>
     <w:qFormat/>
-    <w:uiPriority w:val="0"/>
     <w:tblPr>
       <w:tblCellMar>
         <w:top w:w="0" w:type="dxa"/>
@@ -7809,87 +7582,81 @@
       </w:tblCellMar>
     </w:tblPr>
   </w:style>
-  <w:style w:type="paragraph" w:customStyle="1" w:styleId="27">
+  <w:style w:type="paragraph" w:customStyle="1" w:styleId="TableText">
     <w:name w:val="Table Text"/>
-    <w:basedOn w:val="1"/>
+    <w:basedOn w:val="Normal"/>
     <w:semiHidden/>
     <w:qFormat/>
-    <w:uiPriority w:val="0"/>
     <w:rPr>
-      <w:rFonts w:ascii="宋体" w:hAnsi="宋体" w:eastAsia="宋体" w:cs="宋体"/>
+      <w:rFonts w:ascii="宋体" w:eastAsia="宋体" w:hAnsi="宋体" w:cs="宋体"/>
       <w:sz w:val="21"/>
       <w:szCs w:val="21"/>
       <w:lang w:val="en-US" w:eastAsia="en-US" w:bidi="ar-SA"/>
     </w:rPr>
   </w:style>
-  <w:style w:type="paragraph" w:customStyle="1" w:styleId="28">
+  <w:style w:type="paragraph" w:customStyle="1" w:styleId="1">
     <w:name w:val="柴_标题1"/>
-    <w:basedOn w:val="2"/>
-    <w:next w:val="29"/>
-    <w:link w:val="38"/>
+    <w:basedOn w:val="Heading1"/>
+    <w:next w:val="a1"/>
+    <w:link w:val="1Char"/>
     <w:qFormat/>
-    <w:uiPriority w:val="0"/>
     <w:pPr>
       <w:spacing w:before="100" w:after="90" w:line="360" w:lineRule="auto"/>
     </w:pPr>
     <w:rPr>
-      <w:rFonts w:ascii="Arial" w:hAnsi="Arial" w:eastAsia="宋体"/>
+      <w:rFonts w:ascii="Arial" w:eastAsia="宋体" w:hAnsi="Arial"/>
       <w:sz w:val="32"/>
     </w:rPr>
   </w:style>
-  <w:style w:type="paragraph" w:customStyle="1" w:styleId="29">
+  <w:style w:type="paragraph" w:customStyle="1" w:styleId="a1">
     <w:name w:val="柴_正文"/>
-    <w:basedOn w:val="12"/>
-    <w:link w:val="42"/>
+    <w:basedOn w:val="BodyText"/>
+    <w:link w:val="Char"/>
     <w:qFormat/>
-    <w:uiPriority w:val="0"/>
     <w:pPr>
       <w:spacing w:line="360" w:lineRule="auto"/>
       <w:ind w:firstLine="470" w:firstLineChars="200"/>
     </w:pPr>
     <w:rPr>
-      <w:rFonts w:ascii="Arial" w:hAnsi="Arial" w:eastAsia="宋体"/>
+      <w:rFonts w:ascii="Arial" w:eastAsia="宋体" w:hAnsi="Arial"/>
       <w:sz w:val="24"/>
       <w:lang w:eastAsia="zh-CN"/>
     </w:rPr>
   </w:style>
-  <w:style w:type="paragraph" w:customStyle="1" w:styleId="30">
+  <w:style w:type="paragraph" w:customStyle="1" w:styleId="2">
     <w:name w:val="柴_标题2"/>
-    <w:basedOn w:val="3"/>
-    <w:next w:val="29"/>
+    <w:basedOn w:val="Heading2"/>
+    <w:next w:val="a1"/>
     <w:qFormat/>
-    <w:uiPriority w:val="0"/>
     <w:pPr>
       <w:spacing w:line="360" w:lineRule="auto"/>
     </w:pPr>
     <w:rPr>
-      <w:rFonts w:ascii="Arial" w:hAnsi="Arial" w:eastAsia="宋体"/>
+      <w:rFonts w:ascii="Arial" w:eastAsia="宋体" w:hAnsi="Arial"/>
       <w:sz w:val="28"/>
     </w:rPr>
   </w:style>
-  <w:style w:type="paragraph" w:customStyle="1" w:styleId="31">
+  <w:style w:type="paragraph" w:customStyle="1" w:styleId="3">
     <w:name w:val="柴_标题3"/>
-    <w:basedOn w:val="4"/>
-    <w:next w:val="29"/>
+    <w:basedOn w:val="Heading3"/>
+    <w:next w:val="a1"/>
     <w:qFormat/>
-    <w:uiPriority w:val="0"/>
     <w:pPr>
       <w:spacing w:line="360" w:lineRule="auto"/>
       <w:ind w:left="0" w:firstLine="472" w:firstLineChars="200"/>
     </w:pPr>
     <w:rPr>
-      <w:rFonts w:ascii="宋体" w:hAnsi="宋体" w:eastAsia="宋体" w:cs="宋体"/>
+      <w:rFonts w:ascii="宋体" w:eastAsia="宋体" w:hAnsi="宋体" w:cs="宋体"/>
       <w:spacing w:val="-2"/>
       <w:sz w:val="24"/>
       <w:szCs w:val="24"/>
     </w:rPr>
   </w:style>
-  <w:style w:type="paragraph" w:customStyle="1" w:styleId="32">
+  <w:style w:type="paragraph" w:customStyle="1" w:styleId="a2">
     <w:name w:val="柴_目录"/>
-    <w:basedOn w:val="1"/>
-    <w:next w:val="12"/>
+    <w:basedOn w:val="Normal"/>
+    <w:next w:val="BodyText"/>
     <w:qFormat/>
-    <w:uiPriority w:val="0"/>
     <w:pPr>
       <w:tabs>
         <w:tab w:val="right" w:leader="dot" w:pos="8442"/>
@@ -7897,64 +7664,59 @@
       <w:ind w:left="0" w:leftChars="0"/>
     </w:pPr>
     <w:rPr>
-      <w:rFonts w:ascii="Arial" w:hAnsi="Arial" w:eastAsia="Microsoft JhengHei"/>
+      <w:rFonts w:ascii="Arial" w:eastAsia="Microsoft JhengHei" w:hAnsi="Arial"/>
       <w:sz w:val="24"/>
     </w:rPr>
   </w:style>
-  <w:style w:type="paragraph" w:customStyle="1" w:styleId="33">
+  <w:style w:type="paragraph" w:customStyle="1" w:styleId="WPSOffice1">
     <w:name w:val="WPSOffice手动目录 1"/>
     <w:qFormat/>
-    <w:uiPriority w:val="0"/>
     <w:pPr>
       <w:ind w:leftChars="0"/>
     </w:pPr>
     <w:rPr>
-      <w:rFonts w:ascii="Times New Roman" w:hAnsi="Times New Roman" w:eastAsia="宋体" w:cs="Times New Roman"/>
+      <w:rFonts w:ascii="Times New Roman" w:eastAsia="宋体" w:hAnsi="Times New Roman" w:cs="Times New Roman"/>
       <w:sz w:val="20"/>
       <w:szCs w:val="20"/>
     </w:rPr>
   </w:style>
-  <w:style w:type="paragraph" w:customStyle="1" w:styleId="34">
+  <w:style w:type="paragraph" w:customStyle="1" w:styleId="WPSOffice2">
     <w:name w:val="WPSOffice手动目录 2"/>
     <w:qFormat/>
-    <w:uiPriority w:val="0"/>
     <w:pPr>
       <w:ind w:leftChars="200"/>
     </w:pPr>
     <w:rPr>
-      <w:rFonts w:ascii="Times New Roman" w:hAnsi="Times New Roman" w:eastAsia="宋体" w:cs="Times New Roman"/>
+      <w:rFonts w:ascii="Times New Roman" w:eastAsia="宋体" w:hAnsi="Times New Roman" w:cs="Times New Roman"/>
       <w:sz w:val="20"/>
       <w:szCs w:val="20"/>
     </w:rPr>
   </w:style>
-  <w:style w:type="paragraph" w:customStyle="1" w:styleId="35">
+  <w:style w:type="paragraph" w:customStyle="1" w:styleId="WPSOffice3">
     <w:name w:val="WPSOffice手动目录 3"/>
     <w:qFormat/>
-    <w:uiPriority w:val="0"/>
     <w:pPr>
       <w:ind w:leftChars="400"/>
     </w:pPr>
     <w:rPr>
-      <w:rFonts w:ascii="Times New Roman" w:hAnsi="Times New Roman" w:eastAsia="宋体" w:cs="Times New Roman"/>
+      <w:rFonts w:ascii="Times New Roman" w:eastAsia="宋体" w:hAnsi="Times New Roman" w:cs="Times New Roman"/>
       <w:sz w:val="20"/>
       <w:szCs w:val="20"/>
     </w:rPr>
   </w:style>
-  <w:style w:type="paragraph" w:customStyle="1" w:styleId="36">
+  <w:style w:type="paragraph" w:customStyle="1" w:styleId="Compact">
     <w:name w:val="Compact"/>
-    <w:basedOn w:val="12"/>
+    <w:basedOn w:val="BodyText"/>
     <w:qFormat/>
-    <w:uiPriority w:val="0"/>
     <w:pPr>
       <w:spacing w:before="36" w:after="36"/>
     </w:pPr>
   </w:style>
-  <w:style w:type="table" w:customStyle="1" w:styleId="37">
+  <w:style w:type="table" w:customStyle="1" w:styleId="Table">
     <w:name w:val="Table"/>
     <w:semiHidden/>
     <w:unhideWhenUsed/>
     <w:qFormat/>
-    <w:uiPriority w:val="0"/>
     <w:tblPr>
       <w:tblCellMar>
         <w:top w:w="0" w:type="dxa"/>
@@ -7966,28 +7728,26 @@
     <w:tblStylePr w:type="firstRow">
       <w:tcPr>
         <w:tcBorders>
-          <w:bottom w:val="single" w:color="auto" w:sz="0" w:space="0"/>
+          <w:bottom w:val="single" w:sz="0" w:space="0" w:color="auto"/>
         </w:tcBorders>
         <w:vAlign w:val="bottom"/>
       </w:tcPr>
     </w:tblStylePr>
   </w:style>
-  <w:style w:type="character" w:customStyle="1" w:styleId="38">
+  <w:style w:type="character" w:customStyle="1" w:styleId="1Char">
     <w:name w:val="柴_标题1 Char"/>
-    <w:link w:val="28"/>
+    <w:link w:val="1"/>
     <w:qFormat/>
-    <w:uiPriority w:val="0"/>
     <w:rPr>
-      <w:rFonts w:ascii="Arial" w:hAnsi="Arial" w:eastAsia="宋体"/>
+      <w:rFonts w:ascii="Arial" w:eastAsia="宋体" w:hAnsi="Arial"/>
       <w:sz w:val="32"/>
     </w:rPr>
   </w:style>
-  <w:style w:type="table" w:customStyle="1" w:styleId="39">
+  <w:style w:type="table" w:customStyle="1" w:styleId="TableNormal1">
     <w:name w:val="Table Normal_1"/>
     <w:semiHidden/>
     <w:unhideWhenUsed/>
     <w:qFormat/>
-    <w:uiPriority w:val="0"/>
     <w:tblPr>
       <w:tblCellMar>
         <w:top w:w="0" w:type="dxa"/>
@@ -7997,11 +7757,10 @@
       </w:tblCellMar>
     </w:tblPr>
   </w:style>
-  <w:style w:type="paragraph" w:customStyle="1" w:styleId="40">
+  <w:style w:type="paragraph" w:customStyle="1" w:styleId="a3">
     <w:name w:val="柴_正文_无缩进"/>
-    <w:basedOn w:val="1"/>
+    <w:basedOn w:val="Normal"/>
     <w:qFormat/>
-    <w:uiPriority w:val="0"/>
     <w:pPr>
       <w:ind w:firstLine="0" w:firstLineChars="0"/>
     </w:pPr>
@@ -8011,31 +7770,29 @@
       <w:lang w:eastAsia="zh-CN"/>
     </w:rPr>
   </w:style>
-  <w:style w:type="paragraph" w:customStyle="1" w:styleId="41">
+  <w:style w:type="paragraph" w:customStyle="1" w:styleId="4">
     <w:name w:val="柴_标题4"/>
-    <w:basedOn w:val="5"/>
-    <w:next w:val="1"/>
+    <w:basedOn w:val="Heading4"/>
+    <w:next w:val="Normal"/>
     <w:qFormat/>
-    <w:uiPriority w:val="0"/>
     <w:pPr>
       <w:widowControl w:val="0"/>
       <w:spacing w:before="160" w:line="360" w:lineRule="auto"/>
-      <w:ind w:left="981" w:leftChars="300" w:hanging="862"/>
+      <w:ind w:left="981" w:hanging="862" w:leftChars="300"/>
     </w:pPr>
     <w:rPr>
-      <w:rFonts w:hint="eastAsia" w:ascii="Calibri" w:hAnsi="Calibri" w:eastAsia="宋体" w:cs="宋体"/>
+      <w:rFonts w:ascii="Calibri" w:eastAsia="宋体" w:hAnsi="Calibri" w:cs="宋体" w:hint="eastAsia"/>
       <w:sz w:val="24"/>
       <w:szCs w:val="24"/>
       <w:lang w:eastAsia="zh-CN" w:bidi="zh-CN"/>
     </w:rPr>
   </w:style>
-  <w:style w:type="character" w:customStyle="1" w:styleId="42">
+  <w:style w:type="character" w:customStyle="1" w:styleId="Char">
     <w:name w:val="柴_正文 Char"/>
-    <w:link w:val="29"/>
+    <w:link w:val="a1"/>
     <w:qFormat/>
-    <w:uiPriority w:val="0"/>
     <w:rPr>
-      <w:rFonts w:ascii="Arial" w:hAnsi="Arial" w:eastAsia="宋体"/>
+      <w:rFonts w:ascii="Arial" w:eastAsia="宋体" w:hAnsi="Arial"/>
       <w:sz w:val="24"/>
       <w:lang w:eastAsia="zh-CN"/>
     </w:rPr>

--- a/4.质量管理/1.流程制度规范类文件/TXHS-04-08-运维服务验收管理制度.docx
+++ b/4.质量管理/1.流程制度规范类文件/TXHS-04-08-运维服务验收管理制度.docx
@@ -1350,7 +1350,7 @@
                 <w:vertAlign w:val="baseline"/>
                 <w:lang w:val="en-US" w:eastAsia="zh-CN"/>
               </w:rPr>
-              <w:t>李伟</w:t>
+              <w:t>沈晓晖</w:t>
             </w:r>
           </w:p>
         </w:tc>
@@ -1398,7 +1398,7 @@
                 <w:vertAlign w:val="baseline"/>
                 <w:lang w:val="en-US" w:eastAsia="zh-CN"/>
               </w:rPr>
-              <w:t>陈凯</w:t>
+              <w:t>茅建根</w:t>
             </w:r>
           </w:p>
         </w:tc>

--- a/4.质量管理/1.流程制度规范类文件/TXHS-04-08-运维服务验收管理制度.docx
+++ b/4.质量管理/1.流程制度规范类文件/TXHS-04-08-运维服务验收管理制度.docx
@@ -1,11 +1,10 @@
 
 <file path=word/document.xml><?xml version="1.0" encoding="utf-8"?>
-<w:document xmlns:wpc="http://schemas.microsoft.com/office/word/2010/wordprocessingCanvas" xmlns:mc="http://schemas.openxmlformats.org/markup-compatibility/2006" xmlns:o="urn:schemas-microsoft-com:office:office" xmlns:r="http://schemas.openxmlformats.org/officeDocument/2006/relationships" xmlns:m="http://schemas.openxmlformats.org/officeDocument/2006/math" xmlns:v="urn:schemas-microsoft-com:vml" xmlns:wp14="http://schemas.microsoft.com/office/word/2010/wordprocessingDrawing" xmlns:wp="http://schemas.openxmlformats.org/drawingml/2006/wordprocessingDrawing" xmlns:w10="urn:schemas-microsoft-com:office:word" xmlns:w="http://schemas.openxmlformats.org/wordprocessingml/2006/main" xmlns:w14="http://schemas.microsoft.com/office/word/2010/wordml" xmlns:w15="http://schemas.microsoft.com/office/word/2012/wordml" xmlns:wne="http://schemas.microsoft.com/office/word/2006/wordml" xmlns:wpg="http://schemas.microsoft.com/office/word/2010/wordprocessingGroup" xmlns:wpi="http://schemas.microsoft.com/office/word/2010/wordprocessingInk" xmlns:wps="http://schemas.microsoft.com/office/word/2010/wordprocessingShape" mc:Ignorable="w14 w15 wp14">
-  <!-- Generated by Aspose.Words for .NET 13.3.0.1 -->
+<w:document xmlns:wpc="http://schemas.microsoft.com/office/word/2010/wordprocessingCanvas" xmlns:mc="http://schemas.openxmlformats.org/markup-compatibility/2006" xmlns:o="urn:schemas-microsoft-com:office:office" xmlns:r="http://schemas.openxmlformats.org/officeDocument/2006/relationships" xmlns:m="http://schemas.openxmlformats.org/officeDocument/2006/math" xmlns:v="urn:schemas-microsoft-com:vml" xmlns:wp14="http://schemas.microsoft.com/office/word/2010/wordprocessingDrawing" xmlns:wp="http://schemas.openxmlformats.org/drawingml/2006/wordprocessingDrawing" xmlns:w="http://schemas.openxmlformats.org/wordprocessingml/2006/main" xmlns:w14="http://schemas.microsoft.com/office/word/2010/wordml" xmlns:w10="urn:schemas-microsoft-com:office:word" xmlns:w15="http://schemas.microsoft.com/office/word/2012/wordml" xmlns:wpg="http://schemas.microsoft.com/office/word/2010/wordprocessingGroup" xmlns:wpi="http://schemas.microsoft.com/office/word/2010/wordprocessingInk" xmlns:wne="http://schemas.microsoft.com/office/word/2006/wordml" xmlns:wps="http://schemas.microsoft.com/office/word/2010/wordprocessingShape" xmlns:wpsCustomData="http://www.wps.cn/officeDocument/2013/wpsCustomData" mc:Ignorable="w14 w15 wp14">
   <w:body>
     <w:p>
       <w:pPr>
-        <w:pStyle w:val="a"/>
+        <w:pStyle w:val="24"/>
         <w:keepNext w:val="0"/>
         <w:keepLines w:val="0"/>
         <w:pageBreakBefore w:val="0"/>
@@ -25,7 +24,7 @@
       <w:bookmarkStart w:id="0" w:name="_Toc26646"/>
       <w:r>
         <w:drawing>
-          <wp:anchor distT="0" distB="0" distL="114300" distR="114300" simplePos="0" relativeHeight="251660288" behindDoc="1" locked="0" layoutInCell="1" allowOverlap="1">
+          <wp:anchor distT="0" distB="0" distL="114300" distR="114300" simplePos="0" relativeHeight="251661312" behindDoc="1" locked="0" layoutInCell="1" allowOverlap="1">
             <wp:simplePos x="0" y="0"/>
             <wp:positionH relativeFrom="column">
               <wp:posOffset>-19050</wp:posOffset>
@@ -50,7 +49,7 @@
                     </pic:cNvPicPr>
                   </pic:nvPicPr>
                   <pic:blipFill>
-                    <a:blip xmlns:r="http://schemas.openxmlformats.org/officeDocument/2006/relationships" r:embed="rId4"/>
+                    <a:blip r:embed="rId7"/>
                     <a:stretch>
                       <a:fillRect/>
                     </a:stretch>
@@ -76,7 +75,7 @@
       </w:r>
       <w:r>
         <w:drawing>
-          <wp:anchor distT="0" distB="0" distL="114300" distR="114300" simplePos="0" relativeHeight="251659264" behindDoc="1" locked="0" layoutInCell="1" allowOverlap="1">
+          <wp:anchor distT="0" distB="0" distL="114300" distR="114300" simplePos="0" relativeHeight="251660288" behindDoc="1" locked="0" layoutInCell="1" allowOverlap="1">
             <wp:simplePos x="0" y="0"/>
             <wp:positionH relativeFrom="column">
               <wp:posOffset>0</wp:posOffset>
@@ -101,7 +100,7 @@
                     </pic:cNvPicPr>
                   </pic:nvPicPr>
                   <pic:blipFill>
-                    <a:blip xmlns:r="http://schemas.openxmlformats.org/officeDocument/2006/relationships" r:embed="rId5"/>
+                    <a:blip r:embed="rId8"/>
                     <a:stretch>
                       <a:fillRect/>
                     </a:stretch>
@@ -131,7 +130,7 @@
           <w:lang w:val="en-US" w:eastAsia="zh-CN"/>
         </w:rPr>
         <w:drawing>
-          <wp:anchor distT="0" distB="0" distL="114300" distR="114300" simplePos="0" relativeHeight="251658240" behindDoc="1" locked="0" layoutInCell="1" allowOverlap="1">
+          <wp:anchor distT="0" distB="0" distL="114300" distR="114300" simplePos="0" relativeHeight="251659264" behindDoc="1" locked="0" layoutInCell="1" allowOverlap="1">
             <wp:simplePos x="0" y="0"/>
             <wp:positionH relativeFrom="column">
               <wp:posOffset>635</wp:posOffset>
@@ -156,7 +155,7 @@
                     </pic:cNvPicPr>
                   </pic:nvPicPr>
                   <pic:blipFill>
-                    <a:blip xmlns:r="http://schemas.openxmlformats.org/officeDocument/2006/relationships" r:embed="rId6">
+                    <a:blip r:embed="rId9">
                       <a:alphaModFix amt="58000"/>
                       <a:lum contrast="-52000"/>
                     </a:blip>
@@ -190,7 +189,7 @@
     </w:p>
     <w:p>
       <w:pPr>
-        <w:pStyle w:val="a0"/>
+        <w:pStyle w:val="25"/>
         <w:keepNext w:val="0"/>
         <w:keepLines w:val="0"/>
         <w:pageBreakBefore w:val="0"/>
@@ -237,11 +236,11 @@
         <w:adjustRightInd w:val="0"/>
         <w:snapToGrid w:val="0"/>
         <w:spacing w:after="624" w:afterLines="200" w:line="219" w:lineRule="auto"/>
-        <w:ind w:left="0" w:right="0" w:firstLine="0" w:leftChars="0" w:rightChars="0" w:firstLineChars="0"/>
+        <w:ind w:left="0" w:leftChars="0" w:right="0" w:rightChars="0" w:firstLine="0" w:firstLineChars="0"/>
         <w:jc w:val="center"/>
         <w:textAlignment w:val="baseline"/>
         <w:rPr>
-          <w:rFonts w:ascii="宋体" w:eastAsia="宋体" w:hAnsi="宋体" w:cs="宋体" w:hint="eastAsia"/>
+          <w:rFonts w:hint="eastAsia" w:ascii="宋体" w:hAnsi="宋体" w:eastAsia="宋体" w:cs="宋体"/>
           <w:sz w:val="24"/>
           <w:szCs w:val="24"/>
           <w:lang w:val="en-US" w:eastAsia="zh-CN"/>
@@ -249,7 +248,7 @@
       </w:pPr>
       <w:r>
         <w:rPr>
-          <w:rFonts w:ascii="宋体" w:eastAsia="宋体" w:hAnsi="宋体" w:cs="宋体"/>
+          <w:rFonts w:ascii="宋体" w:hAnsi="宋体" w:eastAsia="宋体" w:cs="宋体"/>
           <w:b/>
           <w:bCs/>
           <w:spacing w:val="-3"/>
@@ -260,7 +259,7 @@
       </w:r>
       <w:r>
         <w:rPr>
-          <w:rFonts w:ascii="宋体" w:eastAsia="宋体" w:hAnsi="宋体" w:cs="宋体" w:hint="eastAsia"/>
+          <w:rFonts w:hint="eastAsia" w:ascii="宋体" w:hAnsi="宋体" w:eastAsia="宋体" w:cs="宋体"/>
           <w:b/>
           <w:bCs/>
           <w:spacing w:val="-3"/>
@@ -272,7 +271,7 @@
       </w:r>
       <w:r>
         <w:rPr>
-          <w:rFonts w:ascii="宋体" w:eastAsia="宋体" w:hAnsi="宋体" w:cs="宋体"/>
+          <w:rFonts w:ascii="宋体" w:hAnsi="宋体" w:eastAsia="宋体" w:cs="宋体"/>
           <w:b/>
           <w:bCs/>
           <w:spacing w:val="-3"/>
@@ -283,7 +282,7 @@
       </w:r>
       <w:r>
         <w:rPr>
-          <w:rFonts w:ascii="宋体" w:hAnsi="宋体" w:cs="宋体" w:hint="eastAsia"/>
+          <w:rFonts w:hint="eastAsia" w:ascii="宋体" w:hAnsi="宋体" w:cs="宋体"/>
           <w:b/>
           <w:bCs/>
           <w:spacing w:val="-3"/>
@@ -295,7 +294,7 @@
       </w:r>
       <w:r>
         <w:rPr>
-          <w:rFonts w:ascii="宋体" w:eastAsia="宋体" w:hAnsi="宋体" w:cs="宋体"/>
+          <w:rFonts w:ascii="宋体" w:hAnsi="宋体" w:eastAsia="宋体" w:cs="宋体"/>
           <w:b/>
           <w:bCs/>
           <w:spacing w:val="-3"/>
@@ -306,7 +305,7 @@
       </w:r>
       <w:r>
         <w:rPr>
-          <w:rFonts w:ascii="宋体" w:hAnsi="宋体" w:cs="宋体" w:hint="eastAsia"/>
+          <w:rFonts w:hint="eastAsia" w:ascii="宋体" w:hAnsi="宋体" w:cs="宋体"/>
           <w:b/>
           <w:bCs/>
           <w:spacing w:val="-3"/>
@@ -319,17 +318,18 @@
     </w:p>
     <w:tbl>
       <w:tblPr>
-        <w:tblStyle w:val="TableGrid"/>
+        <w:tblStyle w:val="21"/>
         <w:tblW w:w="0" w:type="auto"/>
         <w:jc w:val="center"/>
         <w:tblBorders>
-          <w:top w:val="nil"/>
-          <w:left w:val="nil"/>
-          <w:bottom w:val="nil"/>
-          <w:right w:val="nil"/>
-          <w:insideH w:val="nil"/>
-          <w:insideV w:val="nil"/>
+          <w:top w:val="none" w:color="auto" w:sz="0" w:space="0"/>
+          <w:left w:val="none" w:color="auto" w:sz="0" w:space="0"/>
+          <w:bottom w:val="none" w:color="auto" w:sz="0" w:space="0"/>
+          <w:right w:val="none" w:color="auto" w:sz="0" w:space="0"/>
+          <w:insideH w:val="none" w:color="auto" w:sz="0" w:space="0"/>
+          <w:insideV w:val="none" w:color="auto" w:sz="0" w:space="0"/>
         </w:tblBorders>
+        <w:tblLayout w:type="autofit"/>
         <w:tblCellMar>
           <w:top w:w="0" w:type="dxa"/>
           <w:left w:w="108" w:type="dxa"/>
@@ -343,15 +343,13 @@
       </w:tblGrid>
       <w:tr>
         <w:tblPrEx>
-          <w:tblW w:w="0" w:type="auto"/>
-          <w:jc w:val="center"/>
           <w:tblBorders>
-            <w:top w:val="nil"/>
-            <w:left w:val="nil"/>
-            <w:bottom w:val="nil"/>
-            <w:right w:val="nil"/>
-            <w:insideH w:val="nil"/>
-            <w:insideV w:val="nil"/>
+            <w:top w:val="none" w:color="auto" w:sz="0" w:space="0"/>
+            <w:left w:val="none" w:color="auto" w:sz="0" w:space="0"/>
+            <w:bottom w:val="none" w:color="auto" w:sz="0" w:space="0"/>
+            <w:right w:val="none" w:color="auto" w:sz="0" w:space="0"/>
+            <w:insideH w:val="none" w:color="auto" w:sz="0" w:space="0"/>
+            <w:insideV w:val="none" w:color="auto" w:sz="0" w:space="0"/>
           </w:tblBorders>
           <w:tblCellMar>
             <w:top w:w="0" w:type="dxa"/>
@@ -361,7 +359,7 @@
           </w:tblCellMar>
         </w:tblPrEx>
         <w:trPr>
-          <w:trHeight w:val="810"/>
+          <w:trHeight w:val="810" w:hRule="atLeast"/>
           <w:jc w:val="center"/>
         </w:trPr>
         <w:tc>
@@ -400,7 +398,7 @@
             </w:r>
             <w:r>
               <w:rPr>
-                <w:rFonts w:asciiTheme="minorAscii" w:eastAsiaTheme="minorEastAsia" w:hAnsiTheme="minorAscii" w:hint="default"/>
+                <w:rFonts w:hint="default" w:asciiTheme="minorAscii" w:hAnsiTheme="minorAscii" w:eastAsiaTheme="minorEastAsia"/>
                 <w:spacing w:val="227"/>
                 <w:sz w:val="21"/>
                 <w:vertAlign w:val="baseline"/>
@@ -454,7 +452,7 @@
             </w:r>
             <w:r>
               <w:rPr>
-                <w:rFonts w:asciiTheme="minorAscii" w:eastAsiaTheme="minorEastAsia" w:hAnsiTheme="minorAscii" w:hint="eastAsia"/>
+                <w:rFonts w:hint="eastAsia" w:asciiTheme="minorAscii" w:hAnsiTheme="minorAscii" w:eastAsiaTheme="minorEastAsia"/>
                 <w:spacing w:val="227"/>
                 <w:sz w:val="21"/>
                 <w:vertAlign w:val="baseline"/>
@@ -476,8 +474,14 @@
       </w:tr>
       <w:tr>
         <w:tblPrEx>
-          <w:tblW w:w="0" w:type="auto"/>
-          <w:jc w:val="center"/>
+          <w:tblBorders>
+            <w:top w:val="none" w:color="auto" w:sz="0" w:space="0"/>
+            <w:left w:val="none" w:color="auto" w:sz="0" w:space="0"/>
+            <w:bottom w:val="none" w:color="auto" w:sz="0" w:space="0"/>
+            <w:right w:val="none" w:color="auto" w:sz="0" w:space="0"/>
+            <w:insideH w:val="none" w:color="auto" w:sz="0" w:space="0"/>
+            <w:insideV w:val="none" w:color="auto" w:sz="0" w:space="0"/>
+          </w:tblBorders>
           <w:tblCellMar>
             <w:top w:w="0" w:type="dxa"/>
             <w:left w:w="108" w:type="dxa"/>
@@ -486,7 +490,7 @@
           </w:tblCellMar>
         </w:tblPrEx>
         <w:trPr>
-          <w:trHeight w:val="810"/>
+          <w:trHeight w:val="810" w:hRule="atLeast"/>
           <w:jc w:val="center"/>
         </w:trPr>
         <w:tc>
@@ -511,7 +515,7 @@
               <w:snapToGrid w:val="0"/>
               <w:textAlignment w:val="baseline"/>
               <w:rPr>
-                <w:rFonts w:ascii="Arial" w:eastAsia="Arial" w:hAnsi="Arial" w:cs="Arial" w:hint="default"/>
+                <w:rFonts w:hint="default" w:ascii="Arial" w:hAnsi="Arial" w:eastAsia="Arial" w:cs="Arial"/>
                 <w:snapToGrid w:val="0"/>
                 <w:color w:val="000000"/>
                 <w:kern w:val="0"/>
@@ -543,7 +547,7 @@
             </w:r>
             <w:r>
               <w:rPr>
-                <w:rFonts w:asciiTheme="minorAscii" w:eastAsiaTheme="minorEastAsia" w:hAnsiTheme="minorAscii" w:hint="default"/>
+                <w:rFonts w:hint="default" w:asciiTheme="minorAscii" w:hAnsiTheme="minorAscii" w:eastAsiaTheme="minorEastAsia"/>
                 <w:spacing w:val="227"/>
                 <w:sz w:val="21"/>
                 <w:vertAlign w:val="baseline"/>
@@ -586,7 +590,7 @@
               <w:snapToGrid w:val="0"/>
               <w:textAlignment w:val="baseline"/>
               <w:rPr>
-                <w:rFonts w:ascii="Arial" w:eastAsia="Arial" w:hAnsi="Arial" w:cs="Arial" w:hint="default"/>
+                <w:rFonts w:hint="default" w:ascii="Arial" w:hAnsi="Arial" w:eastAsia="Arial" w:cs="Arial"/>
                 <w:snapToGrid w:val="0"/>
                 <w:color w:val="000000"/>
                 <w:kern w:val="0"/>
@@ -606,7 +610,7 @@
             </w:r>
             <w:r>
               <w:rPr>
-                <w:rFonts w:asciiTheme="minorAscii" w:eastAsiaTheme="minorEastAsia" w:hAnsiTheme="minorAscii" w:hint="eastAsia"/>
+                <w:rFonts w:hint="eastAsia" w:asciiTheme="minorAscii" w:hAnsiTheme="minorAscii" w:eastAsiaTheme="minorEastAsia"/>
                 <w:spacing w:val="227"/>
                 <w:sz w:val="21"/>
                 <w:vertAlign w:val="baseline"/>
@@ -628,8 +632,14 @@
       </w:tr>
       <w:tr>
         <w:tblPrEx>
-          <w:tblW w:w="0" w:type="auto"/>
-          <w:jc w:val="center"/>
+          <w:tblBorders>
+            <w:top w:val="none" w:color="auto" w:sz="0" w:space="0"/>
+            <w:left w:val="none" w:color="auto" w:sz="0" w:space="0"/>
+            <w:bottom w:val="none" w:color="auto" w:sz="0" w:space="0"/>
+            <w:right w:val="none" w:color="auto" w:sz="0" w:space="0"/>
+            <w:insideH w:val="none" w:color="auto" w:sz="0" w:space="0"/>
+            <w:insideV w:val="none" w:color="auto" w:sz="0" w:space="0"/>
+          </w:tblBorders>
           <w:tblCellMar>
             <w:top w:w="0" w:type="dxa"/>
             <w:left w:w="108" w:type="dxa"/>
@@ -638,7 +648,7 @@
           </w:tblCellMar>
         </w:tblPrEx>
         <w:trPr>
-          <w:trHeight w:val="635"/>
+          <w:trHeight w:val="635" w:hRule="atLeast"/>
           <w:jc w:val="center"/>
         </w:trPr>
         <w:tc>
@@ -689,7 +699,7 @@
             </w:r>
             <w:r>
               <w:rPr>
-                <w:rFonts w:asciiTheme="minorAscii" w:eastAsiaTheme="minorEastAsia" w:hAnsiTheme="minorAscii" w:hint="eastAsia"/>
+                <w:rFonts w:hint="eastAsia" w:asciiTheme="minorAscii" w:hAnsiTheme="minorAscii" w:eastAsiaTheme="minorEastAsia"/>
                 <w:spacing w:val="227"/>
                 <w:sz w:val="21"/>
                 <w:vertAlign w:val="baseline"/>
@@ -743,7 +753,7 @@
             </w:r>
             <w:r>
               <w:rPr>
-                <w:rFonts w:asciiTheme="minorAscii" w:eastAsiaTheme="minorEastAsia" w:hAnsiTheme="minorAscii" w:hint="eastAsia"/>
+                <w:rFonts w:hint="eastAsia" w:asciiTheme="minorAscii" w:hAnsiTheme="minorAscii" w:eastAsiaTheme="minorEastAsia"/>
                 <w:spacing w:val="227"/>
                 <w:sz w:val="21"/>
                 <w:vertAlign w:val="baseline"/>
@@ -804,14 +814,14 @@
         <w:ind w:left="3634"/>
         <w:textAlignment w:val="baseline"/>
         <w:rPr>
-          <w:rFonts w:ascii="宋体" w:eastAsia="宋体" w:hAnsi="宋体" w:cs="宋体"/>
+          <w:rFonts w:ascii="宋体" w:hAnsi="宋体" w:eastAsia="宋体" w:cs="宋体"/>
           <w:sz w:val="31"/>
           <w:szCs w:val="31"/>
         </w:rPr>
       </w:pPr>
       <w:r>
         <w:rPr>
-          <w:rFonts w:ascii="宋体" w:eastAsia="宋体" w:hAnsi="宋体" w:cs="宋体"/>
+          <w:rFonts w:ascii="宋体" w:hAnsi="宋体" w:eastAsia="宋体" w:cs="宋体"/>
           <w:b/>
           <w:bCs/>
           <w:spacing w:val="4"/>
@@ -823,16 +833,16 @@
     </w:p>
     <w:tbl>
       <w:tblPr>
-        <w:tblStyle w:val="TableNormal0"/>
+        <w:tblStyle w:val="26"/>
         <w:tblW w:w="8214" w:type="dxa"/>
         <w:jc w:val="center"/>
         <w:tblBorders>
-          <w:top w:val="single" w:sz="2" w:space="0" w:color="000000"/>
-          <w:left w:val="single" w:sz="2" w:space="0" w:color="000000"/>
-          <w:bottom w:val="single" w:sz="2" w:space="0" w:color="000000"/>
-          <w:right w:val="single" w:sz="2" w:space="0" w:color="000000"/>
-          <w:insideH w:val="single" w:sz="2" w:space="0" w:color="000000"/>
-          <w:insideV w:val="single" w:sz="2" w:space="0" w:color="000000"/>
+          <w:top w:val="single" w:color="000000" w:sz="2" w:space="0"/>
+          <w:left w:val="single" w:color="000000" w:sz="2" w:space="0"/>
+          <w:bottom w:val="single" w:color="000000" w:sz="2" w:space="0"/>
+          <w:right w:val="single" w:color="000000" w:sz="2" w:space="0"/>
+          <w:insideH w:val="single" w:color="000000" w:sz="2" w:space="0"/>
+          <w:insideV w:val="single" w:color="000000" w:sz="2" w:space="0"/>
         </w:tblBorders>
         <w:tblLayout w:type="fixed"/>
         <w:tblCellMar>
@@ -852,17 +862,14 @@
       </w:tblGrid>
       <w:tr>
         <w:tblPrEx>
-          <w:tblW w:w="8214" w:type="dxa"/>
-          <w:jc w:val="center"/>
           <w:tblBorders>
-            <w:top w:val="single" w:sz="2" w:space="0" w:color="000000"/>
-            <w:left w:val="single" w:sz="2" w:space="0" w:color="000000"/>
-            <w:bottom w:val="single" w:sz="2" w:space="0" w:color="000000"/>
-            <w:right w:val="single" w:sz="2" w:space="0" w:color="000000"/>
-            <w:insideH w:val="single" w:sz="2" w:space="0" w:color="000000"/>
-            <w:insideV w:val="single" w:sz="2" w:space="0" w:color="000000"/>
+            <w:top w:val="single" w:color="000000" w:sz="2" w:space="0"/>
+            <w:left w:val="single" w:color="000000" w:sz="2" w:space="0"/>
+            <w:bottom w:val="single" w:color="000000" w:sz="2" w:space="0"/>
+            <w:right w:val="single" w:color="000000" w:sz="2" w:space="0"/>
+            <w:insideH w:val="single" w:color="000000" w:sz="2" w:space="0"/>
+            <w:insideV w:val="single" w:color="000000" w:sz="2" w:space="0"/>
           </w:tblBorders>
-          <w:tblLayout w:type="fixed"/>
           <w:tblCellMar>
             <w:top w:w="0" w:type="dxa"/>
             <w:left w:w="0" w:type="dxa"/>
@@ -871,7 +878,7 @@
           </w:tblCellMar>
         </w:tblPrEx>
         <w:trPr>
-          <w:trHeight w:val="593"/>
+          <w:trHeight w:val="593" w:hRule="atLeast"/>
           <w:jc w:val="center"/>
         </w:trPr>
         <w:tc>
@@ -894,18 +901,18 @@
               <w:adjustRightInd w:val="0"/>
               <w:snapToGrid w:val="0"/>
               <w:spacing w:before="176" w:line="228" w:lineRule="auto"/>
-              <w:ind w:left="0" w:right="0" w:firstLine="0" w:leftChars="0" w:rightChars="0" w:firstLineChars="0"/>
+              <w:ind w:left="0" w:leftChars="0" w:right="0" w:rightChars="0" w:firstLine="0" w:firstLineChars="0"/>
               <w:jc w:val="center"/>
               <w:textAlignment w:val="baseline"/>
               <w:rPr>
-                <w:rFonts w:ascii="宋体" w:eastAsia="宋体" w:hAnsi="宋体" w:cs="宋体"/>
+                <w:rFonts w:ascii="宋体" w:hAnsi="宋体" w:eastAsia="宋体" w:cs="宋体"/>
                 <w:sz w:val="20"/>
                 <w:szCs w:val="20"/>
               </w:rPr>
             </w:pPr>
             <w:r>
               <w:rPr>
-                <w:rFonts w:ascii="宋体" w:hAnsi="宋体" w:cs="宋体" w:hint="eastAsia"/>
+                <w:rFonts w:hint="eastAsia" w:ascii="宋体" w:hAnsi="宋体" w:cs="宋体"/>
                 <w:spacing w:val="-14"/>
                 <w:sz w:val="20"/>
                 <w:szCs w:val="20"/>
@@ -915,7 +922,7 @@
             </w:r>
             <w:r>
               <w:rPr>
-                <w:rFonts w:ascii="宋体" w:eastAsia="宋体" w:hAnsi="宋体" w:cs="宋体"/>
+                <w:rFonts w:ascii="宋体" w:hAnsi="宋体" w:eastAsia="宋体" w:cs="宋体"/>
                 <w:spacing w:val="-14"/>
                 <w:sz w:val="20"/>
                 <w:szCs w:val="20"/>
@@ -944,18 +951,18 @@
               <w:adjustRightInd w:val="0"/>
               <w:snapToGrid w:val="0"/>
               <w:spacing w:before="175" w:line="227" w:lineRule="auto"/>
-              <w:ind w:left="0" w:right="0" w:firstLine="0" w:leftChars="0" w:rightChars="0" w:firstLineChars="0"/>
+              <w:ind w:left="0" w:leftChars="0" w:right="0" w:rightChars="0" w:firstLine="0" w:firstLineChars="0"/>
               <w:jc w:val="center"/>
               <w:textAlignment w:val="baseline"/>
               <w:rPr>
-                <w:rFonts w:ascii="宋体" w:eastAsia="宋体" w:hAnsi="宋体" w:cs="宋体"/>
+                <w:rFonts w:ascii="宋体" w:hAnsi="宋体" w:eastAsia="宋体" w:cs="宋体"/>
                 <w:sz w:val="20"/>
                 <w:szCs w:val="20"/>
               </w:rPr>
             </w:pPr>
             <w:r>
               <w:rPr>
-                <w:rFonts w:ascii="宋体" w:eastAsia="宋体" w:hAnsi="宋体" w:cs="宋体"/>
+                <w:rFonts w:ascii="宋体" w:hAnsi="宋体" w:eastAsia="宋体" w:cs="宋体"/>
                 <w:spacing w:val="4"/>
                 <w:sz w:val="20"/>
                 <w:szCs w:val="20"/>
@@ -984,18 +991,18 @@
               <w:adjustRightInd w:val="0"/>
               <w:snapToGrid w:val="0"/>
               <w:spacing w:before="175" w:line="228" w:lineRule="auto"/>
-              <w:ind w:left="0" w:right="0" w:firstLine="0" w:leftChars="0" w:rightChars="0" w:firstLineChars="0"/>
+              <w:ind w:left="0" w:leftChars="0" w:right="0" w:rightChars="0" w:firstLine="0" w:firstLineChars="0"/>
               <w:jc w:val="center"/>
               <w:textAlignment w:val="baseline"/>
               <w:rPr>
-                <w:rFonts w:ascii="宋体" w:eastAsia="宋体" w:hAnsi="宋体" w:cs="宋体"/>
+                <w:rFonts w:ascii="宋体" w:hAnsi="宋体" w:eastAsia="宋体" w:cs="宋体"/>
                 <w:sz w:val="20"/>
                 <w:szCs w:val="20"/>
               </w:rPr>
             </w:pPr>
             <w:r>
               <w:rPr>
-                <w:rFonts w:ascii="宋体" w:eastAsia="宋体" w:hAnsi="宋体" w:cs="宋体"/>
+                <w:rFonts w:ascii="宋体" w:hAnsi="宋体" w:eastAsia="宋体" w:cs="宋体"/>
                 <w:spacing w:val="7"/>
                 <w:sz w:val="20"/>
                 <w:szCs w:val="20"/>
@@ -1024,11 +1031,11 @@
               <w:adjustRightInd w:val="0"/>
               <w:snapToGrid w:val="0"/>
               <w:spacing w:before="175" w:line="228" w:lineRule="auto"/>
-              <w:ind w:left="0" w:right="0" w:firstLine="0" w:leftChars="0" w:rightChars="0" w:firstLineChars="0"/>
+              <w:ind w:left="0" w:leftChars="0" w:right="0" w:rightChars="0" w:firstLine="0" w:firstLineChars="0"/>
               <w:jc w:val="center"/>
               <w:textAlignment w:val="baseline"/>
               <w:rPr>
-                <w:rFonts w:ascii="宋体" w:eastAsia="宋体" w:hAnsi="宋体" w:cs="宋体" w:hint="eastAsia"/>
+                <w:rFonts w:hint="eastAsia" w:ascii="宋体" w:hAnsi="宋体" w:eastAsia="宋体" w:cs="宋体"/>
                 <w:spacing w:val="7"/>
                 <w:sz w:val="20"/>
                 <w:szCs w:val="20"/>
@@ -1037,7 +1044,7 @@
             </w:pPr>
             <w:r>
               <w:rPr>
-                <w:rFonts w:ascii="宋体" w:hAnsi="宋体" w:cs="宋体" w:hint="eastAsia"/>
+                <w:rFonts w:hint="eastAsia" w:ascii="宋体" w:hAnsi="宋体" w:cs="宋体"/>
                 <w:spacing w:val="7"/>
                 <w:sz w:val="20"/>
                 <w:szCs w:val="20"/>
@@ -1067,11 +1074,11 @@
               <w:adjustRightInd w:val="0"/>
               <w:snapToGrid w:val="0"/>
               <w:spacing w:before="175" w:line="228" w:lineRule="auto"/>
-              <w:ind w:left="0" w:right="0" w:firstLine="0" w:leftChars="0" w:rightChars="0" w:firstLineChars="0"/>
+              <w:ind w:left="0" w:leftChars="0" w:right="0" w:rightChars="0" w:firstLine="0" w:firstLineChars="0"/>
               <w:jc w:val="center"/>
               <w:textAlignment w:val="baseline"/>
               <w:rPr>
-                <w:rFonts w:ascii="宋体" w:hAnsi="宋体" w:cs="宋体" w:hint="default"/>
+                <w:rFonts w:hint="default" w:ascii="宋体" w:hAnsi="宋体" w:cs="宋体"/>
                 <w:spacing w:val="7"/>
                 <w:sz w:val="20"/>
                 <w:szCs w:val="20"/>
@@ -1080,7 +1087,7 @@
             </w:pPr>
             <w:r>
               <w:rPr>
-                <w:rFonts w:ascii="宋体" w:hAnsi="宋体" w:cs="宋体" w:hint="eastAsia"/>
+                <w:rFonts w:hint="eastAsia" w:ascii="宋体" w:hAnsi="宋体" w:cs="宋体"/>
                 <w:spacing w:val="7"/>
                 <w:sz w:val="20"/>
                 <w:szCs w:val="20"/>
@@ -1110,18 +1117,18 @@
               <w:adjustRightInd w:val="0"/>
               <w:snapToGrid w:val="0"/>
               <w:spacing w:before="176" w:line="229" w:lineRule="auto"/>
-              <w:ind w:left="0" w:right="0" w:firstLine="0" w:leftChars="0" w:rightChars="0" w:firstLineChars="0"/>
+              <w:ind w:left="0" w:leftChars="0" w:right="0" w:rightChars="0" w:firstLine="0" w:firstLineChars="0"/>
               <w:jc w:val="center"/>
               <w:textAlignment w:val="baseline"/>
               <w:rPr>
-                <w:rFonts w:ascii="宋体" w:eastAsia="宋体" w:hAnsi="宋体" w:cs="宋体"/>
+                <w:rFonts w:ascii="宋体" w:hAnsi="宋体" w:eastAsia="宋体" w:cs="宋体"/>
                 <w:sz w:val="20"/>
                 <w:szCs w:val="20"/>
               </w:rPr>
             </w:pPr>
             <w:r>
               <w:rPr>
-                <w:rFonts w:ascii="宋体" w:eastAsia="宋体" w:hAnsi="宋体" w:cs="宋体"/>
+                <w:rFonts w:ascii="宋体" w:hAnsi="宋体" w:eastAsia="宋体" w:cs="宋体"/>
                 <w:spacing w:val="7"/>
                 <w:sz w:val="20"/>
                 <w:szCs w:val="20"/>
@@ -1133,9 +1140,14 @@
       </w:tr>
       <w:tr>
         <w:tblPrEx>
-          <w:tblW w:w="8214" w:type="dxa"/>
-          <w:jc w:val="center"/>
-          <w:tblLayout w:type="fixed"/>
+          <w:tblBorders>
+            <w:top w:val="single" w:color="000000" w:sz="2" w:space="0"/>
+            <w:left w:val="single" w:color="000000" w:sz="2" w:space="0"/>
+            <w:bottom w:val="single" w:color="000000" w:sz="2" w:space="0"/>
+            <w:right w:val="single" w:color="000000" w:sz="2" w:space="0"/>
+            <w:insideH w:val="single" w:color="000000" w:sz="2" w:space="0"/>
+            <w:insideV w:val="single" w:color="000000" w:sz="2" w:space="0"/>
+          </w:tblBorders>
           <w:tblCellMar>
             <w:top w:w="0" w:type="dxa"/>
             <w:left w:w="0" w:type="dxa"/>
@@ -1144,7 +1156,7 @@
           </w:tblCellMar>
         </w:tblPrEx>
         <w:trPr>
-          <w:trHeight w:val="516"/>
+          <w:trHeight w:val="516" w:hRule="atLeast"/>
           <w:jc w:val="center"/>
         </w:trPr>
         <w:tc>
@@ -1168,11 +1180,11 @@
               <w:adjustRightInd w:val="0"/>
               <w:snapToGrid w:val="0"/>
               <w:spacing w:before="173" w:line="267" w:lineRule="exact"/>
-              <w:ind w:left="0" w:right="0" w:firstLine="0" w:leftChars="0" w:rightChars="0" w:firstLineChars="0"/>
+              <w:ind w:left="0" w:leftChars="0" w:right="0" w:rightChars="0" w:firstLine="0" w:firstLineChars="0"/>
               <w:jc w:val="center"/>
               <w:textAlignment w:val="baseline"/>
               <w:rPr>
-                <w:rFonts w:ascii="宋体" w:eastAsia="宋体" w:hAnsi="宋体" w:cs="宋体" w:hint="default"/>
+                <w:rFonts w:hint="default" w:ascii="宋体" w:hAnsi="宋体" w:eastAsia="宋体" w:cs="宋体"/>
                 <w:snapToGrid w:val="0"/>
                 <w:color w:val="000000"/>
                 <w:kern w:val="0"/>
@@ -1183,7 +1195,7 @@
             </w:pPr>
             <w:r>
               <w:rPr>
-                <w:rFonts w:ascii="宋体" w:eastAsia="宋体" w:hAnsi="宋体" w:cs="宋体"/>
+                <w:rFonts w:ascii="宋体" w:hAnsi="宋体" w:eastAsia="宋体" w:cs="宋体"/>
                 <w:spacing w:val="3"/>
                 <w:position w:val="1"/>
                 <w:sz w:val="20"/>
@@ -1193,7 +1205,7 @@
             </w:r>
             <w:r>
               <w:rPr>
-                <w:rFonts w:ascii="宋体" w:hAnsi="宋体" w:cs="宋体" w:hint="eastAsia"/>
+                <w:rFonts w:hint="eastAsia" w:ascii="宋体" w:hAnsi="宋体" w:cs="宋体"/>
                 <w:spacing w:val="3"/>
                 <w:position w:val="1"/>
                 <w:sz w:val="20"/>
@@ -1225,11 +1237,11 @@
               <w:adjustRightInd w:val="0"/>
               <w:snapToGrid w:val="0"/>
               <w:spacing w:before="173" w:line="267" w:lineRule="exact"/>
-              <w:ind w:left="0" w:right="0" w:firstLine="0" w:leftChars="0" w:rightChars="0" w:firstLineChars="0"/>
+              <w:ind w:left="0" w:leftChars="0" w:right="0" w:rightChars="0" w:firstLine="0" w:firstLineChars="0"/>
               <w:jc w:val="center"/>
               <w:textAlignment w:val="baseline"/>
               <w:rPr>
-                <w:rFonts w:ascii="宋体" w:eastAsia="宋体" w:hAnsi="宋体" w:cs="宋体"/>
+                <w:rFonts w:ascii="宋体" w:hAnsi="宋体" w:eastAsia="宋体" w:cs="宋体"/>
                 <w:snapToGrid w:val="0"/>
                 <w:color w:val="000000"/>
                 <w:kern w:val="0"/>
@@ -1240,7 +1252,7 @@
             </w:pPr>
             <w:r>
               <w:rPr>
-                <w:rFonts w:ascii="宋体" w:eastAsia="宋体" w:hAnsi="宋体" w:cs="宋体"/>
+                <w:rFonts w:ascii="宋体" w:hAnsi="宋体" w:eastAsia="宋体" w:cs="宋体"/>
                 <w:spacing w:val="4"/>
                 <w:position w:val="1"/>
                 <w:sz w:val="20"/>
@@ -1271,11 +1283,11 @@
               <w:adjustRightInd w:val="0"/>
               <w:snapToGrid w:val="0"/>
               <w:spacing w:before="172" w:line="228" w:lineRule="auto"/>
-              <w:ind w:left="0" w:right="0" w:firstLine="0" w:leftChars="0" w:rightChars="0" w:firstLineChars="0"/>
+              <w:ind w:left="0" w:leftChars="0" w:right="0" w:rightChars="0" w:firstLine="0" w:firstLineChars="0"/>
               <w:jc w:val="center"/>
               <w:textAlignment w:val="baseline"/>
               <w:rPr>
-                <w:rFonts w:ascii="宋体" w:eastAsia="宋体" w:hAnsi="宋体" w:cs="宋体"/>
+                <w:rFonts w:ascii="宋体" w:hAnsi="宋体" w:eastAsia="宋体" w:cs="宋体"/>
                 <w:snapToGrid w:val="0"/>
                 <w:color w:val="000000"/>
                 <w:kern w:val="0"/>
@@ -1286,7 +1298,7 @@
             </w:pPr>
             <w:r>
               <w:rPr>
-                <w:rFonts w:ascii="宋体" w:eastAsia="宋体" w:hAnsi="宋体" w:cs="宋体"/>
+                <w:rFonts w:ascii="宋体" w:hAnsi="宋体" w:eastAsia="宋体" w:cs="宋体"/>
                 <w:spacing w:val="200"/>
                 <w:kern w:val="0"/>
                 <w:sz w:val="20"/>
@@ -1296,7 +1308,7 @@
             </w:r>
             <w:r>
               <w:rPr>
-                <w:rFonts w:ascii="宋体" w:eastAsia="宋体" w:hAnsi="宋体" w:cs="宋体"/>
+                <w:rFonts w:ascii="宋体" w:hAnsi="宋体" w:eastAsia="宋体" w:cs="宋体"/>
                 <w:spacing w:val="0"/>
                 <w:kern w:val="0"/>
                 <w:sz w:val="20"/>
@@ -1327,11 +1339,11 @@
               <w:adjustRightInd w:val="0"/>
               <w:snapToGrid w:val="0"/>
               <w:spacing w:before="173" w:line="229" w:lineRule="auto"/>
-              <w:ind w:left="0" w:right="0" w:firstLine="0" w:leftChars="0" w:rightChars="0" w:firstLineChars="0"/>
+              <w:ind w:left="0" w:leftChars="0" w:right="0" w:rightChars="0" w:firstLine="0" w:firstLineChars="0"/>
               <w:jc w:val="center"/>
               <w:textAlignment w:val="baseline"/>
               <w:rPr>
-                <w:rFonts w:ascii="宋体" w:eastAsia="宋体" w:hAnsi="宋体" w:cs="宋体"/>
+                <w:rFonts w:ascii="宋体" w:hAnsi="宋体" w:eastAsia="宋体" w:cs="宋体"/>
                 <w:snapToGrid w:val="0"/>
                 <w:color w:val="000000"/>
                 <w:spacing w:val="200"/>
@@ -1343,7 +1355,7 @@
             </w:pPr>
             <w:r>
               <w:rPr>
-                <w:rFonts w:asciiTheme="minorAscii" w:eastAsiaTheme="minorEastAsia" w:hAnsiTheme="minorAscii" w:hint="eastAsia"/>
+                <w:rFonts w:hint="eastAsia" w:asciiTheme="minorAscii" w:hAnsiTheme="minorAscii" w:eastAsiaTheme="minorEastAsia"/>
                 <w:spacing w:val="0"/>
                 <w:kern w:val="0"/>
                 <w:sz w:val="21"/>
@@ -1375,11 +1387,11 @@
               <w:adjustRightInd w:val="0"/>
               <w:snapToGrid w:val="0"/>
               <w:spacing w:before="172" w:line="228" w:lineRule="auto"/>
-              <w:ind w:left="0" w:right="0" w:firstLine="0" w:leftChars="0" w:rightChars="0" w:firstLineChars="0"/>
+              <w:ind w:left="0" w:leftChars="0" w:right="0" w:rightChars="0" w:firstLine="0" w:firstLineChars="0"/>
               <w:jc w:val="center"/>
               <w:textAlignment w:val="baseline"/>
               <w:rPr>
-                <w:rFonts w:ascii="宋体" w:eastAsia="宋体" w:hAnsi="宋体" w:cs="宋体"/>
+                <w:rFonts w:ascii="宋体" w:hAnsi="宋体" w:eastAsia="宋体" w:cs="宋体"/>
                 <w:snapToGrid w:val="0"/>
                 <w:color w:val="000000"/>
                 <w:spacing w:val="200"/>
@@ -1391,7 +1403,7 @@
             </w:pPr>
             <w:r>
               <w:rPr>
-                <w:rFonts w:asciiTheme="minorAscii" w:eastAsiaTheme="minorEastAsia" w:hAnsiTheme="minorAscii" w:hint="eastAsia"/>
+                <w:rFonts w:hint="eastAsia" w:asciiTheme="minorAscii" w:hAnsiTheme="minorAscii" w:eastAsiaTheme="minorEastAsia"/>
                 <w:spacing w:val="0"/>
                 <w:kern w:val="0"/>
                 <w:sz w:val="21"/>
@@ -1423,11 +1435,11 @@
               <w:adjustRightInd w:val="0"/>
               <w:snapToGrid w:val="0"/>
               <w:spacing w:before="173" w:line="229" w:lineRule="auto"/>
-              <w:ind w:left="0" w:right="0" w:firstLine="0" w:leftChars="0" w:rightChars="0" w:firstLineChars="0"/>
+              <w:ind w:left="0" w:leftChars="0" w:right="0" w:rightChars="0" w:firstLine="0" w:firstLineChars="0"/>
               <w:jc w:val="center"/>
               <w:textAlignment w:val="baseline"/>
               <w:rPr>
-                <w:rFonts w:ascii="宋体" w:eastAsia="宋体" w:hAnsi="宋体" w:cs="宋体"/>
+                <w:rFonts w:ascii="宋体" w:hAnsi="宋体" w:eastAsia="宋体" w:cs="宋体"/>
                 <w:snapToGrid w:val="0"/>
                 <w:color w:val="000000"/>
                 <w:kern w:val="0"/>
@@ -1438,7 +1450,7 @@
             </w:pPr>
             <w:r>
               <w:rPr>
-                <w:rFonts w:asciiTheme="minorAscii" w:eastAsiaTheme="minorEastAsia" w:hAnsiTheme="minorAscii" w:hint="eastAsia"/>
+                <w:rFonts w:hint="eastAsia" w:asciiTheme="minorAscii" w:hAnsiTheme="minorAscii" w:eastAsiaTheme="minorEastAsia"/>
                 <w:spacing w:val="0"/>
                 <w:kern w:val="0"/>
                 <w:sz w:val="21"/>
@@ -1452,9 +1464,14 @@
       </w:tr>
       <w:tr>
         <w:tblPrEx>
-          <w:tblW w:w="8214" w:type="dxa"/>
-          <w:jc w:val="center"/>
-          <w:tblLayout w:type="fixed"/>
+          <w:tblBorders>
+            <w:top w:val="single" w:color="000000" w:sz="2" w:space="0"/>
+            <w:left w:val="single" w:color="000000" w:sz="2" w:space="0"/>
+            <w:bottom w:val="single" w:color="000000" w:sz="2" w:space="0"/>
+            <w:right w:val="single" w:color="000000" w:sz="2" w:space="0"/>
+            <w:insideH w:val="single" w:color="000000" w:sz="2" w:space="0"/>
+            <w:insideV w:val="single" w:color="000000" w:sz="2" w:space="0"/>
+          </w:tblBorders>
           <w:tblCellMar>
             <w:top w:w="0" w:type="dxa"/>
             <w:left w:w="0" w:type="dxa"/>
@@ -1463,7 +1480,7 @@
           </w:tblCellMar>
         </w:tblPrEx>
         <w:trPr>
-          <w:trHeight w:val="556"/>
+          <w:trHeight w:val="556" w:hRule="atLeast"/>
           <w:jc w:val="center"/>
         </w:trPr>
         <w:tc>
@@ -1487,11 +1504,11 @@
               <w:adjustRightInd w:val="0"/>
               <w:snapToGrid w:val="0"/>
               <w:spacing w:before="173" w:line="267" w:lineRule="exact"/>
-              <w:ind w:left="0" w:right="0" w:firstLine="0" w:leftChars="0" w:rightChars="0" w:firstLineChars="0"/>
+              <w:ind w:left="0" w:leftChars="0" w:right="0" w:rightChars="0" w:firstLine="0" w:firstLineChars="0"/>
               <w:jc w:val="center"/>
               <w:textAlignment w:val="baseline"/>
               <w:rPr>
-                <w:rFonts w:ascii="宋体" w:eastAsia="宋体" w:hAnsi="宋体" w:cs="宋体" w:hint="default"/>
+                <w:rFonts w:hint="default" w:ascii="宋体" w:hAnsi="宋体" w:eastAsia="宋体" w:cs="宋体"/>
                 <w:snapToGrid w:val="0"/>
                 <w:color w:val="000000"/>
                 <w:kern w:val="0"/>
@@ -1500,8 +1517,6 @@
                 <w:lang w:val="en-US" w:eastAsia="en-US" w:bidi="ar-SA"/>
               </w:rPr>
             </w:pPr>
-            <w:bookmarkStart w:id="2" w:name="_GoBack"/>
-            <w:bookmarkEnd w:id="2"/>
           </w:p>
         </w:tc>
         <w:tc>
@@ -1525,11 +1540,11 @@
               <w:adjustRightInd w:val="0"/>
               <w:snapToGrid w:val="0"/>
               <w:spacing w:before="173" w:line="267" w:lineRule="exact"/>
-              <w:ind w:left="0" w:right="0" w:firstLine="0" w:leftChars="0" w:rightChars="0" w:firstLineChars="0"/>
+              <w:ind w:left="0" w:leftChars="0" w:right="0" w:rightChars="0" w:firstLine="0" w:firstLineChars="0"/>
               <w:jc w:val="center"/>
               <w:textAlignment w:val="baseline"/>
               <w:rPr>
-                <w:rFonts w:ascii="宋体" w:eastAsia="宋体" w:hAnsi="宋体" w:cs="宋体"/>
+                <w:rFonts w:ascii="宋体" w:hAnsi="宋体" w:eastAsia="宋体" w:cs="宋体"/>
                 <w:snapToGrid w:val="0"/>
                 <w:color w:val="000000"/>
                 <w:kern w:val="0"/>
@@ -1561,11 +1576,11 @@
               <w:adjustRightInd w:val="0"/>
               <w:snapToGrid w:val="0"/>
               <w:spacing w:before="172" w:line="228" w:lineRule="auto"/>
-              <w:ind w:left="0" w:right="0" w:firstLine="0" w:leftChars="0" w:rightChars="0" w:firstLineChars="0"/>
+              <w:ind w:left="0" w:leftChars="0" w:right="0" w:rightChars="0" w:firstLine="0" w:firstLineChars="0"/>
               <w:jc w:val="center"/>
               <w:textAlignment w:val="baseline"/>
               <w:rPr>
-                <w:rFonts w:ascii="宋体" w:eastAsia="宋体" w:hAnsi="宋体" w:cs="宋体" w:hint="default"/>
+                <w:rFonts w:hint="default" w:ascii="宋体" w:hAnsi="宋体" w:eastAsia="宋体" w:cs="宋体"/>
                 <w:snapToGrid w:val="0"/>
                 <w:color w:val="000000"/>
                 <w:kern w:val="0"/>
@@ -1597,11 +1612,11 @@
               <w:adjustRightInd w:val="0"/>
               <w:snapToGrid w:val="0"/>
               <w:spacing w:before="173" w:line="229" w:lineRule="auto"/>
-              <w:ind w:left="0" w:right="0" w:firstLine="0" w:leftChars="0" w:rightChars="0" w:firstLineChars="0"/>
+              <w:ind w:left="0" w:leftChars="0" w:right="0" w:rightChars="0" w:firstLine="0" w:firstLineChars="0"/>
               <w:jc w:val="center"/>
               <w:textAlignment w:val="baseline"/>
               <w:rPr>
-                <w:rFonts w:ascii="宋体" w:eastAsia="宋体" w:hAnsi="宋体" w:cs="宋体"/>
+                <w:rFonts w:ascii="宋体" w:hAnsi="宋体" w:eastAsia="宋体" w:cs="宋体"/>
                 <w:snapToGrid w:val="0"/>
                 <w:color w:val="000000"/>
                 <w:spacing w:val="200"/>
@@ -1634,11 +1649,11 @@
               <w:adjustRightInd w:val="0"/>
               <w:snapToGrid w:val="0"/>
               <w:spacing w:before="173" w:line="229" w:lineRule="auto"/>
-              <w:ind w:left="0" w:right="0" w:firstLine="0" w:leftChars="0" w:rightChars="0" w:firstLineChars="0"/>
+              <w:ind w:left="0" w:leftChars="0" w:right="0" w:rightChars="0" w:firstLine="0" w:firstLineChars="0"/>
               <w:jc w:val="center"/>
               <w:textAlignment w:val="baseline"/>
               <w:rPr>
-                <w:rFonts w:ascii="宋体" w:eastAsia="宋体" w:hAnsi="宋体" w:cs="宋体"/>
+                <w:rFonts w:ascii="宋体" w:hAnsi="宋体" w:eastAsia="宋体" w:cs="宋体"/>
                 <w:snapToGrid w:val="0"/>
                 <w:color w:val="000000"/>
                 <w:spacing w:val="200"/>
@@ -1671,11 +1686,11 @@
               <w:adjustRightInd w:val="0"/>
               <w:snapToGrid w:val="0"/>
               <w:spacing w:before="173" w:line="229" w:lineRule="auto"/>
-              <w:ind w:left="0" w:right="0" w:firstLine="0" w:leftChars="0" w:rightChars="0" w:firstLineChars="0"/>
+              <w:ind w:left="0" w:leftChars="0" w:right="0" w:rightChars="0" w:firstLine="0" w:firstLineChars="0"/>
               <w:jc w:val="center"/>
               <w:textAlignment w:val="baseline"/>
               <w:rPr>
-                <w:rFonts w:ascii="宋体" w:eastAsia="宋体" w:hAnsi="宋体" w:cs="宋体"/>
+                <w:rFonts w:ascii="宋体" w:hAnsi="宋体" w:eastAsia="宋体" w:cs="宋体"/>
                 <w:snapToGrid w:val="0"/>
                 <w:color w:val="000000"/>
                 <w:kern w:val="0"/>
@@ -1689,9 +1704,14 @@
       </w:tr>
       <w:tr>
         <w:tblPrEx>
-          <w:tblW w:w="8214" w:type="dxa"/>
-          <w:jc w:val="center"/>
-          <w:tblLayout w:type="fixed"/>
+          <w:tblBorders>
+            <w:top w:val="single" w:color="000000" w:sz="2" w:space="0"/>
+            <w:left w:val="single" w:color="000000" w:sz="2" w:space="0"/>
+            <w:bottom w:val="single" w:color="000000" w:sz="2" w:space="0"/>
+            <w:right w:val="single" w:color="000000" w:sz="2" w:space="0"/>
+            <w:insideH w:val="single" w:color="000000" w:sz="2" w:space="0"/>
+            <w:insideV w:val="single" w:color="000000" w:sz="2" w:space="0"/>
+          </w:tblBorders>
           <w:tblCellMar>
             <w:top w:w="0" w:type="dxa"/>
             <w:left w:w="0" w:type="dxa"/>
@@ -1700,7 +1720,7 @@
           </w:tblCellMar>
         </w:tblPrEx>
         <w:trPr>
-          <w:trHeight w:val="556"/>
+          <w:trHeight w:val="556" w:hRule="atLeast"/>
           <w:jc w:val="center"/>
         </w:trPr>
         <w:tc>
@@ -1709,7 +1729,7 @@
           </w:tcPr>
           <w:p>
             <w:pPr>
-              <w:pStyle w:val="TableText"/>
+              <w:pStyle w:val="27"/>
               <w:keepNext w:val="0"/>
               <w:keepLines w:val="0"/>
               <w:pageBreakBefore w:val="0"/>
@@ -1723,7 +1743,7 @@
               <w:bidi w:val="0"/>
               <w:adjustRightInd w:val="0"/>
               <w:snapToGrid w:val="0"/>
-              <w:ind w:left="0" w:right="0" w:firstLine="0" w:leftChars="0" w:rightChars="0" w:firstLineChars="0"/>
+              <w:ind w:left="0" w:leftChars="0" w:right="0" w:rightChars="0" w:firstLine="0" w:firstLineChars="0"/>
               <w:jc w:val="center"/>
               <w:textAlignment w:val="baseline"/>
             </w:pPr>
@@ -1735,7 +1755,7 @@
           </w:tcPr>
           <w:p>
             <w:pPr>
-              <w:pStyle w:val="TableText"/>
+              <w:pStyle w:val="27"/>
               <w:keepNext w:val="0"/>
               <w:keepLines w:val="0"/>
               <w:pageBreakBefore w:val="0"/>
@@ -1749,7 +1769,7 @@
               <w:bidi w:val="0"/>
               <w:adjustRightInd w:val="0"/>
               <w:snapToGrid w:val="0"/>
-              <w:ind w:left="0" w:right="0" w:firstLine="0" w:leftChars="0" w:rightChars="0" w:firstLineChars="0"/>
+              <w:ind w:left="0" w:leftChars="0" w:right="0" w:rightChars="0" w:firstLine="0" w:firstLineChars="0"/>
               <w:jc w:val="center"/>
               <w:textAlignment w:val="baseline"/>
             </w:pPr>
@@ -1761,7 +1781,7 @@
           </w:tcPr>
           <w:p>
             <w:pPr>
-              <w:pStyle w:val="TableText"/>
+              <w:pStyle w:val="27"/>
               <w:keepNext w:val="0"/>
               <w:keepLines w:val="0"/>
               <w:pageBreakBefore w:val="0"/>
@@ -1775,7 +1795,7 @@
               <w:bidi w:val="0"/>
               <w:adjustRightInd w:val="0"/>
               <w:snapToGrid w:val="0"/>
-              <w:ind w:left="0" w:right="0" w:firstLine="0" w:leftChars="0" w:rightChars="0" w:firstLineChars="0"/>
+              <w:ind w:left="0" w:leftChars="0" w:right="0" w:rightChars="0" w:firstLine="0" w:firstLineChars="0"/>
               <w:jc w:val="center"/>
               <w:textAlignment w:val="baseline"/>
             </w:pPr>
@@ -1787,7 +1807,7 @@
           </w:tcPr>
           <w:p>
             <w:pPr>
-              <w:pStyle w:val="TableText"/>
+              <w:pStyle w:val="27"/>
               <w:keepNext w:val="0"/>
               <w:keepLines w:val="0"/>
               <w:pageBreakBefore w:val="0"/>
@@ -1801,7 +1821,7 @@
               <w:bidi w:val="0"/>
               <w:adjustRightInd w:val="0"/>
               <w:snapToGrid w:val="0"/>
-              <w:ind w:left="0" w:right="0" w:firstLine="0" w:leftChars="0" w:rightChars="0" w:firstLineChars="0"/>
+              <w:ind w:left="0" w:leftChars="0" w:right="0" w:rightChars="0" w:firstLine="0" w:firstLineChars="0"/>
               <w:jc w:val="center"/>
               <w:textAlignment w:val="baseline"/>
             </w:pPr>
@@ -1813,7 +1833,7 @@
           </w:tcPr>
           <w:p>
             <w:pPr>
-              <w:pStyle w:val="TableText"/>
+              <w:pStyle w:val="27"/>
               <w:keepNext w:val="0"/>
               <w:keepLines w:val="0"/>
               <w:pageBreakBefore w:val="0"/>
@@ -1827,7 +1847,7 @@
               <w:bidi w:val="0"/>
               <w:adjustRightInd w:val="0"/>
               <w:snapToGrid w:val="0"/>
-              <w:ind w:left="0" w:right="0" w:firstLine="0" w:leftChars="0" w:rightChars="0" w:firstLineChars="0"/>
+              <w:ind w:left="0" w:leftChars="0" w:right="0" w:rightChars="0" w:firstLine="0" w:firstLineChars="0"/>
               <w:jc w:val="center"/>
               <w:textAlignment w:val="baseline"/>
             </w:pPr>
@@ -1839,7 +1859,7 @@
           </w:tcPr>
           <w:p>
             <w:pPr>
-              <w:pStyle w:val="TableText"/>
+              <w:pStyle w:val="27"/>
               <w:keepNext w:val="0"/>
               <w:keepLines w:val="0"/>
               <w:pageBreakBefore w:val="0"/>
@@ -1853,7 +1873,7 @@
               <w:bidi w:val="0"/>
               <w:adjustRightInd w:val="0"/>
               <w:snapToGrid w:val="0"/>
-              <w:ind w:left="0" w:right="0" w:firstLine="0" w:leftChars="0" w:rightChars="0" w:firstLineChars="0"/>
+              <w:ind w:left="0" w:leftChars="0" w:right="0" w:rightChars="0" w:firstLine="0" w:firstLineChars="0"/>
               <w:jc w:val="center"/>
               <w:textAlignment w:val="baseline"/>
             </w:pPr>
@@ -1862,9 +1882,14 @@
       </w:tr>
       <w:tr>
         <w:tblPrEx>
-          <w:tblW w:w="8214" w:type="dxa"/>
-          <w:jc w:val="center"/>
-          <w:tblLayout w:type="fixed"/>
+          <w:tblBorders>
+            <w:top w:val="single" w:color="000000" w:sz="2" w:space="0"/>
+            <w:left w:val="single" w:color="000000" w:sz="2" w:space="0"/>
+            <w:bottom w:val="single" w:color="000000" w:sz="2" w:space="0"/>
+            <w:right w:val="single" w:color="000000" w:sz="2" w:space="0"/>
+            <w:insideH w:val="single" w:color="000000" w:sz="2" w:space="0"/>
+            <w:insideV w:val="single" w:color="000000" w:sz="2" w:space="0"/>
+          </w:tblBorders>
           <w:tblCellMar>
             <w:top w:w="0" w:type="dxa"/>
             <w:left w:w="0" w:type="dxa"/>
@@ -1873,7 +1898,7 @@
           </w:tblCellMar>
         </w:tblPrEx>
         <w:trPr>
-          <w:trHeight w:val="557"/>
+          <w:trHeight w:val="557" w:hRule="atLeast"/>
           <w:jc w:val="center"/>
         </w:trPr>
         <w:tc>
@@ -1882,7 +1907,7 @@
           </w:tcPr>
           <w:p>
             <w:pPr>
-              <w:pStyle w:val="TableText"/>
+              <w:pStyle w:val="27"/>
               <w:keepNext w:val="0"/>
               <w:keepLines w:val="0"/>
               <w:pageBreakBefore w:val="0"/>
@@ -1896,7 +1921,7 @@
               <w:bidi w:val="0"/>
               <w:adjustRightInd w:val="0"/>
               <w:snapToGrid w:val="0"/>
-              <w:ind w:left="0" w:right="0" w:firstLine="0" w:leftChars="0" w:rightChars="0" w:firstLineChars="0"/>
+              <w:ind w:left="0" w:leftChars="0" w:right="0" w:rightChars="0" w:firstLine="0" w:firstLineChars="0"/>
               <w:jc w:val="center"/>
               <w:textAlignment w:val="baseline"/>
             </w:pPr>
@@ -1908,7 +1933,7 @@
           </w:tcPr>
           <w:p>
             <w:pPr>
-              <w:pStyle w:val="TableText"/>
+              <w:pStyle w:val="27"/>
               <w:keepNext w:val="0"/>
               <w:keepLines w:val="0"/>
               <w:pageBreakBefore w:val="0"/>
@@ -1922,7 +1947,7 @@
               <w:bidi w:val="0"/>
               <w:adjustRightInd w:val="0"/>
               <w:snapToGrid w:val="0"/>
-              <w:ind w:left="0" w:right="0" w:firstLine="0" w:leftChars="0" w:rightChars="0" w:firstLineChars="0"/>
+              <w:ind w:left="0" w:leftChars="0" w:right="0" w:rightChars="0" w:firstLine="0" w:firstLineChars="0"/>
               <w:jc w:val="center"/>
               <w:textAlignment w:val="baseline"/>
             </w:pPr>
@@ -1934,7 +1959,7 @@
           </w:tcPr>
           <w:p>
             <w:pPr>
-              <w:pStyle w:val="TableText"/>
+              <w:pStyle w:val="27"/>
               <w:keepNext w:val="0"/>
               <w:keepLines w:val="0"/>
               <w:pageBreakBefore w:val="0"/>
@@ -1948,7 +1973,7 @@
               <w:bidi w:val="0"/>
               <w:adjustRightInd w:val="0"/>
               <w:snapToGrid w:val="0"/>
-              <w:ind w:left="0" w:right="0" w:firstLine="0" w:leftChars="0" w:rightChars="0" w:firstLineChars="0"/>
+              <w:ind w:left="0" w:leftChars="0" w:right="0" w:rightChars="0" w:firstLine="0" w:firstLineChars="0"/>
               <w:jc w:val="center"/>
               <w:textAlignment w:val="baseline"/>
             </w:pPr>
@@ -1960,7 +1985,7 @@
           </w:tcPr>
           <w:p>
             <w:pPr>
-              <w:pStyle w:val="TableText"/>
+              <w:pStyle w:val="27"/>
               <w:keepNext w:val="0"/>
               <w:keepLines w:val="0"/>
               <w:pageBreakBefore w:val="0"/>
@@ -1974,7 +1999,7 @@
               <w:bidi w:val="0"/>
               <w:adjustRightInd w:val="0"/>
               <w:snapToGrid w:val="0"/>
-              <w:ind w:left="0" w:right="0" w:firstLine="0" w:leftChars="0" w:rightChars="0" w:firstLineChars="0"/>
+              <w:ind w:left="0" w:leftChars="0" w:right="0" w:rightChars="0" w:firstLine="0" w:firstLineChars="0"/>
               <w:jc w:val="center"/>
               <w:textAlignment w:val="baseline"/>
             </w:pPr>
@@ -1986,7 +2011,7 @@
           </w:tcPr>
           <w:p>
             <w:pPr>
-              <w:pStyle w:val="TableText"/>
+              <w:pStyle w:val="27"/>
               <w:keepNext w:val="0"/>
               <w:keepLines w:val="0"/>
               <w:pageBreakBefore w:val="0"/>
@@ -2000,7 +2025,7 @@
               <w:bidi w:val="0"/>
               <w:adjustRightInd w:val="0"/>
               <w:snapToGrid w:val="0"/>
-              <w:ind w:left="0" w:right="0" w:firstLine="0" w:leftChars="0" w:rightChars="0" w:firstLineChars="0"/>
+              <w:ind w:left="0" w:leftChars="0" w:right="0" w:rightChars="0" w:firstLine="0" w:firstLineChars="0"/>
               <w:jc w:val="center"/>
               <w:textAlignment w:val="baseline"/>
             </w:pPr>
@@ -2012,7 +2037,7 @@
           </w:tcPr>
           <w:p>
             <w:pPr>
-              <w:pStyle w:val="TableText"/>
+              <w:pStyle w:val="27"/>
               <w:keepNext w:val="0"/>
               <w:keepLines w:val="0"/>
               <w:pageBreakBefore w:val="0"/>
@@ -2026,7 +2051,7 @@
               <w:bidi w:val="0"/>
               <w:adjustRightInd w:val="0"/>
               <w:snapToGrid w:val="0"/>
-              <w:ind w:left="0" w:right="0" w:firstLine="0" w:leftChars="0" w:rightChars="0" w:firstLineChars="0"/>
+              <w:ind w:left="0" w:leftChars="0" w:right="0" w:rightChars="0" w:firstLine="0" w:firstLineChars="0"/>
               <w:jc w:val="center"/>
               <w:textAlignment w:val="baseline"/>
             </w:pPr>
@@ -2058,7 +2083,7 @@
     <w:sdt>
       <w:sdtPr>
         <w:rPr>
-          <w:rFonts w:ascii="宋体" w:eastAsia="宋体" w:hAnsi="宋体" w:cs="Arial"/>
+          <w:rFonts w:ascii="宋体" w:hAnsi="宋体" w:eastAsia="宋体" w:cs="Arial"/>
           <w:snapToGrid w:val="0"/>
           <w:color w:val="000000"/>
           <w:kern w:val="0"/>
@@ -2074,7 +2099,7 @@
       </w:sdtPr>
       <w:sdtEndPr>
         <w:rPr>
-          <w:rFonts w:ascii="宋体" w:eastAsia="宋体" w:hAnsi="宋体" w:cs="宋体" w:hint="eastAsia"/>
+          <w:rFonts w:hint="eastAsia" w:ascii="宋体" w:hAnsi="宋体" w:eastAsia="宋体" w:cs="宋体"/>
           <w:snapToGrid w:val="0"/>
           <w:color w:val="000000"/>
           <w:kern w:val="0"/>
@@ -2100,18 +2125,18 @@
             <w:adjustRightInd w:val="0"/>
             <w:snapToGrid w:val="0"/>
             <w:spacing w:before="0" w:beforeLines="0" w:after="0" w:afterLines="0" w:line="240" w:lineRule="auto"/>
-            <w:ind w:left="0" w:right="0" w:firstLine="0" w:leftChars="0" w:rightChars="0" w:firstLineChars="0"/>
+            <w:ind w:left="0" w:leftChars="0" w:right="0" w:rightChars="0" w:firstLine="0" w:firstLineChars="0"/>
             <w:jc w:val="center"/>
             <w:textAlignment w:val="baseline"/>
             <w:rPr>
-              <w:rFonts w:ascii="宋体" w:eastAsia="宋体" w:hAnsi="宋体" w:cs="宋体" w:hint="eastAsia"/>
+              <w:rFonts w:hint="eastAsia" w:ascii="宋体" w:hAnsi="宋体" w:eastAsia="宋体" w:cs="宋体"/>
               <w:sz w:val="24"/>
               <w:szCs w:val="24"/>
             </w:rPr>
           </w:pPr>
           <w:r>
             <w:rPr>
-              <w:rFonts w:ascii="宋体" w:eastAsia="宋体" w:hAnsi="宋体" w:cs="宋体" w:hint="eastAsia"/>
+              <w:rFonts w:hint="eastAsia" w:ascii="宋体" w:hAnsi="宋体" w:eastAsia="宋体" w:cs="宋体"/>
               <w:sz w:val="24"/>
               <w:szCs w:val="24"/>
             </w:rPr>
@@ -2120,14 +2145,14 @@
         </w:p>
         <w:p>
           <w:pPr>
-            <w:pStyle w:val="TOC1"/>
+            <w:pStyle w:val="16"/>
             <w:tabs>
               <w:tab w:val="right" w:leader="dot" w:pos="8306"/>
             </w:tabs>
           </w:pPr>
           <w:r>
             <w:rPr>
-              <w:rFonts w:ascii="宋体" w:eastAsia="宋体" w:hAnsi="宋体" w:cs="宋体" w:hint="eastAsia"/>
+              <w:rFonts w:hint="eastAsia" w:ascii="宋体" w:hAnsi="宋体" w:eastAsia="宋体" w:cs="宋体"/>
               <w:sz w:val="24"/>
               <w:szCs w:val="24"/>
             </w:rPr>
@@ -2135,7 +2160,7 @@
           </w:r>
           <w:r>
             <w:rPr>
-              <w:rFonts w:ascii="宋体" w:eastAsia="宋体" w:hAnsi="宋体" w:cs="宋体" w:hint="eastAsia"/>
+              <w:rFonts w:hint="eastAsia" w:ascii="宋体" w:hAnsi="宋体" w:eastAsia="宋体" w:cs="宋体"/>
               <w:sz w:val="24"/>
               <w:szCs w:val="24"/>
             </w:rPr>
@@ -2143,7 +2168,7 @@
           </w:r>
           <w:r>
             <w:rPr>
-              <w:rFonts w:ascii="宋体" w:eastAsia="宋体" w:hAnsi="宋体" w:cs="宋体" w:hint="eastAsia"/>
+              <w:rFonts w:hint="eastAsia" w:ascii="宋体" w:hAnsi="宋体" w:eastAsia="宋体" w:cs="宋体"/>
               <w:sz w:val="24"/>
               <w:szCs w:val="24"/>
             </w:rPr>
@@ -2151,21 +2176,21 @@
           </w:r>
           <w:r>
             <w:rPr>
-              <w:rFonts w:ascii="宋体" w:eastAsia="宋体" w:hAnsi="宋体" w:cs="宋体" w:hint="eastAsia"/>
+              <w:rFonts w:hint="eastAsia" w:ascii="宋体" w:hAnsi="宋体" w:eastAsia="宋体" w:cs="宋体"/>
               <w:szCs w:val="24"/>
             </w:rPr>
             <w:fldChar w:fldCharType="begin"/>
           </w:r>
           <w:r>
             <w:rPr>
-              <w:rFonts w:ascii="宋体" w:eastAsia="宋体" w:hAnsi="宋体" w:cs="宋体" w:hint="eastAsia"/>
+              <w:rFonts w:hint="eastAsia" w:ascii="宋体" w:hAnsi="宋体" w:eastAsia="宋体" w:cs="宋体"/>
               <w:szCs w:val="24"/>
             </w:rPr>
             <w:instrText xml:space="preserve"> HYPERLINK \l _Toc26646 </w:instrText>
           </w:r>
           <w:r>
             <w:rPr>
-              <w:rFonts w:ascii="宋体" w:eastAsia="宋体" w:hAnsi="宋体" w:cs="宋体" w:hint="eastAsia"/>
+              <w:rFonts w:hint="eastAsia" w:ascii="宋体" w:hAnsi="宋体" w:eastAsia="宋体" w:cs="宋体"/>
               <w:szCs w:val="24"/>
             </w:rPr>
             <w:fldChar w:fldCharType="separate"/>
@@ -2197,7 +2222,7 @@
           </w:r>
           <w:r>
             <w:rPr>
-              <w:rFonts w:ascii="宋体" w:eastAsia="宋体" w:hAnsi="宋体" w:cs="宋体" w:hint="eastAsia"/>
+              <w:rFonts w:hint="eastAsia" w:ascii="宋体" w:hAnsi="宋体" w:eastAsia="宋体" w:cs="宋体"/>
               <w:szCs w:val="24"/>
             </w:rPr>
             <w:fldChar w:fldCharType="end"/>
@@ -2205,28 +2230,28 @@
         </w:p>
         <w:p>
           <w:pPr>
-            <w:pStyle w:val="TOC1"/>
+            <w:pStyle w:val="16"/>
             <w:tabs>
               <w:tab w:val="right" w:leader="dot" w:pos="8306"/>
             </w:tabs>
           </w:pPr>
           <w:r>
             <w:rPr>
-              <w:rFonts w:ascii="宋体" w:eastAsia="宋体" w:hAnsi="宋体" w:cs="宋体" w:hint="eastAsia"/>
+              <w:rFonts w:hint="eastAsia" w:ascii="宋体" w:hAnsi="宋体" w:eastAsia="宋体" w:cs="宋体"/>
               <w:szCs w:val="24"/>
             </w:rPr>
             <w:fldChar w:fldCharType="begin"/>
           </w:r>
           <w:r>
             <w:rPr>
-              <w:rFonts w:ascii="宋体" w:eastAsia="宋体" w:hAnsi="宋体" w:cs="宋体" w:hint="eastAsia"/>
+              <w:rFonts w:hint="eastAsia" w:ascii="宋体" w:hAnsi="宋体" w:eastAsia="宋体" w:cs="宋体"/>
               <w:szCs w:val="24"/>
             </w:rPr>
             <w:instrText xml:space="preserve"> HYPERLINK \l _Toc10693 </w:instrText>
           </w:r>
           <w:r>
             <w:rPr>
-              <w:rFonts w:ascii="宋体" w:eastAsia="宋体" w:hAnsi="宋体" w:cs="宋体" w:hint="eastAsia"/>
+              <w:rFonts w:hint="eastAsia" w:ascii="宋体" w:hAnsi="宋体" w:eastAsia="宋体" w:cs="宋体"/>
               <w:szCs w:val="24"/>
             </w:rPr>
             <w:fldChar w:fldCharType="separate"/>
@@ -2258,7 +2283,7 @@
           </w:r>
           <w:r>
             <w:rPr>
-              <w:rFonts w:ascii="宋体" w:eastAsia="宋体" w:hAnsi="宋体" w:cs="宋体" w:hint="eastAsia"/>
+              <w:rFonts w:hint="eastAsia" w:ascii="宋体" w:hAnsi="宋体" w:eastAsia="宋体" w:cs="宋体"/>
               <w:szCs w:val="24"/>
             </w:rPr>
             <w:fldChar w:fldCharType="end"/>
@@ -2266,28 +2291,28 @@
         </w:p>
         <w:p>
           <w:pPr>
-            <w:pStyle w:val="TOC1"/>
+            <w:pStyle w:val="16"/>
             <w:tabs>
               <w:tab w:val="right" w:leader="dot" w:pos="8306"/>
             </w:tabs>
           </w:pPr>
           <w:r>
             <w:rPr>
-              <w:rFonts w:ascii="宋体" w:eastAsia="宋体" w:hAnsi="宋体" w:cs="宋体" w:hint="eastAsia"/>
+              <w:rFonts w:hint="eastAsia" w:ascii="宋体" w:hAnsi="宋体" w:eastAsia="宋体" w:cs="宋体"/>
               <w:szCs w:val="24"/>
             </w:rPr>
             <w:fldChar w:fldCharType="begin"/>
           </w:r>
           <w:r>
             <w:rPr>
-              <w:rFonts w:ascii="宋体" w:eastAsia="宋体" w:hAnsi="宋体" w:cs="宋体" w:hint="eastAsia"/>
+              <w:rFonts w:hint="eastAsia" w:ascii="宋体" w:hAnsi="宋体" w:eastAsia="宋体" w:cs="宋体"/>
               <w:szCs w:val="24"/>
             </w:rPr>
             <w:instrText xml:space="preserve"> HYPERLINK \l _Toc8279 </w:instrText>
           </w:r>
           <w:r>
             <w:rPr>
-              <w:rFonts w:ascii="宋体" w:eastAsia="宋体" w:hAnsi="宋体" w:cs="宋体" w:hint="eastAsia"/>
+              <w:rFonts w:hint="eastAsia" w:ascii="宋体" w:hAnsi="宋体" w:eastAsia="宋体" w:cs="宋体"/>
               <w:szCs w:val="24"/>
             </w:rPr>
             <w:fldChar w:fldCharType="separate"/>
@@ -2319,7 +2344,7 @@
           </w:r>
           <w:r>
             <w:rPr>
-              <w:rFonts w:ascii="宋体" w:eastAsia="宋体" w:hAnsi="宋体" w:cs="宋体" w:hint="eastAsia"/>
+              <w:rFonts w:hint="eastAsia" w:ascii="宋体" w:hAnsi="宋体" w:eastAsia="宋体" w:cs="宋体"/>
               <w:szCs w:val="24"/>
             </w:rPr>
             <w:fldChar w:fldCharType="end"/>
@@ -2327,28 +2352,28 @@
         </w:p>
         <w:p>
           <w:pPr>
-            <w:pStyle w:val="TOC2"/>
+            <w:pStyle w:val="17"/>
             <w:tabs>
               <w:tab w:val="right" w:leader="dot" w:pos="8306"/>
             </w:tabs>
           </w:pPr>
           <w:r>
             <w:rPr>
-              <w:rFonts w:ascii="宋体" w:eastAsia="宋体" w:hAnsi="宋体" w:cs="宋体" w:hint="eastAsia"/>
+              <w:rFonts w:hint="eastAsia" w:ascii="宋体" w:hAnsi="宋体" w:eastAsia="宋体" w:cs="宋体"/>
               <w:szCs w:val="24"/>
             </w:rPr>
             <w:fldChar w:fldCharType="begin"/>
           </w:r>
           <w:r>
             <w:rPr>
-              <w:rFonts w:ascii="宋体" w:eastAsia="宋体" w:hAnsi="宋体" w:cs="宋体" w:hint="eastAsia"/>
+              <w:rFonts w:hint="eastAsia" w:ascii="宋体" w:hAnsi="宋体" w:eastAsia="宋体" w:cs="宋体"/>
               <w:szCs w:val="24"/>
             </w:rPr>
             <w:instrText xml:space="preserve"> HYPERLINK \l _Toc8498 </w:instrText>
           </w:r>
           <w:r>
             <w:rPr>
-              <w:rFonts w:ascii="宋体" w:eastAsia="宋体" w:hAnsi="宋体" w:cs="宋体" w:hint="eastAsia"/>
+              <w:rFonts w:hint="eastAsia" w:ascii="宋体" w:hAnsi="宋体" w:eastAsia="宋体" w:cs="宋体"/>
               <w:szCs w:val="24"/>
             </w:rPr>
             <w:fldChar w:fldCharType="separate"/>
@@ -2380,7 +2405,7 @@
           </w:r>
           <w:r>
             <w:rPr>
-              <w:rFonts w:ascii="宋体" w:eastAsia="宋体" w:hAnsi="宋体" w:cs="宋体" w:hint="eastAsia"/>
+              <w:rFonts w:hint="eastAsia" w:ascii="宋体" w:hAnsi="宋体" w:eastAsia="宋体" w:cs="宋体"/>
               <w:szCs w:val="24"/>
             </w:rPr>
             <w:fldChar w:fldCharType="end"/>
@@ -2388,28 +2413,28 @@
         </w:p>
         <w:p>
           <w:pPr>
-            <w:pStyle w:val="TOC2"/>
+            <w:pStyle w:val="17"/>
             <w:tabs>
               <w:tab w:val="right" w:leader="dot" w:pos="8306"/>
             </w:tabs>
           </w:pPr>
           <w:r>
             <w:rPr>
-              <w:rFonts w:ascii="宋体" w:eastAsia="宋体" w:hAnsi="宋体" w:cs="宋体" w:hint="eastAsia"/>
+              <w:rFonts w:hint="eastAsia" w:ascii="宋体" w:hAnsi="宋体" w:eastAsia="宋体" w:cs="宋体"/>
               <w:szCs w:val="24"/>
             </w:rPr>
             <w:fldChar w:fldCharType="begin"/>
           </w:r>
           <w:r>
             <w:rPr>
-              <w:rFonts w:ascii="宋体" w:eastAsia="宋体" w:hAnsi="宋体" w:cs="宋体" w:hint="eastAsia"/>
+              <w:rFonts w:hint="eastAsia" w:ascii="宋体" w:hAnsi="宋体" w:eastAsia="宋体" w:cs="宋体"/>
               <w:szCs w:val="24"/>
             </w:rPr>
             <w:instrText xml:space="preserve"> HYPERLINK \l _Toc27291 </w:instrText>
           </w:r>
           <w:r>
             <w:rPr>
-              <w:rFonts w:ascii="宋体" w:eastAsia="宋体" w:hAnsi="宋体" w:cs="宋体" w:hint="eastAsia"/>
+              <w:rFonts w:hint="eastAsia" w:ascii="宋体" w:hAnsi="宋体" w:eastAsia="宋体" w:cs="宋体"/>
               <w:szCs w:val="24"/>
             </w:rPr>
             <w:fldChar w:fldCharType="separate"/>
@@ -2441,7 +2466,7 @@
           </w:r>
           <w:r>
             <w:rPr>
-              <w:rFonts w:ascii="宋体" w:eastAsia="宋体" w:hAnsi="宋体" w:cs="宋体" w:hint="eastAsia"/>
+              <w:rFonts w:hint="eastAsia" w:ascii="宋体" w:hAnsi="宋体" w:eastAsia="宋体" w:cs="宋体"/>
               <w:szCs w:val="24"/>
             </w:rPr>
             <w:fldChar w:fldCharType="end"/>
@@ -2449,28 +2474,28 @@
         </w:p>
         <w:p>
           <w:pPr>
-            <w:pStyle w:val="TOC2"/>
+            <w:pStyle w:val="17"/>
             <w:tabs>
               <w:tab w:val="right" w:leader="dot" w:pos="8306"/>
             </w:tabs>
           </w:pPr>
           <w:r>
             <w:rPr>
-              <w:rFonts w:ascii="宋体" w:eastAsia="宋体" w:hAnsi="宋体" w:cs="宋体" w:hint="eastAsia"/>
+              <w:rFonts w:hint="eastAsia" w:ascii="宋体" w:hAnsi="宋体" w:eastAsia="宋体" w:cs="宋体"/>
               <w:szCs w:val="24"/>
             </w:rPr>
             <w:fldChar w:fldCharType="begin"/>
           </w:r>
           <w:r>
             <w:rPr>
-              <w:rFonts w:ascii="宋体" w:eastAsia="宋体" w:hAnsi="宋体" w:cs="宋体" w:hint="eastAsia"/>
+              <w:rFonts w:hint="eastAsia" w:ascii="宋体" w:hAnsi="宋体" w:eastAsia="宋体" w:cs="宋体"/>
               <w:szCs w:val="24"/>
             </w:rPr>
             <w:instrText xml:space="preserve"> HYPERLINK \l _Toc32103 </w:instrText>
           </w:r>
           <w:r>
             <w:rPr>
-              <w:rFonts w:ascii="宋体" w:eastAsia="宋体" w:hAnsi="宋体" w:cs="宋体" w:hint="eastAsia"/>
+              <w:rFonts w:hint="eastAsia" w:ascii="宋体" w:hAnsi="宋体" w:eastAsia="宋体" w:cs="宋体"/>
               <w:szCs w:val="24"/>
             </w:rPr>
             <w:fldChar w:fldCharType="separate"/>
@@ -2502,7 +2527,7 @@
           </w:r>
           <w:r>
             <w:rPr>
-              <w:rFonts w:ascii="宋体" w:eastAsia="宋体" w:hAnsi="宋体" w:cs="宋体" w:hint="eastAsia"/>
+              <w:rFonts w:hint="eastAsia" w:ascii="宋体" w:hAnsi="宋体" w:eastAsia="宋体" w:cs="宋体"/>
               <w:szCs w:val="24"/>
             </w:rPr>
             <w:fldChar w:fldCharType="end"/>
@@ -2510,28 +2535,28 @@
         </w:p>
         <w:p>
           <w:pPr>
-            <w:pStyle w:val="TOC1"/>
+            <w:pStyle w:val="16"/>
             <w:tabs>
               <w:tab w:val="right" w:leader="dot" w:pos="8306"/>
             </w:tabs>
           </w:pPr>
           <w:r>
             <w:rPr>
-              <w:rFonts w:ascii="宋体" w:eastAsia="宋体" w:hAnsi="宋体" w:cs="宋体" w:hint="eastAsia"/>
+              <w:rFonts w:hint="eastAsia" w:ascii="宋体" w:hAnsi="宋体" w:eastAsia="宋体" w:cs="宋体"/>
               <w:szCs w:val="24"/>
             </w:rPr>
             <w:fldChar w:fldCharType="begin"/>
           </w:r>
           <w:r>
             <w:rPr>
-              <w:rFonts w:ascii="宋体" w:eastAsia="宋体" w:hAnsi="宋体" w:cs="宋体" w:hint="eastAsia"/>
+              <w:rFonts w:hint="eastAsia" w:ascii="宋体" w:hAnsi="宋体" w:eastAsia="宋体" w:cs="宋体"/>
               <w:szCs w:val="24"/>
             </w:rPr>
             <w:instrText xml:space="preserve"> HYPERLINK \l _Toc16154 </w:instrText>
           </w:r>
           <w:r>
             <w:rPr>
-              <w:rFonts w:ascii="宋体" w:eastAsia="宋体" w:hAnsi="宋体" w:cs="宋体" w:hint="eastAsia"/>
+              <w:rFonts w:hint="eastAsia" w:ascii="宋体" w:hAnsi="宋体" w:eastAsia="宋体" w:cs="宋体"/>
               <w:szCs w:val="24"/>
             </w:rPr>
             <w:fldChar w:fldCharType="separate"/>
@@ -2563,7 +2588,7 @@
           </w:r>
           <w:r>
             <w:rPr>
-              <w:rFonts w:ascii="宋体" w:eastAsia="宋体" w:hAnsi="宋体" w:cs="宋体" w:hint="eastAsia"/>
+              <w:rFonts w:hint="eastAsia" w:ascii="宋体" w:hAnsi="宋体" w:eastAsia="宋体" w:cs="宋体"/>
               <w:szCs w:val="24"/>
             </w:rPr>
             <w:fldChar w:fldCharType="end"/>
@@ -2571,28 +2596,28 @@
         </w:p>
         <w:p>
           <w:pPr>
-            <w:pStyle w:val="TOC2"/>
+            <w:pStyle w:val="17"/>
             <w:tabs>
               <w:tab w:val="right" w:leader="dot" w:pos="8306"/>
             </w:tabs>
           </w:pPr>
           <w:r>
             <w:rPr>
-              <w:rFonts w:ascii="宋体" w:eastAsia="宋体" w:hAnsi="宋体" w:cs="宋体" w:hint="eastAsia"/>
+              <w:rFonts w:hint="eastAsia" w:ascii="宋体" w:hAnsi="宋体" w:eastAsia="宋体" w:cs="宋体"/>
               <w:szCs w:val="24"/>
             </w:rPr>
             <w:fldChar w:fldCharType="begin"/>
           </w:r>
           <w:r>
             <w:rPr>
-              <w:rFonts w:ascii="宋体" w:eastAsia="宋体" w:hAnsi="宋体" w:cs="宋体" w:hint="eastAsia"/>
+              <w:rFonts w:hint="eastAsia" w:ascii="宋体" w:hAnsi="宋体" w:eastAsia="宋体" w:cs="宋体"/>
               <w:szCs w:val="24"/>
             </w:rPr>
             <w:instrText xml:space="preserve"> HYPERLINK \l _Toc30251 </w:instrText>
           </w:r>
           <w:r>
             <w:rPr>
-              <w:rFonts w:ascii="宋体" w:eastAsia="宋体" w:hAnsi="宋体" w:cs="宋体" w:hint="eastAsia"/>
+              <w:rFonts w:hint="eastAsia" w:ascii="宋体" w:hAnsi="宋体" w:eastAsia="宋体" w:cs="宋体"/>
               <w:szCs w:val="24"/>
             </w:rPr>
             <w:fldChar w:fldCharType="separate"/>
@@ -2624,7 +2649,7 @@
           </w:r>
           <w:r>
             <w:rPr>
-              <w:rFonts w:ascii="宋体" w:eastAsia="宋体" w:hAnsi="宋体" w:cs="宋体" w:hint="eastAsia"/>
+              <w:rFonts w:hint="eastAsia" w:ascii="宋体" w:hAnsi="宋体" w:eastAsia="宋体" w:cs="宋体"/>
               <w:szCs w:val="24"/>
             </w:rPr>
             <w:fldChar w:fldCharType="end"/>
@@ -2632,28 +2657,28 @@
         </w:p>
         <w:p>
           <w:pPr>
-            <w:pStyle w:val="TOC2"/>
+            <w:pStyle w:val="17"/>
             <w:tabs>
               <w:tab w:val="right" w:leader="dot" w:pos="8306"/>
             </w:tabs>
           </w:pPr>
           <w:r>
             <w:rPr>
-              <w:rFonts w:ascii="宋体" w:eastAsia="宋体" w:hAnsi="宋体" w:cs="宋体" w:hint="eastAsia"/>
+              <w:rFonts w:hint="eastAsia" w:ascii="宋体" w:hAnsi="宋体" w:eastAsia="宋体" w:cs="宋体"/>
               <w:szCs w:val="24"/>
             </w:rPr>
             <w:fldChar w:fldCharType="begin"/>
           </w:r>
           <w:r>
             <w:rPr>
-              <w:rFonts w:ascii="宋体" w:eastAsia="宋体" w:hAnsi="宋体" w:cs="宋体" w:hint="eastAsia"/>
+              <w:rFonts w:hint="eastAsia" w:ascii="宋体" w:hAnsi="宋体" w:eastAsia="宋体" w:cs="宋体"/>
               <w:szCs w:val="24"/>
             </w:rPr>
             <w:instrText xml:space="preserve"> HYPERLINK \l _Toc23853 </w:instrText>
           </w:r>
           <w:r>
             <w:rPr>
-              <w:rFonts w:ascii="宋体" w:eastAsia="宋体" w:hAnsi="宋体" w:cs="宋体" w:hint="eastAsia"/>
+              <w:rFonts w:hint="eastAsia" w:ascii="宋体" w:hAnsi="宋体" w:eastAsia="宋体" w:cs="宋体"/>
               <w:szCs w:val="24"/>
             </w:rPr>
             <w:fldChar w:fldCharType="separate"/>
@@ -2685,7 +2710,7 @@
           </w:r>
           <w:r>
             <w:rPr>
-              <w:rFonts w:ascii="宋体" w:eastAsia="宋体" w:hAnsi="宋体" w:cs="宋体" w:hint="eastAsia"/>
+              <w:rFonts w:hint="eastAsia" w:ascii="宋体" w:hAnsi="宋体" w:eastAsia="宋体" w:cs="宋体"/>
               <w:szCs w:val="24"/>
             </w:rPr>
             <w:fldChar w:fldCharType="end"/>
@@ -2693,28 +2718,28 @@
         </w:p>
         <w:p>
           <w:pPr>
-            <w:pStyle w:val="TOC2"/>
+            <w:pStyle w:val="17"/>
             <w:tabs>
               <w:tab w:val="right" w:leader="dot" w:pos="8306"/>
             </w:tabs>
           </w:pPr>
           <w:r>
             <w:rPr>
-              <w:rFonts w:ascii="宋体" w:eastAsia="宋体" w:hAnsi="宋体" w:cs="宋体" w:hint="eastAsia"/>
+              <w:rFonts w:hint="eastAsia" w:ascii="宋体" w:hAnsi="宋体" w:eastAsia="宋体" w:cs="宋体"/>
               <w:szCs w:val="24"/>
             </w:rPr>
             <w:fldChar w:fldCharType="begin"/>
           </w:r>
           <w:r>
             <w:rPr>
-              <w:rFonts w:ascii="宋体" w:eastAsia="宋体" w:hAnsi="宋体" w:cs="宋体" w:hint="eastAsia"/>
+              <w:rFonts w:hint="eastAsia" w:ascii="宋体" w:hAnsi="宋体" w:eastAsia="宋体" w:cs="宋体"/>
               <w:szCs w:val="24"/>
             </w:rPr>
             <w:instrText xml:space="preserve"> HYPERLINK \l _Toc16756 </w:instrText>
           </w:r>
           <w:r>
             <w:rPr>
-              <w:rFonts w:ascii="宋体" w:eastAsia="宋体" w:hAnsi="宋体" w:cs="宋体" w:hint="eastAsia"/>
+              <w:rFonts w:hint="eastAsia" w:ascii="宋体" w:hAnsi="宋体" w:eastAsia="宋体" w:cs="宋体"/>
               <w:szCs w:val="24"/>
             </w:rPr>
             <w:fldChar w:fldCharType="separate"/>
@@ -2746,7 +2771,7 @@
           </w:r>
           <w:r>
             <w:rPr>
-              <w:rFonts w:ascii="宋体" w:eastAsia="宋体" w:hAnsi="宋体" w:cs="宋体" w:hint="eastAsia"/>
+              <w:rFonts w:hint="eastAsia" w:ascii="宋体" w:hAnsi="宋体" w:eastAsia="宋体" w:cs="宋体"/>
               <w:szCs w:val="24"/>
             </w:rPr>
             <w:fldChar w:fldCharType="end"/>
@@ -2754,28 +2779,28 @@
         </w:p>
         <w:p>
           <w:pPr>
-            <w:pStyle w:val="TOC2"/>
+            <w:pStyle w:val="17"/>
             <w:tabs>
               <w:tab w:val="right" w:leader="dot" w:pos="8306"/>
             </w:tabs>
           </w:pPr>
           <w:r>
             <w:rPr>
-              <w:rFonts w:ascii="宋体" w:eastAsia="宋体" w:hAnsi="宋体" w:cs="宋体" w:hint="eastAsia"/>
+              <w:rFonts w:hint="eastAsia" w:ascii="宋体" w:hAnsi="宋体" w:eastAsia="宋体" w:cs="宋体"/>
               <w:szCs w:val="24"/>
             </w:rPr>
             <w:fldChar w:fldCharType="begin"/>
           </w:r>
           <w:r>
             <w:rPr>
-              <w:rFonts w:ascii="宋体" w:eastAsia="宋体" w:hAnsi="宋体" w:cs="宋体" w:hint="eastAsia"/>
+              <w:rFonts w:hint="eastAsia" w:ascii="宋体" w:hAnsi="宋体" w:eastAsia="宋体" w:cs="宋体"/>
               <w:szCs w:val="24"/>
             </w:rPr>
             <w:instrText xml:space="preserve"> HYPERLINK \l _Toc20202 </w:instrText>
           </w:r>
           <w:r>
             <w:rPr>
-              <w:rFonts w:ascii="宋体" w:eastAsia="宋体" w:hAnsi="宋体" w:cs="宋体" w:hint="eastAsia"/>
+              <w:rFonts w:hint="eastAsia" w:ascii="宋体" w:hAnsi="宋体" w:eastAsia="宋体" w:cs="宋体"/>
               <w:szCs w:val="24"/>
             </w:rPr>
             <w:fldChar w:fldCharType="separate"/>
@@ -2807,7 +2832,7 @@
           </w:r>
           <w:r>
             <w:rPr>
-              <w:rFonts w:ascii="宋体" w:eastAsia="宋体" w:hAnsi="宋体" w:cs="宋体" w:hint="eastAsia"/>
+              <w:rFonts w:hint="eastAsia" w:ascii="宋体" w:hAnsi="宋体" w:eastAsia="宋体" w:cs="宋体"/>
               <w:szCs w:val="24"/>
             </w:rPr>
             <w:fldChar w:fldCharType="end"/>
@@ -2815,28 +2840,28 @@
         </w:p>
         <w:p>
           <w:pPr>
-            <w:pStyle w:val="TOC1"/>
+            <w:pStyle w:val="16"/>
             <w:tabs>
               <w:tab w:val="right" w:leader="dot" w:pos="8306"/>
             </w:tabs>
           </w:pPr>
           <w:r>
             <w:rPr>
-              <w:rFonts w:ascii="宋体" w:eastAsia="宋体" w:hAnsi="宋体" w:cs="宋体" w:hint="eastAsia"/>
+              <w:rFonts w:hint="eastAsia" w:ascii="宋体" w:hAnsi="宋体" w:eastAsia="宋体" w:cs="宋体"/>
               <w:szCs w:val="24"/>
             </w:rPr>
             <w:fldChar w:fldCharType="begin"/>
           </w:r>
           <w:r>
             <w:rPr>
-              <w:rFonts w:ascii="宋体" w:eastAsia="宋体" w:hAnsi="宋体" w:cs="宋体" w:hint="eastAsia"/>
+              <w:rFonts w:hint="eastAsia" w:ascii="宋体" w:hAnsi="宋体" w:eastAsia="宋体" w:cs="宋体"/>
               <w:szCs w:val="24"/>
             </w:rPr>
             <w:instrText xml:space="preserve"> HYPERLINK \l _Toc9491 </w:instrText>
           </w:r>
           <w:r>
             <w:rPr>
-              <w:rFonts w:ascii="宋体" w:eastAsia="宋体" w:hAnsi="宋体" w:cs="宋体" w:hint="eastAsia"/>
+              <w:rFonts w:hint="eastAsia" w:ascii="宋体" w:hAnsi="宋体" w:eastAsia="宋体" w:cs="宋体"/>
               <w:szCs w:val="24"/>
             </w:rPr>
             <w:fldChar w:fldCharType="separate"/>
@@ -2868,7 +2893,7 @@
           </w:r>
           <w:r>
             <w:rPr>
-              <w:rFonts w:ascii="宋体" w:eastAsia="宋体" w:hAnsi="宋体" w:cs="宋体" w:hint="eastAsia"/>
+              <w:rFonts w:hint="eastAsia" w:ascii="宋体" w:hAnsi="宋体" w:eastAsia="宋体" w:cs="宋体"/>
               <w:szCs w:val="24"/>
             </w:rPr>
             <w:fldChar w:fldCharType="end"/>
@@ -2876,28 +2901,28 @@
         </w:p>
         <w:p>
           <w:pPr>
-            <w:pStyle w:val="TOC1"/>
+            <w:pStyle w:val="16"/>
             <w:tabs>
               <w:tab w:val="right" w:leader="dot" w:pos="8306"/>
             </w:tabs>
           </w:pPr>
           <w:r>
             <w:rPr>
-              <w:rFonts w:ascii="宋体" w:eastAsia="宋体" w:hAnsi="宋体" w:cs="宋体" w:hint="eastAsia"/>
+              <w:rFonts w:hint="eastAsia" w:ascii="宋体" w:hAnsi="宋体" w:eastAsia="宋体" w:cs="宋体"/>
               <w:szCs w:val="24"/>
             </w:rPr>
             <w:fldChar w:fldCharType="begin"/>
           </w:r>
           <w:r>
             <w:rPr>
-              <w:rFonts w:ascii="宋体" w:eastAsia="宋体" w:hAnsi="宋体" w:cs="宋体" w:hint="eastAsia"/>
+              <w:rFonts w:hint="eastAsia" w:ascii="宋体" w:hAnsi="宋体" w:eastAsia="宋体" w:cs="宋体"/>
               <w:szCs w:val="24"/>
             </w:rPr>
             <w:instrText xml:space="preserve"> HYPERLINK \l _Toc24235 </w:instrText>
           </w:r>
           <w:r>
             <w:rPr>
-              <w:rFonts w:ascii="宋体" w:eastAsia="宋体" w:hAnsi="宋体" w:cs="宋体" w:hint="eastAsia"/>
+              <w:rFonts w:hint="eastAsia" w:ascii="宋体" w:hAnsi="宋体" w:eastAsia="宋体" w:cs="宋体"/>
               <w:szCs w:val="24"/>
             </w:rPr>
             <w:fldChar w:fldCharType="separate"/>
@@ -2929,7 +2954,7 @@
           </w:r>
           <w:r>
             <w:rPr>
-              <w:rFonts w:ascii="宋体" w:eastAsia="宋体" w:hAnsi="宋体" w:cs="宋体" w:hint="eastAsia"/>
+              <w:rFonts w:hint="eastAsia" w:ascii="宋体" w:hAnsi="宋体" w:eastAsia="宋体" w:cs="宋体"/>
               <w:szCs w:val="24"/>
             </w:rPr>
             <w:fldChar w:fldCharType="end"/>
@@ -2937,28 +2962,28 @@
         </w:p>
         <w:p>
           <w:pPr>
-            <w:pStyle w:val="TOC2"/>
+            <w:pStyle w:val="17"/>
             <w:tabs>
               <w:tab w:val="right" w:leader="dot" w:pos="8306"/>
             </w:tabs>
           </w:pPr>
           <w:r>
             <w:rPr>
-              <w:rFonts w:ascii="宋体" w:eastAsia="宋体" w:hAnsi="宋体" w:cs="宋体" w:hint="eastAsia"/>
+              <w:rFonts w:hint="eastAsia" w:ascii="宋体" w:hAnsi="宋体" w:eastAsia="宋体" w:cs="宋体"/>
               <w:szCs w:val="24"/>
             </w:rPr>
             <w:fldChar w:fldCharType="begin"/>
           </w:r>
           <w:r>
             <w:rPr>
-              <w:rFonts w:ascii="宋体" w:eastAsia="宋体" w:hAnsi="宋体" w:cs="宋体" w:hint="eastAsia"/>
+              <w:rFonts w:hint="eastAsia" w:ascii="宋体" w:hAnsi="宋体" w:eastAsia="宋体" w:cs="宋体"/>
               <w:szCs w:val="24"/>
             </w:rPr>
             <w:instrText xml:space="preserve"> HYPERLINK \l _Toc5790 </w:instrText>
           </w:r>
           <w:r>
             <w:rPr>
-              <w:rFonts w:ascii="宋体" w:eastAsia="宋体" w:hAnsi="宋体" w:cs="宋体" w:hint="eastAsia"/>
+              <w:rFonts w:hint="eastAsia" w:ascii="宋体" w:hAnsi="宋体" w:eastAsia="宋体" w:cs="宋体"/>
               <w:szCs w:val="24"/>
             </w:rPr>
             <w:fldChar w:fldCharType="separate"/>
@@ -2990,7 +3015,7 @@
           </w:r>
           <w:r>
             <w:rPr>
-              <w:rFonts w:ascii="宋体" w:eastAsia="宋体" w:hAnsi="宋体" w:cs="宋体" w:hint="eastAsia"/>
+              <w:rFonts w:hint="eastAsia" w:ascii="宋体" w:hAnsi="宋体" w:eastAsia="宋体" w:cs="宋体"/>
               <w:szCs w:val="24"/>
             </w:rPr>
             <w:fldChar w:fldCharType="end"/>
@@ -2998,28 +3023,28 @@
         </w:p>
         <w:p>
           <w:pPr>
-            <w:pStyle w:val="TOC2"/>
+            <w:pStyle w:val="17"/>
             <w:tabs>
               <w:tab w:val="right" w:leader="dot" w:pos="8306"/>
             </w:tabs>
           </w:pPr>
           <w:r>
             <w:rPr>
-              <w:rFonts w:ascii="宋体" w:eastAsia="宋体" w:hAnsi="宋体" w:cs="宋体" w:hint="eastAsia"/>
+              <w:rFonts w:hint="eastAsia" w:ascii="宋体" w:hAnsi="宋体" w:eastAsia="宋体" w:cs="宋体"/>
               <w:szCs w:val="24"/>
             </w:rPr>
             <w:fldChar w:fldCharType="begin"/>
           </w:r>
           <w:r>
             <w:rPr>
-              <w:rFonts w:ascii="宋体" w:eastAsia="宋体" w:hAnsi="宋体" w:cs="宋体" w:hint="eastAsia"/>
+              <w:rFonts w:hint="eastAsia" w:ascii="宋体" w:hAnsi="宋体" w:eastAsia="宋体" w:cs="宋体"/>
               <w:szCs w:val="24"/>
             </w:rPr>
             <w:instrText xml:space="preserve"> HYPERLINK \l _Toc13761 </w:instrText>
           </w:r>
           <w:r>
             <w:rPr>
-              <w:rFonts w:ascii="宋体" w:eastAsia="宋体" w:hAnsi="宋体" w:cs="宋体" w:hint="eastAsia"/>
+              <w:rFonts w:hint="eastAsia" w:ascii="宋体" w:hAnsi="宋体" w:eastAsia="宋体" w:cs="宋体"/>
               <w:szCs w:val="24"/>
             </w:rPr>
             <w:fldChar w:fldCharType="separate"/>
@@ -3051,7 +3076,7 @@
           </w:r>
           <w:r>
             <w:rPr>
-              <w:rFonts w:ascii="宋体" w:eastAsia="宋体" w:hAnsi="宋体" w:cs="宋体" w:hint="eastAsia"/>
+              <w:rFonts w:hint="eastAsia" w:ascii="宋体" w:hAnsi="宋体" w:eastAsia="宋体" w:cs="宋体"/>
               <w:szCs w:val="24"/>
             </w:rPr>
             <w:fldChar w:fldCharType="end"/>
@@ -3059,28 +3084,28 @@
         </w:p>
         <w:p>
           <w:pPr>
-            <w:pStyle w:val="TOC2"/>
+            <w:pStyle w:val="17"/>
             <w:tabs>
               <w:tab w:val="right" w:leader="dot" w:pos="8306"/>
             </w:tabs>
           </w:pPr>
           <w:r>
             <w:rPr>
-              <w:rFonts w:ascii="宋体" w:eastAsia="宋体" w:hAnsi="宋体" w:cs="宋体" w:hint="eastAsia"/>
+              <w:rFonts w:hint="eastAsia" w:ascii="宋体" w:hAnsi="宋体" w:eastAsia="宋体" w:cs="宋体"/>
               <w:szCs w:val="24"/>
             </w:rPr>
             <w:fldChar w:fldCharType="begin"/>
           </w:r>
           <w:r>
             <w:rPr>
-              <w:rFonts w:ascii="宋体" w:eastAsia="宋体" w:hAnsi="宋体" w:cs="宋体" w:hint="eastAsia"/>
+              <w:rFonts w:hint="eastAsia" w:ascii="宋体" w:hAnsi="宋体" w:eastAsia="宋体" w:cs="宋体"/>
               <w:szCs w:val="24"/>
             </w:rPr>
             <w:instrText xml:space="preserve"> HYPERLINK \l _Toc25553 </w:instrText>
           </w:r>
           <w:r>
             <w:rPr>
-              <w:rFonts w:ascii="宋体" w:eastAsia="宋体" w:hAnsi="宋体" w:cs="宋体" w:hint="eastAsia"/>
+              <w:rFonts w:hint="eastAsia" w:ascii="宋体" w:hAnsi="宋体" w:eastAsia="宋体" w:cs="宋体"/>
               <w:szCs w:val="24"/>
             </w:rPr>
             <w:fldChar w:fldCharType="separate"/>
@@ -3112,7 +3137,7 @@
           </w:r>
           <w:r>
             <w:rPr>
-              <w:rFonts w:ascii="宋体" w:eastAsia="宋体" w:hAnsi="宋体" w:cs="宋体" w:hint="eastAsia"/>
+              <w:rFonts w:hint="eastAsia" w:ascii="宋体" w:hAnsi="宋体" w:eastAsia="宋体" w:cs="宋体"/>
               <w:szCs w:val="24"/>
             </w:rPr>
             <w:fldChar w:fldCharType="end"/>
@@ -3120,28 +3145,28 @@
         </w:p>
         <w:p>
           <w:pPr>
-            <w:pStyle w:val="TOC2"/>
+            <w:pStyle w:val="17"/>
             <w:tabs>
               <w:tab w:val="right" w:leader="dot" w:pos="8306"/>
             </w:tabs>
           </w:pPr>
           <w:r>
             <w:rPr>
-              <w:rFonts w:ascii="宋体" w:eastAsia="宋体" w:hAnsi="宋体" w:cs="宋体" w:hint="eastAsia"/>
+              <w:rFonts w:hint="eastAsia" w:ascii="宋体" w:hAnsi="宋体" w:eastAsia="宋体" w:cs="宋体"/>
               <w:szCs w:val="24"/>
             </w:rPr>
             <w:fldChar w:fldCharType="begin"/>
           </w:r>
           <w:r>
             <w:rPr>
-              <w:rFonts w:ascii="宋体" w:eastAsia="宋体" w:hAnsi="宋体" w:cs="宋体" w:hint="eastAsia"/>
+              <w:rFonts w:hint="eastAsia" w:ascii="宋体" w:hAnsi="宋体" w:eastAsia="宋体" w:cs="宋体"/>
               <w:szCs w:val="24"/>
             </w:rPr>
             <w:instrText xml:space="preserve"> HYPERLINK \l _Toc21994 </w:instrText>
           </w:r>
           <w:r>
             <w:rPr>
-              <w:rFonts w:ascii="宋体" w:eastAsia="宋体" w:hAnsi="宋体" w:cs="宋体" w:hint="eastAsia"/>
+              <w:rFonts w:hint="eastAsia" w:ascii="宋体" w:hAnsi="宋体" w:eastAsia="宋体" w:cs="宋体"/>
               <w:szCs w:val="24"/>
             </w:rPr>
             <w:fldChar w:fldCharType="separate"/>
@@ -3173,7 +3198,7 @@
           </w:r>
           <w:r>
             <w:rPr>
-              <w:rFonts w:ascii="宋体" w:eastAsia="宋体" w:hAnsi="宋体" w:cs="宋体" w:hint="eastAsia"/>
+              <w:rFonts w:hint="eastAsia" w:ascii="宋体" w:hAnsi="宋体" w:eastAsia="宋体" w:cs="宋体"/>
               <w:szCs w:val="24"/>
             </w:rPr>
             <w:fldChar w:fldCharType="end"/>
@@ -3181,28 +3206,28 @@
         </w:p>
         <w:p>
           <w:pPr>
-            <w:pStyle w:val="TOC2"/>
+            <w:pStyle w:val="17"/>
             <w:tabs>
               <w:tab w:val="right" w:leader="dot" w:pos="8306"/>
             </w:tabs>
           </w:pPr>
           <w:r>
             <w:rPr>
-              <w:rFonts w:ascii="宋体" w:eastAsia="宋体" w:hAnsi="宋体" w:cs="宋体" w:hint="eastAsia"/>
+              <w:rFonts w:hint="eastAsia" w:ascii="宋体" w:hAnsi="宋体" w:eastAsia="宋体" w:cs="宋体"/>
               <w:szCs w:val="24"/>
             </w:rPr>
             <w:fldChar w:fldCharType="begin"/>
           </w:r>
           <w:r>
             <w:rPr>
-              <w:rFonts w:ascii="宋体" w:eastAsia="宋体" w:hAnsi="宋体" w:cs="宋体" w:hint="eastAsia"/>
+              <w:rFonts w:hint="eastAsia" w:ascii="宋体" w:hAnsi="宋体" w:eastAsia="宋体" w:cs="宋体"/>
               <w:szCs w:val="24"/>
             </w:rPr>
             <w:instrText xml:space="preserve"> HYPERLINK \l _Toc28341 </w:instrText>
           </w:r>
           <w:r>
             <w:rPr>
-              <w:rFonts w:ascii="宋体" w:eastAsia="宋体" w:hAnsi="宋体" w:cs="宋体" w:hint="eastAsia"/>
+              <w:rFonts w:hint="eastAsia" w:ascii="宋体" w:hAnsi="宋体" w:eastAsia="宋体" w:cs="宋体"/>
               <w:szCs w:val="24"/>
             </w:rPr>
             <w:fldChar w:fldCharType="separate"/>
@@ -3234,7 +3259,7 @@
           </w:r>
           <w:r>
             <w:rPr>
-              <w:rFonts w:ascii="宋体" w:eastAsia="宋体" w:hAnsi="宋体" w:cs="宋体" w:hint="eastAsia"/>
+              <w:rFonts w:hint="eastAsia" w:ascii="宋体" w:hAnsi="宋体" w:eastAsia="宋体" w:cs="宋体"/>
               <w:szCs w:val="24"/>
             </w:rPr>
             <w:fldChar w:fldCharType="end"/>
@@ -3242,28 +3267,28 @@
         </w:p>
         <w:p>
           <w:pPr>
-            <w:pStyle w:val="TOC2"/>
+            <w:pStyle w:val="17"/>
             <w:tabs>
               <w:tab w:val="right" w:leader="dot" w:pos="8306"/>
             </w:tabs>
           </w:pPr>
           <w:r>
             <w:rPr>
-              <w:rFonts w:ascii="宋体" w:eastAsia="宋体" w:hAnsi="宋体" w:cs="宋体" w:hint="eastAsia"/>
+              <w:rFonts w:hint="eastAsia" w:ascii="宋体" w:hAnsi="宋体" w:eastAsia="宋体" w:cs="宋体"/>
               <w:szCs w:val="24"/>
             </w:rPr>
             <w:fldChar w:fldCharType="begin"/>
           </w:r>
           <w:r>
             <w:rPr>
-              <w:rFonts w:ascii="宋体" w:eastAsia="宋体" w:hAnsi="宋体" w:cs="宋体" w:hint="eastAsia"/>
+              <w:rFonts w:hint="eastAsia" w:ascii="宋体" w:hAnsi="宋体" w:eastAsia="宋体" w:cs="宋体"/>
               <w:szCs w:val="24"/>
             </w:rPr>
             <w:instrText xml:space="preserve"> HYPERLINK \l _Toc27454 </w:instrText>
           </w:r>
           <w:r>
             <w:rPr>
-              <w:rFonts w:ascii="宋体" w:eastAsia="宋体" w:hAnsi="宋体" w:cs="宋体" w:hint="eastAsia"/>
+              <w:rFonts w:hint="eastAsia" w:ascii="宋体" w:hAnsi="宋体" w:eastAsia="宋体" w:cs="宋体"/>
               <w:szCs w:val="24"/>
             </w:rPr>
             <w:fldChar w:fldCharType="separate"/>
@@ -3295,7 +3320,7 @@
           </w:r>
           <w:r>
             <w:rPr>
-              <w:rFonts w:ascii="宋体" w:eastAsia="宋体" w:hAnsi="宋体" w:cs="宋体" w:hint="eastAsia"/>
+              <w:rFonts w:hint="eastAsia" w:ascii="宋体" w:hAnsi="宋体" w:eastAsia="宋体" w:cs="宋体"/>
               <w:szCs w:val="24"/>
             </w:rPr>
             <w:fldChar w:fldCharType="end"/>
@@ -3303,28 +3328,28 @@
         </w:p>
         <w:p>
           <w:pPr>
-            <w:pStyle w:val="TOC1"/>
+            <w:pStyle w:val="16"/>
             <w:tabs>
               <w:tab w:val="right" w:leader="dot" w:pos="8306"/>
             </w:tabs>
           </w:pPr>
           <w:r>
             <w:rPr>
-              <w:rFonts w:ascii="宋体" w:eastAsia="宋体" w:hAnsi="宋体" w:cs="宋体" w:hint="eastAsia"/>
+              <w:rFonts w:hint="eastAsia" w:ascii="宋体" w:hAnsi="宋体" w:eastAsia="宋体" w:cs="宋体"/>
               <w:szCs w:val="24"/>
             </w:rPr>
             <w:fldChar w:fldCharType="begin"/>
           </w:r>
           <w:r>
             <w:rPr>
-              <w:rFonts w:ascii="宋体" w:eastAsia="宋体" w:hAnsi="宋体" w:cs="宋体" w:hint="eastAsia"/>
+              <w:rFonts w:hint="eastAsia" w:ascii="宋体" w:hAnsi="宋体" w:eastAsia="宋体" w:cs="宋体"/>
               <w:szCs w:val="24"/>
             </w:rPr>
             <w:instrText xml:space="preserve"> HYPERLINK \l _Toc9301 </w:instrText>
           </w:r>
           <w:r>
             <w:rPr>
-              <w:rFonts w:ascii="宋体" w:eastAsia="宋体" w:hAnsi="宋体" w:cs="宋体" w:hint="eastAsia"/>
+              <w:rFonts w:hint="eastAsia" w:ascii="宋体" w:hAnsi="宋体" w:eastAsia="宋体" w:cs="宋体"/>
               <w:szCs w:val="24"/>
             </w:rPr>
             <w:fldChar w:fldCharType="separate"/>
@@ -3356,7 +3381,7 @@
           </w:r>
           <w:r>
             <w:rPr>
-              <w:rFonts w:ascii="宋体" w:eastAsia="宋体" w:hAnsi="宋体" w:cs="宋体" w:hint="eastAsia"/>
+              <w:rFonts w:hint="eastAsia" w:ascii="宋体" w:hAnsi="宋体" w:eastAsia="宋体" w:cs="宋体"/>
               <w:szCs w:val="24"/>
             </w:rPr>
             <w:fldChar w:fldCharType="end"/>
@@ -3364,28 +3389,28 @@
         </w:p>
         <w:p>
           <w:pPr>
-            <w:pStyle w:val="TOC1"/>
+            <w:pStyle w:val="16"/>
             <w:tabs>
               <w:tab w:val="right" w:leader="dot" w:pos="8306"/>
             </w:tabs>
           </w:pPr>
           <w:r>
             <w:rPr>
-              <w:rFonts w:ascii="宋体" w:eastAsia="宋体" w:hAnsi="宋体" w:cs="宋体" w:hint="eastAsia"/>
+              <w:rFonts w:hint="eastAsia" w:ascii="宋体" w:hAnsi="宋体" w:eastAsia="宋体" w:cs="宋体"/>
               <w:szCs w:val="24"/>
             </w:rPr>
             <w:fldChar w:fldCharType="begin"/>
           </w:r>
           <w:r>
             <w:rPr>
-              <w:rFonts w:ascii="宋体" w:eastAsia="宋体" w:hAnsi="宋体" w:cs="宋体" w:hint="eastAsia"/>
+              <w:rFonts w:hint="eastAsia" w:ascii="宋体" w:hAnsi="宋体" w:eastAsia="宋体" w:cs="宋体"/>
               <w:szCs w:val="24"/>
             </w:rPr>
             <w:instrText xml:space="preserve"> HYPERLINK \l _Toc8874 </w:instrText>
           </w:r>
           <w:r>
             <w:rPr>
-              <w:rFonts w:ascii="宋体" w:eastAsia="宋体" w:hAnsi="宋体" w:cs="宋体" w:hint="eastAsia"/>
+              <w:rFonts w:hint="eastAsia" w:ascii="宋体" w:hAnsi="宋体" w:eastAsia="宋体" w:cs="宋体"/>
               <w:szCs w:val="24"/>
             </w:rPr>
             <w:fldChar w:fldCharType="separate"/>
@@ -3417,7 +3442,7 @@
           </w:r>
           <w:r>
             <w:rPr>
-              <w:rFonts w:ascii="宋体" w:eastAsia="宋体" w:hAnsi="宋体" w:cs="宋体" w:hint="eastAsia"/>
+              <w:rFonts w:hint="eastAsia" w:ascii="宋体" w:hAnsi="宋体" w:eastAsia="宋体" w:cs="宋体"/>
               <w:szCs w:val="24"/>
             </w:rPr>
             <w:fldChar w:fldCharType="end"/>
@@ -3440,7 +3465,7 @@
             <w:snapToGrid w:val="0"/>
             <w:textAlignment w:val="baseline"/>
             <w:rPr>
-              <w:rFonts w:ascii="宋体" w:eastAsia="宋体" w:hAnsi="宋体" w:cs="宋体" w:hint="eastAsia"/>
+              <w:rFonts w:hint="eastAsia" w:ascii="宋体" w:hAnsi="宋体" w:eastAsia="宋体" w:cs="宋体"/>
               <w:snapToGrid w:val="0"/>
               <w:color w:val="000000"/>
               <w:kern w:val="0"/>
@@ -3451,7 +3476,7 @@
           </w:pPr>
           <w:r>
             <w:rPr>
-              <w:rFonts w:ascii="宋体" w:eastAsia="宋体" w:hAnsi="宋体" w:cs="宋体" w:hint="eastAsia"/>
+              <w:rFonts w:hint="eastAsia" w:ascii="宋体" w:hAnsi="宋体" w:eastAsia="宋体" w:cs="宋体"/>
               <w:szCs w:val="24"/>
             </w:rPr>
             <w:fldChar w:fldCharType="end"/>
@@ -3476,7 +3501,7 @@
         <w:snapToGrid w:val="0"/>
         <w:textAlignment w:val="baseline"/>
         <w:rPr>
-          <w:rFonts w:ascii="Arial" w:eastAsia="Arial" w:hAnsi="Arial" w:cs="Arial"/>
+          <w:rFonts w:ascii="Arial" w:hAnsi="Arial" w:eastAsia="Arial" w:cs="Arial"/>
           <w:snapToGrid w:val="0"/>
           <w:color w:val="000000"/>
           <w:kern w:val="0"/>
@@ -3487,7 +3512,7 @@
       </w:pPr>
       <w:r>
         <w:rPr>
-          <w:rFonts w:ascii="Arial" w:eastAsia="Arial" w:hAnsi="Arial" w:cs="Arial"/>
+          <w:rFonts w:ascii="Arial" w:hAnsi="Arial" w:eastAsia="Arial" w:cs="Arial"/>
           <w:snapToGrid w:val="0"/>
           <w:color w:val="000000"/>
           <w:kern w:val="0"/>
@@ -3500,7 +3525,7 @@
     </w:p>
     <w:p>
       <w:pPr>
-        <w:pStyle w:val="1"/>
+        <w:pStyle w:val="28"/>
         <w:keepNext w:val="0"/>
         <w:keepLines w:val="0"/>
         <w:pageBreakBefore w:val="0"/>
@@ -3520,7 +3545,7 @@
           <w:lang w:val="en-US" w:eastAsia="zh-CN"/>
         </w:rPr>
       </w:pPr>
-      <w:bookmarkStart w:id="3" w:name="_Toc8279"/>
+      <w:bookmarkStart w:id="2" w:name="_Toc8279"/>
       <w:r>
         <w:rPr>
           <w:rFonts w:hint="default"/>
@@ -3528,11 +3553,11 @@
         </w:rPr>
         <w:t>总则</w:t>
       </w:r>
-      <w:bookmarkEnd w:id="3"/>
+      <w:bookmarkEnd w:id="2"/>
     </w:p>
     <w:p>
       <w:pPr>
-        <w:pStyle w:val="2"/>
+        <w:pStyle w:val="30"/>
         <w:keepNext w:val="0"/>
         <w:keepLines w:val="0"/>
         <w:pageBreakBefore w:val="0"/>
@@ -3552,7 +3577,7 @@
           <w:lang w:val="en-US" w:eastAsia="zh-CN"/>
         </w:rPr>
       </w:pPr>
-      <w:bookmarkStart w:id="4" w:name="_Toc8498"/>
+      <w:bookmarkStart w:id="3" w:name="_Toc8498"/>
       <w:r>
         <w:rPr>
           <w:rFonts w:hint="default"/>
@@ -3560,11 +3585,11 @@
         </w:rPr>
         <w:t>目的</w:t>
       </w:r>
-      <w:bookmarkEnd w:id="4"/>
+      <w:bookmarkEnd w:id="3"/>
     </w:p>
     <w:p>
       <w:pPr>
-        <w:pStyle w:val="a1"/>
+        <w:pStyle w:val="29"/>
         <w:keepNext w:val="0"/>
         <w:keepLines w:val="0"/>
         <w:pageBreakBefore w:val="0"/>
@@ -3594,7 +3619,7 @@
     </w:p>
     <w:p>
       <w:pPr>
-        <w:pStyle w:val="2"/>
+        <w:pStyle w:val="30"/>
         <w:keepNext w:val="0"/>
         <w:keepLines w:val="0"/>
         <w:pageBreakBefore w:val="0"/>
@@ -3614,7 +3639,7 @@
           <w:lang w:val="en-US" w:eastAsia="zh-CN"/>
         </w:rPr>
       </w:pPr>
-      <w:bookmarkStart w:id="5" w:name="_Toc27291"/>
+      <w:bookmarkStart w:id="4" w:name="_Toc27291"/>
       <w:r>
         <w:rPr>
           <w:rFonts w:hint="default"/>
@@ -3622,11 +3647,11 @@
         </w:rPr>
         <w:t>适用范围</w:t>
       </w:r>
-      <w:bookmarkEnd w:id="5"/>
+      <w:bookmarkEnd w:id="4"/>
     </w:p>
     <w:p>
       <w:pPr>
-        <w:pStyle w:val="a1"/>
+        <w:pStyle w:val="29"/>
         <w:keepNext w:val="0"/>
         <w:keepLines w:val="0"/>
         <w:pageBreakBefore w:val="0"/>
@@ -3656,7 +3681,7 @@
     </w:p>
     <w:p>
       <w:pPr>
-        <w:pStyle w:val="2"/>
+        <w:pStyle w:val="30"/>
         <w:keepNext w:val="0"/>
         <w:keepLines w:val="0"/>
         <w:pageBreakBefore w:val="0"/>
@@ -3676,7 +3701,7 @@
           <w:lang w:val="en-US" w:eastAsia="zh-CN"/>
         </w:rPr>
       </w:pPr>
-      <w:bookmarkStart w:id="6" w:name="_Toc32103"/>
+      <w:bookmarkStart w:id="5" w:name="_Toc32103"/>
       <w:r>
         <w:rPr>
           <w:rFonts w:hint="default"/>
@@ -3684,11 +3709,11 @@
         </w:rPr>
         <w:t>基本原则</w:t>
       </w:r>
-      <w:bookmarkEnd w:id="6"/>
+      <w:bookmarkEnd w:id="5"/>
     </w:p>
     <w:p>
       <w:pPr>
-        <w:pStyle w:val="a1"/>
+        <w:pStyle w:val="29"/>
         <w:keepNext w:val="0"/>
         <w:keepLines w:val="0"/>
         <w:pageBreakBefore w:val="0"/>
@@ -3718,7 +3743,7 @@
     </w:p>
     <w:p>
       <w:pPr>
-        <w:pStyle w:val="a1"/>
+        <w:pStyle w:val="29"/>
         <w:keepNext w:val="0"/>
         <w:keepLines w:val="0"/>
         <w:pageBreakBefore w:val="0"/>
@@ -3748,7 +3773,7 @@
     </w:p>
     <w:p>
       <w:pPr>
-        <w:pStyle w:val="a1"/>
+        <w:pStyle w:val="29"/>
         <w:keepNext w:val="0"/>
         <w:keepLines w:val="0"/>
         <w:pageBreakBefore w:val="0"/>
@@ -3778,7 +3803,7 @@
     </w:p>
     <w:p>
       <w:pPr>
-        <w:pStyle w:val="a1"/>
+        <w:pStyle w:val="29"/>
         <w:keepNext w:val="0"/>
         <w:keepLines w:val="0"/>
         <w:pageBreakBefore w:val="0"/>
@@ -3808,7 +3833,7 @@
     </w:p>
     <w:p>
       <w:pPr>
-        <w:pStyle w:val="1"/>
+        <w:pStyle w:val="28"/>
         <w:keepNext w:val="0"/>
         <w:keepLines w:val="0"/>
         <w:pageBreakBefore w:val="0"/>
@@ -3828,7 +3853,7 @@
           <w:lang w:val="en-US" w:eastAsia="zh-CN"/>
         </w:rPr>
       </w:pPr>
-      <w:bookmarkStart w:id="7" w:name="_Toc16154"/>
+      <w:bookmarkStart w:id="6" w:name="_Toc16154"/>
       <w:r>
         <w:rPr>
           <w:rFonts w:hint="default"/>
@@ -3836,11 +3861,11 @@
         </w:rPr>
         <w:t>组织与职责</w:t>
       </w:r>
-      <w:bookmarkEnd w:id="7"/>
+      <w:bookmarkEnd w:id="6"/>
     </w:p>
     <w:p>
       <w:pPr>
-        <w:pStyle w:val="2"/>
+        <w:pStyle w:val="30"/>
         <w:keepNext w:val="0"/>
         <w:keepLines w:val="0"/>
         <w:pageBreakBefore w:val="0"/>
@@ -3860,7 +3885,7 @@
           <w:lang w:val="en-US" w:eastAsia="zh-CN"/>
         </w:rPr>
       </w:pPr>
-      <w:bookmarkStart w:id="8" w:name="_Toc30251"/>
+      <w:bookmarkStart w:id="7" w:name="_Toc30251"/>
       <w:r>
         <w:rPr>
           <w:rFonts w:hint="default"/>
@@ -3868,11 +3893,11 @@
         </w:rPr>
         <w:t>质量管理部</w:t>
       </w:r>
-      <w:bookmarkEnd w:id="8"/>
+      <w:bookmarkEnd w:id="7"/>
     </w:p>
     <w:p>
       <w:pPr>
-        <w:pStyle w:val="a1"/>
+        <w:pStyle w:val="29"/>
         <w:keepNext w:val="0"/>
         <w:keepLines w:val="0"/>
         <w:pageBreakBefore w:val="0"/>
@@ -3902,7 +3927,7 @@
     </w:p>
     <w:p>
       <w:pPr>
-        <w:pStyle w:val="a1"/>
+        <w:pStyle w:val="29"/>
         <w:keepNext w:val="0"/>
         <w:keepLines w:val="0"/>
         <w:pageBreakBefore w:val="0"/>
@@ -3932,7 +3957,7 @@
     </w:p>
     <w:p>
       <w:pPr>
-        <w:pStyle w:val="a1"/>
+        <w:pStyle w:val="29"/>
         <w:keepNext w:val="0"/>
         <w:keepLines w:val="0"/>
         <w:pageBreakBefore w:val="0"/>
@@ -3962,7 +3987,7 @@
     </w:p>
     <w:p>
       <w:pPr>
-        <w:pStyle w:val="a1"/>
+        <w:pStyle w:val="29"/>
         <w:keepNext w:val="0"/>
         <w:keepLines w:val="0"/>
         <w:pageBreakBefore w:val="0"/>
@@ -3992,7 +4017,7 @@
     </w:p>
     <w:p>
       <w:pPr>
-        <w:pStyle w:val="a1"/>
+        <w:pStyle w:val="29"/>
         <w:keepNext w:val="0"/>
         <w:keepLines w:val="0"/>
         <w:pageBreakBefore w:val="0"/>
@@ -4022,7 +4047,7 @@
     </w:p>
     <w:p>
       <w:pPr>
-        <w:pStyle w:val="2"/>
+        <w:pStyle w:val="30"/>
         <w:keepNext w:val="0"/>
         <w:keepLines w:val="0"/>
         <w:pageBreakBefore w:val="0"/>
@@ -4042,7 +4067,7 @@
           <w:lang w:val="en-US" w:eastAsia="zh-CN"/>
         </w:rPr>
       </w:pPr>
-      <w:bookmarkStart w:id="9" w:name="_Toc23853"/>
+      <w:bookmarkStart w:id="8" w:name="_Toc23853"/>
       <w:r>
         <w:rPr>
           <w:rFonts w:hint="default"/>
@@ -4050,11 +4075,11 @@
         </w:rPr>
         <w:t>运维部</w:t>
       </w:r>
-      <w:bookmarkEnd w:id="9"/>
+      <w:bookmarkEnd w:id="8"/>
     </w:p>
     <w:p>
       <w:pPr>
-        <w:pStyle w:val="a1"/>
+        <w:pStyle w:val="29"/>
         <w:keepNext w:val="0"/>
         <w:keepLines w:val="0"/>
         <w:pageBreakBefore w:val="0"/>
@@ -4084,7 +4109,7 @@
     </w:p>
     <w:p>
       <w:pPr>
-        <w:pStyle w:val="a1"/>
+        <w:pStyle w:val="29"/>
         <w:keepNext w:val="0"/>
         <w:keepLines w:val="0"/>
         <w:pageBreakBefore w:val="0"/>
@@ -4114,7 +4139,7 @@
     </w:p>
     <w:p>
       <w:pPr>
-        <w:pStyle w:val="a1"/>
+        <w:pStyle w:val="29"/>
         <w:keepNext w:val="0"/>
         <w:keepLines w:val="0"/>
         <w:pageBreakBefore w:val="0"/>
@@ -4144,7 +4169,7 @@
     </w:p>
     <w:p>
       <w:pPr>
-        <w:pStyle w:val="a1"/>
+        <w:pStyle w:val="29"/>
         <w:keepNext w:val="0"/>
         <w:keepLines w:val="0"/>
         <w:pageBreakBefore w:val="0"/>
@@ -4174,7 +4199,7 @@
     </w:p>
     <w:p>
       <w:pPr>
-        <w:pStyle w:val="2"/>
+        <w:pStyle w:val="30"/>
         <w:keepNext w:val="0"/>
         <w:keepLines w:val="0"/>
         <w:pageBreakBefore w:val="0"/>
@@ -4194,7 +4219,7 @@
           <w:lang w:val="en-US" w:eastAsia="zh-CN"/>
         </w:rPr>
       </w:pPr>
-      <w:bookmarkStart w:id="10" w:name="_Toc16756"/>
+      <w:bookmarkStart w:id="9" w:name="_Toc16756"/>
       <w:r>
         <w:rPr>
           <w:rFonts w:hint="default"/>
@@ -4202,11 +4227,11 @@
         </w:rPr>
         <w:t>研发部</w:t>
       </w:r>
-      <w:bookmarkEnd w:id="10"/>
+      <w:bookmarkEnd w:id="9"/>
     </w:p>
     <w:p>
       <w:pPr>
-        <w:pStyle w:val="a1"/>
+        <w:pStyle w:val="29"/>
         <w:keepNext w:val="0"/>
         <w:keepLines w:val="0"/>
         <w:pageBreakBefore w:val="0"/>
@@ -4236,7 +4261,7 @@
     </w:p>
     <w:p>
       <w:pPr>
-        <w:pStyle w:val="a1"/>
+        <w:pStyle w:val="29"/>
         <w:keepNext w:val="0"/>
         <w:keepLines w:val="0"/>
         <w:pageBreakBefore w:val="0"/>
@@ -4266,7 +4291,7 @@
     </w:p>
     <w:p>
       <w:pPr>
-        <w:pStyle w:val="2"/>
+        <w:pStyle w:val="30"/>
         <w:keepNext w:val="0"/>
         <w:keepLines w:val="0"/>
         <w:pageBreakBefore w:val="0"/>
@@ -4286,7 +4311,7 @@
           <w:lang w:val="en-US" w:eastAsia="zh-CN"/>
         </w:rPr>
       </w:pPr>
-      <w:bookmarkStart w:id="11" w:name="_Toc20202"/>
+      <w:bookmarkStart w:id="10" w:name="_Toc20202"/>
       <w:r>
         <w:rPr>
           <w:rFonts w:hint="default"/>
@@ -4294,11 +4319,11 @@
         </w:rPr>
         <w:t>验收小组</w:t>
       </w:r>
-      <w:bookmarkEnd w:id="11"/>
+      <w:bookmarkEnd w:id="10"/>
     </w:p>
     <w:p>
       <w:pPr>
-        <w:pStyle w:val="a1"/>
+        <w:pStyle w:val="29"/>
         <w:keepNext w:val="0"/>
         <w:keepLines w:val="0"/>
         <w:pageBreakBefore w:val="0"/>
@@ -4323,12 +4348,28 @@
           <w:rFonts w:hint="default"/>
           <w:lang w:val="en-US" w:eastAsia="zh-CN"/>
         </w:rPr>
-        <w:t>由质量管理部牵头临时组建，成员通常包括：质量管理部代表、运维部项目/服务负责人、客户方代表（或授权人），必要时邀请研发部技术专家。</w:t>
+        <w:t>由质量管理部牵头临时组建，成员通常包括：质量管理部</w:t>
+      </w:r>
+      <w:r>
+        <w:rPr>
+          <w:rFonts w:hint="eastAsia"/>
+          <w:lang w:val="en-US" w:eastAsia="zh-CN"/>
+        </w:rPr>
+        <w:t>经理</w:t>
+      </w:r>
+      <w:bookmarkStart w:id="21" w:name="_GoBack"/>
+      <w:bookmarkEnd w:id="21"/>
+      <w:r>
+        <w:rPr>
+          <w:rFonts w:hint="default"/>
+          <w:lang w:val="en-US" w:eastAsia="zh-CN"/>
+        </w:rPr>
+        <w:t>、运维部项目/服务负责人、客户方代表（或授权人），必要时邀请研发部技术专家。</w:t>
       </w:r>
     </w:p>
     <w:p>
       <w:pPr>
-        <w:pStyle w:val="a1"/>
+        <w:pStyle w:val="29"/>
         <w:keepNext w:val="0"/>
         <w:keepLines w:val="0"/>
         <w:pageBreakBefore w:val="0"/>
@@ -4358,7 +4399,7 @@
     </w:p>
     <w:p>
       <w:pPr>
-        <w:pStyle w:val="1"/>
+        <w:pStyle w:val="28"/>
         <w:keepNext w:val="0"/>
         <w:keepLines w:val="0"/>
         <w:pageBreakBefore w:val="0"/>
@@ -4378,7 +4419,7 @@
           <w:lang w:val="en-US" w:eastAsia="zh-CN"/>
         </w:rPr>
       </w:pPr>
-      <w:bookmarkStart w:id="12" w:name="_Toc9491"/>
+      <w:bookmarkStart w:id="11" w:name="_Toc9491"/>
       <w:r>
         <w:rPr>
           <w:rFonts w:hint="default"/>
@@ -4386,22 +4427,23 @@
         </w:rPr>
         <w:t>验收类型与触发条件</w:t>
       </w:r>
-      <w:bookmarkEnd w:id="12"/>
+      <w:bookmarkEnd w:id="11"/>
     </w:p>
     <w:tbl>
       <w:tblPr>
-        <w:tblStyle w:val="TableNormal"/>
+        <w:tblStyle w:val="20"/>
         <w:tblW w:w="9024" w:type="dxa"/>
         <w:tblInd w:w="0" w:type="dxa"/>
         <w:tblBorders>
-          <w:top w:val="single" w:sz="4" w:space="0" w:color="auto"/>
-          <w:left w:val="single" w:sz="4" w:space="0" w:color="auto"/>
-          <w:bottom w:val="single" w:sz="4" w:space="0" w:color="auto"/>
-          <w:right w:val="single" w:sz="4" w:space="0" w:color="auto"/>
-          <w:insideH w:val="single" w:sz="4" w:space="0" w:color="auto"/>
-          <w:insideV w:val="single" w:sz="4" w:space="0" w:color="auto"/>
+          <w:top w:val="single" w:color="auto" w:sz="4" w:space="0"/>
+          <w:left w:val="single" w:color="auto" w:sz="4" w:space="0"/>
+          <w:bottom w:val="single" w:color="auto" w:sz="4" w:space="0"/>
+          <w:right w:val="single" w:color="auto" w:sz="4" w:space="0"/>
+          <w:insideH w:val="single" w:color="auto" w:sz="4" w:space="0"/>
+          <w:insideV w:val="single" w:color="auto" w:sz="4" w:space="0"/>
         </w:tblBorders>
         <w:shd w:val="clear" w:color="auto" w:fill="auto"/>
+        <w:tblLayout w:type="autofit"/>
         <w:tblCellMar>
           <w:top w:w="15" w:type="dxa"/>
           <w:left w:w="15" w:type="dxa"/>
@@ -4416,17 +4458,14 @@
       </w:tblGrid>
       <w:tr>
         <w:tblPrEx>
-          <w:tblW w:w="9024" w:type="dxa"/>
-          <w:tblInd w:w="0" w:type="dxa"/>
           <w:tblBorders>
-            <w:top w:val="single" w:sz="4" w:space="0" w:color="auto"/>
-            <w:left w:val="single" w:sz="4" w:space="0" w:color="auto"/>
-            <w:bottom w:val="single" w:sz="4" w:space="0" w:color="auto"/>
-            <w:right w:val="single" w:sz="4" w:space="0" w:color="auto"/>
-            <w:insideH w:val="single" w:sz="4" w:space="0" w:color="auto"/>
-            <w:insideV w:val="single" w:sz="4" w:space="0" w:color="auto"/>
+            <w:top w:val="single" w:color="auto" w:sz="4" w:space="0"/>
+            <w:left w:val="single" w:color="auto" w:sz="4" w:space="0"/>
+            <w:bottom w:val="single" w:color="auto" w:sz="4" w:space="0"/>
+            <w:right w:val="single" w:color="auto" w:sz="4" w:space="0"/>
+            <w:insideH w:val="single" w:color="auto" w:sz="4" w:space="0"/>
+            <w:insideV w:val="single" w:color="auto" w:sz="4" w:space="0"/>
           </w:tblBorders>
-          <w:shd w:val="clear" w:color="auto" w:fill="auto"/>
           <w:tblCellMar>
             <w:top w:w="15" w:type="dxa"/>
             <w:left w:w="15" w:type="dxa"/>
@@ -4466,11 +4505,11 @@
               <w:adjustRightInd w:val="0"/>
               <w:snapToGrid w:val="0"/>
               <w:spacing w:line="300" w:lineRule="atLeast"/>
-              <w:ind w:left="0" w:right="0" w:firstLine="0" w:leftChars="0" w:rightChars="0" w:firstLineChars="0"/>
+              <w:ind w:left="0" w:leftChars="0" w:right="0" w:rightChars="0" w:firstLine="0" w:firstLineChars="0"/>
               <w:jc w:val="center"/>
               <w:textAlignment w:val="baseline"/>
               <w:rPr>
-                <w:rFonts w:ascii="Segoe UI" w:eastAsia="Segoe UI" w:hAnsi="Segoe UI" w:cs="Segoe UI"/>
+                <w:rFonts w:ascii="Segoe UI" w:hAnsi="Segoe UI" w:eastAsia="Segoe UI" w:cs="Segoe UI"/>
                 <w:i w:val="0"/>
                 <w:iCs w:val="0"/>
                 <w:caps w:val="0"/>
@@ -4482,7 +4521,7 @@
             </w:pPr>
             <w:r>
               <w:rPr>
-                <w:rFonts w:ascii="Segoe UI" w:eastAsia="Segoe UI" w:hAnsi="Segoe UI" w:cs="Segoe UI" w:hint="default"/>
+                <w:rFonts w:hint="default" w:ascii="Segoe UI" w:hAnsi="Segoe UI" w:eastAsia="Segoe UI" w:cs="Segoe UI"/>
                 <w:i w:val="0"/>
                 <w:iCs w:val="0"/>
                 <w:caps w:val="0"/>
@@ -4527,11 +4566,11 @@
               <w:adjustRightInd w:val="0"/>
               <w:snapToGrid w:val="0"/>
               <w:spacing w:line="300" w:lineRule="atLeast"/>
-              <w:ind w:left="0" w:right="0" w:firstLine="0" w:leftChars="0" w:rightChars="0" w:firstLineChars="0"/>
+              <w:ind w:left="0" w:leftChars="0" w:right="0" w:rightChars="0" w:firstLine="0" w:firstLineChars="0"/>
               <w:jc w:val="center"/>
               <w:textAlignment w:val="baseline"/>
               <w:rPr>
-                <w:rFonts w:ascii="Segoe UI" w:eastAsia="Segoe UI" w:hAnsi="Segoe UI" w:cs="Segoe UI" w:hint="default"/>
+                <w:rFonts w:hint="default" w:ascii="Segoe UI" w:hAnsi="Segoe UI" w:eastAsia="Segoe UI" w:cs="Segoe UI"/>
                 <w:i w:val="0"/>
                 <w:iCs w:val="0"/>
                 <w:caps w:val="0"/>
@@ -4543,7 +4582,7 @@
             </w:pPr>
             <w:r>
               <w:rPr>
-                <w:rFonts w:ascii="Segoe UI" w:eastAsia="Segoe UI" w:hAnsi="Segoe UI" w:cs="Segoe UI" w:hint="default"/>
+                <w:rFonts w:hint="default" w:ascii="Segoe UI" w:hAnsi="Segoe UI" w:eastAsia="Segoe UI" w:cs="Segoe UI"/>
                 <w:i w:val="0"/>
                 <w:iCs w:val="0"/>
                 <w:caps w:val="0"/>
@@ -4588,11 +4627,11 @@
               <w:adjustRightInd w:val="0"/>
               <w:snapToGrid w:val="0"/>
               <w:spacing w:line="300" w:lineRule="atLeast"/>
-              <w:ind w:left="0" w:right="0" w:firstLine="0" w:leftChars="0" w:rightChars="0" w:firstLineChars="0"/>
+              <w:ind w:left="0" w:leftChars="0" w:right="0" w:rightChars="0" w:firstLine="0" w:firstLineChars="0"/>
               <w:jc w:val="center"/>
               <w:textAlignment w:val="baseline"/>
               <w:rPr>
-                <w:rFonts w:ascii="Segoe UI" w:eastAsia="Segoe UI" w:hAnsi="Segoe UI" w:cs="Segoe UI" w:hint="default"/>
+                <w:rFonts w:hint="default" w:ascii="Segoe UI" w:hAnsi="Segoe UI" w:eastAsia="Segoe UI" w:cs="Segoe UI"/>
                 <w:i w:val="0"/>
                 <w:iCs w:val="0"/>
                 <w:caps w:val="0"/>
@@ -4604,7 +4643,7 @@
             </w:pPr>
             <w:r>
               <w:rPr>
-                <w:rFonts w:ascii="Segoe UI" w:eastAsia="Segoe UI" w:hAnsi="Segoe UI" w:cs="Segoe UI" w:hint="default"/>
+                <w:rFonts w:hint="default" w:ascii="Segoe UI" w:hAnsi="Segoe UI" w:eastAsia="Segoe UI" w:cs="Segoe UI"/>
                 <w:i w:val="0"/>
                 <w:iCs w:val="0"/>
                 <w:caps w:val="0"/>
@@ -4623,9 +4662,14 @@
       </w:tr>
       <w:tr>
         <w:tblPrEx>
-          <w:tblW w:w="9024" w:type="dxa"/>
-          <w:tblInd w:w="0" w:type="dxa"/>
-          <w:shd w:val="clear" w:color="auto" w:fill="auto"/>
+          <w:tblBorders>
+            <w:top w:val="single" w:color="auto" w:sz="4" w:space="0"/>
+            <w:left w:val="single" w:color="auto" w:sz="4" w:space="0"/>
+            <w:bottom w:val="single" w:color="auto" w:sz="4" w:space="0"/>
+            <w:right w:val="single" w:color="auto" w:sz="4" w:space="0"/>
+            <w:insideH w:val="single" w:color="auto" w:sz="4" w:space="0"/>
+            <w:insideV w:val="single" w:color="auto" w:sz="4" w:space="0"/>
+          </w:tblBorders>
           <w:tblCellMar>
             <w:top w:w="15" w:type="dxa"/>
             <w:left w:w="15" w:type="dxa"/>
@@ -4665,7 +4709,7 @@
               <w:jc w:val="left"/>
               <w:textAlignment w:val="baseline"/>
               <w:rPr>
-                <w:rFonts w:ascii="Segoe UI" w:eastAsia="Segoe UI" w:hAnsi="Segoe UI" w:cs="Segoe UI" w:hint="default"/>
+                <w:rFonts w:hint="default" w:ascii="Segoe UI" w:hAnsi="Segoe UI" w:eastAsia="Segoe UI" w:cs="Segoe UI"/>
                 <w:i w:val="0"/>
                 <w:iCs w:val="0"/>
                 <w:caps w:val="0"/>
@@ -4677,8 +4721,8 @@
             </w:pPr>
             <w:r>
               <w:rPr>
-                <w:rStyle w:val="Strong"/>
-                <w:rFonts w:ascii="Segoe UI" w:eastAsia="Segoe UI" w:hAnsi="Segoe UI" w:cs="Segoe UI" w:hint="default"/>
+                <w:rStyle w:val="23"/>
+                <w:rFonts w:hint="default" w:ascii="Segoe UI" w:hAnsi="Segoe UI" w:eastAsia="Segoe UI" w:cs="Segoe UI"/>
                 <w:b/>
                 <w:bCs/>
                 <w:i w:val="0"/>
@@ -4728,7 +4772,7 @@
               <w:jc w:val="left"/>
               <w:textAlignment w:val="baseline"/>
               <w:rPr>
-                <w:rFonts w:ascii="Segoe UI" w:eastAsia="Segoe UI" w:hAnsi="Segoe UI" w:cs="Segoe UI" w:hint="default"/>
+                <w:rFonts w:hint="default" w:ascii="Segoe UI" w:hAnsi="Segoe UI" w:eastAsia="Segoe UI" w:cs="Segoe UI"/>
                 <w:i w:val="0"/>
                 <w:iCs w:val="0"/>
                 <w:caps w:val="0"/>
@@ -4740,7 +4784,7 @@
             </w:pPr>
             <w:r>
               <w:rPr>
-                <w:rFonts w:ascii="Segoe UI" w:eastAsia="Segoe UI" w:hAnsi="Segoe UI" w:cs="Segoe UI" w:hint="default"/>
+                <w:rFonts w:hint="default" w:ascii="Segoe UI" w:hAnsi="Segoe UI" w:eastAsia="Segoe UI" w:cs="Segoe UI"/>
                 <w:i w:val="0"/>
                 <w:iCs w:val="0"/>
                 <w:caps w:val="0"/>
@@ -4788,7 +4832,7 @@
               <w:jc w:val="left"/>
               <w:textAlignment w:val="baseline"/>
               <w:rPr>
-                <w:rFonts w:ascii="Segoe UI" w:eastAsia="Segoe UI" w:hAnsi="Segoe UI" w:cs="Segoe UI" w:hint="default"/>
+                <w:rFonts w:hint="default" w:ascii="Segoe UI" w:hAnsi="Segoe UI" w:eastAsia="Segoe UI" w:cs="Segoe UI"/>
                 <w:i w:val="0"/>
                 <w:iCs w:val="0"/>
                 <w:caps w:val="0"/>
@@ -4800,7 +4844,7 @@
             </w:pPr>
             <w:r>
               <w:rPr>
-                <w:rFonts w:ascii="Segoe UI" w:eastAsia="Segoe UI" w:hAnsi="Segoe UI" w:cs="Segoe UI" w:hint="default"/>
+                <w:rFonts w:hint="default" w:ascii="Segoe UI" w:hAnsi="Segoe UI" w:eastAsia="Segoe UI" w:cs="Segoe UI"/>
                 <w:i w:val="0"/>
                 <w:iCs w:val="0"/>
                 <w:caps w:val="0"/>
@@ -4819,9 +4863,14 @@
       </w:tr>
       <w:tr>
         <w:tblPrEx>
-          <w:tblW w:w="9024" w:type="dxa"/>
-          <w:tblInd w:w="0" w:type="dxa"/>
-          <w:shd w:val="clear" w:color="auto" w:fill="auto"/>
+          <w:tblBorders>
+            <w:top w:val="single" w:color="auto" w:sz="4" w:space="0"/>
+            <w:left w:val="single" w:color="auto" w:sz="4" w:space="0"/>
+            <w:bottom w:val="single" w:color="auto" w:sz="4" w:space="0"/>
+            <w:right w:val="single" w:color="auto" w:sz="4" w:space="0"/>
+            <w:insideH w:val="single" w:color="auto" w:sz="4" w:space="0"/>
+            <w:insideV w:val="single" w:color="auto" w:sz="4" w:space="0"/>
+          </w:tblBorders>
           <w:tblCellMar>
             <w:top w:w="15" w:type="dxa"/>
             <w:left w:w="15" w:type="dxa"/>
@@ -4861,7 +4910,7 @@
               <w:jc w:val="left"/>
               <w:textAlignment w:val="baseline"/>
               <w:rPr>
-                <w:rFonts w:ascii="Segoe UI" w:eastAsia="Segoe UI" w:hAnsi="Segoe UI" w:cs="Segoe UI" w:hint="default"/>
+                <w:rFonts w:hint="default" w:ascii="Segoe UI" w:hAnsi="Segoe UI" w:eastAsia="Segoe UI" w:cs="Segoe UI"/>
                 <w:i w:val="0"/>
                 <w:iCs w:val="0"/>
                 <w:caps w:val="0"/>
@@ -4873,8 +4922,8 @@
             </w:pPr>
             <w:r>
               <w:rPr>
-                <w:rStyle w:val="Strong"/>
-                <w:rFonts w:ascii="Segoe UI" w:eastAsia="Segoe UI" w:hAnsi="Segoe UI" w:cs="Segoe UI" w:hint="default"/>
+                <w:rStyle w:val="23"/>
+                <w:rFonts w:hint="default" w:ascii="Segoe UI" w:hAnsi="Segoe UI" w:eastAsia="Segoe UI" w:cs="Segoe UI"/>
                 <w:b/>
                 <w:bCs/>
                 <w:i w:val="0"/>
@@ -4924,7 +4973,7 @@
               <w:jc w:val="left"/>
               <w:textAlignment w:val="baseline"/>
               <w:rPr>
-                <w:rFonts w:ascii="Segoe UI" w:eastAsia="Segoe UI" w:hAnsi="Segoe UI" w:cs="Segoe UI" w:hint="default"/>
+                <w:rFonts w:hint="default" w:ascii="Segoe UI" w:hAnsi="Segoe UI" w:eastAsia="Segoe UI" w:cs="Segoe UI"/>
                 <w:i w:val="0"/>
                 <w:iCs w:val="0"/>
                 <w:caps w:val="0"/>
@@ -4936,7 +4985,7 @@
             </w:pPr>
             <w:r>
               <w:rPr>
-                <w:rFonts w:ascii="Segoe UI" w:eastAsia="Segoe UI" w:hAnsi="Segoe UI" w:cs="Segoe UI" w:hint="default"/>
+                <w:rFonts w:hint="default" w:ascii="Segoe UI" w:hAnsi="Segoe UI" w:eastAsia="Segoe UI" w:cs="Segoe UI"/>
                 <w:i w:val="0"/>
                 <w:iCs w:val="0"/>
                 <w:caps w:val="0"/>
@@ -4984,7 +5033,7 @@
               <w:jc w:val="left"/>
               <w:textAlignment w:val="baseline"/>
               <w:rPr>
-                <w:rFonts w:ascii="Segoe UI" w:eastAsia="Segoe UI" w:hAnsi="Segoe UI" w:cs="Segoe UI" w:hint="default"/>
+                <w:rFonts w:hint="default" w:ascii="Segoe UI" w:hAnsi="Segoe UI" w:eastAsia="Segoe UI" w:cs="Segoe UI"/>
                 <w:i w:val="0"/>
                 <w:iCs w:val="0"/>
                 <w:caps w:val="0"/>
@@ -4996,7 +5045,7 @@
             </w:pPr>
             <w:r>
               <w:rPr>
-                <w:rFonts w:ascii="Segoe UI" w:eastAsia="Segoe UI" w:hAnsi="Segoe UI" w:cs="Segoe UI" w:hint="default"/>
+                <w:rFonts w:hint="default" w:ascii="Segoe UI" w:hAnsi="Segoe UI" w:eastAsia="Segoe UI" w:cs="Segoe UI"/>
                 <w:i w:val="0"/>
                 <w:iCs w:val="0"/>
                 <w:caps w:val="0"/>
@@ -5015,9 +5064,14 @@
       </w:tr>
       <w:tr>
         <w:tblPrEx>
-          <w:tblW w:w="9024" w:type="dxa"/>
-          <w:tblInd w:w="0" w:type="dxa"/>
-          <w:shd w:val="clear" w:color="auto" w:fill="auto"/>
+          <w:tblBorders>
+            <w:top w:val="single" w:color="auto" w:sz="4" w:space="0"/>
+            <w:left w:val="single" w:color="auto" w:sz="4" w:space="0"/>
+            <w:bottom w:val="single" w:color="auto" w:sz="4" w:space="0"/>
+            <w:right w:val="single" w:color="auto" w:sz="4" w:space="0"/>
+            <w:insideH w:val="single" w:color="auto" w:sz="4" w:space="0"/>
+            <w:insideV w:val="single" w:color="auto" w:sz="4" w:space="0"/>
+          </w:tblBorders>
           <w:tblCellMar>
             <w:top w:w="15" w:type="dxa"/>
             <w:left w:w="15" w:type="dxa"/>
@@ -5057,7 +5111,7 @@
               <w:jc w:val="left"/>
               <w:textAlignment w:val="baseline"/>
               <w:rPr>
-                <w:rFonts w:ascii="Segoe UI" w:eastAsia="Segoe UI" w:hAnsi="Segoe UI" w:cs="Segoe UI" w:hint="default"/>
+                <w:rFonts w:hint="default" w:ascii="Segoe UI" w:hAnsi="Segoe UI" w:eastAsia="Segoe UI" w:cs="Segoe UI"/>
                 <w:i w:val="0"/>
                 <w:iCs w:val="0"/>
                 <w:caps w:val="0"/>
@@ -5069,8 +5123,8 @@
             </w:pPr>
             <w:r>
               <w:rPr>
-                <w:rStyle w:val="Strong"/>
-                <w:rFonts w:ascii="Segoe UI" w:eastAsia="Segoe UI" w:hAnsi="Segoe UI" w:cs="Segoe UI" w:hint="default"/>
+                <w:rStyle w:val="23"/>
+                <w:rFonts w:hint="default" w:ascii="Segoe UI" w:hAnsi="Segoe UI" w:eastAsia="Segoe UI" w:cs="Segoe UI"/>
                 <w:b/>
                 <w:bCs/>
                 <w:i w:val="0"/>
@@ -5120,7 +5174,7 @@
               <w:jc w:val="left"/>
               <w:textAlignment w:val="baseline"/>
               <w:rPr>
-                <w:rFonts w:ascii="Segoe UI" w:eastAsia="Segoe UI" w:hAnsi="Segoe UI" w:cs="Segoe UI" w:hint="default"/>
+                <w:rFonts w:hint="default" w:ascii="Segoe UI" w:hAnsi="Segoe UI" w:eastAsia="Segoe UI" w:cs="Segoe UI"/>
                 <w:i w:val="0"/>
                 <w:iCs w:val="0"/>
                 <w:caps w:val="0"/>
@@ -5132,7 +5186,7 @@
             </w:pPr>
             <w:r>
               <w:rPr>
-                <w:rFonts w:ascii="Segoe UI" w:eastAsia="Segoe UI" w:hAnsi="Segoe UI" w:cs="Segoe UI" w:hint="default"/>
+                <w:rFonts w:hint="default" w:ascii="Segoe UI" w:hAnsi="Segoe UI" w:eastAsia="Segoe UI" w:cs="Segoe UI"/>
                 <w:i w:val="0"/>
                 <w:iCs w:val="0"/>
                 <w:caps w:val="0"/>
@@ -5180,7 +5234,7 @@
               <w:jc w:val="left"/>
               <w:textAlignment w:val="baseline"/>
               <w:rPr>
-                <w:rFonts w:ascii="Segoe UI" w:eastAsia="Segoe UI" w:hAnsi="Segoe UI" w:cs="Segoe UI" w:hint="default"/>
+                <w:rFonts w:hint="default" w:ascii="Segoe UI" w:hAnsi="Segoe UI" w:eastAsia="Segoe UI" w:cs="Segoe UI"/>
                 <w:i w:val="0"/>
                 <w:iCs w:val="0"/>
                 <w:caps w:val="0"/>
@@ -5192,7 +5246,7 @@
             </w:pPr>
             <w:r>
               <w:rPr>
-                <w:rFonts w:ascii="Segoe UI" w:eastAsia="Segoe UI" w:hAnsi="Segoe UI" w:cs="Segoe UI" w:hint="default"/>
+                <w:rFonts w:hint="default" w:ascii="Segoe UI" w:hAnsi="Segoe UI" w:eastAsia="Segoe UI" w:cs="Segoe UI"/>
                 <w:i w:val="0"/>
                 <w:iCs w:val="0"/>
                 <w:caps w:val="0"/>
@@ -5211,9 +5265,14 @@
       </w:tr>
       <w:tr>
         <w:tblPrEx>
-          <w:tblW w:w="9024" w:type="dxa"/>
-          <w:tblInd w:w="0" w:type="dxa"/>
-          <w:shd w:val="clear" w:color="auto" w:fill="auto"/>
+          <w:tblBorders>
+            <w:top w:val="single" w:color="auto" w:sz="4" w:space="0"/>
+            <w:left w:val="single" w:color="auto" w:sz="4" w:space="0"/>
+            <w:bottom w:val="single" w:color="auto" w:sz="4" w:space="0"/>
+            <w:right w:val="single" w:color="auto" w:sz="4" w:space="0"/>
+            <w:insideH w:val="single" w:color="auto" w:sz="4" w:space="0"/>
+            <w:insideV w:val="single" w:color="auto" w:sz="4" w:space="0"/>
+          </w:tblBorders>
           <w:tblCellMar>
             <w:top w:w="15" w:type="dxa"/>
             <w:left w:w="15" w:type="dxa"/>
@@ -5253,7 +5312,7 @@
               <w:jc w:val="left"/>
               <w:textAlignment w:val="baseline"/>
               <w:rPr>
-                <w:rFonts w:ascii="Segoe UI" w:eastAsia="Segoe UI" w:hAnsi="Segoe UI" w:cs="Segoe UI" w:hint="default"/>
+                <w:rFonts w:hint="default" w:ascii="Segoe UI" w:hAnsi="Segoe UI" w:eastAsia="Segoe UI" w:cs="Segoe UI"/>
                 <w:i w:val="0"/>
                 <w:iCs w:val="0"/>
                 <w:caps w:val="0"/>
@@ -5265,8 +5324,8 @@
             </w:pPr>
             <w:r>
               <w:rPr>
-                <w:rStyle w:val="Strong"/>
-                <w:rFonts w:ascii="Segoe UI" w:eastAsia="Segoe UI" w:hAnsi="Segoe UI" w:cs="Segoe UI" w:hint="default"/>
+                <w:rStyle w:val="23"/>
+                <w:rFonts w:hint="default" w:ascii="Segoe UI" w:hAnsi="Segoe UI" w:eastAsia="Segoe UI" w:cs="Segoe UI"/>
                 <w:b/>
                 <w:bCs/>
                 <w:i w:val="0"/>
@@ -5316,7 +5375,7 @@
               <w:jc w:val="left"/>
               <w:textAlignment w:val="baseline"/>
               <w:rPr>
-                <w:rFonts w:ascii="Segoe UI" w:eastAsia="Segoe UI" w:hAnsi="Segoe UI" w:cs="Segoe UI" w:hint="default"/>
+                <w:rFonts w:hint="default" w:ascii="Segoe UI" w:hAnsi="Segoe UI" w:eastAsia="Segoe UI" w:cs="Segoe UI"/>
                 <w:i w:val="0"/>
                 <w:iCs w:val="0"/>
                 <w:caps w:val="0"/>
@@ -5328,7 +5387,7 @@
             </w:pPr>
             <w:r>
               <w:rPr>
-                <w:rFonts w:ascii="Segoe UI" w:eastAsia="Segoe UI" w:hAnsi="Segoe UI" w:cs="Segoe UI" w:hint="default"/>
+                <w:rFonts w:hint="default" w:ascii="Segoe UI" w:hAnsi="Segoe UI" w:eastAsia="Segoe UI" w:cs="Segoe UI"/>
                 <w:i w:val="0"/>
                 <w:iCs w:val="0"/>
                 <w:caps w:val="0"/>
@@ -5376,7 +5435,7 @@
               <w:jc w:val="left"/>
               <w:textAlignment w:val="baseline"/>
               <w:rPr>
-                <w:rFonts w:ascii="Segoe UI" w:eastAsia="Segoe UI" w:hAnsi="Segoe UI" w:cs="Segoe UI" w:hint="default"/>
+                <w:rFonts w:hint="default" w:ascii="Segoe UI" w:hAnsi="Segoe UI" w:eastAsia="Segoe UI" w:cs="Segoe UI"/>
                 <w:i w:val="0"/>
                 <w:iCs w:val="0"/>
                 <w:caps w:val="0"/>
@@ -5388,7 +5447,7 @@
             </w:pPr>
             <w:r>
               <w:rPr>
-                <w:rFonts w:ascii="Segoe UI" w:eastAsia="Segoe UI" w:hAnsi="Segoe UI" w:cs="Segoe UI" w:hint="default"/>
+                <w:rFonts w:hint="default" w:ascii="Segoe UI" w:hAnsi="Segoe UI" w:eastAsia="Segoe UI" w:cs="Segoe UI"/>
                 <w:i w:val="0"/>
                 <w:iCs w:val="0"/>
                 <w:caps w:val="0"/>
@@ -5408,7 +5467,7 @@
     </w:tbl>
     <w:p>
       <w:pPr>
-        <w:pStyle w:val="1"/>
+        <w:pStyle w:val="28"/>
         <w:keepNext w:val="0"/>
         <w:keepLines w:val="0"/>
         <w:pageBreakBefore w:val="0"/>
@@ -5428,7 +5487,7 @@
           <w:lang w:val="en-US" w:eastAsia="zh-CN"/>
         </w:rPr>
       </w:pPr>
-      <w:bookmarkStart w:id="13" w:name="_Toc24235"/>
+      <w:bookmarkStart w:id="12" w:name="_Toc24235"/>
       <w:r>
         <w:rPr>
           <w:rFonts w:hint="default"/>
@@ -5436,11 +5495,11 @@
         </w:rPr>
         <w:t>验收管理流程</w:t>
       </w:r>
-      <w:bookmarkEnd w:id="13"/>
+      <w:bookmarkEnd w:id="12"/>
     </w:p>
     <w:p>
       <w:pPr>
-        <w:pStyle w:val="2"/>
+        <w:pStyle w:val="30"/>
         <w:keepNext w:val="0"/>
         <w:keepLines w:val="0"/>
         <w:pageBreakBefore w:val="0"/>
@@ -5460,7 +5519,7 @@
           <w:lang w:val="en-US" w:eastAsia="zh-CN"/>
         </w:rPr>
       </w:pPr>
-      <w:bookmarkStart w:id="14" w:name="_Toc5790"/>
+      <w:bookmarkStart w:id="13" w:name="_Toc5790"/>
       <w:r>
         <w:rPr>
           <w:rFonts w:hint="default"/>
@@ -5468,11 +5527,11 @@
         </w:rPr>
         <w:t>验收准备与申请</w:t>
       </w:r>
-      <w:bookmarkEnd w:id="14"/>
+      <w:bookmarkEnd w:id="13"/>
     </w:p>
     <w:p>
       <w:pPr>
-        <w:pStyle w:val="a1"/>
+        <w:pStyle w:val="29"/>
         <w:keepNext w:val="0"/>
         <w:keepLines w:val="0"/>
         <w:pageBreakBefore w:val="0"/>
@@ -5502,7 +5561,7 @@
     </w:p>
     <w:p>
       <w:pPr>
-        <w:pStyle w:val="a1"/>
+        <w:pStyle w:val="29"/>
         <w:keepNext w:val="0"/>
         <w:keepLines w:val="0"/>
         <w:pageBreakBefore w:val="0"/>
@@ -5532,7 +5591,7 @@
     </w:p>
     <w:p>
       <w:pPr>
-        <w:pStyle w:val="2"/>
+        <w:pStyle w:val="30"/>
         <w:keepNext w:val="0"/>
         <w:keepLines w:val="0"/>
         <w:pageBreakBefore w:val="0"/>
@@ -5552,7 +5611,7 @@
           <w:lang w:val="en-US" w:eastAsia="zh-CN"/>
         </w:rPr>
       </w:pPr>
-      <w:bookmarkStart w:id="15" w:name="_Toc13761"/>
+      <w:bookmarkStart w:id="14" w:name="_Toc13761"/>
       <w:r>
         <w:rPr>
           <w:rFonts w:hint="default"/>
@@ -5560,11 +5619,11 @@
         </w:rPr>
         <w:t>验收策划与组织</w:t>
       </w:r>
-      <w:bookmarkEnd w:id="15"/>
+      <w:bookmarkEnd w:id="14"/>
     </w:p>
     <w:p>
       <w:pPr>
-        <w:pStyle w:val="a1"/>
+        <w:pStyle w:val="29"/>
         <w:keepNext w:val="0"/>
         <w:keepLines w:val="0"/>
         <w:pageBreakBefore w:val="0"/>
@@ -5594,7 +5653,7 @@
     </w:p>
     <w:p>
       <w:pPr>
-        <w:pStyle w:val="a1"/>
+        <w:pStyle w:val="29"/>
         <w:keepNext w:val="0"/>
         <w:keepLines w:val="0"/>
         <w:pageBreakBefore w:val="0"/>
@@ -5624,7 +5683,7 @@
     </w:p>
     <w:p>
       <w:pPr>
-        <w:pStyle w:val="2"/>
+        <w:pStyle w:val="30"/>
         <w:keepNext w:val="0"/>
         <w:keepLines w:val="0"/>
         <w:pageBreakBefore w:val="0"/>
@@ -5644,7 +5703,7 @@
           <w:lang w:val="en-US" w:eastAsia="zh-CN"/>
         </w:rPr>
       </w:pPr>
-      <w:bookmarkStart w:id="16" w:name="_Toc25553"/>
+      <w:bookmarkStart w:id="15" w:name="_Toc25553"/>
       <w:r>
         <w:rPr>
           <w:rFonts w:hint="default"/>
@@ -5652,11 +5711,11 @@
         </w:rPr>
         <w:t>验收评审会议</w:t>
       </w:r>
-      <w:bookmarkEnd w:id="16"/>
+      <w:bookmarkEnd w:id="15"/>
     </w:p>
     <w:p>
       <w:pPr>
-        <w:pStyle w:val="a1"/>
+        <w:pStyle w:val="29"/>
         <w:keepNext w:val="0"/>
         <w:keepLines w:val="0"/>
         <w:pageBreakBefore w:val="0"/>
@@ -5686,7 +5745,7 @@
     </w:p>
     <w:p>
       <w:pPr>
-        <w:pStyle w:val="a1"/>
+        <w:pStyle w:val="29"/>
         <w:keepNext w:val="0"/>
         <w:keepLines w:val="0"/>
         <w:pageBreakBefore w:val="0"/>
@@ -5716,7 +5775,7 @@
     </w:p>
     <w:p>
       <w:pPr>
-        <w:pStyle w:val="a1"/>
+        <w:pStyle w:val="29"/>
         <w:keepNext w:val="0"/>
         <w:keepLines w:val="0"/>
         <w:pageBreakBefore w:val="0"/>
@@ -5746,7 +5805,7 @@
     </w:p>
     <w:p>
       <w:pPr>
-        <w:pStyle w:val="a1"/>
+        <w:pStyle w:val="29"/>
         <w:keepNext w:val="0"/>
         <w:keepLines w:val="0"/>
         <w:pageBreakBefore w:val="0"/>
@@ -5776,7 +5835,7 @@
     </w:p>
     <w:p>
       <w:pPr>
-        <w:pStyle w:val="2"/>
+        <w:pStyle w:val="30"/>
         <w:keepNext w:val="0"/>
         <w:keepLines w:val="0"/>
         <w:pageBreakBefore w:val="0"/>
@@ -5796,7 +5855,7 @@
           <w:lang w:val="en-US" w:eastAsia="zh-CN"/>
         </w:rPr>
       </w:pPr>
-      <w:bookmarkStart w:id="17" w:name="_Toc21994"/>
+      <w:bookmarkStart w:id="16" w:name="_Toc21994"/>
       <w:r>
         <w:rPr>
           <w:rFonts w:hint="default"/>
@@ -5804,11 +5863,11 @@
         </w:rPr>
         <w:t>验收结论与报告</w:t>
       </w:r>
-      <w:bookmarkEnd w:id="17"/>
+      <w:bookmarkEnd w:id="16"/>
     </w:p>
     <w:p>
       <w:pPr>
-        <w:pStyle w:val="a1"/>
+        <w:pStyle w:val="29"/>
         <w:keepNext w:val="0"/>
         <w:keepLines w:val="0"/>
         <w:pageBreakBefore w:val="0"/>
@@ -5838,7 +5897,7 @@
     </w:p>
     <w:p>
       <w:pPr>
-        <w:pStyle w:val="a1"/>
+        <w:pStyle w:val="29"/>
         <w:keepNext w:val="0"/>
         <w:keepLines w:val="0"/>
         <w:pageBreakBefore w:val="0"/>
@@ -5868,7 +5927,7 @@
     </w:p>
     <w:p>
       <w:pPr>
-        <w:pStyle w:val="a1"/>
+        <w:pStyle w:val="29"/>
         <w:keepNext w:val="0"/>
         <w:keepLines w:val="0"/>
         <w:pageBreakBefore w:val="0"/>
@@ -5898,7 +5957,7 @@
     </w:p>
     <w:p>
       <w:pPr>
-        <w:pStyle w:val="a1"/>
+        <w:pStyle w:val="29"/>
         <w:keepNext w:val="0"/>
         <w:keepLines w:val="0"/>
         <w:pageBreakBefore w:val="0"/>
@@ -5928,7 +5987,7 @@
     </w:p>
     <w:p>
       <w:pPr>
-        <w:pStyle w:val="a1"/>
+        <w:pStyle w:val="29"/>
         <w:keepNext w:val="0"/>
         <w:keepLines w:val="0"/>
         <w:pageBreakBefore w:val="0"/>
@@ -5958,7 +6017,7 @@
     </w:p>
     <w:p>
       <w:pPr>
-        <w:pStyle w:val="2"/>
+        <w:pStyle w:val="30"/>
         <w:keepNext w:val="0"/>
         <w:keepLines w:val="0"/>
         <w:pageBreakBefore w:val="0"/>
@@ -5978,7 +6037,7 @@
           <w:lang w:val="en-US" w:eastAsia="zh-CN"/>
         </w:rPr>
       </w:pPr>
-      <w:bookmarkStart w:id="18" w:name="_Toc28341"/>
+      <w:bookmarkStart w:id="17" w:name="_Toc28341"/>
       <w:r>
         <w:rPr>
           <w:rFonts w:hint="default"/>
@@ -5986,11 +6045,11 @@
         </w:rPr>
         <w:t>问题整改与关闭</w:t>
       </w:r>
-      <w:bookmarkEnd w:id="18"/>
+      <w:bookmarkEnd w:id="17"/>
     </w:p>
     <w:p>
       <w:pPr>
-        <w:pStyle w:val="a1"/>
+        <w:pStyle w:val="29"/>
         <w:keepNext w:val="0"/>
         <w:keepLines w:val="0"/>
         <w:pageBreakBefore w:val="0"/>
@@ -6020,7 +6079,7 @@
     </w:p>
     <w:p>
       <w:pPr>
-        <w:pStyle w:val="a1"/>
+        <w:pStyle w:val="29"/>
         <w:keepNext w:val="0"/>
         <w:keepLines w:val="0"/>
         <w:pageBreakBefore w:val="0"/>
@@ -6050,7 +6109,7 @@
     </w:p>
     <w:p>
       <w:pPr>
-        <w:pStyle w:val="a1"/>
+        <w:pStyle w:val="29"/>
         <w:keepNext w:val="0"/>
         <w:keepLines w:val="0"/>
         <w:pageBreakBefore w:val="0"/>
@@ -6080,7 +6139,7 @@
     </w:p>
     <w:p>
       <w:pPr>
-        <w:pStyle w:val="2"/>
+        <w:pStyle w:val="30"/>
         <w:keepNext w:val="0"/>
         <w:keepLines w:val="0"/>
         <w:pageBreakBefore w:val="0"/>
@@ -6100,7 +6159,7 @@
           <w:lang w:val="en-US" w:eastAsia="zh-CN"/>
         </w:rPr>
       </w:pPr>
-      <w:bookmarkStart w:id="19" w:name="_Toc27454"/>
+      <w:bookmarkStart w:id="18" w:name="_Toc27454"/>
       <w:r>
         <w:rPr>
           <w:rFonts w:hint="default"/>
@@ -6108,11 +6167,11 @@
         </w:rPr>
         <w:t>文档归档</w:t>
       </w:r>
-      <w:bookmarkEnd w:id="19"/>
+      <w:bookmarkEnd w:id="18"/>
     </w:p>
     <w:p>
       <w:pPr>
-        <w:pStyle w:val="a1"/>
+        <w:pStyle w:val="29"/>
         <w:keepNext w:val="0"/>
         <w:keepLines w:val="0"/>
         <w:pageBreakBefore w:val="0"/>
@@ -6142,7 +6201,7 @@
     </w:p>
     <w:p>
       <w:pPr>
-        <w:pStyle w:val="1"/>
+        <w:pStyle w:val="28"/>
         <w:keepNext w:val="0"/>
         <w:keepLines w:val="0"/>
         <w:pageBreakBefore w:val="0"/>
@@ -6162,7 +6221,7 @@
           <w:lang w:val="en-US" w:eastAsia="zh-CN"/>
         </w:rPr>
       </w:pPr>
-      <w:bookmarkStart w:id="20" w:name="_Toc9301"/>
+      <w:bookmarkStart w:id="19" w:name="_Toc9301"/>
       <w:r>
         <w:rPr>
           <w:rFonts w:hint="default"/>
@@ -6170,11 +6229,11 @@
         </w:rPr>
         <w:t>验收标准与交付物</w:t>
       </w:r>
-      <w:bookmarkEnd w:id="20"/>
+      <w:bookmarkEnd w:id="19"/>
     </w:p>
     <w:p>
       <w:pPr>
-        <w:pStyle w:val="a1"/>
+        <w:pStyle w:val="29"/>
         <w:keepNext w:val="0"/>
         <w:keepLines w:val="0"/>
         <w:pageBreakBefore w:val="0"/>
@@ -6204,7 +6263,7 @@
     </w:p>
     <w:p>
       <w:pPr>
-        <w:pStyle w:val="a1"/>
+        <w:pStyle w:val="29"/>
         <w:keepNext w:val="0"/>
         <w:keepLines w:val="0"/>
         <w:pageBreakBefore w:val="0"/>
@@ -6222,7 +6281,7 @@
         <w:bidi w:val="0"/>
         <w:adjustRightInd w:val="0"/>
         <w:snapToGrid w:val="0"/>
-        <w:ind w:left="425" w:hanging="425" w:leftChars="0" w:firstLineChars="0"/>
+        <w:ind w:left="425" w:leftChars="0" w:hanging="425" w:firstLineChars="0"/>
         <w:textAlignment w:val="baseline"/>
         <w:rPr>
           <w:rFonts w:hint="default"/>
@@ -6239,7 +6298,7 @@
     </w:p>
     <w:p>
       <w:pPr>
-        <w:pStyle w:val="a1"/>
+        <w:pStyle w:val="29"/>
         <w:keepNext w:val="0"/>
         <w:keepLines w:val="0"/>
         <w:pageBreakBefore w:val="0"/>
@@ -6257,7 +6316,7 @@
         <w:bidi w:val="0"/>
         <w:adjustRightInd w:val="0"/>
         <w:snapToGrid w:val="0"/>
-        <w:ind w:left="425" w:hanging="425" w:leftChars="0" w:firstLineChars="0"/>
+        <w:ind w:left="425" w:leftChars="0" w:hanging="425" w:firstLineChars="0"/>
         <w:textAlignment w:val="baseline"/>
         <w:rPr>
           <w:rFonts w:hint="default"/>
@@ -6274,7 +6333,7 @@
     </w:p>
     <w:p>
       <w:pPr>
-        <w:pStyle w:val="a1"/>
+        <w:pStyle w:val="29"/>
         <w:keepNext w:val="0"/>
         <w:keepLines w:val="0"/>
         <w:pageBreakBefore w:val="0"/>
@@ -6292,7 +6351,7 @@
         <w:bidi w:val="0"/>
         <w:adjustRightInd w:val="0"/>
         <w:snapToGrid w:val="0"/>
-        <w:ind w:left="425" w:hanging="425" w:leftChars="0" w:firstLineChars="0"/>
+        <w:ind w:left="425" w:leftChars="0" w:hanging="425" w:firstLineChars="0"/>
         <w:textAlignment w:val="baseline"/>
         <w:rPr>
           <w:rFonts w:hint="default"/>
@@ -6309,7 +6368,7 @@
     </w:p>
     <w:p>
       <w:pPr>
-        <w:pStyle w:val="a1"/>
+        <w:pStyle w:val="29"/>
         <w:keepNext w:val="0"/>
         <w:keepLines w:val="0"/>
         <w:pageBreakBefore w:val="0"/>
@@ -6327,7 +6386,7 @@
         <w:bidi w:val="0"/>
         <w:adjustRightInd w:val="0"/>
         <w:snapToGrid w:val="0"/>
-        <w:ind w:left="425" w:hanging="425" w:leftChars="0" w:firstLineChars="0"/>
+        <w:ind w:left="425" w:leftChars="0" w:hanging="425" w:firstLineChars="0"/>
         <w:textAlignment w:val="baseline"/>
         <w:rPr>
           <w:rFonts w:hint="default"/>
@@ -6344,7 +6403,7 @@
     </w:p>
     <w:p>
       <w:pPr>
-        <w:pStyle w:val="a1"/>
+        <w:pStyle w:val="29"/>
         <w:keepNext w:val="0"/>
         <w:keepLines w:val="0"/>
         <w:pageBreakBefore w:val="0"/>
@@ -6374,7 +6433,7 @@
     </w:p>
     <w:p>
       <w:pPr>
-        <w:pStyle w:val="a1"/>
+        <w:pStyle w:val="29"/>
         <w:keepNext w:val="0"/>
         <w:keepLines w:val="0"/>
         <w:pageBreakBefore w:val="0"/>
@@ -6392,7 +6451,7 @@
         <w:bidi w:val="0"/>
         <w:adjustRightInd w:val="0"/>
         <w:snapToGrid w:val="0"/>
-        <w:ind w:left="425" w:hanging="425" w:leftChars="0" w:firstLineChars="0"/>
+        <w:ind w:left="425" w:leftChars="0" w:hanging="425" w:firstLineChars="0"/>
         <w:textAlignment w:val="baseline"/>
         <w:rPr>
           <w:rFonts w:hint="default"/>
@@ -6409,7 +6468,7 @@
     </w:p>
     <w:p>
       <w:pPr>
-        <w:pStyle w:val="a1"/>
+        <w:pStyle w:val="29"/>
         <w:keepNext w:val="0"/>
         <w:keepLines w:val="0"/>
         <w:pageBreakBefore w:val="0"/>
@@ -6427,7 +6486,7 @@
         <w:bidi w:val="0"/>
         <w:adjustRightInd w:val="0"/>
         <w:snapToGrid w:val="0"/>
-        <w:ind w:left="425" w:hanging="425" w:leftChars="0" w:firstLineChars="0"/>
+        <w:ind w:left="425" w:leftChars="0" w:hanging="425" w:firstLineChars="0"/>
         <w:textAlignment w:val="baseline"/>
         <w:rPr>
           <w:rFonts w:hint="default"/>
@@ -6444,7 +6503,7 @@
     </w:p>
     <w:p>
       <w:pPr>
-        <w:pStyle w:val="a1"/>
+        <w:pStyle w:val="29"/>
         <w:keepNext w:val="0"/>
         <w:keepLines w:val="0"/>
         <w:pageBreakBefore w:val="0"/>
@@ -6462,7 +6521,7 @@
         <w:bidi w:val="0"/>
         <w:adjustRightInd w:val="0"/>
         <w:snapToGrid w:val="0"/>
-        <w:ind w:left="425" w:hanging="425" w:leftChars="0" w:firstLineChars="0"/>
+        <w:ind w:left="425" w:leftChars="0" w:hanging="425" w:firstLineChars="0"/>
         <w:textAlignment w:val="baseline"/>
         <w:rPr>
           <w:rFonts w:hint="default"/>
@@ -6479,7 +6538,7 @@
     </w:p>
     <w:p>
       <w:pPr>
-        <w:pStyle w:val="a1"/>
+        <w:pStyle w:val="29"/>
         <w:keepNext w:val="0"/>
         <w:keepLines w:val="0"/>
         <w:pageBreakBefore w:val="0"/>
@@ -6497,7 +6556,7 @@
         <w:bidi w:val="0"/>
         <w:adjustRightInd w:val="0"/>
         <w:snapToGrid w:val="0"/>
-        <w:ind w:left="425" w:hanging="425" w:leftChars="0" w:firstLineChars="0"/>
+        <w:ind w:left="425" w:leftChars="0" w:hanging="425" w:firstLineChars="0"/>
         <w:textAlignment w:val="baseline"/>
         <w:rPr>
           <w:rFonts w:hint="default"/>
@@ -6514,7 +6573,7 @@
     </w:p>
     <w:p>
       <w:pPr>
-        <w:pStyle w:val="1"/>
+        <w:pStyle w:val="28"/>
         <w:keepNext w:val="0"/>
         <w:keepLines w:val="0"/>
         <w:pageBreakBefore w:val="0"/>
@@ -6534,7 +6593,7 @@
           <w:lang w:val="en-US" w:eastAsia="zh-CN"/>
         </w:rPr>
       </w:pPr>
-      <w:bookmarkStart w:id="21" w:name="_Toc8874"/>
+      <w:bookmarkStart w:id="20" w:name="_Toc8874"/>
       <w:r>
         <w:rPr>
           <w:rFonts w:hint="default"/>
@@ -6542,11 +6601,11 @@
         </w:rPr>
         <w:t>附则</w:t>
       </w:r>
-      <w:bookmarkEnd w:id="21"/>
+      <w:bookmarkEnd w:id="20"/>
     </w:p>
     <w:p>
       <w:pPr>
-        <w:pStyle w:val="a1"/>
+        <w:pStyle w:val="29"/>
         <w:keepNext w:val="0"/>
         <w:keepLines w:val="0"/>
         <w:pageBreakBefore w:val="0"/>
@@ -6564,7 +6623,7 @@
         <w:bidi w:val="0"/>
         <w:adjustRightInd w:val="0"/>
         <w:snapToGrid w:val="0"/>
-        <w:ind w:left="425" w:hanging="425" w:leftChars="0" w:firstLineChars="0"/>
+        <w:ind w:left="425" w:leftChars="0" w:hanging="425" w:firstLineChars="0"/>
         <w:textAlignment w:val="baseline"/>
         <w:rPr>
           <w:rFonts w:hint="default"/>
@@ -6581,7 +6640,7 @@
     </w:p>
     <w:p>
       <w:pPr>
-        <w:pStyle w:val="a1"/>
+        <w:pStyle w:val="29"/>
         <w:keepNext w:val="0"/>
         <w:keepLines w:val="0"/>
         <w:pageBreakBefore w:val="0"/>
@@ -6599,7 +6658,7 @@
         <w:bidi w:val="0"/>
         <w:adjustRightInd w:val="0"/>
         <w:snapToGrid w:val="0"/>
-        <w:ind w:left="425" w:hanging="425" w:leftChars="0" w:firstLineChars="0"/>
+        <w:ind w:left="425" w:leftChars="0" w:hanging="425" w:firstLineChars="0"/>
         <w:textAlignment w:val="baseline"/>
         <w:rPr>
           <w:rFonts w:hint="default"/>
@@ -6616,7 +6675,7 @@
     </w:p>
     <w:p>
       <w:pPr>
-        <w:pStyle w:val="a1"/>
+        <w:pStyle w:val="29"/>
         <w:keepNext w:val="0"/>
         <w:keepLines w:val="0"/>
         <w:pageBreakBefore w:val="0"/>
@@ -6634,7 +6693,7 @@
         <w:bidi w:val="0"/>
         <w:adjustRightInd w:val="0"/>
         <w:snapToGrid w:val="0"/>
-        <w:ind w:left="425" w:hanging="425" w:leftChars="0" w:firstLineChars="0"/>
+        <w:ind w:left="425" w:leftChars="0" w:hanging="425" w:firstLineChars="0"/>
         <w:textAlignment w:val="baseline"/>
         <w:rPr>
           <w:rFonts w:hint="default"/>
@@ -6650,23 +6709,73 @@
       </w:r>
     </w:p>
     <w:sectPr>
-      <w:headerReference w:type="default" r:id="rId7"/>
+      <w:headerReference r:id="rId5" w:type="default"/>
       <w:pgSz w:w="11906" w:h="16838"/>
       <w:pgMar w:top="1417" w:right="1800" w:bottom="1440" w:left="1800" w:header="1140" w:footer="992" w:gutter="0"/>
-      <w:cols w:num="1" w:space="425"/>
+      <w:cols w:space="425" w:num="1"/>
       <w:docGrid w:type="lines" w:linePitch="312" w:charSpace="0"/>
     </w:sectPr>
   </w:body>
 </w:document>
 </file>
 
+<file path=word/endnotes.xml><?xml version="1.0" encoding="utf-8"?>
+<w:endnotes xmlns:wpc="http://schemas.microsoft.com/office/word/2010/wordprocessingCanvas" xmlns:mc="http://schemas.openxmlformats.org/markup-compatibility/2006" xmlns:o="urn:schemas-microsoft-com:office:office" xmlns:r="http://schemas.openxmlformats.org/officeDocument/2006/relationships" xmlns:m="http://schemas.openxmlformats.org/officeDocument/2006/math" xmlns:v="urn:schemas-microsoft-com:vml" xmlns:wp14="http://schemas.microsoft.com/office/word/2010/wordprocessingDrawing" xmlns:wp="http://schemas.openxmlformats.org/drawingml/2006/wordprocessingDrawing" xmlns:w="http://schemas.openxmlformats.org/wordprocessingml/2006/main" xmlns:w14="http://schemas.microsoft.com/office/word/2010/wordml" xmlns:w15="http://schemas.microsoft.com/office/word/2012/wordml" xmlns:w10="urn:schemas-microsoft-com:office:word" xmlns:wpg="http://schemas.microsoft.com/office/word/2010/wordprocessingGroup" xmlns:wpi="http://schemas.microsoft.com/office/word/2010/wordprocessingInk" xmlns:wne="http://schemas.microsoft.com/office/word/2006/wordml" xmlns:wps="http://schemas.microsoft.com/office/word/2010/wordprocessingShape" xmlns:wpsCustomData="http://www.wps.cn/officeDocument/2013/wpsCustomData" mc:Ignorable="w14 w15 wp14">
+  <w:endnote w:type="separator" w:id="0">
+    <w:p>
+      <w:pPr>
+        <w:spacing w:line="240" w:lineRule="auto"/>
+      </w:pPr>
+      <w:r>
+        <w:separator/>
+      </w:r>
+    </w:p>
+  </w:endnote>
+  <w:endnote w:type="continuationSeparator" w:id="1">
+    <w:p>
+      <w:pPr>
+        <w:spacing w:line="240" w:lineRule="auto"/>
+      </w:pPr>
+      <w:r>
+        <w:continuationSeparator/>
+      </w:r>
+    </w:p>
+  </w:endnote>
+</w:endnotes>
+</file>
+
+<file path=word/footnotes.xml><?xml version="1.0" encoding="utf-8"?>
+<w:footnotes xmlns:wpc="http://schemas.microsoft.com/office/word/2010/wordprocessingCanvas" xmlns:mc="http://schemas.openxmlformats.org/markup-compatibility/2006" xmlns:o="urn:schemas-microsoft-com:office:office" xmlns:r="http://schemas.openxmlformats.org/officeDocument/2006/relationships" xmlns:m="http://schemas.openxmlformats.org/officeDocument/2006/math" xmlns:v="urn:schemas-microsoft-com:vml" xmlns:wp14="http://schemas.microsoft.com/office/word/2010/wordprocessingDrawing" xmlns:wp="http://schemas.openxmlformats.org/drawingml/2006/wordprocessingDrawing" xmlns:w="http://schemas.openxmlformats.org/wordprocessingml/2006/main" xmlns:w14="http://schemas.microsoft.com/office/word/2010/wordml" xmlns:w15="http://schemas.microsoft.com/office/word/2012/wordml" xmlns:w10="urn:schemas-microsoft-com:office:word" xmlns:wpg="http://schemas.microsoft.com/office/word/2010/wordprocessingGroup" xmlns:wpi="http://schemas.microsoft.com/office/word/2010/wordprocessingInk" xmlns:wne="http://schemas.microsoft.com/office/word/2006/wordml" xmlns:wps="http://schemas.microsoft.com/office/word/2010/wordprocessingShape" xmlns:wpsCustomData="http://www.wps.cn/officeDocument/2013/wpsCustomData" mc:Ignorable="w14 w15 wp14">
+  <w:footnote w:type="separator" w:id="0">
+    <w:p>
+      <w:pPr>
+        <w:spacing w:line="360" w:lineRule="auto"/>
+      </w:pPr>
+      <w:r>
+        <w:separator/>
+      </w:r>
+    </w:p>
+  </w:footnote>
+  <w:footnote w:type="continuationSeparator" w:id="1">
+    <w:p>
+      <w:pPr>
+        <w:spacing w:line="360" w:lineRule="auto"/>
+      </w:pPr>
+      <w:r>
+        <w:continuationSeparator/>
+      </w:r>
+    </w:p>
+  </w:footnote>
+</w:footnotes>
+</file>
+
 <file path=word/header1.xml><?xml version="1.0" encoding="utf-8"?>
-<w:hdr xmlns:wpc="http://schemas.microsoft.com/office/word/2010/wordprocessingCanvas" xmlns:mc="http://schemas.openxmlformats.org/markup-compatibility/2006" xmlns:o="urn:schemas-microsoft-com:office:office" xmlns:r="http://schemas.openxmlformats.org/officeDocument/2006/relationships" xmlns:m="http://schemas.openxmlformats.org/officeDocument/2006/math" xmlns:v="urn:schemas-microsoft-com:vml" xmlns:wp14="http://schemas.microsoft.com/office/word/2010/wordprocessingDrawing" xmlns:wp="http://schemas.openxmlformats.org/drawingml/2006/wordprocessingDrawing" xmlns:w10="urn:schemas-microsoft-com:office:word" xmlns:w="http://schemas.openxmlformats.org/wordprocessingml/2006/main" xmlns:w14="http://schemas.microsoft.com/office/word/2010/wordml" xmlns:w15="http://schemas.microsoft.com/office/word/2012/wordml" xmlns:wne="http://schemas.microsoft.com/office/word/2006/wordml" xmlns:wpg="http://schemas.microsoft.com/office/word/2010/wordprocessingGroup" xmlns:wpi="http://schemas.microsoft.com/office/word/2010/wordprocessingInk" xmlns:wps="http://schemas.microsoft.com/office/word/2010/wordprocessingShape" mc:Ignorable="w14 w15 wp14">
+<w:hdr xmlns:wpc="http://schemas.microsoft.com/office/word/2010/wordprocessingCanvas" xmlns:mc="http://schemas.openxmlformats.org/markup-compatibility/2006" xmlns:o="urn:schemas-microsoft-com:office:office" xmlns:r="http://schemas.openxmlformats.org/officeDocument/2006/relationships" xmlns:m="http://schemas.openxmlformats.org/officeDocument/2006/math" xmlns:v="urn:schemas-microsoft-com:vml" xmlns:wp14="http://schemas.microsoft.com/office/word/2010/wordprocessingDrawing" xmlns:wp="http://schemas.openxmlformats.org/drawingml/2006/wordprocessingDrawing" xmlns:w10="urn:schemas-microsoft-com:office:word" xmlns:w="http://schemas.openxmlformats.org/wordprocessingml/2006/main" xmlns:w14="http://schemas.microsoft.com/office/word/2010/wordml" xmlns:w15="http://schemas.microsoft.com/office/word/2012/wordml" xmlns:wpg="http://schemas.microsoft.com/office/word/2010/wordprocessingGroup" xmlns:wpi="http://schemas.microsoft.com/office/word/2010/wordprocessingInk" xmlns:wne="http://schemas.microsoft.com/office/word/2006/wordml" xmlns:wps="http://schemas.microsoft.com/office/word/2010/wordprocessingShape" xmlns:wpsCustomData="http://www.wps.cn/officeDocument/2013/wpsCustomData" mc:Ignorable="w14 w15 wp14">
   <w:p>
     <w:pPr>
-      <w:pStyle w:val="Header"/>
+      <w:pStyle w:val="15"/>
       <w:pBdr>
-        <w:bottom w:val="single" w:sz="4" w:space="1" w:color="auto"/>
+        <w:bottom w:val="single" w:color="auto" w:sz="4" w:space="1"/>
       </w:pBdr>
       <w:tabs>
         <w:tab w:val="left" w:pos="335"/>
@@ -6674,27 +6783,27 @@
       </w:tabs>
       <w:jc w:val="right"/>
       <w:rPr>
-        <w:rFonts w:eastAsiaTheme="minorEastAsia" w:hint="eastAsia"/>
+        <w:rFonts w:hint="eastAsia" w:eastAsiaTheme="minorEastAsia"/>
         <w:lang w:eastAsia="zh-CN"/>
       </w:rPr>
     </w:pPr>
     <w:r>
       <w:rPr>
-        <w:rFonts w:eastAsiaTheme="minorEastAsia" w:hint="eastAsia"/>
+        <w:rFonts w:hint="eastAsia" w:eastAsiaTheme="minorEastAsia"/>
         <w:lang w:val="en-US" w:eastAsia="zh-CN"/>
       </w:rPr>
       <w:tab/>
     </w:r>
     <w:r>
       <w:rPr>
-        <w:rFonts w:eastAsiaTheme="minorEastAsia" w:hint="eastAsia"/>
+        <w:rFonts w:hint="eastAsia" w:eastAsiaTheme="minorEastAsia"/>
         <w:lang w:val="en-US" w:eastAsia="zh-CN"/>
       </w:rPr>
       <w:tab/>
     </w:r>
     <w:r>
       <w:rPr>
-        <w:rFonts w:eastAsiaTheme="minorEastAsia" w:hint="eastAsia"/>
+        <w:rFonts w:hint="eastAsia" w:eastAsiaTheme="minorEastAsia"/>
         <w:lang w:val="en-US" w:eastAsia="zh-CN"/>
       </w:rPr>
       <w:t>桐乡华数广电网络有限公司</w:t>
@@ -6704,12 +6813,12 @@
 </file>
 
 <file path=word/numbering.xml><?xml version="1.0" encoding="utf-8"?>
-<w:numbering xmlns:wpc="http://schemas.microsoft.com/office/word/2010/wordprocessingCanvas" xmlns:mc="http://schemas.openxmlformats.org/markup-compatibility/2006" xmlns:o="urn:schemas-microsoft-com:office:office" xmlns:r="http://schemas.openxmlformats.org/officeDocument/2006/relationships" xmlns:m="http://schemas.openxmlformats.org/officeDocument/2006/math" xmlns:v="urn:schemas-microsoft-com:vml" xmlns:wp14="http://schemas.microsoft.com/office/word/2010/wordprocessingDrawing" xmlns:wp="http://schemas.openxmlformats.org/drawingml/2006/wordprocessingDrawing" xmlns:w10="urn:schemas-microsoft-com:office:word" xmlns:w="http://schemas.openxmlformats.org/wordprocessingml/2006/main" xmlns:w14="http://schemas.microsoft.com/office/word/2010/wordml" xmlns:w15="http://schemas.microsoft.com/office/word/2012/wordml" xmlns:wne="http://schemas.microsoft.com/office/word/2006/wordml" xmlns:wpg="http://schemas.microsoft.com/office/word/2010/wordprocessingGroup" xmlns:wpi="http://schemas.microsoft.com/office/word/2010/wordprocessingInk" xmlns:wps="http://schemas.microsoft.com/office/word/2010/wordprocessingShape" mc:Ignorable="w14 w15 wp14">
+<w:numbering xmlns:wpc="http://schemas.microsoft.com/office/word/2010/wordprocessingCanvas" xmlns:mc="http://schemas.openxmlformats.org/markup-compatibility/2006" xmlns:o="urn:schemas-microsoft-com:office:office" xmlns:r="http://schemas.openxmlformats.org/officeDocument/2006/relationships" xmlns:m="http://schemas.openxmlformats.org/officeDocument/2006/math" xmlns:v="urn:schemas-microsoft-com:vml" xmlns:wp14="http://schemas.microsoft.com/office/word/2010/wordprocessingDrawing" xmlns:wp="http://schemas.openxmlformats.org/drawingml/2006/wordprocessingDrawing" xmlns:w10="urn:schemas-microsoft-com:office:word" xmlns:w="http://schemas.openxmlformats.org/wordprocessingml/2006/main" xmlns:w14="http://schemas.microsoft.com/office/word/2010/wordml" xmlns:wpg="http://schemas.microsoft.com/office/word/2010/wordprocessingGroup" xmlns:wpi="http://schemas.microsoft.com/office/word/2010/wordprocessingInk" xmlns:wne="http://schemas.microsoft.com/office/word/2006/wordml" xmlns:wps="http://schemas.microsoft.com/office/word/2010/wordprocessingShape" xmlns:wpsCustomData="http://www.wps.cn/officeDocument/2013/wpsCustomData" mc:Ignorable="w14 wp14">
   <w:abstractNum w:abstractNumId="0">
     <w:nsid w:val="8BFB96F1"/>
     <w:multiLevelType w:val="singleLevel"/>
     <w:tmpl w:val="8BFB96F1"/>
-    <w:lvl w:ilvl="0">
+    <w:lvl w:ilvl="0" w:tentative="0">
       <w:start w:val="1"/>
       <w:numFmt w:val="decimal"/>
       <w:lvlText w:val="%1."/>
@@ -6726,10 +6835,10 @@
     <w:nsid w:val="8E964DCE"/>
     <w:multiLevelType w:val="multilevel"/>
     <w:tmpl w:val="8E964DCE"/>
-    <w:lvl w:ilvl="0">
+    <w:lvl w:ilvl="0" w:tentative="0">
       <w:start w:val="1"/>
       <w:numFmt w:val="decimal"/>
-      <w:pStyle w:val="Heading1"/>
+      <w:pStyle w:val="2"/>
       <w:lvlText w:val="%1."/>
       <w:lvlJc w:val="left"/>
       <w:pPr>
@@ -6739,10 +6848,10 @@
         <w:rFonts w:hint="default"/>
       </w:rPr>
     </w:lvl>
-    <w:lvl w:ilvl="1">
+    <w:lvl w:ilvl="1" w:tentative="0">
       <w:start w:val="1"/>
       <w:numFmt w:val="decimal"/>
-      <w:pStyle w:val="Heading2"/>
+      <w:pStyle w:val="3"/>
       <w:lvlText w:val="%1.%2."/>
       <w:lvlJc w:val="left"/>
       <w:pPr>
@@ -6752,10 +6861,10 @@
         <w:rFonts w:hint="default"/>
       </w:rPr>
     </w:lvl>
-    <w:lvl w:ilvl="2">
+    <w:lvl w:ilvl="2" w:tentative="0">
       <w:start w:val="1"/>
       <w:numFmt w:val="decimal"/>
-      <w:pStyle w:val="Heading3"/>
+      <w:pStyle w:val="4"/>
       <w:lvlText w:val="%1.%2.%3."/>
       <w:lvlJc w:val="left"/>
       <w:pPr>
@@ -6765,10 +6874,10 @@
         <w:rFonts w:hint="default"/>
       </w:rPr>
     </w:lvl>
-    <w:lvl w:ilvl="3">
+    <w:lvl w:ilvl="3" w:tentative="0">
       <w:start w:val="1"/>
       <w:numFmt w:val="decimal"/>
-      <w:pStyle w:val="Heading4"/>
+      <w:pStyle w:val="5"/>
       <w:lvlText w:val="%1.%2.%3.%4."/>
       <w:lvlJc w:val="left"/>
       <w:pPr>
@@ -6778,10 +6887,10 @@
         <w:rFonts w:hint="default"/>
       </w:rPr>
     </w:lvl>
-    <w:lvl w:ilvl="4">
+    <w:lvl w:ilvl="4" w:tentative="0">
       <w:start w:val="1"/>
       <w:numFmt w:val="decimal"/>
-      <w:pStyle w:val="Heading5"/>
+      <w:pStyle w:val="6"/>
       <w:lvlText w:val="%1.%2.%3.%4.%5."/>
       <w:lvlJc w:val="left"/>
       <w:pPr>
@@ -6791,10 +6900,10 @@
         <w:rFonts w:hint="default"/>
       </w:rPr>
     </w:lvl>
-    <w:lvl w:ilvl="5">
+    <w:lvl w:ilvl="5" w:tentative="0">
       <w:start w:val="1"/>
       <w:numFmt w:val="decimal"/>
-      <w:pStyle w:val="Heading6"/>
+      <w:pStyle w:val="7"/>
       <w:lvlText w:val="%1.%2.%3.%4.%5.%6."/>
       <w:lvlJc w:val="left"/>
       <w:pPr>
@@ -6804,10 +6913,10 @@
         <w:rFonts w:hint="default"/>
       </w:rPr>
     </w:lvl>
-    <w:lvl w:ilvl="6">
+    <w:lvl w:ilvl="6" w:tentative="0">
       <w:start w:val="1"/>
       <w:numFmt w:val="decimal"/>
-      <w:pStyle w:val="Heading7"/>
+      <w:pStyle w:val="8"/>
       <w:lvlText w:val="%1.%2.%3.%4.%5.%6.%7."/>
       <w:lvlJc w:val="left"/>
       <w:pPr>
@@ -6817,10 +6926,10 @@
         <w:rFonts w:hint="default"/>
       </w:rPr>
     </w:lvl>
-    <w:lvl w:ilvl="7">
+    <w:lvl w:ilvl="7" w:tentative="0">
       <w:start w:val="1"/>
       <w:numFmt w:val="decimal"/>
-      <w:pStyle w:val="Heading8"/>
+      <w:pStyle w:val="9"/>
       <w:lvlText w:val="%1.%2.%3.%4.%5.%6.%7.%8."/>
       <w:lvlJc w:val="left"/>
       <w:pPr>
@@ -6830,10 +6939,10 @@
         <w:rFonts w:hint="default"/>
       </w:rPr>
     </w:lvl>
-    <w:lvl w:ilvl="8">
+    <w:lvl w:ilvl="8" w:tentative="0">
       <w:start w:val="1"/>
       <w:numFmt w:val="decimal"/>
-      <w:pStyle w:val="Heading9"/>
+      <w:pStyle w:val="10"/>
       <w:lvlText w:val="%1.%2.%3.%4.%5.%6.%7.%8.%9."/>
       <w:lvlJc w:val="left"/>
       <w:pPr>
@@ -6848,7 +6957,7 @@
     <w:nsid w:val="28EA26EF"/>
     <w:multiLevelType w:val="singleLevel"/>
     <w:tmpl w:val="28EA26EF"/>
-    <w:lvl w:ilvl="0">
+    <w:lvl w:ilvl="0" w:tentative="0">
       <w:start w:val="1"/>
       <w:numFmt w:val="decimal"/>
       <w:lvlText w:val="%1."/>
@@ -6865,7 +6974,7 @@
     <w:nsid w:val="544F09BB"/>
     <w:multiLevelType w:val="singleLevel"/>
     <w:tmpl w:val="544F09BB"/>
-    <w:lvl w:ilvl="0">
+    <w:lvl w:ilvl="0" w:tentative="0">
       <w:start w:val="1"/>
       <w:numFmt w:val="decimal"/>
       <w:lvlText w:val="%1."/>
@@ -6894,267 +7003,269 @@
 </file>
 
 <file path=word/styles.xml><?xml version="1.0" encoding="utf-8"?>
-<w:styles xmlns:mc="http://schemas.openxmlformats.org/markup-compatibility/2006" xmlns:r="http://schemas.openxmlformats.org/officeDocument/2006/relationships" xmlns:w="http://schemas.openxmlformats.org/wordprocessingml/2006/main" xmlns:w14="http://schemas.microsoft.com/office/word/2010/wordml" xmlns:w15="http://schemas.microsoft.com/office/word/2012/wordml" mc:Ignorable="w14 w15">
+<w:styles xmlns:mc="http://schemas.openxmlformats.org/markup-compatibility/2006" xmlns:o="urn:schemas-microsoft-com:office:office" xmlns:r="http://schemas.openxmlformats.org/officeDocument/2006/relationships" xmlns:m="http://schemas.openxmlformats.org/officeDocument/2006/math" xmlns:v="urn:schemas-microsoft-com:vml" xmlns:w="http://schemas.openxmlformats.org/wordprocessingml/2006/main" xmlns:w14="http://schemas.microsoft.com/office/word/2010/wordml" xmlns:w10="urn:schemas-microsoft-com:office:word" xmlns:sl="http://schemas.openxmlformats.org/schemaLibrary/2006/main" xmlns:wpsCustomData="http://www.wps.cn/officeDocument/2013/wpsCustomData" mc:Ignorable="w14">
   <w:docDefaults>
     <w:rPrDefault>
       <w:rPr>
-        <w:rFonts w:ascii="Times New Roman" w:eastAsia="宋体" w:hAnsi="Times New Roman" w:cs="Times New Roman"/>
+        <w:rFonts w:ascii="Times New Roman" w:hAnsi="Times New Roman" w:eastAsia="宋体" w:cs="Times New Roman"/>
       </w:rPr>
     </w:rPrDefault>
     <w:pPrDefault/>
   </w:docDefaults>
-  <w:latentStyles w:defLockedState="0" w:defUIPriority="99" w:defSemiHidden="1" w:defUnhideWhenUsed="1" w:defQFormat="0" w:count="260">
-    <w:lsdException w:name="Normal" w:semiHidden="0" w:uiPriority="0" w:unhideWhenUsed="0" w:qFormat="1"/>
-    <w:lsdException w:name="heading 1" w:semiHidden="0" w:uiPriority="0" w:unhideWhenUsed="0" w:qFormat="1"/>
-    <w:lsdException w:name="heading 2" w:semiHidden="0" w:uiPriority="0" w:qFormat="1"/>
-    <w:lsdException w:name="heading 3" w:uiPriority="0" w:qFormat="1"/>
-    <w:lsdException w:name="heading 4" w:semiHidden="0" w:uiPriority="0" w:qFormat="1"/>
-    <w:lsdException w:name="heading 5" w:uiPriority="0" w:qFormat="1"/>
-    <w:lsdException w:name="heading 6" w:uiPriority="0" w:qFormat="1"/>
-    <w:lsdException w:name="heading 7" w:uiPriority="0" w:qFormat="1"/>
-    <w:lsdException w:name="heading 8" w:uiPriority="0" w:qFormat="1"/>
-    <w:lsdException w:name="heading 9" w:uiPriority="0" w:qFormat="1"/>
-    <w:lsdException w:name="index 1" w:semiHidden="0" w:uiPriority="0" w:unhideWhenUsed="0"/>
-    <w:lsdException w:name="index 2" w:semiHidden="0" w:uiPriority="0" w:unhideWhenUsed="0"/>
-    <w:lsdException w:name="index 3" w:semiHidden="0" w:uiPriority="0" w:unhideWhenUsed="0"/>
-    <w:lsdException w:name="index 4" w:semiHidden="0" w:uiPriority="0" w:unhideWhenUsed="0"/>
-    <w:lsdException w:name="index 5" w:semiHidden="0" w:uiPriority="0" w:unhideWhenUsed="0"/>
-    <w:lsdException w:name="index 6" w:semiHidden="0" w:uiPriority="0" w:unhideWhenUsed="0"/>
-    <w:lsdException w:name="index 7" w:semiHidden="0" w:uiPriority="0" w:unhideWhenUsed="0"/>
-    <w:lsdException w:name="index 8" w:semiHidden="0" w:uiPriority="0" w:unhideWhenUsed="0"/>
-    <w:lsdException w:name="index 9" w:semiHidden="0" w:uiPriority="0" w:unhideWhenUsed="0"/>
-    <w:lsdException w:name="toc 1" w:semiHidden="0" w:uiPriority="0" w:unhideWhenUsed="0" w:qFormat="1"/>
-    <w:lsdException w:name="toc 2" w:semiHidden="0" w:uiPriority="0" w:unhideWhenUsed="0" w:qFormat="1"/>
-    <w:lsdException w:name="toc 3" w:semiHidden="0" w:uiPriority="0" w:unhideWhenUsed="0" w:qFormat="1"/>
-    <w:lsdException w:name="toc 4" w:semiHidden="0" w:uiPriority="0" w:unhideWhenUsed="0"/>
-    <w:lsdException w:name="toc 5" w:semiHidden="0" w:uiPriority="0" w:unhideWhenUsed="0"/>
-    <w:lsdException w:name="toc 6" w:semiHidden="0" w:uiPriority="0" w:unhideWhenUsed="0"/>
-    <w:lsdException w:name="toc 7" w:semiHidden="0" w:uiPriority="0" w:unhideWhenUsed="0"/>
-    <w:lsdException w:name="toc 8" w:semiHidden="0" w:uiPriority="0" w:unhideWhenUsed="0"/>
-    <w:lsdException w:name="toc 9" w:semiHidden="0" w:uiPriority="0" w:unhideWhenUsed="0"/>
-    <w:lsdException w:name="Normal Indent" w:semiHidden="0" w:uiPriority="0" w:unhideWhenUsed="0"/>
-    <w:lsdException w:name="footnote text" w:semiHidden="0" w:uiPriority="0" w:unhideWhenUsed="0"/>
-    <w:lsdException w:name="annotation text" w:semiHidden="0" w:uiPriority="0" w:unhideWhenUsed="0" w:qFormat="1"/>
-    <w:lsdException w:name="header" w:semiHidden="0" w:uiPriority="0" w:unhideWhenUsed="0" w:qFormat="1"/>
-    <w:lsdException w:name="footer" w:semiHidden="0" w:uiPriority="0" w:unhideWhenUsed="0" w:qFormat="1"/>
-    <w:lsdException w:name="index heading" w:semiHidden="0" w:uiPriority="0" w:unhideWhenUsed="0"/>
-    <w:lsdException w:name="caption" w:uiPriority="0" w:qFormat="1"/>
-    <w:lsdException w:name="table of figures" w:semiHidden="0" w:uiPriority="0" w:unhideWhenUsed="0"/>
-    <w:lsdException w:name="envelope address" w:semiHidden="0" w:uiPriority="0" w:unhideWhenUsed="0"/>
-    <w:lsdException w:name="envelope return" w:semiHidden="0" w:uiPriority="0" w:unhideWhenUsed="0"/>
-    <w:lsdException w:name="footnote reference" w:semiHidden="0" w:uiPriority="0" w:unhideWhenUsed="0"/>
-    <w:lsdException w:name="annotation reference" w:semiHidden="0" w:uiPriority="0" w:unhideWhenUsed="0"/>
-    <w:lsdException w:name="line number" w:semiHidden="0" w:uiPriority="0" w:unhideWhenUsed="0"/>
-    <w:lsdException w:name="page number" w:semiHidden="0" w:uiPriority="0" w:unhideWhenUsed="0"/>
-    <w:lsdException w:name="endnote reference" w:semiHidden="0" w:uiPriority="0" w:unhideWhenUsed="0"/>
-    <w:lsdException w:name="endnote text" w:semiHidden="0" w:uiPriority="0" w:unhideWhenUsed="0"/>
-    <w:lsdException w:name="table of authorities" w:semiHidden="0" w:uiPriority="0" w:unhideWhenUsed="0"/>
-    <w:lsdException w:name="macro" w:semiHidden="0" w:uiPriority="0" w:unhideWhenUsed="0"/>
-    <w:lsdException w:name="toa heading" w:semiHidden="0" w:uiPriority="0" w:unhideWhenUsed="0"/>
-    <w:lsdException w:name="List" w:semiHidden="0" w:uiPriority="0" w:unhideWhenUsed="0"/>
-    <w:lsdException w:name="List Bullet" w:semiHidden="0" w:uiPriority="0" w:unhideWhenUsed="0"/>
-    <w:lsdException w:name="List Number" w:semiHidden="0" w:uiPriority="0" w:unhideWhenUsed="0"/>
-    <w:lsdException w:name="List 2" w:semiHidden="0" w:uiPriority="0" w:unhideWhenUsed="0"/>
-    <w:lsdException w:name="List 3" w:semiHidden="0" w:uiPriority="0" w:unhideWhenUsed="0"/>
-    <w:lsdException w:name="List 4" w:semiHidden="0" w:uiPriority="0" w:unhideWhenUsed="0"/>
-    <w:lsdException w:name="List 5" w:semiHidden="0" w:uiPriority="0" w:unhideWhenUsed="0"/>
-    <w:lsdException w:name="List Bullet 2" w:semiHidden="0" w:uiPriority="0" w:unhideWhenUsed="0"/>
-    <w:lsdException w:name="List Bullet 3" w:semiHidden="0" w:uiPriority="0" w:unhideWhenUsed="0"/>
-    <w:lsdException w:name="List Bullet 4" w:semiHidden="0" w:uiPriority="0" w:unhideWhenUsed="0"/>
-    <w:lsdException w:name="List Bullet 5" w:semiHidden="0" w:uiPriority="0" w:unhideWhenUsed="0"/>
-    <w:lsdException w:name="List Number 2" w:semiHidden="0" w:uiPriority="0" w:unhideWhenUsed="0"/>
-    <w:lsdException w:name="List Number 3" w:semiHidden="0" w:uiPriority="0" w:unhideWhenUsed="0"/>
-    <w:lsdException w:name="List Number 4" w:semiHidden="0" w:uiPriority="0" w:unhideWhenUsed="0"/>
-    <w:lsdException w:name="List Number 5" w:semiHidden="0" w:uiPriority="0" w:unhideWhenUsed="0"/>
-    <w:lsdException w:name="Title" w:semiHidden="0" w:uiPriority="0" w:unhideWhenUsed="0" w:qFormat="1"/>
-    <w:lsdException w:name="Closing" w:semiHidden="0" w:uiPriority="0" w:unhideWhenUsed="0"/>
-    <w:lsdException w:name="Signature" w:semiHidden="0" w:uiPriority="0" w:unhideWhenUsed="0"/>
-    <w:lsdException w:name="Default Paragraph Font" w:uiPriority="0" w:unhideWhenUsed="0" w:qFormat="1"/>
-    <w:lsdException w:name="Body Text" w:uiPriority="0" w:unhideWhenUsed="0" w:qFormat="1"/>
-    <w:lsdException w:name="Body Text Indent" w:semiHidden="0" w:uiPriority="0" w:unhideWhenUsed="0"/>
-    <w:lsdException w:name="List Continue" w:semiHidden="0" w:uiPriority="0" w:unhideWhenUsed="0"/>
-    <w:lsdException w:name="List Continue 2" w:semiHidden="0" w:uiPriority="0" w:unhideWhenUsed="0"/>
-    <w:lsdException w:name="List Continue 3" w:semiHidden="0" w:uiPriority="0" w:unhideWhenUsed="0"/>
-    <w:lsdException w:name="List Continue 4" w:semiHidden="0" w:uiPriority="0" w:unhideWhenUsed="0"/>
-    <w:lsdException w:name="List Continue 5" w:semiHidden="0" w:uiPriority="0" w:unhideWhenUsed="0"/>
-    <w:lsdException w:name="Message Header" w:semiHidden="0" w:uiPriority="0" w:unhideWhenUsed="0"/>
-    <w:lsdException w:name="Subtitle" w:semiHidden="0" w:uiPriority="0" w:unhideWhenUsed="0" w:qFormat="1"/>
-    <w:lsdException w:name="Salutation" w:semiHidden="0" w:uiPriority="0" w:unhideWhenUsed="0"/>
-    <w:lsdException w:name="Date" w:semiHidden="0" w:uiPriority="0" w:unhideWhenUsed="0"/>
-    <w:lsdException w:name="Body Text First Indent" w:semiHidden="0" w:uiPriority="0" w:unhideWhenUsed="0"/>
-    <w:lsdException w:name="Body Text First Indent 2" w:semiHidden="0" w:uiPriority="0" w:unhideWhenUsed="0"/>
-    <w:lsdException w:name="Body Text 2" w:semiHidden="0" w:uiPriority="0" w:unhideWhenUsed="0"/>
-    <w:lsdException w:name="Body Text 3" w:semiHidden="0" w:uiPriority="0" w:unhideWhenUsed="0"/>
-    <w:lsdException w:name="Body Text Indent 2" w:semiHidden="0" w:uiPriority="0" w:unhideWhenUsed="0"/>
-    <w:lsdException w:name="Body Text Indent 3" w:semiHidden="0" w:uiPriority="0" w:unhideWhenUsed="0"/>
-    <w:lsdException w:name="Block Text" w:semiHidden="0" w:uiPriority="0" w:unhideWhenUsed="0"/>
-    <w:lsdException w:name="Hyperlink" w:semiHidden="0" w:uiPriority="0" w:unhideWhenUsed="0"/>
-    <w:lsdException w:name="FollowedHyperlink" w:semiHidden="0" w:uiPriority="0" w:unhideWhenUsed="0"/>
-    <w:lsdException w:name="Strong" w:semiHidden="0" w:uiPriority="0" w:unhideWhenUsed="0" w:qFormat="1"/>
-    <w:lsdException w:name="Emphasis" w:semiHidden="0" w:uiPriority="0" w:unhideWhenUsed="0" w:qFormat="1"/>
-    <w:lsdException w:name="Document Map" w:semiHidden="0" w:uiPriority="0" w:unhideWhenUsed="0"/>
-    <w:lsdException w:name="Plain Text" w:semiHidden="0" w:uiPriority="0" w:unhideWhenUsed="0"/>
-    <w:lsdException w:name="E-mail Signature" w:semiHidden="0" w:uiPriority="0" w:unhideWhenUsed="0"/>
-    <w:lsdException w:name="Normal (Web)" w:semiHidden="0" w:uiPriority="0" w:unhideWhenUsed="0" w:qFormat="1"/>
-    <w:lsdException w:name="HTML Acronym" w:semiHidden="0" w:uiPriority="0" w:unhideWhenUsed="0"/>
-    <w:lsdException w:name="HTML Address" w:semiHidden="0" w:uiPriority="0" w:unhideWhenUsed="0"/>
-    <w:lsdException w:name="HTML Cite" w:semiHidden="0" w:uiPriority="0" w:unhideWhenUsed="0"/>
-    <w:lsdException w:name="HTML Code" w:semiHidden="0" w:uiPriority="0" w:unhideWhenUsed="0"/>
-    <w:lsdException w:name="HTML Definition" w:semiHidden="0" w:uiPriority="0" w:unhideWhenUsed="0"/>
-    <w:lsdException w:name="HTML Keyboard" w:semiHidden="0" w:uiPriority="0" w:unhideWhenUsed="0"/>
-    <w:lsdException w:name="HTML Preformatted" w:semiHidden="0" w:uiPriority="0" w:unhideWhenUsed="0"/>
-    <w:lsdException w:name="HTML Sample" w:semiHidden="0" w:uiPriority="0" w:unhideWhenUsed="0"/>
-    <w:lsdException w:name="HTML Typewriter" w:semiHidden="0" w:uiPriority="0" w:unhideWhenUsed="0"/>
-    <w:lsdException w:name="HTML Variable" w:semiHidden="0" w:uiPriority="0" w:unhideWhenUsed="0"/>
-    <w:lsdException w:name="Normal Table" w:uiPriority="0" w:unhideWhenUsed="0" w:qFormat="1"/>
-    <w:lsdException w:name="annotation subject" w:semiHidden="0" w:uiPriority="0" w:unhideWhenUsed="0"/>
-    <w:lsdException w:name="Table Simple 1" w:semiHidden="0" w:uiPriority="0" w:unhideWhenUsed="0"/>
-    <w:lsdException w:name="Table Simple 2" w:semiHidden="0" w:uiPriority="0" w:unhideWhenUsed="0"/>
-    <w:lsdException w:name="Table Simple 3" w:semiHidden="0" w:uiPriority="0" w:unhideWhenUsed="0"/>
-    <w:lsdException w:name="Table Classic 1" w:semiHidden="0" w:uiPriority="0" w:unhideWhenUsed="0"/>
-    <w:lsdException w:name="Table Classic 2" w:semiHidden="0" w:uiPriority="0" w:unhideWhenUsed="0"/>
-    <w:lsdException w:name="Table Classic 3" w:semiHidden="0" w:uiPriority="0" w:unhideWhenUsed="0"/>
-    <w:lsdException w:name="Table Classic 4" w:semiHidden="0" w:uiPriority="0" w:unhideWhenUsed="0"/>
-    <w:lsdException w:name="Table Colorful 1" w:semiHidden="0" w:uiPriority="0" w:unhideWhenUsed="0"/>
-    <w:lsdException w:name="Table Colorful 2" w:semiHidden="0" w:uiPriority="0" w:unhideWhenUsed="0"/>
-    <w:lsdException w:name="Table Colorful 3" w:semiHidden="0" w:uiPriority="0" w:unhideWhenUsed="0"/>
-    <w:lsdException w:name="Table Columns 1" w:semiHidden="0" w:uiPriority="0" w:unhideWhenUsed="0"/>
-    <w:lsdException w:name="Table Columns 2" w:semiHidden="0" w:uiPriority="0" w:unhideWhenUsed="0"/>
-    <w:lsdException w:name="Table Columns 3" w:semiHidden="0" w:uiPriority="0" w:unhideWhenUsed="0"/>
-    <w:lsdException w:name="Table Columns 4" w:semiHidden="0" w:uiPriority="0" w:unhideWhenUsed="0"/>
-    <w:lsdException w:name="Table Columns 5" w:semiHidden="0" w:uiPriority="0" w:unhideWhenUsed="0"/>
-    <w:lsdException w:name="Table Grid 1" w:semiHidden="0" w:uiPriority="0" w:unhideWhenUsed="0"/>
-    <w:lsdException w:name="Table Grid 2" w:semiHidden="0" w:uiPriority="0" w:unhideWhenUsed="0"/>
-    <w:lsdException w:name="Table Grid 3" w:semiHidden="0" w:uiPriority="0" w:unhideWhenUsed="0"/>
-    <w:lsdException w:name="Table Grid 4" w:semiHidden="0" w:uiPriority="0" w:unhideWhenUsed="0"/>
-    <w:lsdException w:name="Table Grid 5" w:semiHidden="0" w:uiPriority="0" w:unhideWhenUsed="0"/>
-    <w:lsdException w:name="Table Grid 6" w:semiHidden="0" w:uiPriority="0" w:unhideWhenUsed="0"/>
-    <w:lsdException w:name="Table Grid 7" w:semiHidden="0" w:uiPriority="0" w:unhideWhenUsed="0"/>
-    <w:lsdException w:name="Table Grid 8" w:semiHidden="0" w:uiPriority="0" w:unhideWhenUsed="0"/>
-    <w:lsdException w:name="Table List 1" w:semiHidden="0" w:uiPriority="0" w:unhideWhenUsed="0"/>
-    <w:lsdException w:name="Table List 2" w:semiHidden="0" w:uiPriority="0" w:unhideWhenUsed="0"/>
-    <w:lsdException w:name="Table List 3" w:semiHidden="0" w:uiPriority="0" w:unhideWhenUsed="0"/>
-    <w:lsdException w:name="Table List 4" w:semiHidden="0" w:uiPriority="0" w:unhideWhenUsed="0"/>
-    <w:lsdException w:name="Table List 5" w:semiHidden="0" w:uiPriority="0" w:unhideWhenUsed="0"/>
-    <w:lsdException w:name="Table List 6" w:semiHidden="0" w:uiPriority="0" w:unhideWhenUsed="0"/>
-    <w:lsdException w:name="Table List 7" w:semiHidden="0" w:uiPriority="0" w:unhideWhenUsed="0"/>
-    <w:lsdException w:name="Table List 8" w:semiHidden="0" w:uiPriority="0" w:unhideWhenUsed="0"/>
-    <w:lsdException w:name="Table 3D effects 1" w:semiHidden="0" w:uiPriority="0" w:unhideWhenUsed="0"/>
-    <w:lsdException w:name="Table 3D effects 2" w:semiHidden="0" w:uiPriority="0" w:unhideWhenUsed="0"/>
-    <w:lsdException w:name="Table 3D effects 3" w:semiHidden="0" w:uiPriority="0" w:unhideWhenUsed="0"/>
-    <w:lsdException w:name="Table Contemporary" w:semiHidden="0" w:uiPriority="0" w:unhideWhenUsed="0"/>
-    <w:lsdException w:name="Table Elegant" w:semiHidden="0" w:uiPriority="0" w:unhideWhenUsed="0"/>
-    <w:lsdException w:name="Table Professional" w:semiHidden="0" w:uiPriority="0" w:unhideWhenUsed="0"/>
-    <w:lsdException w:name="Table Subtle 1" w:semiHidden="0" w:uiPriority="0" w:unhideWhenUsed="0"/>
-    <w:lsdException w:name="Table Subtle 2" w:semiHidden="0" w:uiPriority="0" w:unhideWhenUsed="0"/>
-    <w:lsdException w:name="Table Web 1" w:semiHidden="0" w:uiPriority="0" w:unhideWhenUsed="0"/>
-    <w:lsdException w:name="Table Web 2" w:semiHidden="0" w:uiPriority="0" w:unhideWhenUsed="0"/>
-    <w:lsdException w:name="Table Web 3" w:semiHidden="0" w:uiPriority="0" w:unhideWhenUsed="0"/>
-    <w:lsdException w:name="Balloon Text" w:semiHidden="0" w:uiPriority="0" w:unhideWhenUsed="0"/>
-    <w:lsdException w:name="Table Grid" w:semiHidden="0" w:uiPriority="0" w:unhideWhenUsed="0" w:qFormat="1"/>
-    <w:lsdException w:name="Table Theme" w:semiHidden="0" w:uiPriority="0" w:unhideWhenUsed="0"/>
-    <w:lsdException w:name="Light Shading" w:semiHidden="0" w:uiPriority="60" w:unhideWhenUsed="0"/>
-    <w:lsdException w:name="Light List" w:semiHidden="0" w:uiPriority="61" w:unhideWhenUsed="0"/>
-    <w:lsdException w:name="Light Grid" w:semiHidden="0" w:uiPriority="62" w:unhideWhenUsed="0"/>
-    <w:lsdException w:name="Medium Shading 1" w:semiHidden="0" w:uiPriority="63" w:unhideWhenUsed="0"/>
-    <w:lsdException w:name="Medium Shading 2" w:semiHidden="0" w:uiPriority="64" w:unhideWhenUsed="0"/>
-    <w:lsdException w:name="Medium List 1" w:semiHidden="0" w:uiPriority="65" w:unhideWhenUsed="0"/>
-    <w:lsdException w:name="Medium List 2" w:semiHidden="0" w:uiPriority="66" w:unhideWhenUsed="0"/>
-    <w:lsdException w:name="Medium Grid 1" w:semiHidden="0" w:uiPriority="67" w:unhideWhenUsed="0"/>
-    <w:lsdException w:name="Medium Grid 2" w:semiHidden="0" w:uiPriority="68" w:unhideWhenUsed="0"/>
-    <w:lsdException w:name="Medium Grid 3" w:semiHidden="0" w:uiPriority="69" w:unhideWhenUsed="0"/>
-    <w:lsdException w:name="Dark List" w:semiHidden="0" w:uiPriority="70" w:unhideWhenUsed="0"/>
-    <w:lsdException w:name="Colorful Shading" w:semiHidden="0" w:uiPriority="71" w:unhideWhenUsed="0"/>
-    <w:lsdException w:name="Colorful List" w:semiHidden="0" w:uiPriority="72" w:unhideWhenUsed="0"/>
-    <w:lsdException w:name="Colorful Grid" w:semiHidden="0" w:uiPriority="73" w:unhideWhenUsed="0"/>
-    <w:lsdException w:name="Light Shading Accent 1" w:semiHidden="0" w:uiPriority="60" w:unhideWhenUsed="0"/>
-    <w:lsdException w:name="Light List Accent 1" w:semiHidden="0" w:uiPriority="61" w:unhideWhenUsed="0"/>
-    <w:lsdException w:name="Light Grid Accent 1" w:semiHidden="0" w:uiPriority="62" w:unhideWhenUsed="0"/>
-    <w:lsdException w:name="Medium Shading 1 Accent 1" w:semiHidden="0" w:uiPriority="63" w:unhideWhenUsed="0"/>
-    <w:lsdException w:name="Medium Shading 2 Accent 1" w:semiHidden="0" w:uiPriority="64" w:unhideWhenUsed="0"/>
-    <w:lsdException w:name="Medium List 1 Accent 1" w:semiHidden="0" w:uiPriority="65" w:unhideWhenUsed="0"/>
-    <w:lsdException w:name="Medium List 2 Accent 1" w:semiHidden="0" w:uiPriority="66" w:unhideWhenUsed="0"/>
-    <w:lsdException w:name="Medium Grid 1 Accent 1" w:semiHidden="0" w:uiPriority="67" w:unhideWhenUsed="0"/>
-    <w:lsdException w:name="Medium Grid 2 Accent 1" w:semiHidden="0" w:uiPriority="68" w:unhideWhenUsed="0"/>
-    <w:lsdException w:name="Medium Grid 3 Accent 1" w:semiHidden="0" w:uiPriority="69" w:unhideWhenUsed="0"/>
-    <w:lsdException w:name="Dark List Accent 1" w:semiHidden="0" w:uiPriority="70" w:unhideWhenUsed="0"/>
-    <w:lsdException w:name="Colorful Shading Accent 1" w:semiHidden="0" w:uiPriority="71" w:unhideWhenUsed="0"/>
-    <w:lsdException w:name="Colorful List Accent 1" w:semiHidden="0" w:uiPriority="72" w:unhideWhenUsed="0"/>
-    <w:lsdException w:name="Colorful Grid Accent 1" w:semiHidden="0" w:uiPriority="73" w:unhideWhenUsed="0"/>
-    <w:lsdException w:name="Light Shading Accent 2" w:semiHidden="0" w:uiPriority="60" w:unhideWhenUsed="0"/>
-    <w:lsdException w:name="Light List Accent 2" w:semiHidden="0" w:uiPriority="61" w:unhideWhenUsed="0"/>
-    <w:lsdException w:name="Light Grid Accent 2" w:semiHidden="0" w:uiPriority="62" w:unhideWhenUsed="0"/>
-    <w:lsdException w:name="Medium Shading 1 Accent 2" w:semiHidden="0" w:uiPriority="63" w:unhideWhenUsed="0"/>
-    <w:lsdException w:name="Medium Shading 2 Accent 2" w:semiHidden="0" w:uiPriority="64" w:unhideWhenUsed="0"/>
-    <w:lsdException w:name="Medium List 1 Accent 2" w:semiHidden="0" w:uiPriority="65" w:unhideWhenUsed="0"/>
-    <w:lsdException w:name="Medium List 2 Accent 2" w:semiHidden="0" w:uiPriority="66" w:unhideWhenUsed="0"/>
-    <w:lsdException w:name="Medium Grid 1 Accent 2" w:semiHidden="0" w:uiPriority="67" w:unhideWhenUsed="0"/>
-    <w:lsdException w:name="Medium Grid 2 Accent 2" w:semiHidden="0" w:uiPriority="68" w:unhideWhenUsed="0"/>
-    <w:lsdException w:name="Medium Grid 3 Accent 2" w:semiHidden="0" w:uiPriority="69" w:unhideWhenUsed="0"/>
-    <w:lsdException w:name="Dark List Accent 2" w:semiHidden="0" w:uiPriority="70" w:unhideWhenUsed="0"/>
-    <w:lsdException w:name="Colorful Shading Accent 2" w:semiHidden="0" w:uiPriority="71" w:unhideWhenUsed="0"/>
-    <w:lsdException w:name="Colorful List Accent 2" w:semiHidden="0" w:uiPriority="72" w:unhideWhenUsed="0"/>
-    <w:lsdException w:name="Colorful Grid Accent 2" w:semiHidden="0" w:uiPriority="73" w:unhideWhenUsed="0"/>
-    <w:lsdException w:name="Light Shading Accent 3" w:semiHidden="0" w:uiPriority="60" w:unhideWhenUsed="0"/>
-    <w:lsdException w:name="Light List Accent 3" w:semiHidden="0" w:uiPriority="61" w:unhideWhenUsed="0"/>
-    <w:lsdException w:name="Light Grid Accent 3" w:semiHidden="0" w:uiPriority="62" w:unhideWhenUsed="0"/>
-    <w:lsdException w:name="Medium Shading 1 Accent 3" w:semiHidden="0" w:uiPriority="63" w:unhideWhenUsed="0"/>
-    <w:lsdException w:name="Medium Shading 2 Accent 3" w:semiHidden="0" w:uiPriority="64" w:unhideWhenUsed="0"/>
-    <w:lsdException w:name="Medium List 1 Accent 3" w:semiHidden="0" w:uiPriority="65" w:unhideWhenUsed="0"/>
-    <w:lsdException w:name="Medium List 2 Accent 3" w:semiHidden="0" w:uiPriority="66" w:unhideWhenUsed="0"/>
-    <w:lsdException w:name="Medium Grid 1 Accent 3" w:semiHidden="0" w:uiPriority="67" w:unhideWhenUsed="0"/>
-    <w:lsdException w:name="Medium Grid 2 Accent 3" w:semiHidden="0" w:uiPriority="68" w:unhideWhenUsed="0"/>
-    <w:lsdException w:name="Medium Grid 3 Accent 3" w:semiHidden="0" w:uiPriority="69" w:unhideWhenUsed="0"/>
-    <w:lsdException w:name="Dark List Accent 3" w:semiHidden="0" w:uiPriority="70" w:unhideWhenUsed="0"/>
-    <w:lsdException w:name="Colorful Shading Accent 3" w:semiHidden="0" w:uiPriority="71" w:unhideWhenUsed="0"/>
-    <w:lsdException w:name="Colorful List Accent 3" w:semiHidden="0" w:uiPriority="72" w:unhideWhenUsed="0"/>
-    <w:lsdException w:name="Colorful Grid Accent 3" w:semiHidden="0" w:uiPriority="73" w:unhideWhenUsed="0"/>
-    <w:lsdException w:name="Light Shading Accent 4" w:semiHidden="0" w:uiPriority="60" w:unhideWhenUsed="0"/>
-    <w:lsdException w:name="Light List Accent 4" w:semiHidden="0" w:uiPriority="61" w:unhideWhenUsed="0"/>
-    <w:lsdException w:name="Light Grid Accent 4" w:semiHidden="0" w:uiPriority="62" w:unhideWhenUsed="0"/>
-    <w:lsdException w:name="Medium Shading 1 Accent 4" w:semiHidden="0" w:uiPriority="63" w:unhideWhenUsed="0"/>
-    <w:lsdException w:name="Medium Shading 2 Accent 4" w:semiHidden="0" w:uiPriority="64" w:unhideWhenUsed="0"/>
-    <w:lsdException w:name="Medium List 1 Accent 4" w:semiHidden="0" w:uiPriority="65" w:unhideWhenUsed="0"/>
-    <w:lsdException w:name="Medium List 2 Accent 4" w:semiHidden="0" w:uiPriority="66" w:unhideWhenUsed="0"/>
-    <w:lsdException w:name="Medium Grid 1 Accent 4" w:semiHidden="0" w:uiPriority="67" w:unhideWhenUsed="0"/>
-    <w:lsdException w:name="Medium Grid 2 Accent 4" w:semiHidden="0" w:uiPriority="68" w:unhideWhenUsed="0"/>
-    <w:lsdException w:name="Medium Grid 3 Accent 4" w:semiHidden="0" w:uiPriority="69" w:unhideWhenUsed="0"/>
-    <w:lsdException w:name="Dark List Accent 4" w:semiHidden="0" w:uiPriority="70" w:unhideWhenUsed="0"/>
-    <w:lsdException w:name="Colorful Shading Accent 4" w:semiHidden="0" w:uiPriority="71" w:unhideWhenUsed="0"/>
-    <w:lsdException w:name="Colorful List Accent 4" w:semiHidden="0" w:uiPriority="72" w:unhideWhenUsed="0"/>
-    <w:lsdException w:name="Colorful Grid Accent 4" w:semiHidden="0" w:uiPriority="73" w:unhideWhenUsed="0"/>
-    <w:lsdException w:name="Light Shading Accent 5" w:semiHidden="0" w:uiPriority="60" w:unhideWhenUsed="0"/>
-    <w:lsdException w:name="Light List Accent 5" w:semiHidden="0" w:uiPriority="61" w:unhideWhenUsed="0"/>
-    <w:lsdException w:name="Light Grid Accent 5" w:semiHidden="0" w:uiPriority="62" w:unhideWhenUsed="0"/>
-    <w:lsdException w:name="Medium Shading 1 Accent 5" w:semiHidden="0" w:uiPriority="63" w:unhideWhenUsed="0"/>
-    <w:lsdException w:name="Medium Shading 2 Accent 5" w:semiHidden="0" w:uiPriority="64" w:unhideWhenUsed="0"/>
-    <w:lsdException w:name="Medium List 1 Accent 5" w:semiHidden="0" w:uiPriority="65" w:unhideWhenUsed="0"/>
-    <w:lsdException w:name="Medium List 2 Accent 5" w:semiHidden="0" w:uiPriority="66" w:unhideWhenUsed="0"/>
-    <w:lsdException w:name="Medium Grid 1 Accent 5" w:semiHidden="0" w:uiPriority="67" w:unhideWhenUsed="0"/>
-    <w:lsdException w:name="Medium Grid 2 Accent 5" w:semiHidden="0" w:uiPriority="68" w:unhideWhenUsed="0"/>
-    <w:lsdException w:name="Medium Grid 3 Accent 5" w:semiHidden="0" w:uiPriority="69" w:unhideWhenUsed="0"/>
-    <w:lsdException w:name="Dark List Accent 5" w:semiHidden="0" w:uiPriority="70" w:unhideWhenUsed="0"/>
-    <w:lsdException w:name="Colorful Shading Accent 5" w:semiHidden="0" w:uiPriority="71" w:unhideWhenUsed="0"/>
-    <w:lsdException w:name="Colorful List Accent 5" w:semiHidden="0" w:uiPriority="72" w:unhideWhenUsed="0"/>
-    <w:lsdException w:name="Colorful Grid Accent 5" w:semiHidden="0" w:uiPriority="73" w:unhideWhenUsed="0"/>
-    <w:lsdException w:name="Light Shading Accent 6" w:semiHidden="0" w:uiPriority="60" w:unhideWhenUsed="0"/>
-    <w:lsdException w:name="Light List Accent 6" w:semiHidden="0" w:uiPriority="61" w:unhideWhenUsed="0"/>
-    <w:lsdException w:name="Light Grid Accent 6" w:semiHidden="0" w:uiPriority="62" w:unhideWhenUsed="0"/>
-    <w:lsdException w:name="Medium Shading 1 Accent 6" w:semiHidden="0" w:uiPriority="63" w:unhideWhenUsed="0"/>
-    <w:lsdException w:name="Medium Shading 2 Accent 6" w:semiHidden="0" w:uiPriority="64" w:unhideWhenUsed="0"/>
-    <w:lsdException w:name="Medium List 1 Accent 6" w:semiHidden="0" w:uiPriority="65" w:unhideWhenUsed="0"/>
-    <w:lsdException w:name="Medium List 2 Accent 6" w:semiHidden="0" w:uiPriority="66" w:unhideWhenUsed="0"/>
-    <w:lsdException w:name="Medium Grid 1 Accent 6" w:semiHidden="0" w:uiPriority="67" w:unhideWhenUsed="0"/>
-    <w:lsdException w:name="Medium Grid 2 Accent 6" w:semiHidden="0" w:uiPriority="68" w:unhideWhenUsed="0"/>
-    <w:lsdException w:name="Medium Grid 3 Accent 6" w:semiHidden="0" w:uiPriority="69" w:unhideWhenUsed="0"/>
-    <w:lsdException w:name="Dark List Accent 6" w:semiHidden="0" w:uiPriority="70" w:unhideWhenUsed="0"/>
-    <w:lsdException w:name="Colorful Shading Accent 6" w:semiHidden="0" w:uiPriority="71" w:unhideWhenUsed="0"/>
-    <w:lsdException w:name="Colorful List Accent 6" w:semiHidden="0" w:uiPriority="72" w:unhideWhenUsed="0"/>
-    <w:lsdException w:name="Colorful Grid Accent 6" w:semiHidden="0" w:uiPriority="73" w:unhideWhenUsed="0"/>
+  <w:latentStyles w:count="260" w:defQFormat="0" w:defUnhideWhenUsed="1" w:defSemiHidden="1" w:defUIPriority="99" w:defLockedState="0">
+    <w:lsdException w:qFormat="1" w:unhideWhenUsed="0" w:uiPriority="0" w:semiHidden="0" w:name="Normal"/>
+    <w:lsdException w:qFormat="1" w:unhideWhenUsed="0" w:uiPriority="0" w:semiHidden="0" w:name="heading 1"/>
+    <w:lsdException w:qFormat="1" w:uiPriority="0" w:semiHidden="0" w:name="heading 2"/>
+    <w:lsdException w:qFormat="1" w:uiPriority="0" w:name="heading 3"/>
+    <w:lsdException w:qFormat="1" w:uiPriority="0" w:semiHidden="0" w:name="heading 4"/>
+    <w:lsdException w:qFormat="1" w:uiPriority="0" w:name="heading 5"/>
+    <w:lsdException w:qFormat="1" w:uiPriority="0" w:name="heading 6"/>
+    <w:lsdException w:qFormat="1" w:uiPriority="0" w:name="heading 7"/>
+    <w:lsdException w:qFormat="1" w:uiPriority="0" w:name="heading 8"/>
+    <w:lsdException w:qFormat="1" w:uiPriority="0" w:name="heading 9"/>
+    <w:lsdException w:unhideWhenUsed="0" w:uiPriority="0" w:semiHidden="0" w:name="index 1"/>
+    <w:lsdException w:unhideWhenUsed="0" w:uiPriority="0" w:semiHidden="0" w:name="index 2"/>
+    <w:lsdException w:unhideWhenUsed="0" w:uiPriority="0" w:semiHidden="0" w:name="index 3"/>
+    <w:lsdException w:unhideWhenUsed="0" w:uiPriority="0" w:semiHidden="0" w:name="index 4"/>
+    <w:lsdException w:unhideWhenUsed="0" w:uiPriority="0" w:semiHidden="0" w:name="index 5"/>
+    <w:lsdException w:unhideWhenUsed="0" w:uiPriority="0" w:semiHidden="0" w:name="index 6"/>
+    <w:lsdException w:unhideWhenUsed="0" w:uiPriority="0" w:semiHidden="0" w:name="index 7"/>
+    <w:lsdException w:unhideWhenUsed="0" w:uiPriority="0" w:semiHidden="0" w:name="index 8"/>
+    <w:lsdException w:unhideWhenUsed="0" w:uiPriority="0" w:semiHidden="0" w:name="index 9"/>
+    <w:lsdException w:qFormat="1" w:unhideWhenUsed="0" w:uiPriority="0" w:semiHidden="0" w:name="toc 1"/>
+    <w:lsdException w:qFormat="1" w:unhideWhenUsed="0" w:uiPriority="0" w:semiHidden="0" w:name="toc 2"/>
+    <w:lsdException w:qFormat="1" w:unhideWhenUsed="0" w:uiPriority="0" w:semiHidden="0" w:name="toc 3"/>
+    <w:lsdException w:unhideWhenUsed="0" w:uiPriority="0" w:semiHidden="0" w:name="toc 4"/>
+    <w:lsdException w:unhideWhenUsed="0" w:uiPriority="0" w:semiHidden="0" w:name="toc 5"/>
+    <w:lsdException w:unhideWhenUsed="0" w:uiPriority="0" w:semiHidden="0" w:name="toc 6"/>
+    <w:lsdException w:unhideWhenUsed="0" w:uiPriority="0" w:semiHidden="0" w:name="toc 7"/>
+    <w:lsdException w:unhideWhenUsed="0" w:uiPriority="0" w:semiHidden="0" w:name="toc 8"/>
+    <w:lsdException w:unhideWhenUsed="0" w:uiPriority="0" w:semiHidden="0" w:name="toc 9"/>
+    <w:lsdException w:unhideWhenUsed="0" w:uiPriority="0" w:semiHidden="0" w:name="Normal Indent"/>
+    <w:lsdException w:unhideWhenUsed="0" w:uiPriority="0" w:semiHidden="0" w:name="footnote text"/>
+    <w:lsdException w:qFormat="1" w:unhideWhenUsed="0" w:uiPriority="0" w:semiHidden="0" w:name="annotation text"/>
+    <w:lsdException w:qFormat="1" w:unhideWhenUsed="0" w:uiPriority="0" w:semiHidden="0" w:name="header"/>
+    <w:lsdException w:qFormat="1" w:unhideWhenUsed="0" w:uiPriority="0" w:semiHidden="0" w:name="footer"/>
+    <w:lsdException w:unhideWhenUsed="0" w:uiPriority="0" w:semiHidden="0" w:name="index heading"/>
+    <w:lsdException w:qFormat="1" w:uiPriority="0" w:name="caption"/>
+    <w:lsdException w:unhideWhenUsed="0" w:uiPriority="0" w:semiHidden="0" w:name="table of figures"/>
+    <w:lsdException w:unhideWhenUsed="0" w:uiPriority="0" w:semiHidden="0" w:name="envelope address"/>
+    <w:lsdException w:unhideWhenUsed="0" w:uiPriority="0" w:semiHidden="0" w:name="envelope return"/>
+    <w:lsdException w:unhideWhenUsed="0" w:uiPriority="0" w:semiHidden="0" w:name="footnote reference"/>
+    <w:lsdException w:unhideWhenUsed="0" w:uiPriority="0" w:semiHidden="0" w:name="annotation reference"/>
+    <w:lsdException w:unhideWhenUsed="0" w:uiPriority="0" w:semiHidden="0" w:name="line number"/>
+    <w:lsdException w:unhideWhenUsed="0" w:uiPriority="0" w:semiHidden="0" w:name="page number"/>
+    <w:lsdException w:unhideWhenUsed="0" w:uiPriority="0" w:semiHidden="0" w:name="endnote reference"/>
+    <w:lsdException w:unhideWhenUsed="0" w:uiPriority="0" w:semiHidden="0" w:name="endnote text"/>
+    <w:lsdException w:unhideWhenUsed="0" w:uiPriority="0" w:semiHidden="0" w:name="table of authorities"/>
+    <w:lsdException w:unhideWhenUsed="0" w:uiPriority="0" w:semiHidden="0" w:name="macro"/>
+    <w:lsdException w:unhideWhenUsed="0" w:uiPriority="0" w:semiHidden="0" w:name="toa heading"/>
+    <w:lsdException w:unhideWhenUsed="0" w:uiPriority="0" w:semiHidden="0" w:name="List"/>
+    <w:lsdException w:unhideWhenUsed="0" w:uiPriority="0" w:semiHidden="0" w:name="List Bullet"/>
+    <w:lsdException w:unhideWhenUsed="0" w:uiPriority="0" w:semiHidden="0" w:name="List Number"/>
+    <w:lsdException w:unhideWhenUsed="0" w:uiPriority="0" w:semiHidden="0" w:name="List 2"/>
+    <w:lsdException w:unhideWhenUsed="0" w:uiPriority="0" w:semiHidden="0" w:name="List 3"/>
+    <w:lsdException w:unhideWhenUsed="0" w:uiPriority="0" w:semiHidden="0" w:name="List 4"/>
+    <w:lsdException w:unhideWhenUsed="0" w:uiPriority="0" w:semiHidden="0" w:name="List 5"/>
+    <w:lsdException w:unhideWhenUsed="0" w:uiPriority="0" w:semiHidden="0" w:name="List Bullet 2"/>
+    <w:lsdException w:unhideWhenUsed="0" w:uiPriority="0" w:semiHidden="0" w:name="List Bullet 3"/>
+    <w:lsdException w:unhideWhenUsed="0" w:uiPriority="0" w:semiHidden="0" w:name="List Bullet 4"/>
+    <w:lsdException w:unhideWhenUsed="0" w:uiPriority="0" w:semiHidden="0" w:name="List Bullet 5"/>
+    <w:lsdException w:unhideWhenUsed="0" w:uiPriority="0" w:semiHidden="0" w:name="List Number 2"/>
+    <w:lsdException w:unhideWhenUsed="0" w:uiPriority="0" w:semiHidden="0" w:name="List Number 3"/>
+    <w:lsdException w:unhideWhenUsed="0" w:uiPriority="0" w:semiHidden="0" w:name="List Number 4"/>
+    <w:lsdException w:unhideWhenUsed="0" w:uiPriority="0" w:semiHidden="0" w:name="List Number 5"/>
+    <w:lsdException w:qFormat="1" w:unhideWhenUsed="0" w:uiPriority="0" w:semiHidden="0" w:name="Title"/>
+    <w:lsdException w:unhideWhenUsed="0" w:uiPriority="0" w:semiHidden="0" w:name="Closing"/>
+    <w:lsdException w:unhideWhenUsed="0" w:uiPriority="0" w:semiHidden="0" w:name="Signature"/>
+    <w:lsdException w:qFormat="1" w:unhideWhenUsed="0" w:uiPriority="0" w:name="Default Paragraph Font"/>
+    <w:lsdException w:qFormat="1" w:unhideWhenUsed="0" w:uiPriority="0" w:name="Body Text"/>
+    <w:lsdException w:unhideWhenUsed="0" w:uiPriority="0" w:semiHidden="0" w:name="Body Text Indent"/>
+    <w:lsdException w:unhideWhenUsed="0" w:uiPriority="0" w:semiHidden="0" w:name="List Continue"/>
+    <w:lsdException w:unhideWhenUsed="0" w:uiPriority="0" w:semiHidden="0" w:name="List Continue 2"/>
+    <w:lsdException w:unhideWhenUsed="0" w:uiPriority="0" w:semiHidden="0" w:name="List Continue 3"/>
+    <w:lsdException w:unhideWhenUsed="0" w:uiPriority="0" w:semiHidden="0" w:name="List Continue 4"/>
+    <w:lsdException w:unhideWhenUsed="0" w:uiPriority="0" w:semiHidden="0" w:name="List Continue 5"/>
+    <w:lsdException w:unhideWhenUsed="0" w:uiPriority="0" w:semiHidden="0" w:name="Message Header"/>
+    <w:lsdException w:qFormat="1" w:unhideWhenUsed="0" w:uiPriority="0" w:semiHidden="0" w:name="Subtitle"/>
+    <w:lsdException w:unhideWhenUsed="0" w:uiPriority="0" w:semiHidden="0" w:name="Salutation"/>
+    <w:lsdException w:unhideWhenUsed="0" w:uiPriority="0" w:semiHidden="0" w:name="Date"/>
+    <w:lsdException w:unhideWhenUsed="0" w:uiPriority="0" w:semiHidden="0" w:name="Body Text First Indent"/>
+    <w:lsdException w:unhideWhenUsed="0" w:uiPriority="0" w:semiHidden="0" w:name="Body Text First Indent 2"/>
+    <w:lsdException w:uiPriority="99" w:name="Note Heading"/>
+    <w:lsdException w:unhideWhenUsed="0" w:uiPriority="0" w:semiHidden="0" w:name="Body Text 2"/>
+    <w:lsdException w:unhideWhenUsed="0" w:uiPriority="0" w:semiHidden="0" w:name="Body Text 3"/>
+    <w:lsdException w:unhideWhenUsed="0" w:uiPriority="0" w:semiHidden="0" w:name="Body Text Indent 2"/>
+    <w:lsdException w:unhideWhenUsed="0" w:uiPriority="0" w:semiHidden="0" w:name="Body Text Indent 3"/>
+    <w:lsdException w:unhideWhenUsed="0" w:uiPriority="0" w:semiHidden="0" w:name="Block Text"/>
+    <w:lsdException w:unhideWhenUsed="0" w:uiPriority="0" w:semiHidden="0" w:name="Hyperlink"/>
+    <w:lsdException w:unhideWhenUsed="0" w:uiPriority="0" w:semiHidden="0" w:name="FollowedHyperlink"/>
+    <w:lsdException w:qFormat="1" w:unhideWhenUsed="0" w:uiPriority="0" w:semiHidden="0" w:name="Strong"/>
+    <w:lsdException w:qFormat="1" w:unhideWhenUsed="0" w:uiPriority="0" w:semiHidden="0" w:name="Emphasis"/>
+    <w:lsdException w:unhideWhenUsed="0" w:uiPriority="0" w:semiHidden="0" w:name="Document Map"/>
+    <w:lsdException w:unhideWhenUsed="0" w:uiPriority="0" w:semiHidden="0" w:name="Plain Text"/>
+    <w:lsdException w:unhideWhenUsed="0" w:uiPriority="0" w:semiHidden="0" w:name="E-mail Signature"/>
+    <w:lsdException w:qFormat="1" w:unhideWhenUsed="0" w:uiPriority="0" w:semiHidden="0" w:name="Normal (Web)"/>
+    <w:lsdException w:unhideWhenUsed="0" w:uiPriority="0" w:semiHidden="0" w:name="HTML Acronym"/>
+    <w:lsdException w:unhideWhenUsed="0" w:uiPriority="0" w:semiHidden="0" w:name="HTML Address"/>
+    <w:lsdException w:unhideWhenUsed="0" w:uiPriority="0" w:semiHidden="0" w:name="HTML Cite"/>
+    <w:lsdException w:unhideWhenUsed="0" w:uiPriority="0" w:semiHidden="0" w:name="HTML Code"/>
+    <w:lsdException w:unhideWhenUsed="0" w:uiPriority="0" w:semiHidden="0" w:name="HTML Definition"/>
+    <w:lsdException w:unhideWhenUsed="0" w:uiPriority="0" w:semiHidden="0" w:name="HTML Keyboard"/>
+    <w:lsdException w:unhideWhenUsed="0" w:uiPriority="0" w:semiHidden="0" w:name="HTML Preformatted"/>
+    <w:lsdException w:unhideWhenUsed="0" w:uiPriority="0" w:semiHidden="0" w:name="HTML Sample"/>
+    <w:lsdException w:unhideWhenUsed="0" w:uiPriority="0" w:semiHidden="0" w:name="HTML Typewriter"/>
+    <w:lsdException w:unhideWhenUsed="0" w:uiPriority="0" w:semiHidden="0" w:name="HTML Variable"/>
+    <w:lsdException w:qFormat="1" w:unhideWhenUsed="0" w:uiPriority="0" w:name="Normal Table"/>
+    <w:lsdException w:unhideWhenUsed="0" w:uiPriority="0" w:semiHidden="0" w:name="annotation subject"/>
+    <w:lsdException w:unhideWhenUsed="0" w:uiPriority="0" w:semiHidden="0" w:name="Table Simple 1"/>
+    <w:lsdException w:unhideWhenUsed="0" w:uiPriority="0" w:semiHidden="0" w:name="Table Simple 2"/>
+    <w:lsdException w:unhideWhenUsed="0" w:uiPriority="0" w:semiHidden="0" w:name="Table Simple 3"/>
+    <w:lsdException w:unhideWhenUsed="0" w:uiPriority="0" w:semiHidden="0" w:name="Table Classic 1"/>
+    <w:lsdException w:unhideWhenUsed="0" w:uiPriority="0" w:semiHidden="0" w:name="Table Classic 2"/>
+    <w:lsdException w:unhideWhenUsed="0" w:uiPriority="0" w:semiHidden="0" w:name="Table Classic 3"/>
+    <w:lsdException w:unhideWhenUsed="0" w:uiPriority="0" w:semiHidden="0" w:name="Table Classic 4"/>
+    <w:lsdException w:unhideWhenUsed="0" w:uiPriority="0" w:semiHidden="0" w:name="Table Colorful 1"/>
+    <w:lsdException w:unhideWhenUsed="0" w:uiPriority="0" w:semiHidden="0" w:name="Table Colorful 2"/>
+    <w:lsdException w:unhideWhenUsed="0" w:uiPriority="0" w:semiHidden="0" w:name="Table Colorful 3"/>
+    <w:lsdException w:unhideWhenUsed="0" w:uiPriority="0" w:semiHidden="0" w:name="Table Columns 1"/>
+    <w:lsdException w:unhideWhenUsed="0" w:uiPriority="0" w:semiHidden="0" w:name="Table Columns 2"/>
+    <w:lsdException w:unhideWhenUsed="0" w:uiPriority="0" w:semiHidden="0" w:name="Table Columns 3"/>
+    <w:lsdException w:unhideWhenUsed="0" w:uiPriority="0" w:semiHidden="0" w:name="Table Columns 4"/>
+    <w:lsdException w:unhideWhenUsed="0" w:uiPriority="0" w:semiHidden="0" w:name="Table Columns 5"/>
+    <w:lsdException w:unhideWhenUsed="0" w:uiPriority="0" w:semiHidden="0" w:name="Table Grid 1"/>
+    <w:lsdException w:unhideWhenUsed="0" w:uiPriority="0" w:semiHidden="0" w:name="Table Grid 2"/>
+    <w:lsdException w:unhideWhenUsed="0" w:uiPriority="0" w:semiHidden="0" w:name="Table Grid 3"/>
+    <w:lsdException w:unhideWhenUsed="0" w:uiPriority="0" w:semiHidden="0" w:name="Table Grid 4"/>
+    <w:lsdException w:unhideWhenUsed="0" w:uiPriority="0" w:semiHidden="0" w:name="Table Grid 5"/>
+    <w:lsdException w:unhideWhenUsed="0" w:uiPriority="0" w:semiHidden="0" w:name="Table Grid 6"/>
+    <w:lsdException w:unhideWhenUsed="0" w:uiPriority="0" w:semiHidden="0" w:name="Table Grid 7"/>
+    <w:lsdException w:unhideWhenUsed="0" w:uiPriority="0" w:semiHidden="0" w:name="Table Grid 8"/>
+    <w:lsdException w:unhideWhenUsed="0" w:uiPriority="0" w:semiHidden="0" w:name="Table List 1"/>
+    <w:lsdException w:unhideWhenUsed="0" w:uiPriority="0" w:semiHidden="0" w:name="Table List 2"/>
+    <w:lsdException w:unhideWhenUsed="0" w:uiPriority="0" w:semiHidden="0" w:name="Table List 3"/>
+    <w:lsdException w:unhideWhenUsed="0" w:uiPriority="0" w:semiHidden="0" w:name="Table List 4"/>
+    <w:lsdException w:unhideWhenUsed="0" w:uiPriority="0" w:semiHidden="0" w:name="Table List 5"/>
+    <w:lsdException w:unhideWhenUsed="0" w:uiPriority="0" w:semiHidden="0" w:name="Table List 6"/>
+    <w:lsdException w:unhideWhenUsed="0" w:uiPriority="0" w:semiHidden="0" w:name="Table List 7"/>
+    <w:lsdException w:unhideWhenUsed="0" w:uiPriority="0" w:semiHidden="0" w:name="Table List 8"/>
+    <w:lsdException w:unhideWhenUsed="0" w:uiPriority="0" w:semiHidden="0" w:name="Table 3D effects 1"/>
+    <w:lsdException w:unhideWhenUsed="0" w:uiPriority="0" w:semiHidden="0" w:name="Table 3D effects 2"/>
+    <w:lsdException w:unhideWhenUsed="0" w:uiPriority="0" w:semiHidden="0" w:name="Table 3D effects 3"/>
+    <w:lsdException w:unhideWhenUsed="0" w:uiPriority="0" w:semiHidden="0" w:name="Table Contemporary"/>
+    <w:lsdException w:unhideWhenUsed="0" w:uiPriority="0" w:semiHidden="0" w:name="Table Elegant"/>
+    <w:lsdException w:unhideWhenUsed="0" w:uiPriority="0" w:semiHidden="0" w:name="Table Professional"/>
+    <w:lsdException w:unhideWhenUsed="0" w:uiPriority="0" w:semiHidden="0" w:name="Table Subtle 1"/>
+    <w:lsdException w:unhideWhenUsed="0" w:uiPriority="0" w:semiHidden="0" w:name="Table Subtle 2"/>
+    <w:lsdException w:unhideWhenUsed="0" w:uiPriority="0" w:semiHidden="0" w:name="Table Web 1"/>
+    <w:lsdException w:unhideWhenUsed="0" w:uiPriority="0" w:semiHidden="0" w:name="Table Web 2"/>
+    <w:lsdException w:unhideWhenUsed="0" w:uiPriority="0" w:semiHidden="0" w:name="Table Web 3"/>
+    <w:lsdException w:unhideWhenUsed="0" w:uiPriority="0" w:semiHidden="0" w:name="Balloon Text"/>
+    <w:lsdException w:qFormat="1" w:unhideWhenUsed="0" w:uiPriority="0" w:semiHidden="0" w:name="Table Grid"/>
+    <w:lsdException w:unhideWhenUsed="0" w:uiPriority="0" w:semiHidden="0" w:name="Table Theme"/>
+    <w:lsdException w:unhideWhenUsed="0" w:uiPriority="60" w:semiHidden="0" w:name="Light Shading"/>
+    <w:lsdException w:unhideWhenUsed="0" w:uiPriority="61" w:semiHidden="0" w:name="Light List"/>
+    <w:lsdException w:unhideWhenUsed="0" w:uiPriority="62" w:semiHidden="0" w:name="Light Grid"/>
+    <w:lsdException w:unhideWhenUsed="0" w:uiPriority="63" w:semiHidden="0" w:name="Medium Shading 1"/>
+    <w:lsdException w:unhideWhenUsed="0" w:uiPriority="64" w:semiHidden="0" w:name="Medium Shading 2"/>
+    <w:lsdException w:unhideWhenUsed="0" w:uiPriority="65" w:semiHidden="0" w:name="Medium List 1"/>
+    <w:lsdException w:unhideWhenUsed="0" w:uiPriority="66" w:semiHidden="0" w:name="Medium List 2"/>
+    <w:lsdException w:unhideWhenUsed="0" w:uiPriority="67" w:semiHidden="0" w:name="Medium Grid 1"/>
+    <w:lsdException w:unhideWhenUsed="0" w:uiPriority="68" w:semiHidden="0" w:name="Medium Grid 2"/>
+    <w:lsdException w:unhideWhenUsed="0" w:uiPriority="69" w:semiHidden="0" w:name="Medium Grid 3"/>
+    <w:lsdException w:unhideWhenUsed="0" w:uiPriority="70" w:semiHidden="0" w:name="Dark List"/>
+    <w:lsdException w:unhideWhenUsed="0" w:uiPriority="71" w:semiHidden="0" w:name="Colorful Shading"/>
+    <w:lsdException w:unhideWhenUsed="0" w:uiPriority="72" w:semiHidden="0" w:name="Colorful List"/>
+    <w:lsdException w:unhideWhenUsed="0" w:uiPriority="73" w:semiHidden="0" w:name="Colorful Grid"/>
+    <w:lsdException w:unhideWhenUsed="0" w:uiPriority="60" w:semiHidden="0" w:name="Light Shading Accent 1"/>
+    <w:lsdException w:unhideWhenUsed="0" w:uiPriority="61" w:semiHidden="0" w:name="Light List Accent 1"/>
+    <w:lsdException w:unhideWhenUsed="0" w:uiPriority="62" w:semiHidden="0" w:name="Light Grid Accent 1"/>
+    <w:lsdException w:unhideWhenUsed="0" w:uiPriority="63" w:semiHidden="0" w:name="Medium Shading 1 Accent 1"/>
+    <w:lsdException w:unhideWhenUsed="0" w:uiPriority="64" w:semiHidden="0" w:name="Medium Shading 2 Accent 1"/>
+    <w:lsdException w:unhideWhenUsed="0" w:uiPriority="65" w:semiHidden="0" w:name="Medium List 1 Accent 1"/>
+    <w:lsdException w:unhideWhenUsed="0" w:uiPriority="66" w:semiHidden="0" w:name="Medium List 2 Accent 1"/>
+    <w:lsdException w:unhideWhenUsed="0" w:uiPriority="67" w:semiHidden="0" w:name="Medium Grid 1 Accent 1"/>
+    <w:lsdException w:unhideWhenUsed="0" w:uiPriority="68" w:semiHidden="0" w:name="Medium Grid 2 Accent 1"/>
+    <w:lsdException w:unhideWhenUsed="0" w:uiPriority="69" w:semiHidden="0" w:name="Medium Grid 3 Accent 1"/>
+    <w:lsdException w:unhideWhenUsed="0" w:uiPriority="70" w:semiHidden="0" w:name="Dark List Accent 1"/>
+    <w:lsdException w:unhideWhenUsed="0" w:uiPriority="71" w:semiHidden="0" w:name="Colorful Shading Accent 1"/>
+    <w:lsdException w:unhideWhenUsed="0" w:uiPriority="72" w:semiHidden="0" w:name="Colorful List Accent 1"/>
+    <w:lsdException w:unhideWhenUsed="0" w:uiPriority="73" w:semiHidden="0" w:name="Colorful Grid Accent 1"/>
+    <w:lsdException w:unhideWhenUsed="0" w:uiPriority="60" w:semiHidden="0" w:name="Light Shading Accent 2"/>
+    <w:lsdException w:unhideWhenUsed="0" w:uiPriority="61" w:semiHidden="0" w:name="Light List Accent 2"/>
+    <w:lsdException w:unhideWhenUsed="0" w:uiPriority="62" w:semiHidden="0" w:name="Light Grid Accent 2"/>
+    <w:lsdException w:unhideWhenUsed="0" w:uiPriority="63" w:semiHidden="0" w:name="Medium Shading 1 Accent 2"/>
+    <w:lsdException w:unhideWhenUsed="0" w:uiPriority="64" w:semiHidden="0" w:name="Medium Shading 2 Accent 2"/>
+    <w:lsdException w:unhideWhenUsed="0" w:uiPriority="65" w:semiHidden="0" w:name="Medium List 1 Accent 2"/>
+    <w:lsdException w:unhideWhenUsed="0" w:uiPriority="66" w:semiHidden="0" w:name="Medium List 2 Accent 2"/>
+    <w:lsdException w:unhideWhenUsed="0" w:uiPriority="67" w:semiHidden="0" w:name="Medium Grid 1 Accent 2"/>
+    <w:lsdException w:unhideWhenUsed="0" w:uiPriority="68" w:semiHidden="0" w:name="Medium Grid 2 Accent 2"/>
+    <w:lsdException w:unhideWhenUsed="0" w:uiPriority="69" w:semiHidden="0" w:name="Medium Grid 3 Accent 2"/>
+    <w:lsdException w:unhideWhenUsed="0" w:uiPriority="70" w:semiHidden="0" w:name="Dark List Accent 2"/>
+    <w:lsdException w:unhideWhenUsed="0" w:uiPriority="71" w:semiHidden="0" w:name="Colorful Shading Accent 2"/>
+    <w:lsdException w:unhideWhenUsed="0" w:uiPriority="72" w:semiHidden="0" w:name="Colorful List Accent 2"/>
+    <w:lsdException w:unhideWhenUsed="0" w:uiPriority="73" w:semiHidden="0" w:name="Colorful Grid Accent 2"/>
+    <w:lsdException w:unhideWhenUsed="0" w:uiPriority="60" w:semiHidden="0" w:name="Light Shading Accent 3"/>
+    <w:lsdException w:unhideWhenUsed="0" w:uiPriority="61" w:semiHidden="0" w:name="Light List Accent 3"/>
+    <w:lsdException w:unhideWhenUsed="0" w:uiPriority="62" w:semiHidden="0" w:name="Light Grid Accent 3"/>
+    <w:lsdException w:unhideWhenUsed="0" w:uiPriority="63" w:semiHidden="0" w:name="Medium Shading 1 Accent 3"/>
+    <w:lsdException w:unhideWhenUsed="0" w:uiPriority="64" w:semiHidden="0" w:name="Medium Shading 2 Accent 3"/>
+    <w:lsdException w:unhideWhenUsed="0" w:uiPriority="65" w:semiHidden="0" w:name="Medium List 1 Accent 3"/>
+    <w:lsdException w:unhideWhenUsed="0" w:uiPriority="66" w:semiHidden="0" w:name="Medium List 2 Accent 3"/>
+    <w:lsdException w:unhideWhenUsed="0" w:uiPriority="67" w:semiHidden="0" w:name="Medium Grid 1 Accent 3"/>
+    <w:lsdException w:unhideWhenUsed="0" w:uiPriority="68" w:semiHidden="0" w:name="Medium Grid 2 Accent 3"/>
+    <w:lsdException w:unhideWhenUsed="0" w:uiPriority="69" w:semiHidden="0" w:name="Medium Grid 3 Accent 3"/>
+    <w:lsdException w:unhideWhenUsed="0" w:uiPriority="70" w:semiHidden="0" w:name="Dark List Accent 3"/>
+    <w:lsdException w:unhideWhenUsed="0" w:uiPriority="71" w:semiHidden="0" w:name="Colorful Shading Accent 3"/>
+    <w:lsdException w:unhideWhenUsed="0" w:uiPriority="72" w:semiHidden="0" w:name="Colorful List Accent 3"/>
+    <w:lsdException w:unhideWhenUsed="0" w:uiPriority="73" w:semiHidden="0" w:name="Colorful Grid Accent 3"/>
+    <w:lsdException w:unhideWhenUsed="0" w:uiPriority="60" w:semiHidden="0" w:name="Light Shading Accent 4"/>
+    <w:lsdException w:unhideWhenUsed="0" w:uiPriority="61" w:semiHidden="0" w:name="Light List Accent 4"/>
+    <w:lsdException w:unhideWhenUsed="0" w:uiPriority="62" w:semiHidden="0" w:name="Light Grid Accent 4"/>
+    <w:lsdException w:unhideWhenUsed="0" w:uiPriority="63" w:semiHidden="0" w:name="Medium Shading 1 Accent 4"/>
+    <w:lsdException w:unhideWhenUsed="0" w:uiPriority="64" w:semiHidden="0" w:name="Medium Shading 2 Accent 4"/>
+    <w:lsdException w:unhideWhenUsed="0" w:uiPriority="65" w:semiHidden="0" w:name="Medium List 1 Accent 4"/>
+    <w:lsdException w:unhideWhenUsed="0" w:uiPriority="66" w:semiHidden="0" w:name="Medium List 2 Accent 4"/>
+    <w:lsdException w:unhideWhenUsed="0" w:uiPriority="67" w:semiHidden="0" w:name="Medium Grid 1 Accent 4"/>
+    <w:lsdException w:unhideWhenUsed="0" w:uiPriority="68" w:semiHidden="0" w:name="Medium Grid 2 Accent 4"/>
+    <w:lsdException w:unhideWhenUsed="0" w:uiPriority="69" w:semiHidden="0" w:name="Medium Grid 3 Accent 4"/>
+    <w:lsdException w:unhideWhenUsed="0" w:uiPriority="70" w:semiHidden="0" w:name="Dark List Accent 4"/>
+    <w:lsdException w:unhideWhenUsed="0" w:uiPriority="71" w:semiHidden="0" w:name="Colorful Shading Accent 4"/>
+    <w:lsdException w:unhideWhenUsed="0" w:uiPriority="72" w:semiHidden="0" w:name="Colorful List Accent 4"/>
+    <w:lsdException w:unhideWhenUsed="0" w:uiPriority="73" w:semiHidden="0" w:name="Colorful Grid Accent 4"/>
+    <w:lsdException w:unhideWhenUsed="0" w:uiPriority="60" w:semiHidden="0" w:name="Light Shading Accent 5"/>
+    <w:lsdException w:unhideWhenUsed="0" w:uiPriority="61" w:semiHidden="0" w:name="Light List Accent 5"/>
+    <w:lsdException w:unhideWhenUsed="0" w:uiPriority="62" w:semiHidden="0" w:name="Light Grid Accent 5"/>
+    <w:lsdException w:unhideWhenUsed="0" w:uiPriority="63" w:semiHidden="0" w:name="Medium Shading 1 Accent 5"/>
+    <w:lsdException w:unhideWhenUsed="0" w:uiPriority="64" w:semiHidden="0" w:name="Medium Shading 2 Accent 5"/>
+    <w:lsdException w:unhideWhenUsed="0" w:uiPriority="65" w:semiHidden="0" w:name="Medium List 1 Accent 5"/>
+    <w:lsdException w:unhideWhenUsed="0" w:uiPriority="66" w:semiHidden="0" w:name="Medium List 2 Accent 5"/>
+    <w:lsdException w:unhideWhenUsed="0" w:uiPriority="67" w:semiHidden="0" w:name="Medium Grid 1 Accent 5"/>
+    <w:lsdException w:unhideWhenUsed="0" w:uiPriority="68" w:semiHidden="0" w:name="Medium Grid 2 Accent 5"/>
+    <w:lsdException w:unhideWhenUsed="0" w:uiPriority="69" w:semiHidden="0" w:name="Medium Grid 3 Accent 5"/>
+    <w:lsdException w:unhideWhenUsed="0" w:uiPriority="70" w:semiHidden="0" w:name="Dark List Accent 5"/>
+    <w:lsdException w:unhideWhenUsed="0" w:uiPriority="71" w:semiHidden="0" w:name="Colorful Shading Accent 5"/>
+    <w:lsdException w:unhideWhenUsed="0" w:uiPriority="72" w:semiHidden="0" w:name="Colorful List Accent 5"/>
+    <w:lsdException w:unhideWhenUsed="0" w:uiPriority="73" w:semiHidden="0" w:name="Colorful Grid Accent 5"/>
+    <w:lsdException w:unhideWhenUsed="0" w:uiPriority="60" w:semiHidden="0" w:name="Light Shading Accent 6"/>
+    <w:lsdException w:unhideWhenUsed="0" w:uiPriority="61" w:semiHidden="0" w:name="Light List Accent 6"/>
+    <w:lsdException w:unhideWhenUsed="0" w:uiPriority="62" w:semiHidden="0" w:name="Light Grid Accent 6"/>
+    <w:lsdException w:unhideWhenUsed="0" w:uiPriority="63" w:semiHidden="0" w:name="Medium Shading 1 Accent 6"/>
+    <w:lsdException w:unhideWhenUsed="0" w:uiPriority="64" w:semiHidden="0" w:name="Medium Shading 2 Accent 6"/>
+    <w:lsdException w:unhideWhenUsed="0" w:uiPriority="65" w:semiHidden="0" w:name="Medium List 1 Accent 6"/>
+    <w:lsdException w:unhideWhenUsed="0" w:uiPriority="66" w:semiHidden="0" w:name="Medium List 2 Accent 6"/>
+    <w:lsdException w:unhideWhenUsed="0" w:uiPriority="67" w:semiHidden="0" w:name="Medium Grid 1 Accent 6"/>
+    <w:lsdException w:unhideWhenUsed="0" w:uiPriority="68" w:semiHidden="0" w:name="Medium Grid 2 Accent 6"/>
+    <w:lsdException w:unhideWhenUsed="0" w:uiPriority="69" w:semiHidden="0" w:name="Medium Grid 3 Accent 6"/>
+    <w:lsdException w:unhideWhenUsed="0" w:uiPriority="70" w:semiHidden="0" w:name="Dark List Accent 6"/>
+    <w:lsdException w:unhideWhenUsed="0" w:uiPriority="71" w:semiHidden="0" w:name="Colorful Shading Accent 6"/>
+    <w:lsdException w:unhideWhenUsed="0" w:uiPriority="72" w:semiHidden="0" w:name="Colorful List Accent 6"/>
+    <w:lsdException w:unhideWhenUsed="0" w:uiPriority="73" w:semiHidden="0" w:name="Colorful Grid Accent 6"/>
   </w:latentStyles>
-  <w:style w:type="paragraph" w:default="1" w:styleId="Normal">
+  <w:style w:type="paragraph" w:default="1" w:styleId="1">
     <w:name w:val="Normal"/>
     <w:qFormat/>
+    <w:uiPriority w:val="0"/>
     <w:pPr>
       <w:kinsoku w:val="0"/>
       <w:autoSpaceDE w:val="0"/>
@@ -7166,7 +7277,7 @@
       <w:textAlignment w:val="baseline"/>
     </w:pPr>
     <w:rPr>
-      <w:rFonts w:ascii="Arial" w:eastAsia="宋体" w:hAnsi="Arial" w:cs="Arial"/>
+      <w:rFonts w:ascii="Arial" w:hAnsi="Arial" w:eastAsia="宋体" w:cs="Arial"/>
       <w:snapToGrid w:val="0"/>
       <w:color w:val="000000"/>
       <w:kern w:val="0"/>
@@ -7175,11 +7286,12 @@
       <w:lang w:val="en-US" w:eastAsia="en-US" w:bidi="ar-SA"/>
     </w:rPr>
   </w:style>
-  <w:style w:type="paragraph" w:styleId="Heading1">
+  <w:style w:type="paragraph" w:styleId="2">
     <w:name w:val="heading 1"/>
-    <w:basedOn w:val="Normal"/>
-    <w:next w:val="Normal"/>
+    <w:basedOn w:val="1"/>
+    <w:next w:val="1"/>
     <w:qFormat/>
+    <w:uiPriority w:val="0"/>
     <w:pPr>
       <w:keepNext/>
       <w:keepLines/>
@@ -7197,12 +7309,13 @@
       <w:sz w:val="44"/>
     </w:rPr>
   </w:style>
-  <w:style w:type="paragraph" w:styleId="Heading2">
+  <w:style w:type="paragraph" w:styleId="3">
     <w:name w:val="heading 2"/>
-    <w:basedOn w:val="Normal"/>
-    <w:next w:val="Normal"/>
+    <w:basedOn w:val="1"/>
+    <w:next w:val="1"/>
     <w:unhideWhenUsed/>
     <w:qFormat/>
+    <w:uiPriority w:val="0"/>
     <w:pPr>
       <w:keepNext/>
       <w:keepLines/>
@@ -7215,18 +7328,19 @@
       <w:outlineLvl w:val="1"/>
     </w:pPr>
     <w:rPr>
-      <w:rFonts w:ascii="Arial" w:eastAsia="黑体" w:hAnsi="Arial"/>
+      <w:rFonts w:ascii="Arial" w:hAnsi="Arial" w:eastAsia="黑体"/>
       <w:b/>
       <w:sz w:val="32"/>
     </w:rPr>
   </w:style>
-  <w:style w:type="paragraph" w:styleId="Heading3">
+  <w:style w:type="paragraph" w:styleId="4">
     <w:name w:val="heading 3"/>
-    <w:basedOn w:val="Normal"/>
-    <w:next w:val="Normal"/>
+    <w:basedOn w:val="1"/>
+    <w:next w:val="1"/>
     <w:semiHidden/>
     <w:unhideWhenUsed/>
     <w:qFormat/>
+    <w:uiPriority w:val="0"/>
     <w:pPr>
       <w:keepNext/>
       <w:keepLines/>
@@ -7243,12 +7357,13 @@
       <w:sz w:val="32"/>
     </w:rPr>
   </w:style>
-  <w:style w:type="paragraph" w:styleId="Heading4">
+  <w:style w:type="paragraph" w:styleId="5">
     <w:name w:val="heading 4"/>
-    <w:basedOn w:val="Normal"/>
-    <w:next w:val="Normal"/>
+    <w:basedOn w:val="1"/>
+    <w:next w:val="1"/>
     <w:unhideWhenUsed/>
     <w:qFormat/>
+    <w:uiPriority w:val="0"/>
     <w:pPr>
       <w:keepNext/>
       <w:keepLines/>
@@ -7261,18 +7376,19 @@
       <w:outlineLvl w:val="3"/>
     </w:pPr>
     <w:rPr>
-      <w:rFonts w:ascii="Arial" w:eastAsia="黑体" w:hAnsi="Arial"/>
+      <w:rFonts w:ascii="Arial" w:hAnsi="Arial" w:eastAsia="黑体"/>
       <w:b/>
       <w:sz w:val="28"/>
     </w:rPr>
   </w:style>
-  <w:style w:type="paragraph" w:styleId="Heading5">
+  <w:style w:type="paragraph" w:styleId="6">
     <w:name w:val="heading 5"/>
-    <w:basedOn w:val="Normal"/>
-    <w:next w:val="Normal"/>
+    <w:basedOn w:val="1"/>
+    <w:next w:val="1"/>
     <w:semiHidden/>
     <w:unhideWhenUsed/>
     <w:qFormat/>
+    <w:uiPriority w:val="0"/>
     <w:pPr>
       <w:keepNext/>
       <w:keepLines/>
@@ -7289,13 +7405,14 @@
       <w:sz w:val="28"/>
     </w:rPr>
   </w:style>
-  <w:style w:type="paragraph" w:styleId="Heading6">
+  <w:style w:type="paragraph" w:styleId="7">
     <w:name w:val="heading 6"/>
-    <w:basedOn w:val="Normal"/>
-    <w:next w:val="Normal"/>
+    <w:basedOn w:val="1"/>
+    <w:next w:val="1"/>
     <w:semiHidden/>
     <w:unhideWhenUsed/>
     <w:qFormat/>
+    <w:uiPriority w:val="0"/>
     <w:pPr>
       <w:keepNext/>
       <w:keepLines/>
@@ -7308,18 +7425,19 @@
       <w:outlineLvl w:val="5"/>
     </w:pPr>
     <w:rPr>
-      <w:rFonts w:ascii="Arial" w:eastAsia="黑体" w:hAnsi="Arial"/>
+      <w:rFonts w:ascii="Arial" w:hAnsi="Arial" w:eastAsia="黑体"/>
       <w:b/>
       <w:sz w:val="24"/>
     </w:rPr>
   </w:style>
-  <w:style w:type="paragraph" w:styleId="Heading7">
+  <w:style w:type="paragraph" w:styleId="8">
     <w:name w:val="heading 7"/>
-    <w:basedOn w:val="Normal"/>
-    <w:next w:val="Normal"/>
+    <w:basedOn w:val="1"/>
+    <w:next w:val="1"/>
     <w:semiHidden/>
     <w:unhideWhenUsed/>
     <w:qFormat/>
+    <w:uiPriority w:val="0"/>
     <w:pPr>
       <w:keepNext/>
       <w:keepLines/>
@@ -7336,13 +7454,14 @@
       <w:sz w:val="24"/>
     </w:rPr>
   </w:style>
-  <w:style w:type="paragraph" w:styleId="Heading8">
+  <w:style w:type="paragraph" w:styleId="9">
     <w:name w:val="heading 8"/>
-    <w:basedOn w:val="Normal"/>
-    <w:next w:val="Normal"/>
+    <w:basedOn w:val="1"/>
+    <w:next w:val="1"/>
     <w:semiHidden/>
     <w:unhideWhenUsed/>
     <w:qFormat/>
+    <w:uiPriority w:val="0"/>
     <w:pPr>
       <w:keepNext/>
       <w:keepLines/>
@@ -7355,17 +7474,18 @@
       <w:outlineLvl w:val="7"/>
     </w:pPr>
     <w:rPr>
-      <w:rFonts w:ascii="Arial" w:eastAsia="黑体" w:hAnsi="Arial"/>
+      <w:rFonts w:ascii="Arial" w:hAnsi="Arial" w:eastAsia="黑体"/>
       <w:sz w:val="24"/>
     </w:rPr>
   </w:style>
-  <w:style w:type="paragraph" w:styleId="Heading9">
+  <w:style w:type="paragraph" w:styleId="10">
     <w:name w:val="heading 9"/>
-    <w:basedOn w:val="Normal"/>
-    <w:next w:val="Normal"/>
+    <w:basedOn w:val="1"/>
+    <w:next w:val="1"/>
     <w:semiHidden/>
     <w:unhideWhenUsed/>
     <w:qFormat/>
+    <w:uiPriority w:val="0"/>
     <w:pPr>
       <w:keepNext/>
       <w:keepLines/>
@@ -7378,19 +7498,21 @@
       <w:outlineLvl w:val="8"/>
     </w:pPr>
     <w:rPr>
-      <w:rFonts w:ascii="Arial" w:eastAsia="黑体" w:hAnsi="Arial"/>
+      <w:rFonts w:ascii="Arial" w:hAnsi="Arial" w:eastAsia="黑体"/>
       <w:sz w:val="21"/>
     </w:rPr>
   </w:style>
-  <w:style w:type="character" w:default="1" w:styleId="DefaultParagraphFont">
+  <w:style w:type="character" w:default="1" w:styleId="22">
     <w:name w:val="Default Paragraph Font"/>
     <w:semiHidden/>
     <w:qFormat/>
+    <w:uiPriority w:val="0"/>
   </w:style>
-  <w:style w:type="table" w:default="1" w:styleId="TableNormal">
+  <w:style w:type="table" w:default="1" w:styleId="20">
     <w:name w:val="Normal Table"/>
     <w:semiHidden/>
     <w:qFormat/>
+    <w:uiPriority w:val="0"/>
     <w:tblPr>
       <w:tblCellMar>
         <w:top w:w="0" w:type="dxa"/>
@@ -7400,39 +7522,43 @@
       </w:tblCellMar>
     </w:tblPr>
   </w:style>
-  <w:style w:type="paragraph" w:styleId="CommentText">
+  <w:style w:type="paragraph" w:styleId="11">
     <w:name w:val="annotation text"/>
-    <w:basedOn w:val="Normal"/>
+    <w:basedOn w:val="1"/>
     <w:qFormat/>
+    <w:uiPriority w:val="0"/>
     <w:pPr>
       <w:jc w:val="left"/>
     </w:pPr>
   </w:style>
-  <w:style w:type="paragraph" w:styleId="BodyText">
+  <w:style w:type="paragraph" w:styleId="12">
     <w:name w:val="Body Text"/>
-    <w:basedOn w:val="Normal"/>
+    <w:basedOn w:val="1"/>
     <w:semiHidden/>
     <w:qFormat/>
+    <w:uiPriority w:val="0"/>
     <w:rPr>
-      <w:rFonts w:ascii="Arial" w:eastAsia="Arial" w:hAnsi="Arial" w:cs="Arial"/>
+      <w:rFonts w:ascii="Arial" w:hAnsi="Arial" w:eastAsia="Arial" w:cs="Arial"/>
       <w:sz w:val="21"/>
       <w:szCs w:val="21"/>
       <w:lang w:val="en-US" w:eastAsia="en-US" w:bidi="ar-SA"/>
     </w:rPr>
   </w:style>
-  <w:style w:type="paragraph" w:styleId="TOC3">
+  <w:style w:type="paragraph" w:styleId="13">
     <w:name w:val="toc 3"/>
-    <w:basedOn w:val="Normal"/>
-    <w:next w:val="Normal"/>
+    <w:basedOn w:val="1"/>
+    <w:next w:val="1"/>
     <w:qFormat/>
+    <w:uiPriority w:val="0"/>
     <w:pPr>
       <w:ind w:left="840" w:leftChars="400"/>
     </w:pPr>
   </w:style>
-  <w:style w:type="paragraph" w:styleId="Footer">
+  <w:style w:type="paragraph" w:styleId="14">
     <w:name w:val="footer"/>
-    <w:basedOn w:val="Normal"/>
+    <w:basedOn w:val="1"/>
     <w:qFormat/>
+    <w:uiPriority w:val="0"/>
     <w:pPr>
       <w:tabs>
         <w:tab w:val="center" w:pos="4153"/>
@@ -7445,16 +7571,17 @@
       <w:sz w:val="18"/>
     </w:rPr>
   </w:style>
-  <w:style w:type="paragraph" w:styleId="Header">
+  <w:style w:type="paragraph" w:styleId="15">
     <w:name w:val="header"/>
-    <w:basedOn w:val="Normal"/>
+    <w:basedOn w:val="1"/>
     <w:qFormat/>
+    <w:uiPriority w:val="0"/>
     <w:pPr>
       <w:pBdr>
-        <w:top w:val="nil"/>
-        <w:left w:val="nil"/>
-        <w:bottom w:val="nil"/>
-        <w:right w:val="nil"/>
+        <w:top w:val="none" w:color="auto" w:sz="0" w:space="0"/>
+        <w:left w:val="none" w:color="auto" w:sz="0" w:space="0"/>
+        <w:bottom w:val="none" w:color="auto" w:sz="0" w:space="0"/>
+        <w:right w:val="none" w:color="auto" w:sz="0" w:space="0"/>
       </w:pBdr>
       <w:tabs>
         <w:tab w:val="center" w:pos="4153"/>
@@ -7469,37 +7596,41 @@
       <w:sz w:val="18"/>
     </w:rPr>
   </w:style>
-  <w:style w:type="paragraph" w:styleId="TOC1">
+  <w:style w:type="paragraph" w:styleId="16">
     <w:name w:val="toc 1"/>
-    <w:basedOn w:val="Normal"/>
-    <w:next w:val="Normal"/>
+    <w:basedOn w:val="1"/>
+    <w:next w:val="1"/>
     <w:qFormat/>
+    <w:uiPriority w:val="0"/>
     <w:rPr>
-      <w:rFonts w:ascii="Arial" w:eastAsia="Microsoft JhengHei" w:hAnsi="Arial"/>
+      <w:rFonts w:ascii="Arial" w:hAnsi="Arial" w:eastAsia="Microsoft JhengHei"/>
       <w:sz w:val="24"/>
     </w:rPr>
   </w:style>
-  <w:style w:type="paragraph" w:styleId="TOC2">
+  <w:style w:type="paragraph" w:styleId="17">
     <w:name w:val="toc 2"/>
-    <w:basedOn w:val="Normal"/>
-    <w:next w:val="Normal"/>
+    <w:basedOn w:val="1"/>
+    <w:next w:val="1"/>
     <w:qFormat/>
+    <w:uiPriority w:val="0"/>
     <w:pPr>
       <w:ind w:left="420" w:leftChars="200"/>
     </w:pPr>
   </w:style>
-  <w:style w:type="paragraph" w:styleId="NormalWeb">
+  <w:style w:type="paragraph" w:styleId="18">
     <w:name w:val="Normal (Web)"/>
-    <w:basedOn w:val="Normal"/>
+    <w:basedOn w:val="1"/>
     <w:qFormat/>
+    <w:uiPriority w:val="0"/>
     <w:rPr>
       <w:sz w:val="24"/>
     </w:rPr>
   </w:style>
-  <w:style w:type="paragraph" w:styleId="Title">
+  <w:style w:type="paragraph" w:styleId="19">
     <w:name w:val="Title"/>
-    <w:basedOn w:val="Normal"/>
+    <w:basedOn w:val="1"/>
     <w:qFormat/>
+    <w:uiPriority w:val="0"/>
     <w:pPr>
       <w:spacing w:before="240" w:beforeLines="0" w:beforeAutospacing="0" w:after="60" w:afterLines="0" w:afterAutospacing="0"/>
       <w:jc w:val="center"/>
@@ -7511,68 +7642,73 @@
       <w:sz w:val="32"/>
     </w:rPr>
   </w:style>
-  <w:style w:type="table" w:styleId="TableGrid">
+  <w:style w:type="table" w:styleId="21">
     <w:name w:val="Table Grid"/>
-    <w:basedOn w:val="TableNormal"/>
+    <w:basedOn w:val="20"/>
     <w:qFormat/>
+    <w:uiPriority w:val="0"/>
     <w:pPr>
       <w:widowControl w:val="0"/>
       <w:jc w:val="both"/>
     </w:pPr>
     <w:tblPr>
       <w:tblBorders>
-        <w:top w:val="single" w:sz="4" w:space="0" w:color="auto"/>
-        <w:left w:val="single" w:sz="4" w:space="0" w:color="auto"/>
-        <w:bottom w:val="single" w:sz="4" w:space="0" w:color="auto"/>
-        <w:right w:val="single" w:sz="4" w:space="0" w:color="auto"/>
-        <w:insideH w:val="single" w:sz="4" w:space="0" w:color="auto"/>
-        <w:insideV w:val="single" w:sz="4" w:space="0" w:color="auto"/>
+        <w:top w:val="single" w:color="auto" w:sz="4" w:space="0"/>
+        <w:left w:val="single" w:color="auto" w:sz="4" w:space="0"/>
+        <w:bottom w:val="single" w:color="auto" w:sz="4" w:space="0"/>
+        <w:right w:val="single" w:color="auto" w:sz="4" w:space="0"/>
+        <w:insideH w:val="single" w:color="auto" w:sz="4" w:space="0"/>
+        <w:insideV w:val="single" w:color="auto" w:sz="4" w:space="0"/>
       </w:tblBorders>
     </w:tblPr>
   </w:style>
-  <w:style w:type="character" w:styleId="Strong">
+  <w:style w:type="character" w:styleId="23">
     <w:name w:val="Strong"/>
-    <w:basedOn w:val="DefaultParagraphFont"/>
+    <w:basedOn w:val="22"/>
     <w:qFormat/>
+    <w:uiPriority w:val="0"/>
     <w:rPr>
       <w:b/>
     </w:rPr>
   </w:style>
-  <w:style w:type="paragraph" w:customStyle="1" w:styleId="a">
+  <w:style w:type="paragraph" w:customStyle="1" w:styleId="24">
     <w:name w:val="柴_公司名"/>
-    <w:basedOn w:val="Title"/>
+    <w:basedOn w:val="19"/>
     <w:qFormat/>
+    <w:uiPriority w:val="0"/>
     <w:pPr>
       <w:spacing w:after="600" w:afterLines="600"/>
     </w:pPr>
     <w:rPr>
-      <w:rFonts w:ascii="宋体" w:eastAsia="宋体" w:hAnsi="宋体" w:cs="宋体" w:hint="eastAsia"/>
+      <w:rFonts w:hint="eastAsia" w:ascii="宋体" w:hAnsi="宋体" w:eastAsia="宋体" w:cs="宋体"/>
       <w:bCs/>
       <w:spacing w:val="-6"/>
       <w:sz w:val="52"/>
       <w:szCs w:val="52"/>
     </w:rPr>
   </w:style>
-  <w:style w:type="paragraph" w:customStyle="1" w:styleId="a0">
+  <w:style w:type="paragraph" w:customStyle="1" w:styleId="25">
     <w:name w:val="柴_文档名"/>
-    <w:basedOn w:val="Title"/>
+    <w:basedOn w:val="19"/>
     <w:qFormat/>
+    <w:uiPriority w:val="0"/>
     <w:pPr>
       <w:spacing w:after="900" w:afterLines="900"/>
     </w:pPr>
     <w:rPr>
-      <w:rFonts w:ascii="黑体" w:eastAsia="黑体" w:hAnsi="黑体" w:cs="黑体"/>
+      <w:rFonts w:ascii="黑体" w:hAnsi="黑体" w:eastAsia="黑体" w:cs="黑体"/>
       <w:bCs/>
       <w:spacing w:val="-7"/>
       <w:sz w:val="52"/>
       <w:szCs w:val="52"/>
     </w:rPr>
   </w:style>
-  <w:style w:type="table" w:customStyle="1" w:styleId="TableNormal0">
+  <w:style w:type="table" w:customStyle="1" w:styleId="26">
     <w:name w:val="Table Normal_0"/>
     <w:semiHidden/>
     <w:unhideWhenUsed/>
     <w:qFormat/>
+    <w:uiPriority w:val="0"/>
     <w:tblPr>
       <w:tblCellMar>
         <w:top w:w="0" w:type="dxa"/>
@@ -7582,81 +7718,87 @@
       </w:tblCellMar>
     </w:tblPr>
   </w:style>
-  <w:style w:type="paragraph" w:customStyle="1" w:styleId="TableText">
+  <w:style w:type="paragraph" w:customStyle="1" w:styleId="27">
     <w:name w:val="Table Text"/>
-    <w:basedOn w:val="Normal"/>
+    <w:basedOn w:val="1"/>
     <w:semiHidden/>
     <w:qFormat/>
+    <w:uiPriority w:val="0"/>
     <w:rPr>
-      <w:rFonts w:ascii="宋体" w:eastAsia="宋体" w:hAnsi="宋体" w:cs="宋体"/>
+      <w:rFonts w:ascii="宋体" w:hAnsi="宋体" w:eastAsia="宋体" w:cs="宋体"/>
       <w:sz w:val="21"/>
       <w:szCs w:val="21"/>
       <w:lang w:val="en-US" w:eastAsia="en-US" w:bidi="ar-SA"/>
     </w:rPr>
   </w:style>
-  <w:style w:type="paragraph" w:customStyle="1" w:styleId="1">
+  <w:style w:type="paragraph" w:customStyle="1" w:styleId="28">
     <w:name w:val="柴_标题1"/>
-    <w:basedOn w:val="Heading1"/>
-    <w:next w:val="a1"/>
-    <w:link w:val="1Char"/>
+    <w:basedOn w:val="2"/>
+    <w:next w:val="29"/>
+    <w:link w:val="38"/>
     <w:qFormat/>
+    <w:uiPriority w:val="0"/>
     <w:pPr>
       <w:spacing w:before="100" w:after="90" w:line="360" w:lineRule="auto"/>
     </w:pPr>
     <w:rPr>
-      <w:rFonts w:ascii="Arial" w:eastAsia="宋体" w:hAnsi="Arial"/>
+      <w:rFonts w:ascii="Arial" w:hAnsi="Arial" w:eastAsia="宋体"/>
       <w:sz w:val="32"/>
     </w:rPr>
   </w:style>
-  <w:style w:type="paragraph" w:customStyle="1" w:styleId="a1">
+  <w:style w:type="paragraph" w:customStyle="1" w:styleId="29">
     <w:name w:val="柴_正文"/>
-    <w:basedOn w:val="BodyText"/>
-    <w:link w:val="Char"/>
+    <w:basedOn w:val="12"/>
+    <w:link w:val="42"/>
     <w:qFormat/>
+    <w:uiPriority w:val="0"/>
     <w:pPr>
       <w:spacing w:line="360" w:lineRule="auto"/>
       <w:ind w:firstLine="470" w:firstLineChars="200"/>
     </w:pPr>
     <w:rPr>
-      <w:rFonts w:ascii="Arial" w:eastAsia="宋体" w:hAnsi="Arial"/>
+      <w:rFonts w:ascii="Arial" w:hAnsi="Arial" w:eastAsia="宋体"/>
       <w:sz w:val="24"/>
       <w:lang w:eastAsia="zh-CN"/>
     </w:rPr>
   </w:style>
-  <w:style w:type="paragraph" w:customStyle="1" w:styleId="2">
+  <w:style w:type="paragraph" w:customStyle="1" w:styleId="30">
     <w:name w:val="柴_标题2"/>
-    <w:basedOn w:val="Heading2"/>
-    <w:next w:val="a1"/>
+    <w:basedOn w:val="3"/>
+    <w:next w:val="29"/>
     <w:qFormat/>
+    <w:uiPriority w:val="0"/>
     <w:pPr>
       <w:spacing w:line="360" w:lineRule="auto"/>
     </w:pPr>
     <w:rPr>
-      <w:rFonts w:ascii="Arial" w:eastAsia="宋体" w:hAnsi="Arial"/>
+      <w:rFonts w:ascii="Arial" w:hAnsi="Arial" w:eastAsia="宋体"/>
       <w:sz w:val="28"/>
     </w:rPr>
   </w:style>
-  <w:style w:type="paragraph" w:customStyle="1" w:styleId="3">
+  <w:style w:type="paragraph" w:customStyle="1" w:styleId="31">
     <w:name w:val="柴_标题3"/>
-    <w:basedOn w:val="Heading3"/>
-    <w:next w:val="a1"/>
+    <w:basedOn w:val="4"/>
+    <w:next w:val="29"/>
     <w:qFormat/>
+    <w:uiPriority w:val="0"/>
     <w:pPr>
       <w:spacing w:line="360" w:lineRule="auto"/>
       <w:ind w:left="0" w:firstLine="472" w:firstLineChars="200"/>
     </w:pPr>
     <w:rPr>
-      <w:rFonts w:ascii="宋体" w:eastAsia="宋体" w:hAnsi="宋体" w:cs="宋体"/>
+      <w:rFonts w:ascii="宋体" w:hAnsi="宋体" w:eastAsia="宋体" w:cs="宋体"/>
       <w:spacing w:val="-2"/>
       <w:sz w:val="24"/>
       <w:szCs w:val="24"/>
     </w:rPr>
   </w:style>
-  <w:style w:type="paragraph" w:customStyle="1" w:styleId="a2">
+  <w:style w:type="paragraph" w:customStyle="1" w:styleId="32">
     <w:name w:val="柴_目录"/>
-    <w:basedOn w:val="Normal"/>
-    <w:next w:val="BodyText"/>
+    <w:basedOn w:val="1"/>
+    <w:next w:val="12"/>
     <w:qFormat/>
+    <w:uiPriority w:val="0"/>
     <w:pPr>
       <w:tabs>
         <w:tab w:val="right" w:leader="dot" w:pos="8442"/>
@@ -7664,59 +7806,64 @@
       <w:ind w:left="0" w:leftChars="0"/>
     </w:pPr>
     <w:rPr>
-      <w:rFonts w:ascii="Arial" w:eastAsia="Microsoft JhengHei" w:hAnsi="Arial"/>
+      <w:rFonts w:ascii="Arial" w:hAnsi="Arial" w:eastAsia="Microsoft JhengHei"/>
       <w:sz w:val="24"/>
     </w:rPr>
   </w:style>
-  <w:style w:type="paragraph" w:customStyle="1" w:styleId="WPSOffice1">
+  <w:style w:type="paragraph" w:customStyle="1" w:styleId="33">
     <w:name w:val="WPSOffice手动目录 1"/>
     <w:qFormat/>
+    <w:uiPriority w:val="0"/>
     <w:pPr>
       <w:ind w:leftChars="0"/>
     </w:pPr>
     <w:rPr>
-      <w:rFonts w:ascii="Times New Roman" w:eastAsia="宋体" w:hAnsi="Times New Roman" w:cs="Times New Roman"/>
+      <w:rFonts w:ascii="Times New Roman" w:hAnsi="Times New Roman" w:eastAsia="宋体" w:cs="Times New Roman"/>
       <w:sz w:val="20"/>
       <w:szCs w:val="20"/>
     </w:rPr>
   </w:style>
-  <w:style w:type="paragraph" w:customStyle="1" w:styleId="WPSOffice2">
+  <w:style w:type="paragraph" w:customStyle="1" w:styleId="34">
     <w:name w:val="WPSOffice手动目录 2"/>
     <w:qFormat/>
+    <w:uiPriority w:val="0"/>
     <w:pPr>
       <w:ind w:leftChars="200"/>
     </w:pPr>
     <w:rPr>
-      <w:rFonts w:ascii="Times New Roman" w:eastAsia="宋体" w:hAnsi="Times New Roman" w:cs="Times New Roman"/>
+      <w:rFonts w:ascii="Times New Roman" w:hAnsi="Times New Roman" w:eastAsia="宋体" w:cs="Times New Roman"/>
       <w:sz w:val="20"/>
       <w:szCs w:val="20"/>
     </w:rPr>
   </w:style>
-  <w:style w:type="paragraph" w:customStyle="1" w:styleId="WPSOffice3">
+  <w:style w:type="paragraph" w:customStyle="1" w:styleId="35">
     <w:name w:val="WPSOffice手动目录 3"/>
     <w:qFormat/>
+    <w:uiPriority w:val="0"/>
     <w:pPr>
       <w:ind w:leftChars="400"/>
     </w:pPr>
     <w:rPr>
-      <w:rFonts w:ascii="Times New Roman" w:eastAsia="宋体" w:hAnsi="Times New Roman" w:cs="Times New Roman"/>
+      <w:rFonts w:ascii="Times New Roman" w:hAnsi="Times New Roman" w:eastAsia="宋体" w:cs="Times New Roman"/>
       <w:sz w:val="20"/>
       <w:szCs w:val="20"/>
     </w:rPr>
   </w:style>
-  <w:style w:type="paragraph" w:customStyle="1" w:styleId="Compact">
+  <w:style w:type="paragraph" w:customStyle="1" w:styleId="36">
     <w:name w:val="Compact"/>
-    <w:basedOn w:val="BodyText"/>
+    <w:basedOn w:val="12"/>
     <w:qFormat/>
+    <w:uiPriority w:val="0"/>
     <w:pPr>
       <w:spacing w:before="36" w:after="36"/>
     </w:pPr>
   </w:style>
-  <w:style w:type="table" w:customStyle="1" w:styleId="Table">
+  <w:style w:type="table" w:customStyle="1" w:styleId="37">
     <w:name w:val="Table"/>
     <w:semiHidden/>
     <w:unhideWhenUsed/>
     <w:qFormat/>
+    <w:uiPriority w:val="0"/>
     <w:tblPr>
       <w:tblCellMar>
         <w:top w:w="0" w:type="dxa"/>
@@ -7728,26 +7875,28 @@
     <w:tblStylePr w:type="firstRow">
       <w:tcPr>
         <w:tcBorders>
-          <w:bottom w:val="single" w:sz="0" w:space="0" w:color="auto"/>
+          <w:bottom w:val="single" w:color="auto" w:sz="0" w:space="0"/>
         </w:tcBorders>
         <w:vAlign w:val="bottom"/>
       </w:tcPr>
     </w:tblStylePr>
   </w:style>
-  <w:style w:type="character" w:customStyle="1" w:styleId="1Char">
+  <w:style w:type="character" w:customStyle="1" w:styleId="38">
     <w:name w:val="柴_标题1 Char"/>
-    <w:link w:val="1"/>
+    <w:link w:val="28"/>
     <w:qFormat/>
+    <w:uiPriority w:val="0"/>
     <w:rPr>
-      <w:rFonts w:ascii="Arial" w:eastAsia="宋体" w:hAnsi="Arial"/>
+      <w:rFonts w:ascii="Arial" w:hAnsi="Arial" w:eastAsia="宋体"/>
       <w:sz w:val="32"/>
     </w:rPr>
   </w:style>
-  <w:style w:type="table" w:customStyle="1" w:styleId="TableNormal1">
+  <w:style w:type="table" w:customStyle="1" w:styleId="39">
     <w:name w:val="Table Normal_1"/>
     <w:semiHidden/>
     <w:unhideWhenUsed/>
     <w:qFormat/>
+    <w:uiPriority w:val="0"/>
     <w:tblPr>
       <w:tblCellMar>
         <w:top w:w="0" w:type="dxa"/>
@@ -7757,10 +7906,11 @@
       </w:tblCellMar>
     </w:tblPr>
   </w:style>
-  <w:style w:type="paragraph" w:customStyle="1" w:styleId="a3">
+  <w:style w:type="paragraph" w:customStyle="1" w:styleId="40">
     <w:name w:val="柴_正文_无缩进"/>
-    <w:basedOn w:val="Normal"/>
+    <w:basedOn w:val="1"/>
     <w:qFormat/>
+    <w:uiPriority w:val="0"/>
     <w:pPr>
       <w:ind w:firstLine="0" w:firstLineChars="0"/>
     </w:pPr>
@@ -7770,29 +7920,31 @@
       <w:lang w:eastAsia="zh-CN"/>
     </w:rPr>
   </w:style>
-  <w:style w:type="paragraph" w:customStyle="1" w:styleId="4">
+  <w:style w:type="paragraph" w:customStyle="1" w:styleId="41">
     <w:name w:val="柴_标题4"/>
-    <w:basedOn w:val="Heading4"/>
-    <w:next w:val="Normal"/>
+    <w:basedOn w:val="5"/>
+    <w:next w:val="1"/>
     <w:qFormat/>
+    <w:uiPriority w:val="0"/>
     <w:pPr>
       <w:widowControl w:val="0"/>
       <w:spacing w:before="160" w:line="360" w:lineRule="auto"/>
-      <w:ind w:left="981" w:hanging="862" w:leftChars="300"/>
+      <w:ind w:left="981" w:leftChars="300" w:hanging="862"/>
     </w:pPr>
     <w:rPr>
-      <w:rFonts w:ascii="Calibri" w:eastAsia="宋体" w:hAnsi="Calibri" w:cs="宋体" w:hint="eastAsia"/>
+      <w:rFonts w:hint="eastAsia" w:ascii="Calibri" w:hAnsi="Calibri" w:eastAsia="宋体" w:cs="宋体"/>
       <w:sz w:val="24"/>
       <w:szCs w:val="24"/>
       <w:lang w:eastAsia="zh-CN" w:bidi="zh-CN"/>
     </w:rPr>
   </w:style>
-  <w:style w:type="character" w:customStyle="1" w:styleId="Char">
+  <w:style w:type="character" w:customStyle="1" w:styleId="42">
     <w:name w:val="柴_正文 Char"/>
-    <w:link w:val="a1"/>
+    <w:link w:val="29"/>
     <w:qFormat/>
+    <w:uiPriority w:val="0"/>
     <w:rPr>
-      <w:rFonts w:ascii="Arial" w:eastAsia="宋体" w:hAnsi="Arial"/>
+      <w:rFonts w:ascii="Arial" w:hAnsi="Arial" w:eastAsia="宋体"/>
       <w:sz w:val="24"/>
       <w:lang w:eastAsia="zh-CN"/>
     </w:rPr>
